--- a/4.质量管理/1.流程制度规范类文件/040101-内部审核管理制度.docx
+++ b/4.质量管理/1.流程制度规范类文件/040101-内部审核管理制度.docx
@@ -1,10 +1,11 @@
 
 <file path=word/document.xml><?xml version="1.0" encoding="utf-8"?>
-<w:document xmlns:wpc="http://schemas.microsoft.com/office/word/2010/wordprocessingCanvas" xmlns:mc="http://schemas.openxmlformats.org/markup-compatibility/2006" xmlns:o="urn:schemas-microsoft-com:office:office" xmlns:r="http://schemas.openxmlformats.org/officeDocument/2006/relationships" xmlns:m="http://schemas.openxmlformats.org/officeDocument/2006/math" xmlns:v="urn:schemas-microsoft-com:vml" xmlns:wp14="http://schemas.microsoft.com/office/word/2010/wordprocessingDrawing" xmlns:wp="http://schemas.openxmlformats.org/drawingml/2006/wordprocessingDrawing" xmlns:w="http://schemas.openxmlformats.org/wordprocessingml/2006/main" xmlns:w14="http://schemas.microsoft.com/office/word/2010/wordml" xmlns:w10="urn:schemas-microsoft-com:office:word" xmlns:w15="http://schemas.microsoft.com/office/word/2012/wordml" xmlns:wpg="http://schemas.microsoft.com/office/word/2010/wordprocessingGroup" xmlns:wpi="http://schemas.microsoft.com/office/word/2010/wordprocessingInk" xmlns:wne="http://schemas.microsoft.com/office/word/2006/wordml" xmlns:wps="http://schemas.microsoft.com/office/word/2010/wordprocessingShape" xmlns:wpsCustomData="http://www.wps.cn/officeDocument/2013/wpsCustomData" mc:Ignorable="w14 w15 wp14">
+<w:document xmlns:wpc="http://schemas.microsoft.com/office/word/2010/wordprocessingCanvas" xmlns:mc="http://schemas.openxmlformats.org/markup-compatibility/2006" xmlns:o="urn:schemas-microsoft-com:office:office" xmlns:r="http://schemas.openxmlformats.org/officeDocument/2006/relationships" xmlns:m="http://schemas.openxmlformats.org/officeDocument/2006/math" xmlns:v="urn:schemas-microsoft-com:vml" xmlns:wp14="http://schemas.microsoft.com/office/word/2010/wordprocessingDrawing" xmlns:wp="http://schemas.openxmlformats.org/drawingml/2006/wordprocessingDrawing" xmlns:w10="urn:schemas-microsoft-com:office:word" xmlns:w="http://schemas.openxmlformats.org/wordprocessingml/2006/main" xmlns:w14="http://schemas.microsoft.com/office/word/2010/wordml" xmlns:w15="http://schemas.microsoft.com/office/word/2012/wordml" xmlns:wne="http://schemas.microsoft.com/office/word/2006/wordml" xmlns:wpg="http://schemas.microsoft.com/office/word/2010/wordprocessingGroup" xmlns:wpi="http://schemas.microsoft.com/office/word/2010/wordprocessingInk" xmlns:wps="http://schemas.microsoft.com/office/word/2010/wordprocessingShape" mc:Ignorable="w14 w15 wp14">
+  <!-- Generated by Aspose.Words for .NET 13.3.0.1 -->
   <w:body>
     <w:p>
       <w:pPr>
-        <w:pStyle w:val="31"/>
+        <w:pStyle w:val="a1"/>
         <w:keepNext w:val="0"/>
         <w:keepLines w:val="0"/>
         <w:pageBreakBefore w:val="0"/>
@@ -24,7 +25,7 @@
     </w:p>
     <w:p>
       <w:pPr>
-        <w:pStyle w:val="31"/>
+        <w:pStyle w:val="a1"/>
         <w:keepNext w:val="0"/>
         <w:keepLines w:val="0"/>
         <w:pageBreakBefore w:val="0"/>
@@ -47,7 +48,7 @@
     </w:p>
     <w:p>
       <w:pPr>
-        <w:pStyle w:val="32"/>
+        <w:pStyle w:val="a2"/>
         <w:keepNext w:val="0"/>
         <w:keepLines w:val="0"/>
         <w:pageBreakBefore w:val="0"/>
@@ -65,11 +66,11 @@
       </w:pPr>
       <w:bookmarkStart w:id="1" w:name="_Toc18576"/>
       <w:r>
-        <w:t>甘肃国邦信息科技有限公司</w:t>
+        <w:t>中达丰集团有限公司</w:t>
       </w:r>
       <w:bookmarkEnd w:id="1"/>
-      <w:bookmarkStart w:id="27" w:name="_GoBack"/>
-      <w:bookmarkEnd w:id="27"/>
+      <w:bookmarkStart w:id="2" w:name="_GoBack"/>
+      <w:bookmarkEnd w:id="2"/>
     </w:p>
     <w:p>
       <w:pPr>
@@ -90,19 +91,19 @@
         <w:ind w:left="2925"/>
         <w:textAlignment w:val="baseline"/>
         <w:rPr>
-          <w:rFonts w:ascii="宋体" w:hAnsi="宋体" w:eastAsia="宋体" w:cs="宋体"/>
+          <w:rFonts w:ascii="宋体" w:eastAsia="宋体" w:hAnsi="宋体" w:cs="宋体"/>
           <w:sz w:val="36"/>
           <w:szCs w:val="36"/>
         </w:rPr>
       </w:pPr>
       <w:r>
         <w:rPr>
-          <w:rFonts w:ascii="宋体" w:hAnsi="宋体" w:eastAsia="宋体" w:cs="宋体"/>
+          <w:rFonts w:ascii="宋体" w:eastAsia="宋体" w:hAnsi="宋体" w:cs="宋体"/>
           <w:spacing w:val="-11"/>
           <w:sz w:val="36"/>
           <w:szCs w:val="36"/>
         </w:rPr>
-        <w:t>2025年1月4日</w:t>
+        <w:t>2025年7月4日</w:t>
       </w:r>
     </w:p>
     <w:p>
@@ -123,14 +124,14 @@
         <w:spacing w:line="220" w:lineRule="auto"/>
         <w:textAlignment w:val="baseline"/>
         <w:rPr>
-          <w:rFonts w:ascii="宋体" w:hAnsi="宋体" w:eastAsia="宋体" w:cs="宋体"/>
+          <w:rFonts w:ascii="宋体" w:eastAsia="宋体" w:hAnsi="宋体" w:cs="宋体"/>
           <w:sz w:val="36"/>
           <w:szCs w:val="36"/>
         </w:rPr>
         <w:sectPr>
           <w:pgSz w:w="11906" w:h="16839"/>
           <w:pgMar w:top="1431" w:right="1785" w:bottom="0" w:left="1785" w:header="0" w:footer="0" w:gutter="0"/>
-          <w:cols w:space="720" w:num="1"/>
+          <w:cols w:num="1" w:space="720"/>
         </w:sectPr>
       </w:pPr>
     </w:p>
@@ -154,35 +155,35 @@
         <w:textAlignment w:val="baseline"/>
         <w:outlineLvl w:val="0"/>
         <w:rPr>
-          <w:rFonts w:ascii="宋体" w:hAnsi="宋体" w:eastAsia="宋体" w:cs="宋体"/>
+          <w:rFonts w:ascii="宋体" w:eastAsia="宋体" w:hAnsi="宋体" w:cs="宋体"/>
           <w:sz w:val="28"/>
           <w:szCs w:val="28"/>
         </w:rPr>
       </w:pPr>
-      <w:bookmarkStart w:id="2" w:name="_Toc26349"/>
+      <w:bookmarkStart w:id="3" w:name="_Toc26349"/>
       <w:r>
         <w:rPr>
-          <w:rFonts w:ascii="宋体" w:hAnsi="宋体" w:eastAsia="宋体" w:cs="宋体"/>
+          <w:rFonts w:ascii="宋体" w:eastAsia="宋体" w:hAnsi="宋体" w:cs="宋体"/>
           <w:spacing w:val="-3"/>
           <w:sz w:val="28"/>
           <w:szCs w:val="28"/>
         </w:rPr>
         <w:t>文档信息</w:t>
       </w:r>
-      <w:bookmarkEnd w:id="2"/>
+      <w:bookmarkEnd w:id="3"/>
     </w:p>
     <w:tbl>
       <w:tblPr>
-        <w:tblStyle w:val="24"/>
+        <w:tblStyle w:val="TableNormal0"/>
         <w:tblW w:w="9145" w:type="dxa"/>
         <w:tblInd w:w="5" w:type="dxa"/>
         <w:tblBorders>
-          <w:top w:val="single" w:color="000000" w:sz="4" w:space="0"/>
-          <w:left w:val="single" w:color="000000" w:sz="4" w:space="0"/>
-          <w:bottom w:val="single" w:color="000000" w:sz="4" w:space="0"/>
-          <w:right w:val="single" w:color="000000" w:sz="4" w:space="0"/>
-          <w:insideH w:val="single" w:color="000000" w:sz="4" w:space="0"/>
-          <w:insideV w:val="single" w:color="000000" w:sz="4" w:space="0"/>
+          <w:top w:val="single" w:sz="4" w:space="0" w:color="000000"/>
+          <w:left w:val="single" w:sz="4" w:space="0" w:color="000000"/>
+          <w:bottom w:val="single" w:sz="4" w:space="0" w:color="000000"/>
+          <w:right w:val="single" w:sz="4" w:space="0" w:color="000000"/>
+          <w:insideH w:val="single" w:sz="4" w:space="0" w:color="000000"/>
+          <w:insideV w:val="single" w:sz="4" w:space="0" w:color="000000"/>
         </w:tblBorders>
         <w:tblLayout w:type="fixed"/>
         <w:tblCellMar>
@@ -201,14 +202,17 @@
       </w:tblGrid>
       <w:tr>
         <w:tblPrEx>
+          <w:tblW w:w="9145" w:type="dxa"/>
+          <w:tblInd w:w="5" w:type="dxa"/>
           <w:tblBorders>
-            <w:top w:val="single" w:color="000000" w:sz="4" w:space="0"/>
-            <w:left w:val="single" w:color="000000" w:sz="4" w:space="0"/>
-            <w:bottom w:val="single" w:color="000000" w:sz="4" w:space="0"/>
-            <w:right w:val="single" w:color="000000" w:sz="4" w:space="0"/>
-            <w:insideH w:val="single" w:color="000000" w:sz="4" w:space="0"/>
-            <w:insideV w:val="single" w:color="000000" w:sz="4" w:space="0"/>
+            <w:top w:val="single" w:sz="4" w:space="0" w:color="000000"/>
+            <w:left w:val="single" w:sz="4" w:space="0" w:color="000000"/>
+            <w:bottom w:val="single" w:sz="4" w:space="0" w:color="000000"/>
+            <w:right w:val="single" w:sz="4" w:space="0" w:color="000000"/>
+            <w:insideH w:val="single" w:sz="4" w:space="0" w:color="000000"/>
+            <w:insideV w:val="single" w:sz="4" w:space="0" w:color="000000"/>
           </w:tblBorders>
+          <w:tblLayout w:type="fixed"/>
           <w:tblCellMar>
             <w:top w:w="0" w:type="dxa"/>
             <w:left w:w="0" w:type="dxa"/>
@@ -217,7 +221,7 @@
           </w:tblCellMar>
         </w:tblPrEx>
         <w:trPr>
-          <w:trHeight w:val="611" w:hRule="atLeast"/>
+          <w:trHeight w:val="611"/>
         </w:trPr>
         <w:tc>
           <w:tcPr>
@@ -242,14 +246,14 @@
               <w:ind w:left="112"/>
               <w:textAlignment w:val="baseline"/>
               <w:rPr>
-                <w:rFonts w:ascii="宋体" w:hAnsi="宋体" w:eastAsia="宋体" w:cs="宋体"/>
+                <w:rFonts w:ascii="宋体" w:eastAsia="宋体" w:hAnsi="宋体" w:cs="宋体"/>
                 <w:sz w:val="21"/>
                 <w:szCs w:val="21"/>
               </w:rPr>
             </w:pPr>
             <w:r>
               <w:rPr>
-                <w:rFonts w:ascii="宋体" w:hAnsi="宋体" w:eastAsia="宋体" w:cs="宋体"/>
+                <w:rFonts w:ascii="宋体" w:eastAsia="宋体" w:hAnsi="宋体" w:cs="宋体"/>
                 <w:spacing w:val="-2"/>
                 <w:sz w:val="21"/>
                 <w:szCs w:val="21"/>
@@ -282,33 +286,28 @@
               <w:ind w:left="133"/>
               <w:textAlignment w:val="baseline"/>
               <w:rPr>
-                <w:rFonts w:ascii="宋体" w:hAnsi="宋体" w:eastAsia="宋体" w:cs="宋体"/>
+                <w:rFonts w:ascii="宋体" w:eastAsia="宋体" w:hAnsi="宋体" w:cs="宋体"/>
                 <w:sz w:val="21"/>
                 <w:szCs w:val="21"/>
               </w:rPr>
             </w:pPr>
             <w:r>
               <w:rPr>
-                <w:rFonts w:ascii="宋体" w:hAnsi="宋体" w:eastAsia="宋体" w:cs="宋体"/>
+                <w:rFonts w:ascii="宋体" w:eastAsia="宋体" w:hAnsi="宋体" w:cs="宋体"/>
                 <w:spacing w:val="-2"/>
                 <w:sz w:val="21"/>
                 <w:szCs w:val="21"/>
               </w:rPr>
-              <w:t>内部审核管理制度（GSGB-ITSS-NBSHGL）</w:t>
+              <w:t>内部审核管理制度（ZDFJT-ITSS-NBSHGL）</w:t>
             </w:r>
           </w:p>
         </w:tc>
       </w:tr>
       <w:tr>
         <w:tblPrEx>
-          <w:tblBorders>
-            <w:top w:val="single" w:color="000000" w:sz="4" w:space="0"/>
-            <w:left w:val="single" w:color="000000" w:sz="4" w:space="0"/>
-            <w:bottom w:val="single" w:color="000000" w:sz="4" w:space="0"/>
-            <w:right w:val="single" w:color="000000" w:sz="4" w:space="0"/>
-            <w:insideH w:val="single" w:color="000000" w:sz="4" w:space="0"/>
-            <w:insideV w:val="single" w:color="000000" w:sz="4" w:space="0"/>
-          </w:tblBorders>
+          <w:tblW w:w="9145" w:type="dxa"/>
+          <w:tblInd w:w="5" w:type="dxa"/>
+          <w:tblLayout w:type="fixed"/>
           <w:tblCellMar>
             <w:top w:w="0" w:type="dxa"/>
             <w:left w:w="0" w:type="dxa"/>
@@ -317,7 +316,7 @@
           </w:tblCellMar>
         </w:tblPrEx>
         <w:trPr>
-          <w:trHeight w:val="607" w:hRule="atLeast"/>
+          <w:trHeight w:val="607"/>
         </w:trPr>
         <w:tc>
           <w:tcPr>
@@ -342,14 +341,14 @@
               <w:ind w:left="112"/>
               <w:textAlignment w:val="baseline"/>
               <w:rPr>
-                <w:rFonts w:ascii="宋体" w:hAnsi="宋体" w:eastAsia="宋体" w:cs="宋体"/>
+                <w:rFonts w:ascii="宋体" w:eastAsia="宋体" w:hAnsi="宋体" w:cs="宋体"/>
                 <w:sz w:val="21"/>
                 <w:szCs w:val="21"/>
               </w:rPr>
             </w:pPr>
             <w:r>
               <w:rPr>
-                <w:rFonts w:ascii="宋体" w:hAnsi="宋体" w:eastAsia="宋体" w:cs="宋体"/>
+                <w:rFonts w:ascii="宋体" w:eastAsia="宋体" w:hAnsi="宋体" w:cs="宋体"/>
                 <w:spacing w:val="-2"/>
                 <w:sz w:val="21"/>
                 <w:szCs w:val="21"/>
@@ -382,33 +381,28 @@
               <w:ind w:left="108"/>
               <w:textAlignment w:val="baseline"/>
               <w:rPr>
-                <w:rFonts w:ascii="宋体" w:hAnsi="宋体" w:eastAsia="宋体" w:cs="宋体"/>
+                <w:rFonts w:ascii="宋体" w:eastAsia="宋体" w:hAnsi="宋体" w:cs="宋体"/>
                 <w:sz w:val="21"/>
                 <w:szCs w:val="21"/>
               </w:rPr>
             </w:pPr>
             <w:r>
               <w:rPr>
-                <w:rFonts w:ascii="宋体" w:hAnsi="宋体" w:eastAsia="宋体" w:cs="宋体"/>
+                <w:rFonts w:ascii="宋体" w:eastAsia="宋体" w:hAnsi="宋体" w:cs="宋体"/>
                 <w:spacing w:val="-1"/>
                 <w:sz w:val="21"/>
                 <w:szCs w:val="21"/>
               </w:rPr>
-              <w:t>甘肃国邦信息科技有限公司</w:t>
+              <w:t>中达丰集团有限公司</w:t>
             </w:r>
           </w:p>
         </w:tc>
       </w:tr>
       <w:tr>
         <w:tblPrEx>
-          <w:tblBorders>
-            <w:top w:val="single" w:color="000000" w:sz="4" w:space="0"/>
-            <w:left w:val="single" w:color="000000" w:sz="4" w:space="0"/>
-            <w:bottom w:val="single" w:color="000000" w:sz="4" w:space="0"/>
-            <w:right w:val="single" w:color="000000" w:sz="4" w:space="0"/>
-            <w:insideH w:val="single" w:color="000000" w:sz="4" w:space="0"/>
-            <w:insideV w:val="single" w:color="000000" w:sz="4" w:space="0"/>
-          </w:tblBorders>
+          <w:tblW w:w="9145" w:type="dxa"/>
+          <w:tblInd w:w="5" w:type="dxa"/>
+          <w:tblLayout w:type="fixed"/>
           <w:tblCellMar>
             <w:top w:w="0" w:type="dxa"/>
             <w:left w:w="0" w:type="dxa"/>
@@ -417,7 +411,7 @@
           </w:tblCellMar>
         </w:tblPrEx>
         <w:trPr>
-          <w:trHeight w:val="607" w:hRule="atLeast"/>
+          <w:trHeight w:val="607"/>
         </w:trPr>
         <w:tc>
           <w:tcPr>
@@ -442,14 +436,14 @@
               <w:ind w:left="112"/>
               <w:textAlignment w:val="baseline"/>
               <w:rPr>
-                <w:rFonts w:ascii="宋体" w:hAnsi="宋体" w:eastAsia="宋体" w:cs="宋体"/>
+                <w:rFonts w:ascii="宋体" w:eastAsia="宋体" w:hAnsi="宋体" w:cs="宋体"/>
                 <w:sz w:val="21"/>
                 <w:szCs w:val="21"/>
               </w:rPr>
             </w:pPr>
             <w:r>
               <w:rPr>
-                <w:rFonts w:ascii="宋体" w:hAnsi="宋体" w:eastAsia="宋体" w:cs="宋体"/>
+                <w:rFonts w:ascii="宋体" w:eastAsia="宋体" w:hAnsi="宋体" w:cs="宋体"/>
                 <w:spacing w:val="-2"/>
                 <w:sz w:val="21"/>
                 <w:szCs w:val="21"/>
@@ -482,14 +476,14 @@
               <w:ind w:left="107"/>
               <w:textAlignment w:val="baseline"/>
               <w:rPr>
-                <w:rFonts w:ascii="宋体" w:hAnsi="宋体" w:eastAsia="宋体" w:cs="宋体"/>
+                <w:rFonts w:ascii="宋体" w:eastAsia="宋体" w:hAnsi="宋体" w:cs="宋体"/>
                 <w:sz w:val="21"/>
                 <w:szCs w:val="21"/>
               </w:rPr>
             </w:pPr>
             <w:r>
               <w:rPr>
-                <w:rFonts w:ascii="宋体" w:hAnsi="宋体" w:eastAsia="宋体" w:cs="宋体"/>
+                <w:rFonts w:ascii="宋体" w:eastAsia="宋体" w:hAnsi="宋体" w:cs="宋体"/>
                 <w:spacing w:val="-2"/>
                 <w:sz w:val="21"/>
                 <w:szCs w:val="21"/>
@@ -501,14 +495,9 @@
       </w:tr>
       <w:tr>
         <w:tblPrEx>
-          <w:tblBorders>
-            <w:top w:val="single" w:color="000000" w:sz="4" w:space="0"/>
-            <w:left w:val="single" w:color="000000" w:sz="4" w:space="0"/>
-            <w:bottom w:val="single" w:color="000000" w:sz="4" w:space="0"/>
-            <w:right w:val="single" w:color="000000" w:sz="4" w:space="0"/>
-            <w:insideH w:val="single" w:color="000000" w:sz="4" w:space="0"/>
-            <w:insideV w:val="single" w:color="000000" w:sz="4" w:space="0"/>
-          </w:tblBorders>
+          <w:tblW w:w="9145" w:type="dxa"/>
+          <w:tblInd w:w="5" w:type="dxa"/>
+          <w:tblLayout w:type="fixed"/>
           <w:tblCellMar>
             <w:top w:w="0" w:type="dxa"/>
             <w:left w:w="0" w:type="dxa"/>
@@ -517,7 +506,7 @@
           </w:tblCellMar>
         </w:tblPrEx>
         <w:trPr>
-          <w:trHeight w:val="607" w:hRule="atLeast"/>
+          <w:trHeight w:val="607"/>
         </w:trPr>
         <w:tc>
           <w:tcPr>
@@ -542,14 +531,14 @@
               <w:ind w:left="364"/>
               <w:textAlignment w:val="baseline"/>
               <w:rPr>
-                <w:rFonts w:ascii="宋体" w:hAnsi="宋体" w:eastAsia="宋体" w:cs="宋体"/>
+                <w:rFonts w:ascii="宋体" w:eastAsia="宋体" w:hAnsi="宋体" w:cs="宋体"/>
                 <w:sz w:val="21"/>
                 <w:szCs w:val="21"/>
               </w:rPr>
             </w:pPr>
             <w:r>
               <w:rPr>
-                <w:rFonts w:ascii="宋体" w:hAnsi="宋体" w:eastAsia="宋体" w:cs="宋体"/>
+                <w:rFonts w:ascii="宋体" w:eastAsia="宋体" w:hAnsi="宋体" w:cs="宋体"/>
                 <w:spacing w:val="-2"/>
                 <w:sz w:val="21"/>
                 <w:szCs w:val="21"/>
@@ -581,14 +570,14 @@
               <w:ind w:left="430"/>
               <w:textAlignment w:val="baseline"/>
               <w:rPr>
-                <w:rFonts w:ascii="宋体" w:hAnsi="宋体" w:eastAsia="宋体" w:cs="宋体"/>
+                <w:rFonts w:ascii="宋体" w:eastAsia="宋体" w:hAnsi="宋体" w:cs="宋体"/>
                 <w:sz w:val="21"/>
                 <w:szCs w:val="21"/>
               </w:rPr>
             </w:pPr>
             <w:r>
               <w:rPr>
-                <w:rFonts w:ascii="宋体" w:hAnsi="宋体" w:eastAsia="宋体" w:cs="宋体"/>
+                <w:rFonts w:ascii="宋体" w:eastAsia="宋体" w:hAnsi="宋体" w:cs="宋体"/>
                 <w:spacing w:val="-2"/>
                 <w:sz w:val="21"/>
                 <w:szCs w:val="21"/>
@@ -620,14 +609,14 @@
               <w:ind w:left="754"/>
               <w:textAlignment w:val="baseline"/>
               <w:rPr>
-                <w:rFonts w:ascii="宋体" w:hAnsi="宋体" w:eastAsia="宋体" w:cs="宋体"/>
+                <w:rFonts w:ascii="宋体" w:eastAsia="宋体" w:hAnsi="宋体" w:cs="宋体"/>
                 <w:sz w:val="21"/>
                 <w:szCs w:val="21"/>
               </w:rPr>
             </w:pPr>
             <w:r>
               <w:rPr>
-                <w:rFonts w:ascii="宋体" w:hAnsi="宋体" w:eastAsia="宋体" w:cs="宋体"/>
+                <w:rFonts w:ascii="宋体" w:eastAsia="宋体" w:hAnsi="宋体" w:cs="宋体"/>
                 <w:spacing w:val="-2"/>
                 <w:sz w:val="21"/>
                 <w:szCs w:val="21"/>
@@ -659,14 +648,14 @@
               <w:ind w:left="787"/>
               <w:textAlignment w:val="baseline"/>
               <w:rPr>
-                <w:rFonts w:ascii="宋体" w:hAnsi="宋体" w:eastAsia="宋体" w:cs="宋体"/>
+                <w:rFonts w:ascii="宋体" w:eastAsia="宋体" w:hAnsi="宋体" w:cs="宋体"/>
                 <w:sz w:val="21"/>
                 <w:szCs w:val="21"/>
               </w:rPr>
             </w:pPr>
             <w:r>
               <w:rPr>
-                <w:rFonts w:ascii="宋体" w:hAnsi="宋体" w:eastAsia="宋体" w:cs="宋体"/>
+                <w:rFonts w:ascii="宋体" w:eastAsia="宋体" w:hAnsi="宋体" w:cs="宋体"/>
                 <w:spacing w:val="-3"/>
                 <w:sz w:val="21"/>
                 <w:szCs w:val="21"/>
@@ -698,14 +687,14 @@
               <w:ind w:left="586"/>
               <w:textAlignment w:val="baseline"/>
               <w:rPr>
-                <w:rFonts w:ascii="宋体" w:hAnsi="宋体" w:eastAsia="宋体" w:cs="宋体"/>
+                <w:rFonts w:ascii="宋体" w:eastAsia="宋体" w:hAnsi="宋体" w:cs="宋体"/>
                 <w:sz w:val="21"/>
                 <w:szCs w:val="21"/>
               </w:rPr>
             </w:pPr>
             <w:r>
               <w:rPr>
-                <w:rFonts w:ascii="宋体" w:hAnsi="宋体" w:eastAsia="宋体" w:cs="宋体"/>
+                <w:rFonts w:ascii="宋体" w:eastAsia="宋体" w:hAnsi="宋体" w:cs="宋体"/>
                 <w:spacing w:val="-5"/>
                 <w:sz w:val="21"/>
                 <w:szCs w:val="21"/>
@@ -717,14 +706,9 @@
       </w:tr>
       <w:tr>
         <w:tblPrEx>
-          <w:tblBorders>
-            <w:top w:val="single" w:color="000000" w:sz="4" w:space="0"/>
-            <w:left w:val="single" w:color="000000" w:sz="4" w:space="0"/>
-            <w:bottom w:val="single" w:color="000000" w:sz="4" w:space="0"/>
-            <w:right w:val="single" w:color="000000" w:sz="4" w:space="0"/>
-            <w:insideH w:val="single" w:color="000000" w:sz="4" w:space="0"/>
-            <w:insideV w:val="single" w:color="000000" w:sz="4" w:space="0"/>
-          </w:tblBorders>
+          <w:tblW w:w="9145" w:type="dxa"/>
+          <w:tblInd w:w="5" w:type="dxa"/>
+          <w:tblLayout w:type="fixed"/>
           <w:tblCellMar>
             <w:top w:w="0" w:type="dxa"/>
             <w:left w:w="0" w:type="dxa"/>
@@ -733,7 +717,7 @@
           </w:tblCellMar>
         </w:tblPrEx>
         <w:trPr>
-          <w:trHeight w:val="474" w:hRule="atLeast"/>
+          <w:trHeight w:val="474"/>
         </w:trPr>
         <w:tc>
           <w:tcPr>
@@ -758,14 +742,14 @@
               <w:ind w:left="568"/>
               <w:textAlignment w:val="baseline"/>
               <w:rPr>
-                <w:rFonts w:ascii="宋体" w:hAnsi="宋体" w:eastAsia="宋体" w:cs="宋体"/>
+                <w:rFonts w:ascii="宋体" w:eastAsia="宋体" w:hAnsi="宋体" w:cs="宋体"/>
                 <w:sz w:val="21"/>
                 <w:szCs w:val="21"/>
               </w:rPr>
             </w:pPr>
             <w:r>
               <w:rPr>
-                <w:rFonts w:ascii="宋体" w:hAnsi="宋体" w:eastAsia="宋体" w:cs="宋体"/>
+                <w:rFonts w:ascii="宋体" w:eastAsia="宋体" w:hAnsi="宋体" w:cs="宋体"/>
                 <w:spacing w:val="-1"/>
                 <w:sz w:val="21"/>
                 <w:szCs w:val="21"/>
@@ -797,19 +781,19 @@
               <w:ind w:left="431"/>
               <w:textAlignment w:val="baseline"/>
               <w:rPr>
-                <w:rFonts w:ascii="宋体" w:hAnsi="宋体" w:eastAsia="宋体" w:cs="宋体"/>
+                <w:rFonts w:ascii="宋体" w:eastAsia="宋体" w:hAnsi="宋体" w:cs="宋体"/>
                 <w:sz w:val="21"/>
                 <w:szCs w:val="21"/>
               </w:rPr>
             </w:pPr>
             <w:r>
               <w:rPr>
-                <w:rFonts w:ascii="宋体" w:hAnsi="宋体" w:eastAsia="宋体" w:cs="宋体"/>
+                <w:rFonts w:ascii="宋体" w:eastAsia="宋体" w:hAnsi="宋体" w:cs="宋体"/>
                 <w:spacing w:val="-2"/>
                 <w:sz w:val="21"/>
                 <w:szCs w:val="21"/>
               </w:rPr>
-              <w:t>2025-1-4</w:t>
+              <w:t>2025-7-4</w:t>
             </w:r>
           </w:p>
         </w:tc>
@@ -836,14 +820,14 @@
               <w:ind w:left="757"/>
               <w:textAlignment w:val="baseline"/>
               <w:rPr>
-                <w:rFonts w:ascii="宋体" w:hAnsi="宋体" w:eastAsia="宋体" w:cs="宋体"/>
+                <w:rFonts w:ascii="宋体" w:eastAsia="宋体" w:hAnsi="宋体" w:cs="宋体"/>
                 <w:sz w:val="21"/>
                 <w:szCs w:val="21"/>
               </w:rPr>
             </w:pPr>
             <w:r>
               <w:rPr>
-                <w:rFonts w:ascii="宋体" w:hAnsi="宋体" w:eastAsia="宋体" w:cs="宋体"/>
+                <w:rFonts w:ascii="宋体" w:eastAsia="宋体" w:hAnsi="宋体" w:cs="宋体"/>
                 <w:spacing w:val="-3"/>
                 <w:sz w:val="21"/>
                 <w:szCs w:val="21"/>
@@ -875,7 +859,7 @@
               <w:ind w:left="682"/>
               <w:textAlignment w:val="baseline"/>
               <w:rPr>
-                <w:rFonts w:hint="eastAsia" w:ascii="宋体" w:hAnsi="宋体" w:eastAsia="宋体" w:cs="宋体"/>
+                <w:rFonts w:ascii="宋体" w:eastAsia="宋体" w:hAnsi="宋体" w:cs="宋体" w:hint="eastAsia"/>
                 <w:sz w:val="21"/>
                 <w:szCs w:val="21"/>
                 <w:lang w:val="en-US" w:eastAsia="zh-CN"/>
@@ -883,12 +867,12 @@
             </w:pPr>
             <w:r>
               <w:rPr>
-                <w:rFonts w:hint="eastAsia" w:ascii="宋体" w:hAnsi="宋体" w:eastAsia="宋体" w:cs="宋体"/>
+                <w:rFonts w:ascii="宋体" w:eastAsia="宋体" w:hAnsi="宋体" w:cs="宋体" w:hint="eastAsia"/>
                 <w:sz w:val="21"/>
                 <w:szCs w:val="21"/>
                 <w:lang w:val="en-US" w:eastAsia="zh-CN"/>
               </w:rPr>
-              <w:t>金文莉</w:t>
+              <w:t>李平</w:t>
             </w:r>
           </w:p>
         </w:tc>
@@ -915,7 +899,7 @@
               <w:ind w:left="481"/>
               <w:textAlignment w:val="baseline"/>
               <w:rPr>
-                <w:rFonts w:hint="default" w:ascii="宋体" w:hAnsi="宋体" w:eastAsia="宋体" w:cs="宋体"/>
+                <w:rFonts w:ascii="宋体" w:eastAsia="宋体" w:hAnsi="宋体" w:cs="宋体" w:hint="default"/>
                 <w:sz w:val="21"/>
                 <w:szCs w:val="21"/>
                 <w:lang w:val="en-US" w:eastAsia="zh-CN"/>
@@ -923,26 +907,21 @@
             </w:pPr>
             <w:r>
               <w:rPr>
-                <w:rFonts w:hint="eastAsia" w:ascii="宋体" w:hAnsi="宋体" w:eastAsia="宋体" w:cs="宋体"/>
+                <w:rFonts w:ascii="宋体" w:eastAsia="宋体" w:hAnsi="宋体" w:cs="宋体" w:hint="eastAsia"/>
                 <w:sz w:val="21"/>
                 <w:szCs w:val="21"/>
                 <w:lang w:val="en-US" w:eastAsia="zh-CN"/>
               </w:rPr>
-              <w:t>黄益溪</w:t>
+              <w:t>吴向阳</w:t>
             </w:r>
           </w:p>
         </w:tc>
       </w:tr>
       <w:tr>
         <w:tblPrEx>
-          <w:tblBorders>
-            <w:top w:val="single" w:color="000000" w:sz="4" w:space="0"/>
-            <w:left w:val="single" w:color="000000" w:sz="4" w:space="0"/>
-            <w:bottom w:val="single" w:color="000000" w:sz="4" w:space="0"/>
-            <w:right w:val="single" w:color="000000" w:sz="4" w:space="0"/>
-            <w:insideH w:val="single" w:color="000000" w:sz="4" w:space="0"/>
-            <w:insideV w:val="single" w:color="000000" w:sz="4" w:space="0"/>
-          </w:tblBorders>
+          <w:tblW w:w="9145" w:type="dxa"/>
+          <w:tblInd w:w="5" w:type="dxa"/>
+          <w:tblLayout w:type="fixed"/>
           <w:tblCellMar>
             <w:top w:w="0" w:type="dxa"/>
             <w:left w:w="0" w:type="dxa"/>
@@ -951,7 +930,7 @@
           </w:tblCellMar>
         </w:tblPrEx>
         <w:trPr>
-          <w:trHeight w:val="474" w:hRule="atLeast"/>
+          <w:trHeight w:val="474"/>
         </w:trPr>
         <w:tc>
           <w:tcPr>
@@ -959,7 +938,7 @@
           </w:tcPr>
           <w:p>
             <w:pPr>
-              <w:pStyle w:val="25"/>
+              <w:pStyle w:val="TableText"/>
               <w:keepNext w:val="0"/>
               <w:keepLines w:val="0"/>
               <w:pageBreakBefore w:val="0"/>
@@ -983,7 +962,7 @@
           </w:tcPr>
           <w:p>
             <w:pPr>
-              <w:pStyle w:val="25"/>
+              <w:pStyle w:val="TableText"/>
               <w:keepNext w:val="0"/>
               <w:keepLines w:val="0"/>
               <w:pageBreakBefore w:val="0"/>
@@ -1007,7 +986,7 @@
           </w:tcPr>
           <w:p>
             <w:pPr>
-              <w:pStyle w:val="25"/>
+              <w:pStyle w:val="TableText"/>
               <w:keepNext w:val="0"/>
               <w:keepLines w:val="0"/>
               <w:pageBreakBefore w:val="0"/>
@@ -1031,7 +1010,7 @@
           </w:tcPr>
           <w:p>
             <w:pPr>
-              <w:pStyle w:val="25"/>
+              <w:pStyle w:val="TableText"/>
               <w:keepNext w:val="0"/>
               <w:keepLines w:val="0"/>
               <w:pageBreakBefore w:val="0"/>
@@ -1055,7 +1034,7 @@
           </w:tcPr>
           <w:p>
             <w:pPr>
-              <w:pStyle w:val="25"/>
+              <w:pStyle w:val="TableText"/>
               <w:keepNext w:val="0"/>
               <w:keepLines w:val="0"/>
               <w:pageBreakBefore w:val="0"/>
@@ -1076,14 +1055,9 @@
       </w:tr>
       <w:tr>
         <w:tblPrEx>
-          <w:tblBorders>
-            <w:top w:val="single" w:color="000000" w:sz="4" w:space="0"/>
-            <w:left w:val="single" w:color="000000" w:sz="4" w:space="0"/>
-            <w:bottom w:val="single" w:color="000000" w:sz="4" w:space="0"/>
-            <w:right w:val="single" w:color="000000" w:sz="4" w:space="0"/>
-            <w:insideH w:val="single" w:color="000000" w:sz="4" w:space="0"/>
-            <w:insideV w:val="single" w:color="000000" w:sz="4" w:space="0"/>
-          </w:tblBorders>
+          <w:tblW w:w="9145" w:type="dxa"/>
+          <w:tblInd w:w="5" w:type="dxa"/>
+          <w:tblLayout w:type="fixed"/>
           <w:tblCellMar>
             <w:top w:w="0" w:type="dxa"/>
             <w:left w:w="0" w:type="dxa"/>
@@ -1092,7 +1066,7 @@
           </w:tblCellMar>
         </w:tblPrEx>
         <w:trPr>
-          <w:trHeight w:val="474" w:hRule="atLeast"/>
+          <w:trHeight w:val="474"/>
         </w:trPr>
         <w:tc>
           <w:tcPr>
@@ -1100,7 +1074,7 @@
           </w:tcPr>
           <w:p>
             <w:pPr>
-              <w:pStyle w:val="25"/>
+              <w:pStyle w:val="TableText"/>
               <w:keepNext w:val="0"/>
               <w:keepLines w:val="0"/>
               <w:pageBreakBefore w:val="0"/>
@@ -1124,7 +1098,7 @@
           </w:tcPr>
           <w:p>
             <w:pPr>
-              <w:pStyle w:val="25"/>
+              <w:pStyle w:val="TableText"/>
               <w:keepNext w:val="0"/>
               <w:keepLines w:val="0"/>
               <w:pageBreakBefore w:val="0"/>
@@ -1148,7 +1122,7 @@
           </w:tcPr>
           <w:p>
             <w:pPr>
-              <w:pStyle w:val="25"/>
+              <w:pStyle w:val="TableText"/>
               <w:keepNext w:val="0"/>
               <w:keepLines w:val="0"/>
               <w:pageBreakBefore w:val="0"/>
@@ -1172,7 +1146,7 @@
           </w:tcPr>
           <w:p>
             <w:pPr>
-              <w:pStyle w:val="25"/>
+              <w:pStyle w:val="TableText"/>
               <w:keepNext w:val="0"/>
               <w:keepLines w:val="0"/>
               <w:pageBreakBefore w:val="0"/>
@@ -1196,7 +1170,7 @@
           </w:tcPr>
           <w:p>
             <w:pPr>
-              <w:pStyle w:val="25"/>
+              <w:pStyle w:val="TableText"/>
               <w:keepNext w:val="0"/>
               <w:keepLines w:val="0"/>
               <w:pageBreakBefore w:val="0"/>
@@ -1217,14 +1191,9 @@
       </w:tr>
       <w:tr>
         <w:tblPrEx>
-          <w:tblBorders>
-            <w:top w:val="single" w:color="000000" w:sz="4" w:space="0"/>
-            <w:left w:val="single" w:color="000000" w:sz="4" w:space="0"/>
-            <w:bottom w:val="single" w:color="000000" w:sz="4" w:space="0"/>
-            <w:right w:val="single" w:color="000000" w:sz="4" w:space="0"/>
-            <w:insideH w:val="single" w:color="000000" w:sz="4" w:space="0"/>
-            <w:insideV w:val="single" w:color="000000" w:sz="4" w:space="0"/>
-          </w:tblBorders>
+          <w:tblW w:w="9145" w:type="dxa"/>
+          <w:tblInd w:w="5" w:type="dxa"/>
+          <w:tblLayout w:type="fixed"/>
           <w:tblCellMar>
             <w:top w:w="0" w:type="dxa"/>
             <w:left w:w="0" w:type="dxa"/>
@@ -1233,7 +1202,7 @@
           </w:tblCellMar>
         </w:tblPrEx>
         <w:trPr>
-          <w:trHeight w:val="474" w:hRule="atLeast"/>
+          <w:trHeight w:val="474"/>
         </w:trPr>
         <w:tc>
           <w:tcPr>
@@ -1241,7 +1210,7 @@
           </w:tcPr>
           <w:p>
             <w:pPr>
-              <w:pStyle w:val="25"/>
+              <w:pStyle w:val="TableText"/>
               <w:keepNext w:val="0"/>
               <w:keepLines w:val="0"/>
               <w:pageBreakBefore w:val="0"/>
@@ -1265,7 +1234,7 @@
           </w:tcPr>
           <w:p>
             <w:pPr>
-              <w:pStyle w:val="25"/>
+              <w:pStyle w:val="TableText"/>
               <w:keepNext w:val="0"/>
               <w:keepLines w:val="0"/>
               <w:pageBreakBefore w:val="0"/>
@@ -1289,7 +1258,7 @@
           </w:tcPr>
           <w:p>
             <w:pPr>
-              <w:pStyle w:val="25"/>
+              <w:pStyle w:val="TableText"/>
               <w:keepNext w:val="0"/>
               <w:keepLines w:val="0"/>
               <w:pageBreakBefore w:val="0"/>
@@ -1313,7 +1282,7 @@
           </w:tcPr>
           <w:p>
             <w:pPr>
-              <w:pStyle w:val="25"/>
+              <w:pStyle w:val="TableText"/>
               <w:keepNext w:val="0"/>
               <w:keepLines w:val="0"/>
               <w:pageBreakBefore w:val="0"/>
@@ -1337,7 +1306,7 @@
           </w:tcPr>
           <w:p>
             <w:pPr>
-              <w:pStyle w:val="25"/>
+              <w:pStyle w:val="TableText"/>
               <w:keepNext w:val="0"/>
               <w:keepLines w:val="0"/>
               <w:pageBreakBefore w:val="0"/>
@@ -1358,14 +1327,9 @@
       </w:tr>
       <w:tr>
         <w:tblPrEx>
-          <w:tblBorders>
-            <w:top w:val="single" w:color="000000" w:sz="4" w:space="0"/>
-            <w:left w:val="single" w:color="000000" w:sz="4" w:space="0"/>
-            <w:bottom w:val="single" w:color="000000" w:sz="4" w:space="0"/>
-            <w:right w:val="single" w:color="000000" w:sz="4" w:space="0"/>
-            <w:insideH w:val="single" w:color="000000" w:sz="4" w:space="0"/>
-            <w:insideV w:val="single" w:color="000000" w:sz="4" w:space="0"/>
-          </w:tblBorders>
+          <w:tblW w:w="9145" w:type="dxa"/>
+          <w:tblInd w:w="5" w:type="dxa"/>
+          <w:tblLayout w:type="fixed"/>
           <w:tblCellMar>
             <w:top w:w="0" w:type="dxa"/>
             <w:left w:w="0" w:type="dxa"/>
@@ -1374,7 +1338,7 @@
           </w:tblCellMar>
         </w:tblPrEx>
         <w:trPr>
-          <w:trHeight w:val="528" w:hRule="atLeast"/>
+          <w:trHeight w:val="528"/>
         </w:trPr>
         <w:tc>
           <w:tcPr>
@@ -1382,7 +1346,7 @@
           </w:tcPr>
           <w:p>
             <w:pPr>
-              <w:pStyle w:val="25"/>
+              <w:pStyle w:val="TableText"/>
               <w:keepNext w:val="0"/>
               <w:keepLines w:val="0"/>
               <w:pageBreakBefore w:val="0"/>
@@ -1406,7 +1370,7 @@
           </w:tcPr>
           <w:p>
             <w:pPr>
-              <w:pStyle w:val="25"/>
+              <w:pStyle w:val="TableText"/>
               <w:keepNext w:val="0"/>
               <w:keepLines w:val="0"/>
               <w:pageBreakBefore w:val="0"/>
@@ -1430,7 +1394,7 @@
           </w:tcPr>
           <w:p>
             <w:pPr>
-              <w:pStyle w:val="25"/>
+              <w:pStyle w:val="TableText"/>
               <w:keepNext w:val="0"/>
               <w:keepLines w:val="0"/>
               <w:pageBreakBefore w:val="0"/>
@@ -1454,7 +1418,7 @@
           </w:tcPr>
           <w:p>
             <w:pPr>
-              <w:pStyle w:val="25"/>
+              <w:pStyle w:val="TableText"/>
               <w:keepNext w:val="0"/>
               <w:keepLines w:val="0"/>
               <w:pageBreakBefore w:val="0"/>
@@ -1478,7 +1442,7 @@
           </w:tcPr>
           <w:p>
             <w:pPr>
-              <w:pStyle w:val="25"/>
+              <w:pStyle w:val="TableText"/>
               <w:keepNext w:val="0"/>
               <w:keepLines w:val="0"/>
               <w:pageBreakBefore w:val="0"/>
@@ -1499,14 +1463,9 @@
       </w:tr>
       <w:tr>
         <w:tblPrEx>
-          <w:tblBorders>
-            <w:top w:val="single" w:color="000000" w:sz="4" w:space="0"/>
-            <w:left w:val="single" w:color="000000" w:sz="4" w:space="0"/>
-            <w:bottom w:val="single" w:color="000000" w:sz="4" w:space="0"/>
-            <w:right w:val="single" w:color="000000" w:sz="4" w:space="0"/>
-            <w:insideH w:val="single" w:color="000000" w:sz="4" w:space="0"/>
-            <w:insideV w:val="single" w:color="000000" w:sz="4" w:space="0"/>
-          </w:tblBorders>
+          <w:tblW w:w="9145" w:type="dxa"/>
+          <w:tblInd w:w="5" w:type="dxa"/>
+          <w:tblLayout w:type="fixed"/>
           <w:tblCellMar>
             <w:top w:w="0" w:type="dxa"/>
             <w:left w:w="0" w:type="dxa"/>
@@ -1515,7 +1474,7 @@
           </w:tblCellMar>
         </w:tblPrEx>
         <w:trPr>
-          <w:trHeight w:val="589" w:hRule="atLeast"/>
+          <w:trHeight w:val="589"/>
         </w:trPr>
         <w:tc>
           <w:tcPr>
@@ -1523,7 +1482,7 @@
           </w:tcPr>
           <w:p>
             <w:pPr>
-              <w:pStyle w:val="25"/>
+              <w:pStyle w:val="TableText"/>
               <w:keepNext w:val="0"/>
               <w:keepLines w:val="0"/>
               <w:pageBreakBefore w:val="0"/>
@@ -1547,7 +1506,7 @@
           </w:tcPr>
           <w:p>
             <w:pPr>
-              <w:pStyle w:val="25"/>
+              <w:pStyle w:val="TableText"/>
               <w:keepNext w:val="0"/>
               <w:keepLines w:val="0"/>
               <w:pageBreakBefore w:val="0"/>
@@ -1571,7 +1530,7 @@
           </w:tcPr>
           <w:p>
             <w:pPr>
-              <w:pStyle w:val="25"/>
+              <w:pStyle w:val="TableText"/>
               <w:keepNext w:val="0"/>
               <w:keepLines w:val="0"/>
               <w:pageBreakBefore w:val="0"/>
@@ -1595,7 +1554,7 @@
           </w:tcPr>
           <w:p>
             <w:pPr>
-              <w:pStyle w:val="25"/>
+              <w:pStyle w:val="TableText"/>
               <w:keepNext w:val="0"/>
               <w:keepLines w:val="0"/>
               <w:pageBreakBefore w:val="0"/>
@@ -1619,7 +1578,7 @@
           </w:tcPr>
           <w:p>
             <w:pPr>
-              <w:pStyle w:val="25"/>
+              <w:pStyle w:val="TableText"/>
               <w:keepNext w:val="0"/>
               <w:keepLines w:val="0"/>
               <w:pageBreakBefore w:val="0"/>
@@ -1641,7 +1600,7 @@
     </w:tbl>
     <w:p>
       <w:pPr>
-        <w:pStyle w:val="12"/>
+        <w:pStyle w:val="BodyText"/>
         <w:keepNext w:val="0"/>
         <w:keepLines w:val="0"/>
         <w:pageBreakBefore w:val="0"/>
@@ -1677,14 +1636,14 @@
         <w:sectPr>
           <w:pgSz w:w="11907" w:h="16840"/>
           <w:pgMar w:top="1253" w:right="1173" w:bottom="0" w:left="1578" w:header="0" w:footer="0" w:gutter="0"/>
-          <w:cols w:space="720" w:num="1"/>
+          <w:cols w:num="1" w:space="720"/>
         </w:sectPr>
       </w:pPr>
     </w:p>
     <w:sdt>
       <w:sdtPr>
         <w:rPr>
-          <w:rFonts w:ascii="宋体" w:hAnsi="宋体" w:eastAsia="宋体" w:cs="Arial"/>
+          <w:rFonts w:ascii="宋体" w:eastAsia="宋体" w:hAnsi="宋体" w:cs="Arial"/>
           <w:snapToGrid w:val="0"/>
           <w:color w:val="000000"/>
           <w:kern w:val="0"/>
@@ -1700,7 +1659,7 @@
       </w:sdtPr>
       <w:sdtEndPr>
         <w:rPr>
-          <w:rFonts w:hint="eastAsia" w:ascii="Microsoft JhengHei" w:hAnsi="Microsoft JhengHei" w:eastAsia="Microsoft JhengHei" w:cs="Microsoft JhengHei"/>
+          <w:rFonts w:ascii="Microsoft JhengHei" w:eastAsia="Microsoft JhengHei" w:hAnsi="Microsoft JhengHei" w:cs="Microsoft JhengHei" w:hint="eastAsia"/>
           <w:snapToGrid w:val="0"/>
           <w:color w:val="000000"/>
           <w:kern w:val="0"/>
@@ -1726,13 +1685,13 @@
             <w:adjustRightInd w:val="0"/>
             <w:snapToGrid w:val="0"/>
             <w:spacing w:before="0" w:beforeLines="0" w:after="0" w:afterLines="0" w:line="240" w:lineRule="auto"/>
-            <w:ind w:left="0" w:leftChars="0" w:right="0" w:rightChars="0" w:firstLine="0" w:firstLineChars="0"/>
+            <w:ind w:left="0" w:right="0" w:firstLine="0" w:leftChars="0" w:rightChars="0" w:firstLineChars="0"/>
             <w:jc w:val="center"/>
             <w:textAlignment w:val="baseline"/>
           </w:pPr>
           <w:r>
             <w:rPr>
-              <w:rFonts w:ascii="宋体" w:hAnsi="宋体" w:eastAsia="宋体"/>
+              <w:rFonts w:ascii="宋体" w:eastAsia="宋体" w:hAnsi="宋体"/>
               <w:sz w:val="21"/>
             </w:rPr>
             <w:t>目录</w:t>
@@ -1740,14 +1699,14 @@
         </w:p>
         <w:p>
           <w:pPr>
-            <w:pStyle w:val="16"/>
+            <w:pStyle w:val="TOC1"/>
             <w:tabs>
               <w:tab w:val="right" w:leader="dot" w:pos="8371"/>
             </w:tabs>
           </w:pPr>
           <w:r>
             <w:rPr>
-              <w:rFonts w:hint="eastAsia" w:ascii="Microsoft JhengHei" w:hAnsi="Microsoft JhengHei" w:eastAsia="Microsoft JhengHei" w:cs="Microsoft JhengHei"/>
+              <w:rFonts w:ascii="Microsoft JhengHei" w:eastAsia="Microsoft JhengHei" w:hAnsi="Microsoft JhengHei" w:cs="Microsoft JhengHei" w:hint="eastAsia"/>
               <w:sz w:val="24"/>
               <w:szCs w:val="24"/>
             </w:rPr>
@@ -1755,7 +1714,7 @@
           </w:r>
           <w:r>
             <w:rPr>
-              <w:rFonts w:hint="eastAsia" w:ascii="Microsoft JhengHei" w:hAnsi="Microsoft JhengHei" w:eastAsia="Microsoft JhengHei" w:cs="Microsoft JhengHei"/>
+              <w:rFonts w:ascii="Microsoft JhengHei" w:eastAsia="Microsoft JhengHei" w:hAnsi="Microsoft JhengHei" w:cs="Microsoft JhengHei" w:hint="eastAsia"/>
               <w:sz w:val="24"/>
               <w:szCs w:val="24"/>
             </w:rPr>
@@ -1763,7 +1722,7 @@
           </w:r>
           <w:r>
             <w:rPr>
-              <w:rFonts w:hint="eastAsia" w:ascii="Microsoft JhengHei" w:hAnsi="Microsoft JhengHei" w:eastAsia="Microsoft JhengHei" w:cs="Microsoft JhengHei"/>
+              <w:rFonts w:ascii="Microsoft JhengHei" w:eastAsia="Microsoft JhengHei" w:hAnsi="Microsoft JhengHei" w:cs="Microsoft JhengHei" w:hint="eastAsia"/>
               <w:sz w:val="24"/>
               <w:szCs w:val="24"/>
             </w:rPr>
@@ -1771,21 +1730,21 @@
           </w:r>
           <w:r>
             <w:rPr>
-              <w:rFonts w:hint="eastAsia" w:ascii="Microsoft JhengHei" w:hAnsi="Microsoft JhengHei" w:eastAsia="Microsoft JhengHei" w:cs="Microsoft JhengHei"/>
+              <w:rFonts w:ascii="Microsoft JhengHei" w:eastAsia="Microsoft JhengHei" w:hAnsi="Microsoft JhengHei" w:cs="Microsoft JhengHei" w:hint="eastAsia"/>
               <w:szCs w:val="24"/>
             </w:rPr>
             <w:fldChar w:fldCharType="begin"/>
           </w:r>
           <w:r>
             <w:rPr>
-              <w:rFonts w:hint="eastAsia" w:ascii="Microsoft JhengHei" w:hAnsi="Microsoft JhengHei" w:eastAsia="Microsoft JhengHei" w:cs="Microsoft JhengHei"/>
+              <w:rFonts w:ascii="Microsoft JhengHei" w:eastAsia="Microsoft JhengHei" w:hAnsi="Microsoft JhengHei" w:cs="Microsoft JhengHei" w:hint="eastAsia"/>
               <w:szCs w:val="24"/>
             </w:rPr>
             <w:instrText xml:space="preserve"> HYPERLINK \l _Toc17198 </w:instrText>
           </w:r>
           <w:r>
             <w:rPr>
-              <w:rFonts w:hint="eastAsia" w:ascii="Microsoft JhengHei" w:hAnsi="Microsoft JhengHei" w:eastAsia="Microsoft JhengHei" w:cs="Microsoft JhengHei"/>
+              <w:rFonts w:ascii="Microsoft JhengHei" w:eastAsia="Microsoft JhengHei" w:hAnsi="Microsoft JhengHei" w:cs="Microsoft JhengHei" w:hint="eastAsia"/>
               <w:szCs w:val="24"/>
             </w:rPr>
             <w:fldChar w:fldCharType="separate"/>
@@ -1813,7 +1772,7 @@
           </w:r>
           <w:r>
             <w:rPr>
-              <w:rFonts w:hint="eastAsia" w:ascii="Microsoft JhengHei" w:hAnsi="Microsoft JhengHei" w:eastAsia="Microsoft JhengHei" w:cs="Microsoft JhengHei"/>
+              <w:rFonts w:ascii="Microsoft JhengHei" w:eastAsia="Microsoft JhengHei" w:hAnsi="Microsoft JhengHei" w:cs="Microsoft JhengHei" w:hint="eastAsia"/>
               <w:szCs w:val="24"/>
             </w:rPr>
             <w:fldChar w:fldCharType="end"/>
@@ -1821,34 +1780,34 @@
         </w:p>
         <w:p>
           <w:pPr>
-            <w:pStyle w:val="16"/>
+            <w:pStyle w:val="TOC1"/>
             <w:tabs>
               <w:tab w:val="right" w:leader="dot" w:pos="8371"/>
             </w:tabs>
           </w:pPr>
           <w:r>
             <w:rPr>
-              <w:rFonts w:hint="eastAsia" w:ascii="Microsoft JhengHei" w:hAnsi="Microsoft JhengHei" w:eastAsia="Microsoft JhengHei" w:cs="Microsoft JhengHei"/>
+              <w:rFonts w:ascii="Microsoft JhengHei" w:eastAsia="Microsoft JhengHei" w:hAnsi="Microsoft JhengHei" w:cs="Microsoft JhengHei" w:hint="eastAsia"/>
               <w:szCs w:val="24"/>
             </w:rPr>
             <w:fldChar w:fldCharType="begin"/>
           </w:r>
           <w:r>
             <w:rPr>
-              <w:rFonts w:hint="eastAsia" w:ascii="Microsoft JhengHei" w:hAnsi="Microsoft JhengHei" w:eastAsia="Microsoft JhengHei" w:cs="Microsoft JhengHei"/>
+              <w:rFonts w:ascii="Microsoft JhengHei" w:eastAsia="Microsoft JhengHei" w:hAnsi="Microsoft JhengHei" w:cs="Microsoft JhengHei" w:hint="eastAsia"/>
               <w:szCs w:val="24"/>
             </w:rPr>
             <w:instrText xml:space="preserve"> HYPERLINK \l _Toc18576 </w:instrText>
           </w:r>
           <w:r>
             <w:rPr>
-              <w:rFonts w:hint="eastAsia" w:ascii="Microsoft JhengHei" w:hAnsi="Microsoft JhengHei" w:eastAsia="Microsoft JhengHei" w:cs="Microsoft JhengHei"/>
+              <w:rFonts w:ascii="Microsoft JhengHei" w:eastAsia="Microsoft JhengHei" w:hAnsi="Microsoft JhengHei" w:cs="Microsoft JhengHei" w:hint="eastAsia"/>
               <w:szCs w:val="24"/>
             </w:rPr>
             <w:fldChar w:fldCharType="separate"/>
           </w:r>
           <w:r>
-            <w:t>甘肃国邦信息科技有限公司</w:t>
+            <w:t>中达丰集团有限公司</w:t>
           </w:r>
           <w:r>
             <w:tab/>
@@ -1870,7 +1829,7 @@
           </w:r>
           <w:r>
             <w:rPr>
-              <w:rFonts w:hint="eastAsia" w:ascii="Microsoft JhengHei" w:hAnsi="Microsoft JhengHei" w:eastAsia="Microsoft JhengHei" w:cs="Microsoft JhengHei"/>
+              <w:rFonts w:ascii="Microsoft JhengHei" w:eastAsia="Microsoft JhengHei" w:hAnsi="Microsoft JhengHei" w:cs="Microsoft JhengHei" w:hint="eastAsia"/>
               <w:szCs w:val="24"/>
             </w:rPr>
             <w:fldChar w:fldCharType="end"/>
@@ -1878,35 +1837,35 @@
         </w:p>
         <w:p>
           <w:pPr>
-            <w:pStyle w:val="16"/>
+            <w:pStyle w:val="TOC1"/>
             <w:tabs>
               <w:tab w:val="right" w:leader="dot" w:pos="8371"/>
             </w:tabs>
           </w:pPr>
           <w:r>
             <w:rPr>
-              <w:rFonts w:hint="eastAsia" w:ascii="Microsoft JhengHei" w:hAnsi="Microsoft JhengHei" w:eastAsia="Microsoft JhengHei" w:cs="Microsoft JhengHei"/>
+              <w:rFonts w:ascii="Microsoft JhengHei" w:eastAsia="Microsoft JhengHei" w:hAnsi="Microsoft JhengHei" w:cs="Microsoft JhengHei" w:hint="eastAsia"/>
               <w:szCs w:val="24"/>
             </w:rPr>
             <w:fldChar w:fldCharType="begin"/>
           </w:r>
           <w:r>
             <w:rPr>
-              <w:rFonts w:hint="eastAsia" w:ascii="Microsoft JhengHei" w:hAnsi="Microsoft JhengHei" w:eastAsia="Microsoft JhengHei" w:cs="Microsoft JhengHei"/>
+              <w:rFonts w:ascii="Microsoft JhengHei" w:eastAsia="Microsoft JhengHei" w:hAnsi="Microsoft JhengHei" w:cs="Microsoft JhengHei" w:hint="eastAsia"/>
               <w:szCs w:val="24"/>
             </w:rPr>
             <w:instrText xml:space="preserve"> HYPERLINK \l _Toc26349 </w:instrText>
           </w:r>
           <w:r>
             <w:rPr>
-              <w:rFonts w:hint="eastAsia" w:ascii="Microsoft JhengHei" w:hAnsi="Microsoft JhengHei" w:eastAsia="Microsoft JhengHei" w:cs="Microsoft JhengHei"/>
+              <w:rFonts w:ascii="Microsoft JhengHei" w:eastAsia="Microsoft JhengHei" w:hAnsi="Microsoft JhengHei" w:cs="Microsoft JhengHei" w:hint="eastAsia"/>
               <w:szCs w:val="24"/>
             </w:rPr>
             <w:fldChar w:fldCharType="separate"/>
           </w:r>
           <w:r>
             <w:rPr>
-              <w:rFonts w:ascii="宋体" w:hAnsi="宋体" w:eastAsia="宋体" w:cs="宋体"/>
+              <w:rFonts w:ascii="宋体" w:eastAsia="宋体" w:hAnsi="宋体" w:cs="宋体"/>
               <w:spacing w:val="-3"/>
               <w:szCs w:val="28"/>
             </w:rPr>
@@ -1932,7 +1891,7 @@
           </w:r>
           <w:r>
             <w:rPr>
-              <w:rFonts w:hint="eastAsia" w:ascii="Microsoft JhengHei" w:hAnsi="Microsoft JhengHei" w:eastAsia="Microsoft JhengHei" w:cs="Microsoft JhengHei"/>
+              <w:rFonts w:ascii="Microsoft JhengHei" w:eastAsia="Microsoft JhengHei" w:hAnsi="Microsoft JhengHei" w:cs="Microsoft JhengHei" w:hint="eastAsia"/>
               <w:szCs w:val="24"/>
             </w:rPr>
             <w:fldChar w:fldCharType="end"/>
@@ -1940,28 +1899,28 @@
         </w:p>
         <w:p>
           <w:pPr>
-            <w:pStyle w:val="16"/>
+            <w:pStyle w:val="TOC1"/>
             <w:tabs>
               <w:tab w:val="right" w:leader="dot" w:pos="8371"/>
             </w:tabs>
           </w:pPr>
           <w:r>
             <w:rPr>
-              <w:rFonts w:hint="eastAsia" w:ascii="Microsoft JhengHei" w:hAnsi="Microsoft JhengHei" w:eastAsia="Microsoft JhengHei" w:cs="Microsoft JhengHei"/>
+              <w:rFonts w:ascii="Microsoft JhengHei" w:eastAsia="Microsoft JhengHei" w:hAnsi="Microsoft JhengHei" w:cs="Microsoft JhengHei" w:hint="eastAsia"/>
               <w:szCs w:val="24"/>
             </w:rPr>
             <w:fldChar w:fldCharType="begin"/>
           </w:r>
           <w:r>
             <w:rPr>
-              <w:rFonts w:hint="eastAsia" w:ascii="Microsoft JhengHei" w:hAnsi="Microsoft JhengHei" w:eastAsia="Microsoft JhengHei" w:cs="Microsoft JhengHei"/>
+              <w:rFonts w:ascii="Microsoft JhengHei" w:eastAsia="Microsoft JhengHei" w:hAnsi="Microsoft JhengHei" w:cs="Microsoft JhengHei" w:hint="eastAsia"/>
               <w:szCs w:val="24"/>
             </w:rPr>
             <w:instrText xml:space="preserve"> HYPERLINK \l _Toc2813 </w:instrText>
           </w:r>
           <w:r>
             <w:rPr>
-              <w:rFonts w:hint="eastAsia" w:ascii="Microsoft JhengHei" w:hAnsi="Microsoft JhengHei" w:eastAsia="Microsoft JhengHei" w:cs="Microsoft JhengHei"/>
+              <w:rFonts w:ascii="Microsoft JhengHei" w:eastAsia="Microsoft JhengHei" w:hAnsi="Microsoft JhengHei" w:cs="Microsoft JhengHei" w:hint="eastAsia"/>
               <w:szCs w:val="24"/>
             </w:rPr>
             <w:fldChar w:fldCharType="separate"/>
@@ -1995,7 +1954,7 @@
           </w:r>
           <w:r>
             <w:rPr>
-              <w:rFonts w:hint="eastAsia" w:ascii="Microsoft JhengHei" w:hAnsi="Microsoft JhengHei" w:eastAsia="Microsoft JhengHei" w:cs="Microsoft JhengHei"/>
+              <w:rFonts w:ascii="Microsoft JhengHei" w:eastAsia="Microsoft JhengHei" w:hAnsi="Microsoft JhengHei" w:cs="Microsoft JhengHei" w:hint="eastAsia"/>
               <w:szCs w:val="24"/>
             </w:rPr>
             <w:fldChar w:fldCharType="end"/>
@@ -2003,28 +1962,28 @@
         </w:p>
         <w:p>
           <w:pPr>
-            <w:pStyle w:val="16"/>
+            <w:pStyle w:val="TOC1"/>
             <w:tabs>
               <w:tab w:val="right" w:leader="dot" w:pos="8371"/>
             </w:tabs>
           </w:pPr>
           <w:r>
             <w:rPr>
-              <w:rFonts w:hint="eastAsia" w:ascii="Microsoft JhengHei" w:hAnsi="Microsoft JhengHei" w:eastAsia="Microsoft JhengHei" w:cs="Microsoft JhengHei"/>
+              <w:rFonts w:ascii="Microsoft JhengHei" w:eastAsia="Microsoft JhengHei" w:hAnsi="Microsoft JhengHei" w:cs="Microsoft JhengHei" w:hint="eastAsia"/>
               <w:szCs w:val="24"/>
             </w:rPr>
             <w:fldChar w:fldCharType="begin"/>
           </w:r>
           <w:r>
             <w:rPr>
-              <w:rFonts w:hint="eastAsia" w:ascii="Microsoft JhengHei" w:hAnsi="Microsoft JhengHei" w:eastAsia="Microsoft JhengHei" w:cs="Microsoft JhengHei"/>
+              <w:rFonts w:ascii="Microsoft JhengHei" w:eastAsia="Microsoft JhengHei" w:hAnsi="Microsoft JhengHei" w:cs="Microsoft JhengHei" w:hint="eastAsia"/>
               <w:szCs w:val="24"/>
             </w:rPr>
             <w:instrText xml:space="preserve"> HYPERLINK \l _Toc16709 </w:instrText>
           </w:r>
           <w:r>
             <w:rPr>
-              <w:rFonts w:hint="eastAsia" w:ascii="Microsoft JhengHei" w:hAnsi="Microsoft JhengHei" w:eastAsia="Microsoft JhengHei" w:cs="Microsoft JhengHei"/>
+              <w:rFonts w:ascii="Microsoft JhengHei" w:eastAsia="Microsoft JhengHei" w:hAnsi="Microsoft JhengHei" w:cs="Microsoft JhengHei" w:hint="eastAsia"/>
               <w:szCs w:val="24"/>
             </w:rPr>
             <w:fldChar w:fldCharType="separate"/>
@@ -2058,7 +2017,7 @@
           </w:r>
           <w:r>
             <w:rPr>
-              <w:rFonts w:hint="eastAsia" w:ascii="Microsoft JhengHei" w:hAnsi="Microsoft JhengHei" w:eastAsia="Microsoft JhengHei" w:cs="Microsoft JhengHei"/>
+              <w:rFonts w:ascii="Microsoft JhengHei" w:eastAsia="Microsoft JhengHei" w:hAnsi="Microsoft JhengHei" w:cs="Microsoft JhengHei" w:hint="eastAsia"/>
               <w:szCs w:val="24"/>
             </w:rPr>
             <w:fldChar w:fldCharType="end"/>
@@ -2066,28 +2025,28 @@
         </w:p>
         <w:p>
           <w:pPr>
-            <w:pStyle w:val="16"/>
+            <w:pStyle w:val="TOC1"/>
             <w:tabs>
               <w:tab w:val="right" w:leader="dot" w:pos="8371"/>
             </w:tabs>
           </w:pPr>
           <w:r>
             <w:rPr>
-              <w:rFonts w:hint="eastAsia" w:ascii="Microsoft JhengHei" w:hAnsi="Microsoft JhengHei" w:eastAsia="Microsoft JhengHei" w:cs="Microsoft JhengHei"/>
+              <w:rFonts w:ascii="Microsoft JhengHei" w:eastAsia="Microsoft JhengHei" w:hAnsi="Microsoft JhengHei" w:cs="Microsoft JhengHei" w:hint="eastAsia"/>
               <w:szCs w:val="24"/>
             </w:rPr>
             <w:fldChar w:fldCharType="begin"/>
           </w:r>
           <w:r>
             <w:rPr>
-              <w:rFonts w:hint="eastAsia" w:ascii="Microsoft JhengHei" w:hAnsi="Microsoft JhengHei" w:eastAsia="Microsoft JhengHei" w:cs="Microsoft JhengHei"/>
+              <w:rFonts w:ascii="Microsoft JhengHei" w:eastAsia="Microsoft JhengHei" w:hAnsi="Microsoft JhengHei" w:cs="Microsoft JhengHei" w:hint="eastAsia"/>
               <w:szCs w:val="24"/>
             </w:rPr>
             <w:instrText xml:space="preserve"> HYPERLINK \l _Toc5935 </w:instrText>
           </w:r>
           <w:r>
             <w:rPr>
-              <w:rFonts w:hint="eastAsia" w:ascii="Microsoft JhengHei" w:hAnsi="Microsoft JhengHei" w:eastAsia="Microsoft JhengHei" w:cs="Microsoft JhengHei"/>
+              <w:rFonts w:ascii="Microsoft JhengHei" w:eastAsia="Microsoft JhengHei" w:hAnsi="Microsoft JhengHei" w:cs="Microsoft JhengHei" w:hint="eastAsia"/>
               <w:szCs w:val="24"/>
             </w:rPr>
             <w:fldChar w:fldCharType="separate"/>
@@ -2121,7 +2080,7 @@
           </w:r>
           <w:r>
             <w:rPr>
-              <w:rFonts w:hint="eastAsia" w:ascii="Microsoft JhengHei" w:hAnsi="Microsoft JhengHei" w:eastAsia="Microsoft JhengHei" w:cs="Microsoft JhengHei"/>
+              <w:rFonts w:ascii="Microsoft JhengHei" w:eastAsia="Microsoft JhengHei" w:hAnsi="Microsoft JhengHei" w:cs="Microsoft JhengHei" w:hint="eastAsia"/>
               <w:szCs w:val="24"/>
             </w:rPr>
             <w:fldChar w:fldCharType="end"/>
@@ -2129,28 +2088,28 @@
         </w:p>
         <w:p>
           <w:pPr>
-            <w:pStyle w:val="17"/>
+            <w:pStyle w:val="TOC2"/>
             <w:tabs>
               <w:tab w:val="right" w:leader="dot" w:pos="8371"/>
             </w:tabs>
           </w:pPr>
           <w:r>
             <w:rPr>
-              <w:rFonts w:hint="eastAsia" w:ascii="Microsoft JhengHei" w:hAnsi="Microsoft JhengHei" w:eastAsia="Microsoft JhengHei" w:cs="Microsoft JhengHei"/>
+              <w:rFonts w:ascii="Microsoft JhengHei" w:eastAsia="Microsoft JhengHei" w:hAnsi="Microsoft JhengHei" w:cs="Microsoft JhengHei" w:hint="eastAsia"/>
               <w:szCs w:val="24"/>
             </w:rPr>
             <w:fldChar w:fldCharType="begin"/>
           </w:r>
           <w:r>
             <w:rPr>
-              <w:rFonts w:hint="eastAsia" w:ascii="Microsoft JhengHei" w:hAnsi="Microsoft JhengHei" w:eastAsia="Microsoft JhengHei" w:cs="Microsoft JhengHei"/>
+              <w:rFonts w:ascii="Microsoft JhengHei" w:eastAsia="Microsoft JhengHei" w:hAnsi="Microsoft JhengHei" w:cs="Microsoft JhengHei" w:hint="eastAsia"/>
               <w:szCs w:val="24"/>
             </w:rPr>
             <w:instrText xml:space="preserve"> HYPERLINK \l _Toc19101 </w:instrText>
           </w:r>
           <w:r>
             <w:rPr>
-              <w:rFonts w:hint="eastAsia" w:ascii="Microsoft JhengHei" w:hAnsi="Microsoft JhengHei" w:eastAsia="Microsoft JhengHei" w:cs="Microsoft JhengHei"/>
+              <w:rFonts w:ascii="Microsoft JhengHei" w:eastAsia="Microsoft JhengHei" w:hAnsi="Microsoft JhengHei" w:cs="Microsoft JhengHei" w:hint="eastAsia"/>
               <w:szCs w:val="24"/>
             </w:rPr>
             <w:fldChar w:fldCharType="separate"/>
@@ -2184,7 +2143,7 @@
           </w:r>
           <w:r>
             <w:rPr>
-              <w:rFonts w:hint="eastAsia" w:ascii="Microsoft JhengHei" w:hAnsi="Microsoft JhengHei" w:eastAsia="Microsoft JhengHei" w:cs="Microsoft JhengHei"/>
+              <w:rFonts w:ascii="Microsoft JhengHei" w:eastAsia="Microsoft JhengHei" w:hAnsi="Microsoft JhengHei" w:cs="Microsoft JhengHei" w:hint="eastAsia"/>
               <w:szCs w:val="24"/>
             </w:rPr>
             <w:fldChar w:fldCharType="end"/>
@@ -2192,28 +2151,28 @@
         </w:p>
         <w:p>
           <w:pPr>
-            <w:pStyle w:val="17"/>
+            <w:pStyle w:val="TOC2"/>
             <w:tabs>
               <w:tab w:val="right" w:leader="dot" w:pos="8371"/>
             </w:tabs>
           </w:pPr>
           <w:r>
             <w:rPr>
-              <w:rFonts w:hint="eastAsia" w:ascii="Microsoft JhengHei" w:hAnsi="Microsoft JhengHei" w:eastAsia="Microsoft JhengHei" w:cs="Microsoft JhengHei"/>
+              <w:rFonts w:ascii="Microsoft JhengHei" w:eastAsia="Microsoft JhengHei" w:hAnsi="Microsoft JhengHei" w:cs="Microsoft JhengHei" w:hint="eastAsia"/>
               <w:szCs w:val="24"/>
             </w:rPr>
             <w:fldChar w:fldCharType="begin"/>
           </w:r>
           <w:r>
             <w:rPr>
-              <w:rFonts w:hint="eastAsia" w:ascii="Microsoft JhengHei" w:hAnsi="Microsoft JhengHei" w:eastAsia="Microsoft JhengHei" w:cs="Microsoft JhengHei"/>
+              <w:rFonts w:ascii="Microsoft JhengHei" w:eastAsia="Microsoft JhengHei" w:hAnsi="Microsoft JhengHei" w:cs="Microsoft JhengHei" w:hint="eastAsia"/>
               <w:szCs w:val="24"/>
             </w:rPr>
             <w:instrText xml:space="preserve"> HYPERLINK \l _Toc29309 </w:instrText>
           </w:r>
           <w:r>
             <w:rPr>
-              <w:rFonts w:hint="eastAsia" w:ascii="Microsoft JhengHei" w:hAnsi="Microsoft JhengHei" w:eastAsia="Microsoft JhengHei" w:cs="Microsoft JhengHei"/>
+              <w:rFonts w:ascii="Microsoft JhengHei" w:eastAsia="Microsoft JhengHei" w:hAnsi="Microsoft JhengHei" w:cs="Microsoft JhengHei" w:hint="eastAsia"/>
               <w:szCs w:val="24"/>
             </w:rPr>
             <w:fldChar w:fldCharType="separate"/>
@@ -2247,7 +2206,7 @@
           </w:r>
           <w:r>
             <w:rPr>
-              <w:rFonts w:hint="eastAsia" w:ascii="Microsoft JhengHei" w:hAnsi="Microsoft JhengHei" w:eastAsia="Microsoft JhengHei" w:cs="Microsoft JhengHei"/>
+              <w:rFonts w:ascii="Microsoft JhengHei" w:eastAsia="Microsoft JhengHei" w:hAnsi="Microsoft JhengHei" w:cs="Microsoft JhengHei" w:hint="eastAsia"/>
               <w:szCs w:val="24"/>
             </w:rPr>
             <w:fldChar w:fldCharType="end"/>
@@ -2255,28 +2214,28 @@
         </w:p>
         <w:p>
           <w:pPr>
-            <w:pStyle w:val="17"/>
+            <w:pStyle w:val="TOC2"/>
             <w:tabs>
               <w:tab w:val="right" w:leader="dot" w:pos="8371"/>
             </w:tabs>
           </w:pPr>
           <w:r>
             <w:rPr>
-              <w:rFonts w:hint="eastAsia" w:ascii="Microsoft JhengHei" w:hAnsi="Microsoft JhengHei" w:eastAsia="Microsoft JhengHei" w:cs="Microsoft JhengHei"/>
+              <w:rFonts w:ascii="Microsoft JhengHei" w:eastAsia="Microsoft JhengHei" w:hAnsi="Microsoft JhengHei" w:cs="Microsoft JhengHei" w:hint="eastAsia"/>
               <w:szCs w:val="24"/>
             </w:rPr>
             <w:fldChar w:fldCharType="begin"/>
           </w:r>
           <w:r>
             <w:rPr>
-              <w:rFonts w:hint="eastAsia" w:ascii="Microsoft JhengHei" w:hAnsi="Microsoft JhengHei" w:eastAsia="Microsoft JhengHei" w:cs="Microsoft JhengHei"/>
+              <w:rFonts w:ascii="Microsoft JhengHei" w:eastAsia="Microsoft JhengHei" w:hAnsi="Microsoft JhengHei" w:cs="Microsoft JhengHei" w:hint="eastAsia"/>
               <w:szCs w:val="24"/>
             </w:rPr>
             <w:instrText xml:space="preserve"> HYPERLINK \l _Toc20305 </w:instrText>
           </w:r>
           <w:r>
             <w:rPr>
-              <w:rFonts w:hint="eastAsia" w:ascii="Microsoft JhengHei" w:hAnsi="Microsoft JhengHei" w:eastAsia="Microsoft JhengHei" w:cs="Microsoft JhengHei"/>
+              <w:rFonts w:ascii="Microsoft JhengHei" w:eastAsia="Microsoft JhengHei" w:hAnsi="Microsoft JhengHei" w:cs="Microsoft JhengHei" w:hint="eastAsia"/>
               <w:szCs w:val="24"/>
             </w:rPr>
             <w:fldChar w:fldCharType="separate"/>
@@ -2310,7 +2269,7 @@
           </w:r>
           <w:r>
             <w:rPr>
-              <w:rFonts w:hint="eastAsia" w:ascii="Microsoft JhengHei" w:hAnsi="Microsoft JhengHei" w:eastAsia="Microsoft JhengHei" w:cs="Microsoft JhengHei"/>
+              <w:rFonts w:ascii="Microsoft JhengHei" w:eastAsia="Microsoft JhengHei" w:hAnsi="Microsoft JhengHei" w:cs="Microsoft JhengHei" w:hint="eastAsia"/>
               <w:szCs w:val="24"/>
             </w:rPr>
             <w:fldChar w:fldCharType="end"/>
@@ -2318,28 +2277,28 @@
         </w:p>
         <w:p>
           <w:pPr>
-            <w:pStyle w:val="13"/>
+            <w:pStyle w:val="TOC3"/>
             <w:tabs>
               <w:tab w:val="right" w:leader="dot" w:pos="8371"/>
             </w:tabs>
           </w:pPr>
           <w:r>
             <w:rPr>
-              <w:rFonts w:hint="eastAsia" w:ascii="Microsoft JhengHei" w:hAnsi="Microsoft JhengHei" w:eastAsia="Microsoft JhengHei" w:cs="Microsoft JhengHei"/>
+              <w:rFonts w:ascii="Microsoft JhengHei" w:eastAsia="Microsoft JhengHei" w:hAnsi="Microsoft JhengHei" w:cs="Microsoft JhengHei" w:hint="eastAsia"/>
               <w:szCs w:val="24"/>
             </w:rPr>
             <w:fldChar w:fldCharType="begin"/>
           </w:r>
           <w:r>
             <w:rPr>
-              <w:rFonts w:hint="eastAsia" w:ascii="Microsoft JhengHei" w:hAnsi="Microsoft JhengHei" w:eastAsia="Microsoft JhengHei" w:cs="Microsoft JhengHei"/>
+              <w:rFonts w:ascii="Microsoft JhengHei" w:eastAsia="Microsoft JhengHei" w:hAnsi="Microsoft JhengHei" w:cs="Microsoft JhengHei" w:hint="eastAsia"/>
               <w:szCs w:val="24"/>
             </w:rPr>
             <w:instrText xml:space="preserve"> HYPERLINK \l _Toc10928 </w:instrText>
           </w:r>
           <w:r>
             <w:rPr>
-              <w:rFonts w:hint="eastAsia" w:ascii="Microsoft JhengHei" w:hAnsi="Microsoft JhengHei" w:eastAsia="Microsoft JhengHei" w:cs="Microsoft JhengHei"/>
+              <w:rFonts w:ascii="Microsoft JhengHei" w:eastAsia="Microsoft JhengHei" w:hAnsi="Microsoft JhengHei" w:cs="Microsoft JhengHei" w:hint="eastAsia"/>
               <w:szCs w:val="24"/>
             </w:rPr>
             <w:fldChar w:fldCharType="separate"/>
@@ -2376,7 +2335,7 @@
           </w:r>
           <w:r>
             <w:rPr>
-              <w:rFonts w:hint="eastAsia" w:ascii="Microsoft JhengHei" w:hAnsi="Microsoft JhengHei" w:eastAsia="Microsoft JhengHei" w:cs="Microsoft JhengHei"/>
+              <w:rFonts w:ascii="Microsoft JhengHei" w:eastAsia="Microsoft JhengHei" w:hAnsi="Microsoft JhengHei" w:cs="Microsoft JhengHei" w:hint="eastAsia"/>
               <w:szCs w:val="24"/>
             </w:rPr>
             <w:fldChar w:fldCharType="end"/>
@@ -2384,28 +2343,28 @@
         </w:p>
         <w:p>
           <w:pPr>
-            <w:pStyle w:val="13"/>
+            <w:pStyle w:val="TOC3"/>
             <w:tabs>
               <w:tab w:val="right" w:leader="dot" w:pos="8371"/>
             </w:tabs>
           </w:pPr>
           <w:r>
             <w:rPr>
-              <w:rFonts w:hint="eastAsia" w:ascii="Microsoft JhengHei" w:hAnsi="Microsoft JhengHei" w:eastAsia="Microsoft JhengHei" w:cs="Microsoft JhengHei"/>
+              <w:rFonts w:ascii="Microsoft JhengHei" w:eastAsia="Microsoft JhengHei" w:hAnsi="Microsoft JhengHei" w:cs="Microsoft JhengHei" w:hint="eastAsia"/>
               <w:szCs w:val="24"/>
             </w:rPr>
             <w:fldChar w:fldCharType="begin"/>
           </w:r>
           <w:r>
             <w:rPr>
-              <w:rFonts w:hint="eastAsia" w:ascii="Microsoft JhengHei" w:hAnsi="Microsoft JhengHei" w:eastAsia="Microsoft JhengHei" w:cs="Microsoft JhengHei"/>
+              <w:rFonts w:ascii="Microsoft JhengHei" w:eastAsia="Microsoft JhengHei" w:hAnsi="Microsoft JhengHei" w:cs="Microsoft JhengHei" w:hint="eastAsia"/>
               <w:szCs w:val="24"/>
             </w:rPr>
             <w:instrText xml:space="preserve"> HYPERLINK \l _Toc13685 </w:instrText>
           </w:r>
           <w:r>
             <w:rPr>
-              <w:rFonts w:hint="eastAsia" w:ascii="Microsoft JhengHei" w:hAnsi="Microsoft JhengHei" w:eastAsia="Microsoft JhengHei" w:cs="Microsoft JhengHei"/>
+              <w:rFonts w:ascii="Microsoft JhengHei" w:eastAsia="Microsoft JhengHei" w:hAnsi="Microsoft JhengHei" w:cs="Microsoft JhengHei" w:hint="eastAsia"/>
               <w:szCs w:val="24"/>
             </w:rPr>
             <w:fldChar w:fldCharType="separate"/>
@@ -2442,7 +2401,7 @@
           </w:r>
           <w:r>
             <w:rPr>
-              <w:rFonts w:hint="eastAsia" w:ascii="Microsoft JhengHei" w:hAnsi="Microsoft JhengHei" w:eastAsia="Microsoft JhengHei" w:cs="Microsoft JhengHei"/>
+              <w:rFonts w:ascii="Microsoft JhengHei" w:eastAsia="Microsoft JhengHei" w:hAnsi="Microsoft JhengHei" w:cs="Microsoft JhengHei" w:hint="eastAsia"/>
               <w:szCs w:val="24"/>
             </w:rPr>
             <w:fldChar w:fldCharType="end"/>
@@ -2450,28 +2409,28 @@
         </w:p>
         <w:p>
           <w:pPr>
-            <w:pStyle w:val="13"/>
+            <w:pStyle w:val="TOC3"/>
             <w:tabs>
               <w:tab w:val="right" w:leader="dot" w:pos="8371"/>
             </w:tabs>
           </w:pPr>
           <w:r>
             <w:rPr>
-              <w:rFonts w:hint="eastAsia" w:ascii="Microsoft JhengHei" w:hAnsi="Microsoft JhengHei" w:eastAsia="Microsoft JhengHei" w:cs="Microsoft JhengHei"/>
+              <w:rFonts w:ascii="Microsoft JhengHei" w:eastAsia="Microsoft JhengHei" w:hAnsi="Microsoft JhengHei" w:cs="Microsoft JhengHei" w:hint="eastAsia"/>
               <w:szCs w:val="24"/>
             </w:rPr>
             <w:fldChar w:fldCharType="begin"/>
           </w:r>
           <w:r>
             <w:rPr>
-              <w:rFonts w:hint="eastAsia" w:ascii="Microsoft JhengHei" w:hAnsi="Microsoft JhengHei" w:eastAsia="Microsoft JhengHei" w:cs="Microsoft JhengHei"/>
+              <w:rFonts w:ascii="Microsoft JhengHei" w:eastAsia="Microsoft JhengHei" w:hAnsi="Microsoft JhengHei" w:cs="Microsoft JhengHei" w:hint="eastAsia"/>
               <w:szCs w:val="24"/>
             </w:rPr>
             <w:instrText xml:space="preserve"> HYPERLINK \l _Toc10030 </w:instrText>
           </w:r>
           <w:r>
             <w:rPr>
-              <w:rFonts w:hint="eastAsia" w:ascii="Microsoft JhengHei" w:hAnsi="Microsoft JhengHei" w:eastAsia="Microsoft JhengHei" w:cs="Microsoft JhengHei"/>
+              <w:rFonts w:ascii="Microsoft JhengHei" w:eastAsia="Microsoft JhengHei" w:hAnsi="Microsoft JhengHei" w:cs="Microsoft JhengHei" w:hint="eastAsia"/>
               <w:szCs w:val="24"/>
             </w:rPr>
             <w:fldChar w:fldCharType="separate"/>
@@ -2508,7 +2467,7 @@
           </w:r>
           <w:r>
             <w:rPr>
-              <w:rFonts w:hint="eastAsia" w:ascii="Microsoft JhengHei" w:hAnsi="Microsoft JhengHei" w:eastAsia="Microsoft JhengHei" w:cs="Microsoft JhengHei"/>
+              <w:rFonts w:ascii="Microsoft JhengHei" w:eastAsia="Microsoft JhengHei" w:hAnsi="Microsoft JhengHei" w:cs="Microsoft JhengHei" w:hint="eastAsia"/>
               <w:szCs w:val="24"/>
             </w:rPr>
             <w:fldChar w:fldCharType="end"/>
@@ -2516,28 +2475,28 @@
         </w:p>
         <w:p>
           <w:pPr>
-            <w:pStyle w:val="17"/>
+            <w:pStyle w:val="TOC2"/>
             <w:tabs>
               <w:tab w:val="right" w:leader="dot" w:pos="8371"/>
             </w:tabs>
           </w:pPr>
           <w:r>
             <w:rPr>
-              <w:rFonts w:hint="eastAsia" w:ascii="Microsoft JhengHei" w:hAnsi="Microsoft JhengHei" w:eastAsia="Microsoft JhengHei" w:cs="Microsoft JhengHei"/>
+              <w:rFonts w:ascii="Microsoft JhengHei" w:eastAsia="Microsoft JhengHei" w:hAnsi="Microsoft JhengHei" w:cs="Microsoft JhengHei" w:hint="eastAsia"/>
               <w:szCs w:val="24"/>
             </w:rPr>
             <w:fldChar w:fldCharType="begin"/>
           </w:r>
           <w:r>
             <w:rPr>
-              <w:rFonts w:hint="eastAsia" w:ascii="Microsoft JhengHei" w:hAnsi="Microsoft JhengHei" w:eastAsia="Microsoft JhengHei" w:cs="Microsoft JhengHei"/>
+              <w:rFonts w:ascii="Microsoft JhengHei" w:eastAsia="Microsoft JhengHei" w:hAnsi="Microsoft JhengHei" w:cs="Microsoft JhengHei" w:hint="eastAsia"/>
               <w:szCs w:val="24"/>
             </w:rPr>
             <w:instrText xml:space="preserve"> HYPERLINK \l _Toc8663 </w:instrText>
           </w:r>
           <w:r>
             <w:rPr>
-              <w:rFonts w:hint="eastAsia" w:ascii="Microsoft JhengHei" w:hAnsi="Microsoft JhengHei" w:eastAsia="Microsoft JhengHei" w:cs="Microsoft JhengHei"/>
+              <w:rFonts w:ascii="Microsoft JhengHei" w:eastAsia="Microsoft JhengHei" w:hAnsi="Microsoft JhengHei" w:cs="Microsoft JhengHei" w:hint="eastAsia"/>
               <w:szCs w:val="24"/>
             </w:rPr>
             <w:fldChar w:fldCharType="separate"/>
@@ -2574,7 +2533,7 @@
           </w:r>
           <w:r>
             <w:rPr>
-              <w:rFonts w:hint="eastAsia" w:ascii="Microsoft JhengHei" w:hAnsi="Microsoft JhengHei" w:eastAsia="Microsoft JhengHei" w:cs="Microsoft JhengHei"/>
+              <w:rFonts w:ascii="Microsoft JhengHei" w:eastAsia="Microsoft JhengHei" w:hAnsi="Microsoft JhengHei" w:cs="Microsoft JhengHei" w:hint="eastAsia"/>
               <w:szCs w:val="24"/>
             </w:rPr>
             <w:fldChar w:fldCharType="end"/>
@@ -2582,28 +2541,28 @@
         </w:p>
         <w:p>
           <w:pPr>
-            <w:pStyle w:val="17"/>
+            <w:pStyle w:val="TOC2"/>
             <w:tabs>
               <w:tab w:val="right" w:leader="dot" w:pos="8371"/>
             </w:tabs>
           </w:pPr>
           <w:r>
             <w:rPr>
-              <w:rFonts w:hint="eastAsia" w:ascii="Microsoft JhengHei" w:hAnsi="Microsoft JhengHei" w:eastAsia="Microsoft JhengHei" w:cs="Microsoft JhengHei"/>
+              <w:rFonts w:ascii="Microsoft JhengHei" w:eastAsia="Microsoft JhengHei" w:hAnsi="Microsoft JhengHei" w:cs="Microsoft JhengHei" w:hint="eastAsia"/>
               <w:szCs w:val="24"/>
             </w:rPr>
             <w:fldChar w:fldCharType="begin"/>
           </w:r>
           <w:r>
             <w:rPr>
-              <w:rFonts w:hint="eastAsia" w:ascii="Microsoft JhengHei" w:hAnsi="Microsoft JhengHei" w:eastAsia="Microsoft JhengHei" w:cs="Microsoft JhengHei"/>
+              <w:rFonts w:ascii="Microsoft JhengHei" w:eastAsia="Microsoft JhengHei" w:hAnsi="Microsoft JhengHei" w:cs="Microsoft JhengHei" w:hint="eastAsia"/>
               <w:szCs w:val="24"/>
             </w:rPr>
             <w:instrText xml:space="preserve"> HYPERLINK \l _Toc28810 </w:instrText>
           </w:r>
           <w:r>
             <w:rPr>
-              <w:rFonts w:hint="eastAsia" w:ascii="Microsoft JhengHei" w:hAnsi="Microsoft JhengHei" w:eastAsia="Microsoft JhengHei" w:cs="Microsoft JhengHei"/>
+              <w:rFonts w:ascii="Microsoft JhengHei" w:eastAsia="Microsoft JhengHei" w:hAnsi="Microsoft JhengHei" w:cs="Microsoft JhengHei" w:hint="eastAsia"/>
               <w:szCs w:val="24"/>
             </w:rPr>
             <w:fldChar w:fldCharType="separate"/>
@@ -2637,7 +2596,7 @@
           </w:r>
           <w:r>
             <w:rPr>
-              <w:rFonts w:hint="eastAsia" w:ascii="Microsoft JhengHei" w:hAnsi="Microsoft JhengHei" w:eastAsia="Microsoft JhengHei" w:cs="Microsoft JhengHei"/>
+              <w:rFonts w:ascii="Microsoft JhengHei" w:eastAsia="Microsoft JhengHei" w:hAnsi="Microsoft JhengHei" w:cs="Microsoft JhengHei" w:hint="eastAsia"/>
               <w:szCs w:val="24"/>
             </w:rPr>
             <w:fldChar w:fldCharType="end"/>
@@ -2645,28 +2604,28 @@
         </w:p>
         <w:p>
           <w:pPr>
-            <w:pStyle w:val="16"/>
+            <w:pStyle w:val="TOC1"/>
             <w:tabs>
               <w:tab w:val="right" w:leader="dot" w:pos="8371"/>
             </w:tabs>
           </w:pPr>
           <w:r>
             <w:rPr>
-              <w:rFonts w:hint="eastAsia" w:ascii="Microsoft JhengHei" w:hAnsi="Microsoft JhengHei" w:eastAsia="Microsoft JhengHei" w:cs="Microsoft JhengHei"/>
+              <w:rFonts w:ascii="Microsoft JhengHei" w:eastAsia="Microsoft JhengHei" w:hAnsi="Microsoft JhengHei" w:cs="Microsoft JhengHei" w:hint="eastAsia"/>
               <w:szCs w:val="24"/>
             </w:rPr>
             <w:fldChar w:fldCharType="begin"/>
           </w:r>
           <w:r>
             <w:rPr>
-              <w:rFonts w:hint="eastAsia" w:ascii="Microsoft JhengHei" w:hAnsi="Microsoft JhengHei" w:eastAsia="Microsoft JhengHei" w:cs="Microsoft JhengHei"/>
+              <w:rFonts w:ascii="Microsoft JhengHei" w:eastAsia="Microsoft JhengHei" w:hAnsi="Microsoft JhengHei" w:cs="Microsoft JhengHei" w:hint="eastAsia"/>
               <w:szCs w:val="24"/>
             </w:rPr>
             <w:instrText xml:space="preserve"> HYPERLINK \l _Toc32214 </w:instrText>
           </w:r>
           <w:r>
             <w:rPr>
-              <w:rFonts w:hint="eastAsia" w:ascii="Microsoft JhengHei" w:hAnsi="Microsoft JhengHei" w:eastAsia="Microsoft JhengHei" w:cs="Microsoft JhengHei"/>
+              <w:rFonts w:ascii="Microsoft JhengHei" w:eastAsia="Microsoft JhengHei" w:hAnsi="Microsoft JhengHei" w:cs="Microsoft JhengHei" w:hint="eastAsia"/>
               <w:szCs w:val="24"/>
             </w:rPr>
             <w:fldChar w:fldCharType="separate"/>
@@ -2700,7 +2659,7 @@
           </w:r>
           <w:r>
             <w:rPr>
-              <w:rFonts w:hint="eastAsia" w:ascii="Microsoft JhengHei" w:hAnsi="Microsoft JhengHei" w:eastAsia="Microsoft JhengHei" w:cs="Microsoft JhengHei"/>
+              <w:rFonts w:ascii="Microsoft JhengHei" w:eastAsia="Microsoft JhengHei" w:hAnsi="Microsoft JhengHei" w:cs="Microsoft JhengHei" w:hint="eastAsia"/>
               <w:szCs w:val="24"/>
             </w:rPr>
             <w:fldChar w:fldCharType="end"/>
@@ -2708,28 +2667,28 @@
         </w:p>
         <w:p>
           <w:pPr>
-            <w:pStyle w:val="16"/>
+            <w:pStyle w:val="TOC1"/>
             <w:tabs>
               <w:tab w:val="right" w:leader="dot" w:pos="8371"/>
             </w:tabs>
           </w:pPr>
           <w:r>
             <w:rPr>
-              <w:rFonts w:hint="eastAsia" w:ascii="Microsoft JhengHei" w:hAnsi="Microsoft JhengHei" w:eastAsia="Microsoft JhengHei" w:cs="Microsoft JhengHei"/>
+              <w:rFonts w:ascii="Microsoft JhengHei" w:eastAsia="Microsoft JhengHei" w:hAnsi="Microsoft JhengHei" w:cs="Microsoft JhengHei" w:hint="eastAsia"/>
               <w:szCs w:val="24"/>
             </w:rPr>
             <w:fldChar w:fldCharType="begin"/>
           </w:r>
           <w:r>
             <w:rPr>
-              <w:rFonts w:hint="eastAsia" w:ascii="Microsoft JhengHei" w:hAnsi="Microsoft JhengHei" w:eastAsia="Microsoft JhengHei" w:cs="Microsoft JhengHei"/>
+              <w:rFonts w:ascii="Microsoft JhengHei" w:eastAsia="Microsoft JhengHei" w:hAnsi="Microsoft JhengHei" w:cs="Microsoft JhengHei" w:hint="eastAsia"/>
               <w:szCs w:val="24"/>
             </w:rPr>
             <w:instrText xml:space="preserve"> HYPERLINK \l _Toc2422 </w:instrText>
           </w:r>
           <w:r>
             <w:rPr>
-              <w:rFonts w:hint="eastAsia" w:ascii="Microsoft JhengHei" w:hAnsi="Microsoft JhengHei" w:eastAsia="Microsoft JhengHei" w:cs="Microsoft JhengHei"/>
+              <w:rFonts w:ascii="Microsoft JhengHei" w:eastAsia="Microsoft JhengHei" w:hAnsi="Microsoft JhengHei" w:cs="Microsoft JhengHei" w:hint="eastAsia"/>
               <w:szCs w:val="24"/>
             </w:rPr>
             <w:fldChar w:fldCharType="separate"/>
@@ -2763,7 +2722,7 @@
           </w:r>
           <w:r>
             <w:rPr>
-              <w:rFonts w:hint="eastAsia" w:ascii="Microsoft JhengHei" w:hAnsi="Microsoft JhengHei" w:eastAsia="Microsoft JhengHei" w:cs="Microsoft JhengHei"/>
+              <w:rFonts w:ascii="Microsoft JhengHei" w:eastAsia="Microsoft JhengHei" w:hAnsi="Microsoft JhengHei" w:cs="Microsoft JhengHei" w:hint="eastAsia"/>
               <w:szCs w:val="24"/>
             </w:rPr>
             <w:fldChar w:fldCharType="end"/>
@@ -2771,28 +2730,28 @@
         </w:p>
         <w:p>
           <w:pPr>
-            <w:pStyle w:val="16"/>
+            <w:pStyle w:val="TOC1"/>
             <w:tabs>
               <w:tab w:val="right" w:leader="dot" w:pos="8371"/>
             </w:tabs>
           </w:pPr>
           <w:r>
             <w:rPr>
-              <w:rFonts w:hint="eastAsia" w:ascii="Microsoft JhengHei" w:hAnsi="Microsoft JhengHei" w:eastAsia="Microsoft JhengHei" w:cs="Microsoft JhengHei"/>
+              <w:rFonts w:ascii="Microsoft JhengHei" w:eastAsia="Microsoft JhengHei" w:hAnsi="Microsoft JhengHei" w:cs="Microsoft JhengHei" w:hint="eastAsia"/>
               <w:szCs w:val="24"/>
             </w:rPr>
             <w:fldChar w:fldCharType="begin"/>
           </w:r>
           <w:r>
             <w:rPr>
-              <w:rFonts w:hint="eastAsia" w:ascii="Microsoft JhengHei" w:hAnsi="Microsoft JhengHei" w:eastAsia="Microsoft JhengHei" w:cs="Microsoft JhengHei"/>
+              <w:rFonts w:ascii="Microsoft JhengHei" w:eastAsia="Microsoft JhengHei" w:hAnsi="Microsoft JhengHei" w:cs="Microsoft JhengHei" w:hint="eastAsia"/>
               <w:szCs w:val="24"/>
             </w:rPr>
             <w:instrText xml:space="preserve"> HYPERLINK \l _Toc11515 </w:instrText>
           </w:r>
           <w:r>
             <w:rPr>
-              <w:rFonts w:hint="eastAsia" w:ascii="Microsoft JhengHei" w:hAnsi="Microsoft JhengHei" w:eastAsia="Microsoft JhengHei" w:cs="Microsoft JhengHei"/>
+              <w:rFonts w:ascii="Microsoft JhengHei" w:eastAsia="Microsoft JhengHei" w:hAnsi="Microsoft JhengHei" w:cs="Microsoft JhengHei" w:hint="eastAsia"/>
               <w:szCs w:val="24"/>
             </w:rPr>
             <w:fldChar w:fldCharType="separate"/>
@@ -2826,7 +2785,7 @@
           </w:r>
           <w:r>
             <w:rPr>
-              <w:rFonts w:hint="eastAsia" w:ascii="Microsoft JhengHei" w:hAnsi="Microsoft JhengHei" w:eastAsia="Microsoft JhengHei" w:cs="Microsoft JhengHei"/>
+              <w:rFonts w:ascii="Microsoft JhengHei" w:eastAsia="Microsoft JhengHei" w:hAnsi="Microsoft JhengHei" w:cs="Microsoft JhengHei" w:hint="eastAsia"/>
               <w:szCs w:val="24"/>
             </w:rPr>
             <w:fldChar w:fldCharType="end"/>
@@ -2834,28 +2793,28 @@
         </w:p>
         <w:p>
           <w:pPr>
-            <w:pStyle w:val="16"/>
+            <w:pStyle w:val="TOC1"/>
             <w:tabs>
               <w:tab w:val="right" w:leader="dot" w:pos="8371"/>
             </w:tabs>
           </w:pPr>
           <w:r>
             <w:rPr>
-              <w:rFonts w:hint="eastAsia" w:ascii="Microsoft JhengHei" w:hAnsi="Microsoft JhengHei" w:eastAsia="Microsoft JhengHei" w:cs="Microsoft JhengHei"/>
+              <w:rFonts w:ascii="Microsoft JhengHei" w:eastAsia="Microsoft JhengHei" w:hAnsi="Microsoft JhengHei" w:cs="Microsoft JhengHei" w:hint="eastAsia"/>
               <w:szCs w:val="24"/>
             </w:rPr>
             <w:fldChar w:fldCharType="begin"/>
           </w:r>
           <w:r>
             <w:rPr>
-              <w:rFonts w:hint="eastAsia" w:ascii="Microsoft JhengHei" w:hAnsi="Microsoft JhengHei" w:eastAsia="Microsoft JhengHei" w:cs="Microsoft JhengHei"/>
+              <w:rFonts w:ascii="Microsoft JhengHei" w:eastAsia="Microsoft JhengHei" w:hAnsi="Microsoft JhengHei" w:cs="Microsoft JhengHei" w:hint="eastAsia"/>
               <w:szCs w:val="24"/>
             </w:rPr>
             <w:instrText xml:space="preserve"> HYPERLINK \l _Toc3181 </w:instrText>
           </w:r>
           <w:r>
             <w:rPr>
-              <w:rFonts w:hint="eastAsia" w:ascii="Microsoft JhengHei" w:hAnsi="Microsoft JhengHei" w:eastAsia="Microsoft JhengHei" w:cs="Microsoft JhengHei"/>
+              <w:rFonts w:ascii="Microsoft JhengHei" w:eastAsia="Microsoft JhengHei" w:hAnsi="Microsoft JhengHei" w:cs="Microsoft JhengHei" w:hint="eastAsia"/>
               <w:szCs w:val="24"/>
             </w:rPr>
             <w:fldChar w:fldCharType="separate"/>
@@ -2889,7 +2848,7 @@
           </w:r>
           <w:r>
             <w:rPr>
-              <w:rFonts w:hint="eastAsia" w:ascii="Microsoft JhengHei" w:hAnsi="Microsoft JhengHei" w:eastAsia="Microsoft JhengHei" w:cs="Microsoft JhengHei"/>
+              <w:rFonts w:ascii="Microsoft JhengHei" w:eastAsia="Microsoft JhengHei" w:hAnsi="Microsoft JhengHei" w:cs="Microsoft JhengHei" w:hint="eastAsia"/>
               <w:szCs w:val="24"/>
             </w:rPr>
             <w:fldChar w:fldCharType="end"/>
@@ -2897,28 +2856,28 @@
         </w:p>
         <w:p>
           <w:pPr>
-            <w:pStyle w:val="16"/>
+            <w:pStyle w:val="TOC1"/>
             <w:tabs>
               <w:tab w:val="right" w:leader="dot" w:pos="8371"/>
             </w:tabs>
           </w:pPr>
           <w:r>
             <w:rPr>
-              <w:rFonts w:hint="eastAsia" w:ascii="Microsoft JhengHei" w:hAnsi="Microsoft JhengHei" w:eastAsia="Microsoft JhengHei" w:cs="Microsoft JhengHei"/>
+              <w:rFonts w:ascii="Microsoft JhengHei" w:eastAsia="Microsoft JhengHei" w:hAnsi="Microsoft JhengHei" w:cs="Microsoft JhengHei" w:hint="eastAsia"/>
               <w:szCs w:val="24"/>
             </w:rPr>
             <w:fldChar w:fldCharType="begin"/>
           </w:r>
           <w:r>
             <w:rPr>
-              <w:rFonts w:hint="eastAsia" w:ascii="Microsoft JhengHei" w:hAnsi="Microsoft JhengHei" w:eastAsia="Microsoft JhengHei" w:cs="Microsoft JhengHei"/>
+              <w:rFonts w:ascii="Microsoft JhengHei" w:eastAsia="Microsoft JhengHei" w:hAnsi="Microsoft JhengHei" w:cs="Microsoft JhengHei" w:hint="eastAsia"/>
               <w:szCs w:val="24"/>
             </w:rPr>
             <w:instrText xml:space="preserve"> HYPERLINK \l _Toc30856 </w:instrText>
           </w:r>
           <w:r>
             <w:rPr>
-              <w:rFonts w:hint="eastAsia" w:ascii="Microsoft JhengHei" w:hAnsi="Microsoft JhengHei" w:eastAsia="Microsoft JhengHei" w:cs="Microsoft JhengHei"/>
+              <w:rFonts w:ascii="Microsoft JhengHei" w:eastAsia="Microsoft JhengHei" w:hAnsi="Microsoft JhengHei" w:cs="Microsoft JhengHei" w:hint="eastAsia"/>
               <w:szCs w:val="24"/>
             </w:rPr>
             <w:fldChar w:fldCharType="separate"/>
@@ -2952,7 +2911,7 @@
           </w:r>
           <w:r>
             <w:rPr>
-              <w:rFonts w:hint="eastAsia" w:ascii="Microsoft JhengHei" w:hAnsi="Microsoft JhengHei" w:eastAsia="Microsoft JhengHei" w:cs="Microsoft JhengHei"/>
+              <w:rFonts w:ascii="Microsoft JhengHei" w:eastAsia="Microsoft JhengHei" w:hAnsi="Microsoft JhengHei" w:cs="Microsoft JhengHei" w:hint="eastAsia"/>
               <w:szCs w:val="24"/>
             </w:rPr>
             <w:fldChar w:fldCharType="end"/>
@@ -2960,28 +2919,28 @@
         </w:p>
         <w:p>
           <w:pPr>
-            <w:pStyle w:val="16"/>
+            <w:pStyle w:val="TOC1"/>
             <w:tabs>
               <w:tab w:val="right" w:leader="dot" w:pos="8371"/>
             </w:tabs>
           </w:pPr>
           <w:r>
             <w:rPr>
-              <w:rFonts w:hint="eastAsia" w:ascii="Microsoft JhengHei" w:hAnsi="Microsoft JhengHei" w:eastAsia="Microsoft JhengHei" w:cs="Microsoft JhengHei"/>
+              <w:rFonts w:ascii="Microsoft JhengHei" w:eastAsia="Microsoft JhengHei" w:hAnsi="Microsoft JhengHei" w:cs="Microsoft JhengHei" w:hint="eastAsia"/>
               <w:szCs w:val="24"/>
             </w:rPr>
             <w:fldChar w:fldCharType="begin"/>
           </w:r>
           <w:r>
             <w:rPr>
-              <w:rFonts w:hint="eastAsia" w:ascii="Microsoft JhengHei" w:hAnsi="Microsoft JhengHei" w:eastAsia="Microsoft JhengHei" w:cs="Microsoft JhengHei"/>
+              <w:rFonts w:ascii="Microsoft JhengHei" w:eastAsia="Microsoft JhengHei" w:hAnsi="Microsoft JhengHei" w:cs="Microsoft JhengHei" w:hint="eastAsia"/>
               <w:szCs w:val="24"/>
             </w:rPr>
             <w:instrText xml:space="preserve"> HYPERLINK \l _Toc7057 </w:instrText>
           </w:r>
           <w:r>
             <w:rPr>
-              <w:rFonts w:hint="eastAsia" w:ascii="Microsoft JhengHei" w:hAnsi="Microsoft JhengHei" w:eastAsia="Microsoft JhengHei" w:cs="Microsoft JhengHei"/>
+              <w:rFonts w:ascii="Microsoft JhengHei" w:eastAsia="Microsoft JhengHei" w:hAnsi="Microsoft JhengHei" w:cs="Microsoft JhengHei" w:hint="eastAsia"/>
               <w:szCs w:val="24"/>
             </w:rPr>
             <w:fldChar w:fldCharType="separate"/>
@@ -3015,7 +2974,7 @@
           </w:r>
           <w:r>
             <w:rPr>
-              <w:rFonts w:hint="eastAsia" w:ascii="Microsoft JhengHei" w:hAnsi="Microsoft JhengHei" w:eastAsia="Microsoft JhengHei" w:cs="Microsoft JhengHei"/>
+              <w:rFonts w:ascii="Microsoft JhengHei" w:eastAsia="Microsoft JhengHei" w:hAnsi="Microsoft JhengHei" w:cs="Microsoft JhengHei" w:hint="eastAsia"/>
               <w:szCs w:val="24"/>
             </w:rPr>
             <w:fldChar w:fldCharType="end"/>
@@ -3023,28 +2982,28 @@
         </w:p>
         <w:p>
           <w:pPr>
-            <w:pStyle w:val="16"/>
+            <w:pStyle w:val="TOC1"/>
             <w:tabs>
               <w:tab w:val="right" w:leader="dot" w:pos="8371"/>
             </w:tabs>
           </w:pPr>
           <w:r>
             <w:rPr>
-              <w:rFonts w:hint="eastAsia" w:ascii="Microsoft JhengHei" w:hAnsi="Microsoft JhengHei" w:eastAsia="Microsoft JhengHei" w:cs="Microsoft JhengHei"/>
+              <w:rFonts w:ascii="Microsoft JhengHei" w:eastAsia="Microsoft JhengHei" w:hAnsi="Microsoft JhengHei" w:cs="Microsoft JhengHei" w:hint="eastAsia"/>
               <w:szCs w:val="24"/>
             </w:rPr>
             <w:fldChar w:fldCharType="begin"/>
           </w:r>
           <w:r>
             <w:rPr>
-              <w:rFonts w:hint="eastAsia" w:ascii="Microsoft JhengHei" w:hAnsi="Microsoft JhengHei" w:eastAsia="Microsoft JhengHei" w:cs="Microsoft JhengHei"/>
+              <w:rFonts w:ascii="Microsoft JhengHei" w:eastAsia="Microsoft JhengHei" w:hAnsi="Microsoft JhengHei" w:cs="Microsoft JhengHei" w:hint="eastAsia"/>
               <w:szCs w:val="24"/>
             </w:rPr>
             <w:instrText xml:space="preserve"> HYPERLINK \l _Toc10328 </w:instrText>
           </w:r>
           <w:r>
             <w:rPr>
-              <w:rFonts w:hint="eastAsia" w:ascii="Microsoft JhengHei" w:hAnsi="Microsoft JhengHei" w:eastAsia="Microsoft JhengHei" w:cs="Microsoft JhengHei"/>
+              <w:rFonts w:ascii="Microsoft JhengHei" w:eastAsia="Microsoft JhengHei" w:hAnsi="Microsoft JhengHei" w:cs="Microsoft JhengHei" w:hint="eastAsia"/>
               <w:szCs w:val="24"/>
             </w:rPr>
             <w:fldChar w:fldCharType="separate"/>
@@ -3078,7 +3037,7 @@
           </w:r>
           <w:r>
             <w:rPr>
-              <w:rFonts w:hint="eastAsia" w:ascii="Microsoft JhengHei" w:hAnsi="Microsoft JhengHei" w:eastAsia="Microsoft JhengHei" w:cs="Microsoft JhengHei"/>
+              <w:rFonts w:ascii="Microsoft JhengHei" w:eastAsia="Microsoft JhengHei" w:hAnsi="Microsoft JhengHei" w:cs="Microsoft JhengHei" w:hint="eastAsia"/>
               <w:szCs w:val="24"/>
             </w:rPr>
             <w:fldChar w:fldCharType="end"/>
@@ -3086,28 +3045,28 @@
         </w:p>
         <w:p>
           <w:pPr>
-            <w:pStyle w:val="16"/>
+            <w:pStyle w:val="TOC1"/>
             <w:tabs>
               <w:tab w:val="right" w:leader="dot" w:pos="8371"/>
             </w:tabs>
           </w:pPr>
           <w:r>
             <w:rPr>
-              <w:rFonts w:hint="eastAsia" w:ascii="Microsoft JhengHei" w:hAnsi="Microsoft JhengHei" w:eastAsia="Microsoft JhengHei" w:cs="Microsoft JhengHei"/>
+              <w:rFonts w:ascii="Microsoft JhengHei" w:eastAsia="Microsoft JhengHei" w:hAnsi="Microsoft JhengHei" w:cs="Microsoft JhengHei" w:hint="eastAsia"/>
               <w:szCs w:val="24"/>
             </w:rPr>
             <w:fldChar w:fldCharType="begin"/>
           </w:r>
           <w:r>
             <w:rPr>
-              <w:rFonts w:hint="eastAsia" w:ascii="Microsoft JhengHei" w:hAnsi="Microsoft JhengHei" w:eastAsia="Microsoft JhengHei" w:cs="Microsoft JhengHei"/>
+              <w:rFonts w:ascii="Microsoft JhengHei" w:eastAsia="Microsoft JhengHei" w:hAnsi="Microsoft JhengHei" w:cs="Microsoft JhengHei" w:hint="eastAsia"/>
               <w:szCs w:val="24"/>
             </w:rPr>
             <w:instrText xml:space="preserve"> HYPERLINK \l _Toc23694 </w:instrText>
           </w:r>
           <w:r>
             <w:rPr>
-              <w:rFonts w:hint="eastAsia" w:ascii="Microsoft JhengHei" w:hAnsi="Microsoft JhengHei" w:eastAsia="Microsoft JhengHei" w:cs="Microsoft JhengHei"/>
+              <w:rFonts w:ascii="Microsoft JhengHei" w:eastAsia="Microsoft JhengHei" w:hAnsi="Microsoft JhengHei" w:cs="Microsoft JhengHei" w:hint="eastAsia"/>
               <w:szCs w:val="24"/>
             </w:rPr>
             <w:fldChar w:fldCharType="separate"/>
@@ -3146,7 +3105,7 @@
           </w:r>
           <w:r>
             <w:rPr>
-              <w:rFonts w:hint="eastAsia" w:ascii="Microsoft JhengHei" w:hAnsi="Microsoft JhengHei" w:eastAsia="Microsoft JhengHei" w:cs="Microsoft JhengHei"/>
+              <w:rFonts w:ascii="Microsoft JhengHei" w:eastAsia="Microsoft JhengHei" w:hAnsi="Microsoft JhengHei" w:cs="Microsoft JhengHei" w:hint="eastAsia"/>
               <w:szCs w:val="24"/>
             </w:rPr>
             <w:fldChar w:fldCharType="end"/>
@@ -3154,28 +3113,28 @@
         </w:p>
         <w:p>
           <w:pPr>
-            <w:pStyle w:val="16"/>
+            <w:pStyle w:val="TOC1"/>
             <w:tabs>
               <w:tab w:val="right" w:leader="dot" w:pos="8371"/>
             </w:tabs>
           </w:pPr>
           <w:r>
             <w:rPr>
-              <w:rFonts w:hint="eastAsia" w:ascii="Microsoft JhengHei" w:hAnsi="Microsoft JhengHei" w:eastAsia="Microsoft JhengHei" w:cs="Microsoft JhengHei"/>
+              <w:rFonts w:ascii="Microsoft JhengHei" w:eastAsia="Microsoft JhengHei" w:hAnsi="Microsoft JhengHei" w:cs="Microsoft JhengHei" w:hint="eastAsia"/>
               <w:szCs w:val="24"/>
             </w:rPr>
             <w:fldChar w:fldCharType="begin"/>
           </w:r>
           <w:r>
             <w:rPr>
-              <w:rFonts w:hint="eastAsia" w:ascii="Microsoft JhengHei" w:hAnsi="Microsoft JhengHei" w:eastAsia="Microsoft JhengHei" w:cs="Microsoft JhengHei"/>
+              <w:rFonts w:ascii="Microsoft JhengHei" w:eastAsia="Microsoft JhengHei" w:hAnsi="Microsoft JhengHei" w:cs="Microsoft JhengHei" w:hint="eastAsia"/>
               <w:szCs w:val="24"/>
             </w:rPr>
             <w:instrText xml:space="preserve"> HYPERLINK \l _Toc15290 </w:instrText>
           </w:r>
           <w:r>
             <w:rPr>
-              <w:rFonts w:hint="eastAsia" w:ascii="Microsoft JhengHei" w:hAnsi="Microsoft JhengHei" w:eastAsia="Microsoft JhengHei" w:cs="Microsoft JhengHei"/>
+              <w:rFonts w:ascii="Microsoft JhengHei" w:eastAsia="Microsoft JhengHei" w:hAnsi="Microsoft JhengHei" w:cs="Microsoft JhengHei" w:hint="eastAsia"/>
               <w:szCs w:val="24"/>
             </w:rPr>
             <w:fldChar w:fldCharType="separate"/>
@@ -3209,7 +3168,7 @@
           </w:r>
           <w:r>
             <w:rPr>
-              <w:rFonts w:hint="eastAsia" w:ascii="Microsoft JhengHei" w:hAnsi="Microsoft JhengHei" w:eastAsia="Microsoft JhengHei" w:cs="Microsoft JhengHei"/>
+              <w:rFonts w:ascii="Microsoft JhengHei" w:eastAsia="Microsoft JhengHei" w:hAnsi="Microsoft JhengHei" w:cs="Microsoft JhengHei" w:hint="eastAsia"/>
               <w:szCs w:val="24"/>
             </w:rPr>
             <w:fldChar w:fldCharType="end"/>
@@ -3233,7 +3192,7 @@
             <w:spacing w:line="220" w:lineRule="auto"/>
             <w:textAlignment w:val="baseline"/>
             <w:rPr>
-              <w:rFonts w:hint="eastAsia" w:ascii="Microsoft JhengHei" w:hAnsi="Microsoft JhengHei" w:eastAsia="Microsoft JhengHei" w:cs="Microsoft JhengHei"/>
+              <w:rFonts w:ascii="Microsoft JhengHei" w:eastAsia="Microsoft JhengHei" w:hAnsi="Microsoft JhengHei" w:cs="Microsoft JhengHei" w:hint="eastAsia"/>
               <w:snapToGrid w:val="0"/>
               <w:color w:val="000000"/>
               <w:kern w:val="0"/>
@@ -3244,7 +3203,7 @@
           </w:pPr>
           <w:r>
             <w:rPr>
-              <w:rFonts w:hint="eastAsia" w:ascii="Microsoft JhengHei" w:hAnsi="Microsoft JhengHei" w:eastAsia="Microsoft JhengHei" w:cs="Microsoft JhengHei"/>
+              <w:rFonts w:ascii="Microsoft JhengHei" w:eastAsia="Microsoft JhengHei" w:hAnsi="Microsoft JhengHei" w:cs="Microsoft JhengHei" w:hint="eastAsia"/>
               <w:szCs w:val="24"/>
             </w:rPr>
             <w:fldChar w:fldCharType="end"/>
@@ -3270,7 +3229,7 @@
         <w:spacing w:line="220" w:lineRule="auto"/>
         <w:textAlignment w:val="baseline"/>
         <w:rPr>
-          <w:rFonts w:ascii="宋体" w:hAnsi="宋体" w:eastAsia="宋体" w:cs="宋体"/>
+          <w:rFonts w:ascii="宋体" w:eastAsia="宋体" w:hAnsi="宋体" w:cs="宋体"/>
           <w:snapToGrid w:val="0"/>
           <w:color w:val="000000"/>
           <w:kern w:val="0"/>
@@ -3279,17 +3238,17 @@
           <w:lang w:val="en-US" w:eastAsia="en-US" w:bidi="ar-SA"/>
         </w:rPr>
         <w:sectPr>
-          <w:headerReference r:id="rId5" w:type="default"/>
-          <w:footerReference r:id="rId6" w:type="default"/>
+          <w:headerReference w:type="default" r:id="rId5"/>
+          <w:footerReference w:type="default" r:id="rId6"/>
           <w:pgSz w:w="11907" w:h="16840"/>
           <w:pgMar w:top="1162" w:right="1768" w:bottom="1359" w:left="1768" w:header="830" w:footer="1198" w:gutter="0"/>
-          <w:cols w:space="720" w:num="1"/>
+          <w:cols w:num="1" w:space="720"/>
         </w:sectPr>
       </w:pPr>
     </w:p>
     <w:p>
       <w:pPr>
-        <w:pStyle w:val="26"/>
+        <w:pStyle w:val="1"/>
         <w:keepNext w:val="0"/>
         <w:keepLines w:val="0"/>
         <w:pageBreakBefore w:val="0"/>
@@ -3305,15 +3264,15 @@
         <w:snapToGrid w:val="0"/>
         <w:textAlignment w:val="baseline"/>
       </w:pPr>
-      <w:bookmarkStart w:id="3" w:name="_Toc2813"/>
+      <w:bookmarkStart w:id="4" w:name="_Toc2813"/>
       <w:r>
         <w:t>目的</w:t>
       </w:r>
-      <w:bookmarkEnd w:id="3"/>
-    </w:p>
-    <w:p>
-      <w:pPr>
-        <w:pStyle w:val="27"/>
+      <w:bookmarkEnd w:id="4"/>
+    </w:p>
+    <w:p>
+      <w:pPr>
+        <w:pStyle w:val="a"/>
         <w:keepNext w:val="0"/>
         <w:keepLines w:val="0"/>
         <w:pageBreakBefore w:val="0"/>
@@ -3330,12 +3289,12 @@
         <w:textAlignment w:val="baseline"/>
       </w:pPr>
       <w:r>
-        <w:t>确定甘肃国邦信息科技有限公司的ITSS运维服务质量管理体系是否满足规定要求，以及是否得到有效实施和保持。</w:t>
-      </w:r>
-    </w:p>
-    <w:p>
-      <w:pPr>
-        <w:pStyle w:val="26"/>
+        <w:t>确定中达丰集团有限公司的ITSS运维服务质量管理体系是否满足规定要求，以及是否得到有效实施和保持。</w:t>
+      </w:r>
+    </w:p>
+    <w:p>
+      <w:pPr>
+        <w:pStyle w:val="1"/>
         <w:keepNext w:val="0"/>
         <w:keepLines w:val="0"/>
         <w:pageBreakBefore w:val="0"/>
@@ -3351,15 +3310,15 @@
         <w:snapToGrid w:val="0"/>
         <w:textAlignment w:val="baseline"/>
       </w:pPr>
-      <w:bookmarkStart w:id="4" w:name="_Toc16709"/>
+      <w:bookmarkStart w:id="5" w:name="_Toc16709"/>
       <w:r>
         <w:t>适用范围</w:t>
       </w:r>
-      <w:bookmarkEnd w:id="4"/>
-    </w:p>
-    <w:p>
-      <w:pPr>
-        <w:pStyle w:val="27"/>
+      <w:bookmarkEnd w:id="5"/>
+    </w:p>
+    <w:p>
+      <w:pPr>
+        <w:pStyle w:val="a"/>
         <w:keepNext w:val="0"/>
         <w:keepLines w:val="0"/>
         <w:pageBreakBefore w:val="0"/>
@@ -3376,12 +3335,12 @@
         <w:textAlignment w:val="baseline"/>
       </w:pPr>
       <w:r>
-        <w:t>适用于甘肃国邦信息科技有限公司的运维服务管理体系的内审。</w:t>
-      </w:r>
-    </w:p>
-    <w:p>
-      <w:pPr>
-        <w:pStyle w:val="26"/>
+        <w:t>适用于中达丰集团有限公司的运维服务管理体系的内审。</w:t>
+      </w:r>
+    </w:p>
+    <w:p>
+      <w:pPr>
+        <w:pStyle w:val="1"/>
         <w:keepNext w:val="0"/>
         <w:keepLines w:val="0"/>
         <w:pageBreakBefore w:val="0"/>
@@ -3397,15 +3356,15 @@
         <w:snapToGrid w:val="0"/>
         <w:textAlignment w:val="baseline"/>
       </w:pPr>
-      <w:bookmarkStart w:id="5" w:name="_Toc5935"/>
+      <w:bookmarkStart w:id="6" w:name="_Toc5935"/>
       <w:r>
         <w:t>职责</w:t>
       </w:r>
-      <w:bookmarkEnd w:id="5"/>
-    </w:p>
-    <w:p>
-      <w:pPr>
-        <w:pStyle w:val="28"/>
+      <w:bookmarkEnd w:id="6"/>
+    </w:p>
+    <w:p>
+      <w:pPr>
+        <w:pStyle w:val="2"/>
         <w:keepNext w:val="0"/>
         <w:keepLines w:val="0"/>
         <w:pageBreakBefore w:val="0"/>
@@ -3421,17 +3380,17 @@
         <w:snapToGrid w:val="0"/>
         <w:textAlignment w:val="baseline"/>
       </w:pPr>
-      <w:bookmarkStart w:id="6" w:name="bookmark21"/>
-      <w:bookmarkEnd w:id="6"/>
-      <w:bookmarkStart w:id="7" w:name="_Toc19101"/>
+      <w:bookmarkStart w:id="7" w:name="bookmark21"/>
+      <w:bookmarkEnd w:id="7"/>
+      <w:bookmarkStart w:id="8" w:name="_Toc19101"/>
       <w:r>
         <w:t>质量部</w:t>
       </w:r>
-      <w:bookmarkEnd w:id="7"/>
-    </w:p>
-    <w:p>
-      <w:pPr>
-        <w:pStyle w:val="27"/>
+      <w:bookmarkEnd w:id="8"/>
+    </w:p>
+    <w:p>
+      <w:pPr>
+        <w:pStyle w:val="a"/>
         <w:keepNext w:val="0"/>
         <w:keepLines w:val="0"/>
         <w:pageBreakBefore w:val="0"/>
@@ -3449,7 +3408,7 @@
         <w:bidi w:val="0"/>
         <w:adjustRightInd w:val="0"/>
         <w:snapToGrid w:val="0"/>
-        <w:ind w:left="425" w:leftChars="0" w:hanging="425" w:firstLineChars="0"/>
+        <w:ind w:left="425" w:hanging="425" w:leftChars="0" w:firstLineChars="0"/>
         <w:textAlignment w:val="baseline"/>
       </w:pPr>
       <w:r>
@@ -3468,7 +3427,7 @@
     </w:p>
     <w:p>
       <w:pPr>
-        <w:pStyle w:val="27"/>
+        <w:pStyle w:val="a"/>
         <w:keepNext w:val="0"/>
         <w:keepLines w:val="0"/>
         <w:pageBreakBefore w:val="0"/>
@@ -3486,7 +3445,7 @@
         <w:bidi w:val="0"/>
         <w:adjustRightInd w:val="0"/>
         <w:snapToGrid w:val="0"/>
-        <w:ind w:left="425" w:leftChars="0" w:hanging="425" w:firstLineChars="0"/>
+        <w:ind w:left="425" w:hanging="425" w:leftChars="0" w:firstLineChars="0"/>
         <w:textAlignment w:val="baseline"/>
       </w:pPr>
       <w:r>
@@ -3495,7 +3454,7 @@
     </w:p>
     <w:p>
       <w:pPr>
-        <w:pStyle w:val="28"/>
+        <w:pStyle w:val="2"/>
         <w:keepNext w:val="0"/>
         <w:keepLines w:val="0"/>
         <w:pageBreakBefore w:val="0"/>
@@ -3511,15 +3470,15 @@
         <w:snapToGrid w:val="0"/>
         <w:textAlignment w:val="baseline"/>
       </w:pPr>
-      <w:bookmarkStart w:id="8" w:name="_Toc29309"/>
+      <w:bookmarkStart w:id="9" w:name="_Toc29309"/>
       <w:r>
         <w:t>其他相关部门</w:t>
       </w:r>
-      <w:bookmarkEnd w:id="8"/>
-    </w:p>
-    <w:p>
-      <w:pPr>
-        <w:pStyle w:val="27"/>
+      <w:bookmarkEnd w:id="9"/>
+    </w:p>
+    <w:p>
+      <w:pPr>
+        <w:pStyle w:val="a"/>
         <w:keepNext w:val="0"/>
         <w:keepLines w:val="0"/>
         <w:pageBreakBefore w:val="0"/>
@@ -3541,7 +3500,7 @@
     </w:p>
     <w:p>
       <w:pPr>
-        <w:pStyle w:val="28"/>
+        <w:pStyle w:val="2"/>
         <w:keepNext w:val="0"/>
         <w:keepLines w:val="0"/>
         <w:pageBreakBefore w:val="0"/>
@@ -3557,15 +3516,15 @@
         <w:snapToGrid w:val="0"/>
         <w:textAlignment w:val="baseline"/>
       </w:pPr>
-      <w:bookmarkStart w:id="9" w:name="_Toc20305"/>
+      <w:bookmarkStart w:id="10" w:name="_Toc20305"/>
       <w:r>
         <w:t>工作程序</w:t>
       </w:r>
-      <w:bookmarkEnd w:id="9"/>
-    </w:p>
-    <w:p>
-      <w:pPr>
-        <w:pStyle w:val="29"/>
+      <w:bookmarkEnd w:id="10"/>
+    </w:p>
+    <w:p>
+      <w:pPr>
+        <w:pStyle w:val="3"/>
         <w:keepNext w:val="0"/>
         <w:keepLines w:val="0"/>
         <w:pageBreakBefore w:val="0"/>
@@ -3584,20 +3543,20 @@
           <w:rFonts w:hint="eastAsia"/>
         </w:rPr>
       </w:pPr>
-      <w:bookmarkStart w:id="10" w:name="bookmark22"/>
-      <w:bookmarkEnd w:id="10"/>
-      <w:bookmarkStart w:id="11" w:name="_Toc10928"/>
+      <w:bookmarkStart w:id="11" w:name="bookmark22"/>
+      <w:bookmarkEnd w:id="11"/>
+      <w:bookmarkStart w:id="12" w:name="_Toc10928"/>
       <w:r>
         <w:rPr>
           <w:rFonts w:hint="eastAsia"/>
         </w:rPr>
         <w:t>审核的频次</w:t>
       </w:r>
-      <w:bookmarkEnd w:id="11"/>
-    </w:p>
-    <w:p>
-      <w:pPr>
-        <w:pStyle w:val="39"/>
+      <w:bookmarkEnd w:id="12"/>
+    </w:p>
+    <w:p>
+      <w:pPr>
+        <w:pStyle w:val="a3"/>
         <w:keepNext w:val="0"/>
         <w:keepLines w:val="0"/>
         <w:pageBreakBefore w:val="0"/>
@@ -3615,7 +3574,7 @@
         <w:bidi w:val="0"/>
         <w:adjustRightInd w:val="0"/>
         <w:snapToGrid w:val="0"/>
-        <w:ind w:left="425" w:leftChars="0" w:hanging="425" w:firstLineChars="0"/>
+        <w:ind w:left="425" w:hanging="425" w:leftChars="0" w:firstLineChars="0"/>
         <w:textAlignment w:val="baseline"/>
       </w:pPr>
       <w:r>
@@ -3624,7 +3583,7 @@
     </w:p>
     <w:p>
       <w:pPr>
-        <w:pStyle w:val="39"/>
+        <w:pStyle w:val="a3"/>
         <w:keepNext w:val="0"/>
         <w:keepLines w:val="0"/>
         <w:pageBreakBefore w:val="0"/>
@@ -3642,7 +3601,7 @@
         <w:bidi w:val="0"/>
         <w:adjustRightInd w:val="0"/>
         <w:snapToGrid w:val="0"/>
-        <w:ind w:left="425" w:leftChars="0" w:hanging="425" w:firstLineChars="0"/>
+        <w:ind w:left="425" w:hanging="425" w:leftChars="0" w:firstLineChars="0"/>
         <w:textAlignment w:val="baseline"/>
       </w:pPr>
       <w:r>
@@ -3651,7 +3610,7 @@
     </w:p>
     <w:p>
       <w:pPr>
-        <w:pStyle w:val="29"/>
+        <w:pStyle w:val="3"/>
         <w:keepNext w:val="0"/>
         <w:keepLines w:val="0"/>
         <w:pageBreakBefore w:val="0"/>
@@ -3670,16 +3629,16 @@
           <w:rFonts w:hint="eastAsia"/>
         </w:rPr>
       </w:pPr>
-      <w:bookmarkStart w:id="12" w:name="bookmark23"/>
-      <w:bookmarkEnd w:id="12"/>
-      <w:bookmarkStart w:id="13" w:name="_Toc13685"/>
+      <w:bookmarkStart w:id="13" w:name="bookmark23"/>
+      <w:bookmarkEnd w:id="13"/>
+      <w:bookmarkStart w:id="14" w:name="_Toc13685"/>
       <w:r>
         <w:rPr>
           <w:rFonts w:hint="eastAsia"/>
         </w:rPr>
         <w:t>审核的策划</w:t>
       </w:r>
-      <w:bookmarkEnd w:id="13"/>
+      <w:bookmarkEnd w:id="14"/>
     </w:p>
     <w:p>
       <w:pPr>
@@ -3701,10 +3660,10 @@
         <w:adjustRightInd w:val="0"/>
         <w:snapToGrid w:val="0"/>
         <w:spacing w:line="360" w:lineRule="auto"/>
-        <w:ind w:left="425" w:leftChars="0" w:right="0" w:hanging="425" w:firstLineChars="0"/>
+        <w:ind w:left="425" w:right="0" w:hanging="425" w:leftChars="0" w:firstLineChars="0"/>
         <w:textAlignment w:val="baseline"/>
         <w:rPr>
-          <w:rFonts w:ascii="宋体" w:hAnsi="宋体" w:eastAsia="宋体" w:cs="宋体"/>
+          <w:rFonts w:ascii="宋体" w:eastAsia="宋体" w:hAnsi="宋体" w:cs="宋体"/>
           <w:spacing w:val="-1"/>
           <w:sz w:val="24"/>
           <w:szCs w:val="24"/>
@@ -3712,7 +3671,7 @@
       </w:pPr>
       <w:r>
         <w:rPr>
-          <w:rFonts w:ascii="宋体" w:hAnsi="宋体" w:eastAsia="宋体" w:cs="宋体"/>
+          <w:rFonts w:ascii="宋体" w:eastAsia="宋体" w:hAnsi="宋体" w:cs="宋体"/>
           <w:spacing w:val="-1"/>
           <w:sz w:val="24"/>
           <w:szCs w:val="24"/>
@@ -3740,10 +3699,10 @@
         <w:adjustRightInd w:val="0"/>
         <w:snapToGrid w:val="0"/>
         <w:spacing w:line="360" w:lineRule="auto"/>
-        <w:ind w:left="425" w:leftChars="0" w:right="0" w:hanging="425" w:firstLineChars="0"/>
+        <w:ind w:left="425" w:right="0" w:hanging="425" w:leftChars="0" w:firstLineChars="0"/>
         <w:textAlignment w:val="baseline"/>
         <w:rPr>
-          <w:rFonts w:ascii="宋体" w:hAnsi="宋体" w:eastAsia="宋体" w:cs="宋体"/>
+          <w:rFonts w:ascii="宋体" w:eastAsia="宋体" w:hAnsi="宋体" w:cs="宋体"/>
           <w:spacing w:val="-1"/>
           <w:sz w:val="24"/>
           <w:szCs w:val="24"/>
@@ -3751,7 +3710,7 @@
       </w:pPr>
       <w:r>
         <w:rPr>
-          <w:rFonts w:ascii="宋体" w:hAnsi="宋体" w:eastAsia="宋体" w:cs="宋体"/>
+          <w:rFonts w:ascii="宋体" w:eastAsia="宋体" w:hAnsi="宋体" w:cs="宋体"/>
           <w:spacing w:val="-1"/>
           <w:sz w:val="24"/>
           <w:szCs w:val="24"/>
@@ -3761,7 +3720,7 @@
     </w:p>
     <w:p>
       <w:pPr>
-        <w:pStyle w:val="29"/>
+        <w:pStyle w:val="3"/>
         <w:keepNext w:val="0"/>
         <w:keepLines w:val="0"/>
         <w:pageBreakBefore w:val="0"/>
@@ -3780,18 +3739,18 @@
           <w:rFonts w:hint="eastAsia"/>
         </w:rPr>
       </w:pPr>
-      <w:bookmarkStart w:id="14" w:name="_Toc10030"/>
+      <w:bookmarkStart w:id="15" w:name="_Toc10030"/>
       <w:r>
         <w:rPr>
           <w:rFonts w:hint="eastAsia"/>
         </w:rPr>
         <w:t>审核组</w:t>
       </w:r>
-      <w:bookmarkEnd w:id="14"/>
-    </w:p>
-    <w:p>
-      <w:pPr>
-        <w:pStyle w:val="40"/>
+      <w:bookmarkEnd w:id="15"/>
+    </w:p>
+    <w:p>
+      <w:pPr>
+        <w:pStyle w:val="4"/>
         <w:keepNext w:val="0"/>
         <w:keepLines w:val="0"/>
         <w:pageBreakBefore w:val="0"/>
@@ -3813,7 +3772,7 @@
     </w:p>
     <w:p>
       <w:pPr>
-        <w:pStyle w:val="27"/>
+        <w:pStyle w:val="a"/>
         <w:keepNext w:val="0"/>
         <w:keepLines w:val="0"/>
         <w:pageBreakBefore w:val="0"/>
@@ -3835,7 +3794,7 @@
     </w:p>
     <w:p>
       <w:pPr>
-        <w:pStyle w:val="40"/>
+        <w:pStyle w:val="4"/>
         <w:keepNext w:val="0"/>
         <w:keepLines w:val="0"/>
         <w:pageBreakBefore w:val="0"/>
@@ -3857,7 +3816,7 @@
     </w:p>
     <w:p>
       <w:pPr>
-        <w:pStyle w:val="27"/>
+        <w:pStyle w:val="a"/>
         <w:keepNext w:val="0"/>
         <w:keepLines w:val="0"/>
         <w:pageBreakBefore w:val="0"/>
@@ -3879,7 +3838,7 @@
     </w:p>
     <w:p>
       <w:pPr>
-        <w:pStyle w:val="39"/>
+        <w:pStyle w:val="a3"/>
         <w:keepNext w:val="0"/>
         <w:keepLines w:val="0"/>
         <w:pageBreakBefore w:val="0"/>
@@ -3897,7 +3856,7 @@
         <w:bidi w:val="0"/>
         <w:adjustRightInd w:val="0"/>
         <w:snapToGrid w:val="0"/>
-        <w:ind w:left="425" w:leftChars="0" w:hanging="425" w:firstLineChars="0"/>
+        <w:ind w:left="425" w:hanging="425" w:leftChars="0" w:firstLineChars="0"/>
         <w:textAlignment w:val="baseline"/>
       </w:pPr>
       <w:r>
@@ -3906,7 +3865,7 @@
     </w:p>
     <w:p>
       <w:pPr>
-        <w:pStyle w:val="39"/>
+        <w:pStyle w:val="a3"/>
         <w:keepNext w:val="0"/>
         <w:keepLines w:val="0"/>
         <w:pageBreakBefore w:val="0"/>
@@ -3924,7 +3883,7 @@
         <w:bidi w:val="0"/>
         <w:adjustRightInd w:val="0"/>
         <w:snapToGrid w:val="0"/>
-        <w:ind w:left="425" w:leftChars="0" w:hanging="425" w:firstLineChars="0"/>
+        <w:ind w:left="425" w:hanging="425" w:leftChars="0" w:firstLineChars="0"/>
         <w:textAlignment w:val="baseline"/>
       </w:pPr>
       <w:r>
@@ -3933,7 +3892,7 @@
     </w:p>
     <w:p>
       <w:pPr>
-        <w:pStyle w:val="39"/>
+        <w:pStyle w:val="a3"/>
         <w:keepNext w:val="0"/>
         <w:keepLines w:val="0"/>
         <w:pageBreakBefore w:val="0"/>
@@ -3951,7 +3910,7 @@
         <w:bidi w:val="0"/>
         <w:adjustRightInd w:val="0"/>
         <w:snapToGrid w:val="0"/>
-        <w:ind w:left="425" w:leftChars="0" w:hanging="425" w:firstLineChars="0"/>
+        <w:ind w:left="425" w:hanging="425" w:leftChars="0" w:firstLineChars="0"/>
         <w:textAlignment w:val="baseline"/>
       </w:pPr>
       <w:r>
@@ -3960,7 +3919,7 @@
     </w:p>
     <w:p>
       <w:pPr>
-        <w:pStyle w:val="28"/>
+        <w:pStyle w:val="2"/>
         <w:keepNext w:val="0"/>
         <w:keepLines w:val="0"/>
         <w:pageBreakBefore w:val="0"/>
@@ -3976,18 +3935,18 @@
         <w:snapToGrid w:val="0"/>
         <w:textAlignment w:val="baseline"/>
       </w:pPr>
-      <w:bookmarkStart w:id="15" w:name="_Toc8663"/>
+      <w:bookmarkStart w:id="16" w:name="_Toc8663"/>
       <w:r>
         <w:rPr>
           <w:rFonts w:hint="eastAsia"/>
         </w:rPr>
         <w:t>审核依据</w:t>
       </w:r>
-      <w:bookmarkEnd w:id="15"/>
-    </w:p>
-    <w:p>
-      <w:pPr>
-        <w:pStyle w:val="39"/>
+      <w:bookmarkEnd w:id="16"/>
+    </w:p>
+    <w:p>
+      <w:pPr>
+        <w:pStyle w:val="a3"/>
         <w:keepNext w:val="0"/>
         <w:keepLines w:val="0"/>
         <w:pageBreakBefore w:val="0"/>
@@ -4005,7 +3964,7 @@
         <w:bidi w:val="0"/>
         <w:adjustRightInd w:val="0"/>
         <w:snapToGrid w:val="0"/>
-        <w:ind w:left="425" w:leftChars="0" w:hanging="425" w:firstLineChars="0"/>
+        <w:ind w:left="425" w:hanging="425" w:leftChars="0" w:firstLineChars="0"/>
         <w:textAlignment w:val="baseline"/>
       </w:pPr>
       <w:r>
@@ -4044,7 +4003,7 @@
     </w:p>
     <w:p>
       <w:pPr>
-        <w:pStyle w:val="39"/>
+        <w:pStyle w:val="a3"/>
         <w:keepNext w:val="0"/>
         <w:keepLines w:val="0"/>
         <w:pageBreakBefore w:val="0"/>
@@ -4062,7 +4021,7 @@
         <w:bidi w:val="0"/>
         <w:adjustRightInd w:val="0"/>
         <w:snapToGrid w:val="0"/>
-        <w:ind w:left="425" w:leftChars="0" w:hanging="425" w:firstLineChars="0"/>
+        <w:ind w:left="425" w:hanging="425" w:leftChars="0" w:firstLineChars="0"/>
         <w:textAlignment w:val="baseline"/>
       </w:pPr>
       <w:r>
@@ -4091,7 +4050,7 @@
     </w:p>
     <w:p>
       <w:pPr>
-        <w:pStyle w:val="39"/>
+        <w:pStyle w:val="a3"/>
         <w:keepNext w:val="0"/>
         <w:keepLines w:val="0"/>
         <w:pageBreakBefore w:val="0"/>
@@ -4109,7 +4068,7 @@
         <w:bidi w:val="0"/>
         <w:adjustRightInd w:val="0"/>
         <w:snapToGrid w:val="0"/>
-        <w:ind w:left="425" w:leftChars="0" w:hanging="425" w:firstLineChars="0"/>
+        <w:ind w:left="425" w:hanging="425" w:leftChars="0" w:firstLineChars="0"/>
         <w:textAlignment w:val="baseline"/>
       </w:pPr>
       <w:r>
@@ -4118,7 +4077,7 @@
     </w:p>
     <w:p>
       <w:pPr>
-        <w:pStyle w:val="39"/>
+        <w:pStyle w:val="a3"/>
         <w:keepNext w:val="0"/>
         <w:keepLines w:val="0"/>
         <w:pageBreakBefore w:val="0"/>
@@ -4136,7 +4095,7 @@
         <w:bidi w:val="0"/>
         <w:adjustRightInd w:val="0"/>
         <w:snapToGrid w:val="0"/>
-        <w:ind w:left="425" w:leftChars="0" w:hanging="425" w:firstLineChars="0"/>
+        <w:ind w:left="425" w:hanging="425" w:leftChars="0" w:firstLineChars="0"/>
         <w:textAlignment w:val="baseline"/>
       </w:pPr>
       <w:r>
@@ -4151,7 +4110,7 @@
     </w:p>
     <w:p>
       <w:pPr>
-        <w:pStyle w:val="28"/>
+        <w:pStyle w:val="2"/>
         <w:keepNext w:val="0"/>
         <w:keepLines w:val="0"/>
         <w:pageBreakBefore w:val="0"/>
@@ -4167,15 +4126,15 @@
         <w:snapToGrid w:val="0"/>
         <w:textAlignment w:val="baseline"/>
       </w:pPr>
-      <w:bookmarkStart w:id="16" w:name="_Toc28810"/>
+      <w:bookmarkStart w:id="17" w:name="_Toc28810"/>
       <w:r>
         <w:t>审核的计划</w:t>
       </w:r>
-      <w:bookmarkEnd w:id="16"/>
-    </w:p>
-    <w:p>
-      <w:pPr>
-        <w:pStyle w:val="27"/>
+      <w:bookmarkEnd w:id="17"/>
+    </w:p>
+    <w:p>
+      <w:pPr>
+        <w:pStyle w:val="a"/>
         <w:keepNext w:val="0"/>
         <w:keepLines w:val="0"/>
         <w:pageBreakBefore w:val="0"/>
@@ -4197,7 +4156,7 @@
     </w:p>
     <w:p>
       <w:pPr>
-        <w:pStyle w:val="26"/>
+        <w:pStyle w:val="1"/>
         <w:keepNext w:val="0"/>
         <w:keepLines w:val="0"/>
         <w:pageBreakBefore w:val="0"/>
@@ -4213,17 +4172,17 @@
         <w:snapToGrid w:val="0"/>
         <w:textAlignment w:val="baseline"/>
       </w:pPr>
-      <w:bookmarkStart w:id="17" w:name="bookmark1"/>
-      <w:bookmarkEnd w:id="17"/>
-      <w:bookmarkStart w:id="18" w:name="_Toc32214"/>
+      <w:bookmarkStart w:id="18" w:name="bookmark1"/>
+      <w:bookmarkEnd w:id="18"/>
+      <w:bookmarkStart w:id="19" w:name="_Toc32214"/>
       <w:r>
         <w:t>审核的准备</w:t>
       </w:r>
-      <w:bookmarkEnd w:id="18"/>
-    </w:p>
-    <w:p>
-      <w:pPr>
-        <w:pStyle w:val="27"/>
+      <w:bookmarkEnd w:id="19"/>
+    </w:p>
+    <w:p>
+      <w:pPr>
+        <w:pStyle w:val="a"/>
         <w:keepNext w:val="0"/>
         <w:keepLines w:val="0"/>
         <w:pageBreakBefore w:val="0"/>
@@ -4245,7 +4204,7 @@
     </w:p>
     <w:p>
       <w:pPr>
-        <w:pStyle w:val="26"/>
+        <w:pStyle w:val="1"/>
         <w:keepNext w:val="0"/>
         <w:keepLines w:val="0"/>
         <w:pageBreakBefore w:val="0"/>
@@ -4261,15 +4220,15 @@
         <w:snapToGrid w:val="0"/>
         <w:textAlignment w:val="baseline"/>
       </w:pPr>
-      <w:bookmarkStart w:id="19" w:name="_Toc2422"/>
+      <w:bookmarkStart w:id="20" w:name="_Toc2422"/>
       <w:r>
         <w:t>审核的实施</w:t>
       </w:r>
-      <w:bookmarkEnd w:id="19"/>
-    </w:p>
-    <w:p>
-      <w:pPr>
-        <w:pStyle w:val="39"/>
+      <w:bookmarkEnd w:id="20"/>
+    </w:p>
+    <w:p>
+      <w:pPr>
+        <w:pStyle w:val="a3"/>
         <w:keepNext w:val="0"/>
         <w:keepLines w:val="0"/>
         <w:pageBreakBefore w:val="0"/>
@@ -4295,7 +4254,7 @@
     </w:p>
     <w:p>
       <w:pPr>
-        <w:pStyle w:val="39"/>
+        <w:pStyle w:val="a3"/>
         <w:keepNext w:val="0"/>
         <w:keepLines w:val="0"/>
         <w:pageBreakBefore w:val="0"/>
@@ -4321,7 +4280,7 @@
     </w:p>
     <w:p>
       <w:pPr>
-        <w:pStyle w:val="39"/>
+        <w:pStyle w:val="a3"/>
         <w:keepNext w:val="0"/>
         <w:keepLines w:val="0"/>
         <w:pageBreakBefore w:val="0"/>
@@ -4347,7 +4306,7 @@
     </w:p>
     <w:p>
       <w:pPr>
-        <w:pStyle w:val="39"/>
+        <w:pStyle w:val="a3"/>
         <w:keepNext w:val="0"/>
         <w:keepLines w:val="0"/>
         <w:pageBreakBefore w:val="0"/>
@@ -4373,7 +4332,7 @@
     </w:p>
     <w:p>
       <w:pPr>
-        <w:pStyle w:val="39"/>
+        <w:pStyle w:val="a3"/>
         <w:keepNext w:val="0"/>
         <w:keepLines w:val="0"/>
         <w:pageBreakBefore w:val="0"/>
@@ -4399,7 +4358,7 @@
     </w:p>
     <w:p>
       <w:pPr>
-        <w:pStyle w:val="39"/>
+        <w:pStyle w:val="a3"/>
         <w:keepNext w:val="0"/>
         <w:keepLines w:val="0"/>
         <w:pageBreakBefore w:val="0"/>
@@ -4425,7 +4384,7 @@
     </w:p>
     <w:p>
       <w:pPr>
-        <w:pStyle w:val="39"/>
+        <w:pStyle w:val="a3"/>
         <w:keepNext w:val="0"/>
         <w:keepLines w:val="0"/>
         <w:pageBreakBefore w:val="0"/>
@@ -4451,7 +4410,7 @@
     </w:p>
     <w:p>
       <w:pPr>
-        <w:pStyle w:val="39"/>
+        <w:pStyle w:val="a3"/>
         <w:keepNext w:val="0"/>
         <w:keepLines w:val="0"/>
         <w:pageBreakBefore w:val="0"/>
@@ -4469,7 +4428,7 @@
         <w:bidi w:val="0"/>
         <w:adjustRightInd w:val="0"/>
         <w:snapToGrid w:val="0"/>
-        <w:ind w:left="845" w:leftChars="0" w:hanging="425" w:firstLineChars="0"/>
+        <w:ind w:left="845" w:hanging="425" w:leftChars="0" w:firstLineChars="0"/>
         <w:textAlignment w:val="baseline"/>
       </w:pPr>
       <w:r>
@@ -4478,7 +4437,7 @@
     </w:p>
     <w:p>
       <w:pPr>
-        <w:pStyle w:val="39"/>
+        <w:pStyle w:val="a3"/>
         <w:keepNext w:val="0"/>
         <w:keepLines w:val="0"/>
         <w:pageBreakBefore w:val="0"/>
@@ -4496,7 +4455,7 @@
         <w:bidi w:val="0"/>
         <w:adjustRightInd w:val="0"/>
         <w:snapToGrid w:val="0"/>
-        <w:ind w:left="845" w:leftChars="0" w:hanging="425" w:firstLineChars="0"/>
+        <w:ind w:left="845" w:hanging="425" w:leftChars="0" w:firstLineChars="0"/>
         <w:textAlignment w:val="baseline"/>
       </w:pPr>
       <w:r>
@@ -4505,7 +4464,7 @@
     </w:p>
     <w:p>
       <w:pPr>
-        <w:pStyle w:val="39"/>
+        <w:pStyle w:val="a3"/>
         <w:keepNext w:val="0"/>
         <w:keepLines w:val="0"/>
         <w:pageBreakBefore w:val="0"/>
@@ -4523,7 +4482,7 @@
         <w:bidi w:val="0"/>
         <w:adjustRightInd w:val="0"/>
         <w:snapToGrid w:val="0"/>
-        <w:ind w:left="845" w:leftChars="0" w:hanging="425" w:firstLineChars="0"/>
+        <w:ind w:left="845" w:hanging="425" w:leftChars="0" w:firstLineChars="0"/>
         <w:textAlignment w:val="baseline"/>
       </w:pPr>
       <w:r>
@@ -4532,7 +4491,7 @@
     </w:p>
     <w:p>
       <w:pPr>
-        <w:pStyle w:val="26"/>
+        <w:pStyle w:val="1"/>
         <w:keepNext w:val="0"/>
         <w:keepLines w:val="0"/>
         <w:pageBreakBefore w:val="0"/>
@@ -4548,15 +4507,15 @@
         <w:snapToGrid w:val="0"/>
         <w:textAlignment w:val="baseline"/>
       </w:pPr>
-      <w:bookmarkStart w:id="20" w:name="_Toc11515"/>
+      <w:bookmarkStart w:id="21" w:name="_Toc11515"/>
       <w:r>
         <w:t>不符合项报告</w:t>
       </w:r>
-      <w:bookmarkEnd w:id="20"/>
-    </w:p>
-    <w:p>
-      <w:pPr>
-        <w:pStyle w:val="27"/>
+      <w:bookmarkEnd w:id="21"/>
+    </w:p>
+    <w:p>
+      <w:pPr>
+        <w:pStyle w:val="a"/>
         <w:bidi w:val="0"/>
       </w:pPr>
       <w:r>
@@ -4565,7 +4524,7 @@
     </w:p>
     <w:p>
       <w:pPr>
-        <w:pStyle w:val="27"/>
+        <w:pStyle w:val="a"/>
         <w:bidi w:val="0"/>
       </w:pPr>
       <w:r>
@@ -4574,13 +4533,13 @@
     </w:p>
     <w:p>
       <w:pPr>
-        <w:pStyle w:val="39"/>
+        <w:pStyle w:val="a3"/>
         <w:numPr>
           <w:ilvl w:val="0"/>
           <w:numId w:val="10"/>
         </w:numPr>
         <w:bidi w:val="0"/>
-        <w:ind w:left="425" w:leftChars="0" w:hanging="425" w:firstLineChars="0"/>
+        <w:ind w:left="425" w:hanging="425" w:leftChars="0" w:firstLineChars="0"/>
       </w:pPr>
       <w:r>
         <w:t>填写的不符合事实陈述要全面、清楚、正确、精练地用文字表达出来。</w:t>
@@ -4588,13 +4547,13 @@
     </w:p>
     <w:p>
       <w:pPr>
-        <w:pStyle w:val="39"/>
+        <w:pStyle w:val="a3"/>
         <w:numPr>
           <w:ilvl w:val="0"/>
           <w:numId w:val="10"/>
         </w:numPr>
         <w:bidi w:val="0"/>
-        <w:ind w:left="425" w:leftChars="0" w:hanging="425" w:firstLineChars="0"/>
+        <w:ind w:left="425" w:hanging="425" w:leftChars="0" w:firstLineChars="0"/>
       </w:pPr>
       <w:r>
         <w:t>写明判为不合格的理由，为什么判为不合格。</w:t>
@@ -4602,13 +4561,13 @@
     </w:p>
     <w:p>
       <w:pPr>
-        <w:pStyle w:val="39"/>
+        <w:pStyle w:val="a3"/>
         <w:numPr>
           <w:ilvl w:val="0"/>
           <w:numId w:val="10"/>
         </w:numPr>
         <w:bidi w:val="0"/>
-        <w:ind w:left="425" w:leftChars="0" w:hanging="425" w:firstLineChars="0"/>
+        <w:ind w:left="425" w:hanging="425" w:leftChars="0" w:firstLineChars="0"/>
       </w:pPr>
       <w:r>
         <w:t>不符合标准或相关文件的哪一条要判断正确。</w:t>
@@ -4616,13 +4575,13 @@
     </w:p>
     <w:p>
       <w:pPr>
-        <w:pStyle w:val="39"/>
+        <w:pStyle w:val="a3"/>
         <w:numPr>
           <w:ilvl w:val="0"/>
           <w:numId w:val="10"/>
         </w:numPr>
         <w:bidi w:val="0"/>
-        <w:ind w:left="425" w:leftChars="0" w:hanging="425" w:firstLineChars="0"/>
+        <w:ind w:left="425" w:hanging="425" w:leftChars="0" w:firstLineChars="0"/>
       </w:pPr>
       <w:r>
         <w:t>不符合的类型和程度要在报告中表达清楚。</w:t>
@@ -4630,7 +4589,7 @@
     </w:p>
     <w:p>
       <w:pPr>
-        <w:pStyle w:val="26"/>
+        <w:pStyle w:val="1"/>
         <w:keepNext w:val="0"/>
         <w:keepLines w:val="0"/>
         <w:pageBreakBefore w:val="0"/>
@@ -4646,15 +4605,15 @@
         <w:snapToGrid w:val="0"/>
         <w:textAlignment w:val="baseline"/>
       </w:pPr>
-      <w:bookmarkStart w:id="21" w:name="_Toc3181"/>
+      <w:bookmarkStart w:id="22" w:name="_Toc3181"/>
       <w:r>
         <w:t>审核报告</w:t>
       </w:r>
-      <w:bookmarkEnd w:id="21"/>
-    </w:p>
-    <w:p>
-      <w:pPr>
-        <w:pStyle w:val="27"/>
+      <w:bookmarkEnd w:id="22"/>
+    </w:p>
+    <w:p>
+      <w:pPr>
+        <w:pStyle w:val="a"/>
         <w:bidi w:val="0"/>
       </w:pPr>
       <w:r>
@@ -4663,7 +4622,7 @@
     </w:p>
     <w:p>
       <w:pPr>
-        <w:pStyle w:val="26"/>
+        <w:pStyle w:val="1"/>
         <w:keepNext w:val="0"/>
         <w:keepLines w:val="0"/>
         <w:pageBreakBefore w:val="0"/>
@@ -4679,15 +4638,15 @@
         <w:snapToGrid w:val="0"/>
         <w:textAlignment w:val="baseline"/>
       </w:pPr>
-      <w:bookmarkStart w:id="22" w:name="_Toc30856"/>
+      <w:bookmarkStart w:id="23" w:name="_Toc30856"/>
       <w:r>
         <w:t>总结会议</w:t>
       </w:r>
-      <w:bookmarkEnd w:id="22"/>
-    </w:p>
-    <w:p>
-      <w:pPr>
-        <w:pStyle w:val="27"/>
+      <w:bookmarkEnd w:id="23"/>
+    </w:p>
+    <w:p>
+      <w:pPr>
+        <w:pStyle w:val="a"/>
         <w:bidi w:val="0"/>
       </w:pPr>
       <w:r>
@@ -4696,7 +4655,7 @@
     </w:p>
     <w:p>
       <w:pPr>
-        <w:pStyle w:val="26"/>
+        <w:pStyle w:val="1"/>
         <w:keepNext w:val="0"/>
         <w:keepLines w:val="0"/>
         <w:pageBreakBefore w:val="0"/>
@@ -4712,15 +4671,15 @@
         <w:snapToGrid w:val="0"/>
         <w:textAlignment w:val="baseline"/>
       </w:pPr>
-      <w:bookmarkStart w:id="23" w:name="_Toc7057"/>
+      <w:bookmarkStart w:id="24" w:name="_Toc7057"/>
       <w:r>
         <w:t>服务改进措施</w:t>
       </w:r>
-      <w:bookmarkEnd w:id="23"/>
-    </w:p>
-    <w:p>
-      <w:pPr>
-        <w:pStyle w:val="27"/>
+      <w:bookmarkEnd w:id="24"/>
+    </w:p>
+    <w:p>
+      <w:pPr>
+        <w:pStyle w:val="a"/>
         <w:bidi w:val="0"/>
       </w:pPr>
       <w:r>
@@ -4729,7 +4688,7 @@
     </w:p>
     <w:p>
       <w:pPr>
-        <w:pStyle w:val="26"/>
+        <w:pStyle w:val="1"/>
         <w:keepNext w:val="0"/>
         <w:keepLines w:val="0"/>
         <w:pageBreakBefore w:val="0"/>
@@ -4745,15 +4704,15 @@
         <w:snapToGrid w:val="0"/>
         <w:textAlignment w:val="baseline"/>
       </w:pPr>
-      <w:bookmarkStart w:id="24" w:name="_Toc10328"/>
+      <w:bookmarkStart w:id="25" w:name="_Toc10328"/>
       <w:r>
         <w:t>跟踪验证</w:t>
       </w:r>
-      <w:bookmarkEnd w:id="24"/>
-    </w:p>
-    <w:p>
-      <w:pPr>
-        <w:pStyle w:val="27"/>
+      <w:bookmarkEnd w:id="25"/>
+    </w:p>
+    <w:p>
+      <w:pPr>
+        <w:pStyle w:val="a"/>
         <w:bidi w:val="0"/>
       </w:pPr>
       <w:r>
@@ -4762,7 +4721,7 @@
     </w:p>
     <w:p>
       <w:pPr>
-        <w:pStyle w:val="26"/>
+        <w:pStyle w:val="1"/>
         <w:keepNext w:val="0"/>
         <w:keepLines w:val="0"/>
         <w:pageBreakBefore w:val="0"/>
@@ -4782,7 +4741,7 @@
           <w:lang w:val="en-US" w:eastAsia="zh-CN"/>
         </w:rPr>
       </w:pPr>
-      <w:bookmarkStart w:id="25" w:name="_Toc23694"/>
+      <w:bookmarkStart w:id="26" w:name="_Toc23694"/>
       <w:r>
         <w:rPr>
           <w:rFonts w:hint="eastAsia"/>
@@ -4790,20 +4749,20 @@
         </w:rPr>
         <w:t>流程衡量指标</w:t>
       </w:r>
-      <w:bookmarkEnd w:id="25"/>
+      <w:bookmarkEnd w:id="26"/>
     </w:p>
     <w:tbl>
       <w:tblPr>
-        <w:tblStyle w:val="24"/>
+        <w:tblStyle w:val="TableNormal0"/>
         <w:tblW w:w="8515" w:type="dxa"/>
         <w:tblInd w:w="130" w:type="dxa"/>
         <w:tblBorders>
-          <w:top w:val="single" w:color="000000" w:sz="2" w:space="0"/>
-          <w:left w:val="single" w:color="000000" w:sz="2" w:space="0"/>
-          <w:bottom w:val="single" w:color="000000" w:sz="2" w:space="0"/>
-          <w:right w:val="single" w:color="000000" w:sz="2" w:space="0"/>
-          <w:insideH w:val="single" w:color="000000" w:sz="2" w:space="0"/>
-          <w:insideV w:val="single" w:color="000000" w:sz="2" w:space="0"/>
+          <w:top w:val="single" w:sz="2" w:space="0" w:color="000000"/>
+          <w:left w:val="single" w:sz="2" w:space="0" w:color="000000"/>
+          <w:bottom w:val="single" w:sz="2" w:space="0" w:color="000000"/>
+          <w:right w:val="single" w:sz="2" w:space="0" w:color="000000"/>
+          <w:insideH w:val="single" w:sz="2" w:space="0" w:color="000000"/>
+          <w:insideV w:val="single" w:sz="2" w:space="0" w:color="000000"/>
         </w:tblBorders>
         <w:tblLayout w:type="fixed"/>
         <w:tblCellMar>
@@ -4822,14 +4781,17 @@
       </w:tblGrid>
       <w:tr>
         <w:tblPrEx>
+          <w:tblW w:w="8515" w:type="dxa"/>
+          <w:tblInd w:w="130" w:type="dxa"/>
           <w:tblBorders>
-            <w:top w:val="single" w:color="000000" w:sz="2" w:space="0"/>
-            <w:left w:val="single" w:color="000000" w:sz="2" w:space="0"/>
-            <w:bottom w:val="single" w:color="000000" w:sz="2" w:space="0"/>
-            <w:right w:val="single" w:color="000000" w:sz="2" w:space="0"/>
-            <w:insideH w:val="single" w:color="000000" w:sz="2" w:space="0"/>
-            <w:insideV w:val="single" w:color="000000" w:sz="2" w:space="0"/>
+            <w:top w:val="single" w:sz="2" w:space="0" w:color="000000"/>
+            <w:left w:val="single" w:sz="2" w:space="0" w:color="000000"/>
+            <w:bottom w:val="single" w:sz="2" w:space="0" w:color="000000"/>
+            <w:right w:val="single" w:sz="2" w:space="0" w:color="000000"/>
+            <w:insideH w:val="single" w:sz="2" w:space="0" w:color="000000"/>
+            <w:insideV w:val="single" w:sz="2" w:space="0" w:color="000000"/>
           </w:tblBorders>
+          <w:tblLayout w:type="fixed"/>
           <w:tblCellMar>
             <w:top w:w="0" w:type="dxa"/>
             <w:left w:w="0" w:type="dxa"/>
@@ -4838,15 +4800,15 @@
           </w:tblCellMar>
         </w:tblPrEx>
         <w:trPr>
-          <w:trHeight w:val="583" w:hRule="atLeast"/>
+          <w:trHeight w:val="583"/>
         </w:trPr>
         <w:tc>
           <w:tcPr>
             <w:tcW w:w="727" w:type="dxa"/>
             <w:tcBorders>
-              <w:top w:val="single" w:color="000000" w:sz="6" w:space="0"/>
-              <w:left w:val="single" w:color="000000" w:sz="6" w:space="0"/>
-              <w:bottom w:val="single" w:color="000000" w:sz="6" w:space="0"/>
+              <w:top w:val="single" w:sz="6" w:space="0" w:color="000000"/>
+              <w:left w:val="single" w:sz="6" w:space="0" w:color="000000"/>
+              <w:bottom w:val="single" w:sz="6" w:space="0" w:color="000000"/>
             </w:tcBorders>
             <w:shd w:val="clear" w:color="auto" w:fill="C0C0C0"/>
           </w:tcPr>
@@ -4869,7 +4831,7 @@
               <w:ind w:left="195"/>
               <w:textAlignment w:val="baseline"/>
               <w:rPr>
-                <w:rFonts w:ascii="宋体" w:hAnsi="宋体" w:eastAsia="宋体" w:cs="宋体"/>
+                <w:rFonts w:ascii="宋体" w:eastAsia="宋体" w:hAnsi="宋体" w:cs="宋体"/>
                 <w:b/>
                 <w:bCs/>
                 <w:spacing w:val="-7"/>
@@ -4879,7 +4841,7 @@
             </w:pPr>
             <w:r>
               <w:rPr>
-                <w:rFonts w:ascii="宋体" w:hAnsi="宋体" w:eastAsia="宋体" w:cs="宋体"/>
+                <w:rFonts w:ascii="宋体" w:eastAsia="宋体" w:hAnsi="宋体" w:cs="宋体"/>
                 <w:b/>
                 <w:bCs/>
                 <w:spacing w:val="-7"/>
@@ -4894,8 +4856,8 @@
           <w:tcPr>
             <w:tcW w:w="1337" w:type="dxa"/>
             <w:tcBorders>
-              <w:top w:val="single" w:color="000000" w:sz="6" w:space="0"/>
-              <w:bottom w:val="single" w:color="000000" w:sz="6" w:space="0"/>
+              <w:top w:val="single" w:sz="6" w:space="0" w:color="000000"/>
+              <w:bottom w:val="single" w:sz="6" w:space="0" w:color="000000"/>
             </w:tcBorders>
             <w:shd w:val="clear" w:color="auto" w:fill="C0C0C0"/>
           </w:tcPr>
@@ -4918,7 +4880,7 @@
               <w:ind w:left="195"/>
               <w:textAlignment w:val="baseline"/>
               <w:rPr>
-                <w:rFonts w:ascii="宋体" w:hAnsi="宋体" w:eastAsia="宋体" w:cs="宋体"/>
+                <w:rFonts w:ascii="宋体" w:eastAsia="宋体" w:hAnsi="宋体" w:cs="宋体"/>
                 <w:b/>
                 <w:bCs/>
                 <w:spacing w:val="-7"/>
@@ -4928,7 +4890,7 @@
             </w:pPr>
             <w:r>
               <w:rPr>
-                <w:rFonts w:ascii="宋体" w:hAnsi="宋体" w:eastAsia="宋体" w:cs="宋体"/>
+                <w:rFonts w:ascii="宋体" w:eastAsia="宋体" w:hAnsi="宋体" w:cs="宋体"/>
                 <w:b/>
                 <w:bCs/>
                 <w:spacing w:val="-7"/>
@@ -4943,9 +4905,9 @@
           <w:tcPr>
             <w:tcW w:w="3545" w:type="dxa"/>
             <w:tcBorders>
-              <w:top w:val="single" w:color="000000" w:sz="6" w:space="0"/>
-              <w:bottom w:val="single" w:color="000000" w:sz="6" w:space="0"/>
-              <w:right w:val="single" w:color="000000" w:sz="6" w:space="0"/>
+              <w:top w:val="single" w:sz="6" w:space="0" w:color="000000"/>
+              <w:bottom w:val="single" w:sz="6" w:space="0" w:color="000000"/>
+              <w:right w:val="single" w:sz="6" w:space="0" w:color="000000"/>
             </w:tcBorders>
             <w:shd w:val="clear" w:color="auto" w:fill="C0C0C0"/>
           </w:tcPr>
@@ -4968,7 +4930,7 @@
               <w:ind w:left="195"/>
               <w:textAlignment w:val="baseline"/>
               <w:rPr>
-                <w:rFonts w:ascii="宋体" w:hAnsi="宋体" w:eastAsia="宋体" w:cs="宋体"/>
+                <w:rFonts w:ascii="宋体" w:eastAsia="宋体" w:hAnsi="宋体" w:cs="宋体"/>
                 <w:b/>
                 <w:bCs/>
                 <w:spacing w:val="-7"/>
@@ -4978,7 +4940,7 @@
             </w:pPr>
             <w:r>
               <w:rPr>
-                <w:rFonts w:ascii="宋体" w:hAnsi="宋体" w:eastAsia="宋体" w:cs="宋体"/>
+                <w:rFonts w:ascii="宋体" w:eastAsia="宋体" w:hAnsi="宋体" w:cs="宋体"/>
                 <w:b/>
                 <w:bCs/>
                 <w:spacing w:val="-7"/>
@@ -4993,9 +4955,9 @@
           <w:tcPr>
             <w:tcW w:w="1453" w:type="dxa"/>
             <w:tcBorders>
-              <w:top w:val="single" w:color="000000" w:sz="6" w:space="0"/>
-              <w:bottom w:val="single" w:color="000000" w:sz="6" w:space="0"/>
-              <w:right w:val="single" w:color="000000" w:sz="6" w:space="0"/>
+              <w:top w:val="single" w:sz="6" w:space="0" w:color="000000"/>
+              <w:bottom w:val="single" w:sz="6" w:space="0" w:color="000000"/>
+              <w:right w:val="single" w:sz="6" w:space="0" w:color="000000"/>
             </w:tcBorders>
             <w:shd w:val="clear" w:color="auto" w:fill="C0C0C0"/>
           </w:tcPr>
@@ -5018,7 +4980,7 @@
               <w:ind w:left="195"/>
               <w:textAlignment w:val="baseline"/>
               <w:rPr>
-                <w:rFonts w:hint="default" w:ascii="宋体" w:hAnsi="宋体" w:eastAsia="宋体" w:cs="宋体"/>
+                <w:rFonts w:ascii="宋体" w:eastAsia="宋体" w:hAnsi="宋体" w:cs="宋体" w:hint="default"/>
                 <w:b/>
                 <w:bCs/>
                 <w:spacing w:val="-7"/>
@@ -5029,7 +4991,7 @@
             </w:pPr>
             <w:r>
               <w:rPr>
-                <w:rFonts w:hint="eastAsia" w:ascii="宋体" w:hAnsi="宋体" w:eastAsia="宋体" w:cs="宋体"/>
+                <w:rFonts w:ascii="宋体" w:eastAsia="宋体" w:hAnsi="宋体" w:cs="宋体" w:hint="eastAsia"/>
                 <w:b/>
                 <w:bCs/>
                 <w:spacing w:val="-7"/>
@@ -5045,9 +5007,9 @@
           <w:tcPr>
             <w:tcW w:w="1453" w:type="dxa"/>
             <w:tcBorders>
-              <w:top w:val="single" w:color="000000" w:sz="6" w:space="0"/>
-              <w:bottom w:val="single" w:color="000000" w:sz="6" w:space="0"/>
-              <w:right w:val="single" w:color="000000" w:sz="6" w:space="0"/>
+              <w:top w:val="single" w:sz="6" w:space="0" w:color="000000"/>
+              <w:bottom w:val="single" w:sz="6" w:space="0" w:color="000000"/>
+              <w:right w:val="single" w:sz="6" w:space="0" w:color="000000"/>
             </w:tcBorders>
             <w:shd w:val="clear" w:color="auto" w:fill="C0C0C0"/>
           </w:tcPr>
@@ -5070,7 +5032,7 @@
               <w:ind w:left="195"/>
               <w:textAlignment w:val="baseline"/>
               <w:rPr>
-                <w:rFonts w:hint="default" w:ascii="宋体" w:hAnsi="宋体" w:eastAsia="宋体" w:cs="宋体"/>
+                <w:rFonts w:ascii="宋体" w:eastAsia="宋体" w:hAnsi="宋体" w:cs="宋体" w:hint="default"/>
                 <w:b/>
                 <w:bCs/>
                 <w:spacing w:val="-7"/>
@@ -5081,7 +5043,7 @@
             </w:pPr>
             <w:r>
               <w:rPr>
-                <w:rFonts w:hint="eastAsia" w:ascii="宋体" w:hAnsi="宋体" w:cs="宋体"/>
+                <w:rFonts w:ascii="宋体" w:hAnsi="宋体" w:cs="宋体" w:hint="eastAsia"/>
                 <w:b/>
                 <w:bCs/>
                 <w:spacing w:val="-7"/>
@@ -5096,14 +5058,9 @@
       </w:tr>
       <w:tr>
         <w:tblPrEx>
-          <w:tblBorders>
-            <w:top w:val="single" w:color="000000" w:sz="2" w:space="0"/>
-            <w:left w:val="single" w:color="000000" w:sz="2" w:space="0"/>
-            <w:bottom w:val="single" w:color="000000" w:sz="2" w:space="0"/>
-            <w:right w:val="single" w:color="000000" w:sz="2" w:space="0"/>
-            <w:insideH w:val="single" w:color="000000" w:sz="2" w:space="0"/>
-            <w:insideV w:val="single" w:color="000000" w:sz="2" w:space="0"/>
-          </w:tblBorders>
+          <w:tblW w:w="8515" w:type="dxa"/>
+          <w:tblInd w:w="130" w:type="dxa"/>
+          <w:tblLayout w:type="fixed"/>
           <w:tblCellMar>
             <w:top w:w="0" w:type="dxa"/>
             <w:left w:w="0" w:type="dxa"/>
@@ -5112,14 +5069,14 @@
           </w:tblCellMar>
         </w:tblPrEx>
         <w:trPr>
-          <w:trHeight w:val="549" w:hRule="atLeast"/>
+          <w:trHeight w:val="549"/>
         </w:trPr>
         <w:tc>
           <w:tcPr>
             <w:tcW w:w="727" w:type="dxa"/>
             <w:tcBorders>
-              <w:top w:val="single" w:color="000000" w:sz="6" w:space="0"/>
-              <w:left w:val="single" w:color="000000" w:sz="6" w:space="0"/>
+              <w:top w:val="single" w:sz="6" w:space="0" w:color="000000"/>
+              <w:left w:val="single" w:sz="6" w:space="0" w:color="000000"/>
             </w:tcBorders>
           </w:tcPr>
           <w:p>
@@ -5141,7 +5098,7 @@
               <w:ind w:left="123"/>
               <w:textAlignment w:val="baseline"/>
               <w:rPr>
-                <w:rFonts w:hint="eastAsia" w:ascii="宋体" w:hAnsi="宋体" w:eastAsia="宋体" w:cs="宋体"/>
+                <w:rFonts w:ascii="宋体" w:eastAsia="宋体" w:hAnsi="宋体" w:cs="宋体" w:hint="eastAsia"/>
                 <w:spacing w:val="-2"/>
                 <w:sz w:val="24"/>
                 <w:szCs w:val="24"/>
@@ -5150,7 +5107,7 @@
             </w:pPr>
             <w:r>
               <w:rPr>
-                <w:rFonts w:hint="eastAsia" w:ascii="宋体" w:hAnsi="宋体" w:eastAsia="宋体" w:cs="宋体"/>
+                <w:rFonts w:ascii="宋体" w:eastAsia="宋体" w:hAnsi="宋体" w:cs="宋体" w:hint="eastAsia"/>
                 <w:spacing w:val="-2"/>
                 <w:sz w:val="24"/>
                 <w:szCs w:val="24"/>
@@ -5164,7 +5121,7 @@
           <w:tcPr>
             <w:tcW w:w="1337" w:type="dxa"/>
             <w:tcBorders>
-              <w:top w:val="single" w:color="000000" w:sz="6" w:space="0"/>
+              <w:top w:val="single" w:sz="6" w:space="0" w:color="000000"/>
             </w:tcBorders>
           </w:tcPr>
           <w:p>
@@ -5186,7 +5143,7 @@
               <w:ind w:left="123"/>
               <w:textAlignment w:val="baseline"/>
               <w:rPr>
-                <w:rFonts w:hint="eastAsia" w:ascii="宋体" w:hAnsi="宋体" w:eastAsia="宋体" w:cs="宋体"/>
+                <w:rFonts w:ascii="宋体" w:eastAsia="宋体" w:hAnsi="宋体" w:cs="宋体" w:hint="eastAsia"/>
                 <w:spacing w:val="-2"/>
                 <w:sz w:val="24"/>
                 <w:szCs w:val="24"/>
@@ -5195,7 +5152,7 @@
             </w:pPr>
             <w:r>
               <w:rPr>
-                <w:rFonts w:hint="eastAsia" w:ascii="宋体" w:hAnsi="宋体" w:eastAsia="宋体" w:cs="宋体"/>
+                <w:rFonts w:ascii="宋体" w:eastAsia="宋体" w:hAnsi="宋体" w:cs="宋体" w:hint="eastAsia"/>
                 <w:spacing w:val="-2"/>
                 <w:sz w:val="24"/>
                 <w:szCs w:val="24"/>
@@ -5209,8 +5166,8 @@
           <w:tcPr>
             <w:tcW w:w="3545" w:type="dxa"/>
             <w:tcBorders>
-              <w:top w:val="single" w:color="000000" w:sz="6" w:space="0"/>
-              <w:right w:val="single" w:color="000000" w:sz="6" w:space="0"/>
+              <w:top w:val="single" w:sz="6" w:space="0" w:color="000000"/>
+              <w:right w:val="single" w:sz="6" w:space="0" w:color="000000"/>
             </w:tcBorders>
           </w:tcPr>
           <w:p>
@@ -5232,7 +5189,7 @@
               <w:ind w:left="123"/>
               <w:textAlignment w:val="baseline"/>
               <w:rPr>
-                <w:rFonts w:hint="default" w:ascii="宋体" w:hAnsi="宋体" w:eastAsia="宋体" w:cs="宋体"/>
+                <w:rFonts w:ascii="宋体" w:eastAsia="宋体" w:hAnsi="宋体" w:cs="宋体" w:hint="default"/>
                 <w:spacing w:val="-2"/>
                 <w:sz w:val="24"/>
                 <w:szCs w:val="24"/>
@@ -5241,7 +5198,7 @@
             </w:pPr>
             <w:r>
               <w:rPr>
-                <w:rFonts w:hint="eastAsia" w:ascii="宋体" w:hAnsi="宋体" w:eastAsia="宋体" w:cs="宋体"/>
+                <w:rFonts w:ascii="宋体" w:eastAsia="宋体" w:hAnsi="宋体" w:cs="宋体" w:hint="eastAsia"/>
                 <w:spacing w:val="-2"/>
                 <w:sz w:val="24"/>
                 <w:szCs w:val="24"/>
@@ -5255,8 +5212,8 @@
           <w:tcPr>
             <w:tcW w:w="1453" w:type="dxa"/>
             <w:tcBorders>
-              <w:top w:val="single" w:color="000000" w:sz="6" w:space="0"/>
-              <w:right w:val="single" w:color="000000" w:sz="6" w:space="0"/>
+              <w:top w:val="single" w:sz="6" w:space="0" w:color="000000"/>
+              <w:right w:val="single" w:sz="6" w:space="0" w:color="000000"/>
             </w:tcBorders>
           </w:tcPr>
           <w:p>
@@ -5278,7 +5235,7 @@
               <w:ind w:left="123"/>
               <w:textAlignment w:val="baseline"/>
               <w:rPr>
-                <w:rFonts w:hint="eastAsia" w:ascii="宋体" w:hAnsi="宋体" w:eastAsia="宋体" w:cs="宋体"/>
+                <w:rFonts w:ascii="宋体" w:eastAsia="宋体" w:hAnsi="宋体" w:cs="宋体" w:hint="eastAsia"/>
                 <w:spacing w:val="-2"/>
                 <w:sz w:val="24"/>
                 <w:szCs w:val="24"/>
@@ -5287,7 +5244,7 @@
             </w:pPr>
             <w:r>
               <w:rPr>
-                <w:rFonts w:hint="eastAsia" w:ascii="宋体" w:hAnsi="宋体" w:eastAsia="宋体" w:cs="宋体"/>
+                <w:rFonts w:ascii="宋体" w:eastAsia="宋体" w:hAnsi="宋体" w:cs="宋体" w:hint="eastAsia"/>
                 <w:spacing w:val="-2"/>
                 <w:sz w:val="24"/>
                 <w:szCs w:val="24"/>
@@ -5301,8 +5258,8 @@
           <w:tcPr>
             <w:tcW w:w="1453" w:type="dxa"/>
             <w:tcBorders>
-              <w:top w:val="single" w:color="000000" w:sz="6" w:space="0"/>
-              <w:right w:val="single" w:color="000000" w:sz="6" w:space="0"/>
+              <w:top w:val="single" w:sz="6" w:space="0" w:color="000000"/>
+              <w:right w:val="single" w:sz="6" w:space="0" w:color="000000"/>
             </w:tcBorders>
           </w:tcPr>
           <w:p>
@@ -5324,7 +5281,7 @@
               <w:ind w:left="123"/>
               <w:textAlignment w:val="baseline"/>
               <w:rPr>
-                <w:rFonts w:hint="default" w:ascii="宋体" w:hAnsi="宋体" w:eastAsia="宋体" w:cs="宋体"/>
+                <w:rFonts w:ascii="宋体" w:eastAsia="宋体" w:hAnsi="宋体" w:cs="宋体" w:hint="default"/>
                 <w:spacing w:val="-2"/>
                 <w:sz w:val="24"/>
                 <w:szCs w:val="24"/>
@@ -5333,7 +5290,7 @@
             </w:pPr>
             <w:r>
               <w:rPr>
-                <w:rFonts w:hint="eastAsia" w:ascii="宋体" w:hAnsi="宋体" w:cs="宋体"/>
+                <w:rFonts w:ascii="宋体" w:hAnsi="宋体" w:cs="宋体" w:hint="eastAsia"/>
                 <w:spacing w:val="-2"/>
                 <w:sz w:val="24"/>
                 <w:szCs w:val="24"/>
@@ -5347,7 +5304,7 @@
     </w:tbl>
     <w:p>
       <w:pPr>
-        <w:pStyle w:val="26"/>
+        <w:pStyle w:val="1"/>
         <w:keepNext w:val="0"/>
         <w:keepLines w:val="0"/>
         <w:pageBreakBefore w:val="0"/>
@@ -5363,15 +5320,15 @@
         <w:snapToGrid w:val="0"/>
         <w:textAlignment w:val="baseline"/>
       </w:pPr>
-      <w:bookmarkStart w:id="26" w:name="_Toc15290"/>
+      <w:bookmarkStart w:id="27" w:name="_Toc15290"/>
       <w:r>
         <w:t>内审记录</w:t>
       </w:r>
-      <w:bookmarkEnd w:id="26"/>
-    </w:p>
-    <w:p>
-      <w:pPr>
-        <w:pStyle w:val="27"/>
+      <w:bookmarkEnd w:id="27"/>
+    </w:p>
+    <w:p>
+      <w:pPr>
+        <w:pStyle w:val="a"/>
         <w:bidi w:val="0"/>
       </w:pPr>
       <w:r>
@@ -5380,13 +5337,13 @@
     </w:p>
     <w:p>
       <w:pPr>
-        <w:pStyle w:val="27"/>
+        <w:pStyle w:val="a"/>
         <w:numPr>
           <w:ilvl w:val="0"/>
           <w:numId w:val="11"/>
         </w:numPr>
         <w:bidi w:val="0"/>
-        <w:ind w:left="425" w:leftChars="0" w:hanging="425" w:firstLineChars="0"/>
+        <w:ind w:left="425" w:hanging="425" w:leftChars="0" w:firstLineChars="0"/>
       </w:pPr>
       <w:r>
         <w:t>《内审计划》</w:t>
@@ -5394,13 +5351,13 @@
     </w:p>
     <w:p>
       <w:pPr>
-        <w:pStyle w:val="27"/>
+        <w:pStyle w:val="a"/>
         <w:numPr>
           <w:ilvl w:val="0"/>
           <w:numId w:val="11"/>
         </w:numPr>
         <w:bidi w:val="0"/>
-        <w:ind w:left="425" w:leftChars="0" w:hanging="425" w:firstLineChars="0"/>
+        <w:ind w:left="425" w:hanging="425" w:leftChars="0" w:firstLineChars="0"/>
       </w:pPr>
       <w:r>
         <w:t>《内审检查表》</w:t>
@@ -5408,13 +5365,13 @@
     </w:p>
     <w:p>
       <w:pPr>
-        <w:pStyle w:val="27"/>
+        <w:pStyle w:val="a"/>
         <w:numPr>
           <w:ilvl w:val="0"/>
           <w:numId w:val="11"/>
         </w:numPr>
         <w:bidi w:val="0"/>
-        <w:ind w:left="425" w:leftChars="0" w:hanging="425" w:firstLineChars="0"/>
+        <w:ind w:left="425" w:hanging="425" w:leftChars="0" w:firstLineChars="0"/>
       </w:pPr>
       <w:r>
         <w:t>《内审报告》</w:t>
@@ -5422,69 +5379,44 @@
     </w:p>
     <w:p>
       <w:pPr>
-        <w:pStyle w:val="27"/>
+        <w:pStyle w:val="a"/>
         <w:numPr>
           <w:ilvl w:val="0"/>
           <w:numId w:val="11"/>
         </w:numPr>
         <w:bidi w:val="0"/>
-        <w:ind w:left="425" w:leftChars="0" w:hanging="425" w:firstLineChars="0"/>
+        <w:ind w:left="425" w:hanging="425" w:leftChars="0" w:firstLineChars="0"/>
       </w:pPr>
       <w:r>
         <w:t>《不符合项报告》</w:t>
       </w:r>
     </w:p>
     <w:sectPr>
-      <w:headerReference r:id="rId7" w:type="default"/>
-      <w:footerReference r:id="rId8" w:type="default"/>
+      <w:headerReference w:type="default" r:id="rId7"/>
+      <w:footerReference w:type="default" r:id="rId8"/>
       <w:pgSz w:w="11907" w:h="16840"/>
       <w:pgMar w:top="1162" w:right="1768" w:bottom="1359" w:left="1768" w:header="830" w:footer="1199" w:gutter="0"/>
-      <w:cols w:space="720" w:num="1"/>
+      <w:cols w:num="1" w:space="720"/>
     </w:sectPr>
   </w:body>
 </w:document>
 </file>
 
-<file path=word/endnotes.xml><?xml version="1.0" encoding="utf-8"?>
-<w:endnotes xmlns:wpc="http://schemas.microsoft.com/office/word/2010/wordprocessingCanvas" xmlns:mc="http://schemas.openxmlformats.org/markup-compatibility/2006" xmlns:o="urn:schemas-microsoft-com:office:office" xmlns:r="http://schemas.openxmlformats.org/officeDocument/2006/relationships" xmlns:m="http://schemas.openxmlformats.org/officeDocument/2006/math" xmlns:v="urn:schemas-microsoft-com:vml" xmlns:wp14="http://schemas.microsoft.com/office/word/2010/wordprocessingDrawing" xmlns:wp="http://schemas.openxmlformats.org/drawingml/2006/wordprocessingDrawing" xmlns:w="http://schemas.openxmlformats.org/wordprocessingml/2006/main" xmlns:w14="http://schemas.microsoft.com/office/word/2010/wordml" xmlns:w15="http://schemas.microsoft.com/office/word/2012/wordml" xmlns:w10="urn:schemas-microsoft-com:office:word" xmlns:wpg="http://schemas.microsoft.com/office/word/2010/wordprocessingGroup" xmlns:wpi="http://schemas.microsoft.com/office/word/2010/wordprocessingInk" xmlns:wne="http://schemas.microsoft.com/office/word/2006/wordml" xmlns:wps="http://schemas.microsoft.com/office/word/2010/wordprocessingShape" xmlns:wpsCustomData="http://www.wps.cn/officeDocument/2013/wpsCustomData" mc:Ignorable="w14 w15 wp14">
-  <w:endnote w:type="separator" w:id="0">
-    <w:p>
-      <w:pPr>
-        <w:spacing w:line="240" w:lineRule="auto"/>
-      </w:pPr>
-      <w:r>
-        <w:separator/>
-      </w:r>
-    </w:p>
-  </w:endnote>
-  <w:endnote w:type="continuationSeparator" w:id="1">
-    <w:p>
-      <w:pPr>
-        <w:spacing w:line="240" w:lineRule="auto"/>
-      </w:pPr>
-      <w:r>
-        <w:continuationSeparator/>
-      </w:r>
-    </w:p>
-  </w:endnote>
-</w:endnotes>
-</file>
-
 <file path=word/footer1.xml><?xml version="1.0" encoding="utf-8"?>
-<w:ftr xmlns:wpc="http://schemas.microsoft.com/office/word/2010/wordprocessingCanvas" xmlns:mc="http://schemas.openxmlformats.org/markup-compatibility/2006" xmlns:o="urn:schemas-microsoft-com:office:office" xmlns:r="http://schemas.openxmlformats.org/officeDocument/2006/relationships" xmlns:m="http://schemas.openxmlformats.org/officeDocument/2006/math" xmlns:v="urn:schemas-microsoft-com:vml" xmlns:wp14="http://schemas.microsoft.com/office/word/2010/wordprocessingDrawing" xmlns:wp="http://schemas.openxmlformats.org/drawingml/2006/wordprocessingDrawing" xmlns:w10="urn:schemas-microsoft-com:office:word" xmlns:w="http://schemas.openxmlformats.org/wordprocessingml/2006/main" xmlns:w14="http://schemas.microsoft.com/office/word/2010/wordml" xmlns:w15="http://schemas.microsoft.com/office/word/2012/wordml" xmlns:wpg="http://schemas.microsoft.com/office/word/2010/wordprocessingGroup" xmlns:wpi="http://schemas.microsoft.com/office/word/2010/wordprocessingInk" xmlns:wne="http://schemas.microsoft.com/office/word/2006/wordml" xmlns:wps="http://schemas.microsoft.com/office/word/2010/wordprocessingShape" xmlns:wpsCustomData="http://www.wps.cn/officeDocument/2013/wpsCustomData" mc:Ignorable="w14 w15 wp14">
+<w:ftr xmlns:wpc="http://schemas.microsoft.com/office/word/2010/wordprocessingCanvas" xmlns:mc="http://schemas.openxmlformats.org/markup-compatibility/2006" xmlns:o="urn:schemas-microsoft-com:office:office" xmlns:r="http://schemas.openxmlformats.org/officeDocument/2006/relationships" xmlns:m="http://schemas.openxmlformats.org/officeDocument/2006/math" xmlns:v="urn:schemas-microsoft-com:vml" xmlns:wp14="http://schemas.microsoft.com/office/word/2010/wordprocessingDrawing" xmlns:wp="http://schemas.openxmlformats.org/drawingml/2006/wordprocessingDrawing" xmlns:w10="urn:schemas-microsoft-com:office:word" xmlns:w="http://schemas.openxmlformats.org/wordprocessingml/2006/main" xmlns:w14="http://schemas.microsoft.com/office/word/2010/wordml" xmlns:w15="http://schemas.microsoft.com/office/word/2012/wordml" xmlns:wne="http://schemas.microsoft.com/office/word/2006/wordml" xmlns:wpg="http://schemas.microsoft.com/office/word/2010/wordprocessingGroup" xmlns:wpi="http://schemas.microsoft.com/office/word/2010/wordprocessingInk" xmlns:wps="http://schemas.microsoft.com/office/word/2010/wordprocessingShape" mc:Ignorable="w14 w15 wp14">
   <w:p>
     <w:pPr>
       <w:spacing w:line="174" w:lineRule="auto"/>
       <w:ind w:left="4161"/>
       <w:rPr>
-        <w:rFonts w:ascii="Times New Roman" w:hAnsi="Times New Roman" w:eastAsia="Times New Roman" w:cs="Times New Roman"/>
+        <w:rFonts w:ascii="Times New Roman" w:eastAsia="Times New Roman" w:hAnsi="Times New Roman" w:cs="Times New Roman"/>
         <w:sz w:val="18"/>
         <w:szCs w:val="18"/>
       </w:rPr>
     </w:pPr>
     <w:r>
       <w:rPr>
-        <w:rFonts w:ascii="Times New Roman" w:hAnsi="Times New Roman" w:eastAsia="Times New Roman" w:cs="Times New Roman"/>
+        <w:rFonts w:ascii="Times New Roman" w:eastAsia="Times New Roman" w:hAnsi="Times New Roman" w:cs="Times New Roman"/>
         <w:sz w:val="18"/>
         <w:szCs w:val="18"/>
       </w:rPr>
@@ -5495,20 +5427,20 @@
 </file>
 
 <file path=word/footer2.xml><?xml version="1.0" encoding="utf-8"?>
-<w:ftr xmlns:wpc="http://schemas.microsoft.com/office/word/2010/wordprocessingCanvas" xmlns:mc="http://schemas.openxmlformats.org/markup-compatibility/2006" xmlns:o="urn:schemas-microsoft-com:office:office" xmlns:r="http://schemas.openxmlformats.org/officeDocument/2006/relationships" xmlns:m="http://schemas.openxmlformats.org/officeDocument/2006/math" xmlns:v="urn:schemas-microsoft-com:vml" xmlns:wp14="http://schemas.microsoft.com/office/word/2010/wordprocessingDrawing" xmlns:wp="http://schemas.openxmlformats.org/drawingml/2006/wordprocessingDrawing" xmlns:w10="urn:schemas-microsoft-com:office:word" xmlns:w="http://schemas.openxmlformats.org/wordprocessingml/2006/main" xmlns:w14="http://schemas.microsoft.com/office/word/2010/wordml" xmlns:w15="http://schemas.microsoft.com/office/word/2012/wordml" xmlns:wpg="http://schemas.microsoft.com/office/word/2010/wordprocessingGroup" xmlns:wpi="http://schemas.microsoft.com/office/word/2010/wordprocessingInk" xmlns:wne="http://schemas.microsoft.com/office/word/2006/wordml" xmlns:wps="http://schemas.microsoft.com/office/word/2010/wordprocessingShape" xmlns:wpsCustomData="http://www.wps.cn/officeDocument/2013/wpsCustomData" mc:Ignorable="w14 w15 wp14">
+<w:ftr xmlns:wpc="http://schemas.microsoft.com/office/word/2010/wordprocessingCanvas" xmlns:mc="http://schemas.openxmlformats.org/markup-compatibility/2006" xmlns:o="urn:schemas-microsoft-com:office:office" xmlns:r="http://schemas.openxmlformats.org/officeDocument/2006/relationships" xmlns:m="http://schemas.openxmlformats.org/officeDocument/2006/math" xmlns:v="urn:schemas-microsoft-com:vml" xmlns:wp14="http://schemas.microsoft.com/office/word/2010/wordprocessingDrawing" xmlns:wp="http://schemas.openxmlformats.org/drawingml/2006/wordprocessingDrawing" xmlns:w10="urn:schemas-microsoft-com:office:word" xmlns:w="http://schemas.openxmlformats.org/wordprocessingml/2006/main" xmlns:w14="http://schemas.microsoft.com/office/word/2010/wordml" xmlns:w15="http://schemas.microsoft.com/office/word/2012/wordml" xmlns:wne="http://schemas.microsoft.com/office/word/2006/wordml" xmlns:wpg="http://schemas.microsoft.com/office/word/2010/wordprocessingGroup" xmlns:wpi="http://schemas.microsoft.com/office/word/2010/wordprocessingInk" xmlns:wps="http://schemas.microsoft.com/office/word/2010/wordprocessingShape" mc:Ignorable="w14 w15 wp14">
   <w:p>
     <w:pPr>
       <w:spacing w:line="174" w:lineRule="auto"/>
       <w:ind w:left="4148"/>
       <w:rPr>
-        <w:rFonts w:ascii="Times New Roman" w:hAnsi="Times New Roman" w:eastAsia="Times New Roman" w:cs="Times New Roman"/>
+        <w:rFonts w:ascii="Times New Roman" w:eastAsia="Times New Roman" w:hAnsi="Times New Roman" w:cs="Times New Roman"/>
         <w:sz w:val="18"/>
         <w:szCs w:val="18"/>
       </w:rPr>
     </w:pPr>
     <w:r>
       <w:rPr>
-        <w:rFonts w:ascii="Times New Roman" w:hAnsi="Times New Roman" w:eastAsia="Times New Roman" w:cs="Times New Roman"/>
+        <w:rFonts w:ascii="Times New Roman" w:eastAsia="Times New Roman" w:hAnsi="Times New Roman" w:cs="Times New Roman"/>
         <w:sz w:val="18"/>
         <w:szCs w:val="18"/>
       </w:rPr>
@@ -5518,57 +5450,29 @@
 </w:ftr>
 </file>
 
-<file path=word/footnotes.xml><?xml version="1.0" encoding="utf-8"?>
-<w:footnotes xmlns:wpc="http://schemas.microsoft.com/office/word/2010/wordprocessingCanvas" xmlns:mc="http://schemas.openxmlformats.org/markup-compatibility/2006" xmlns:o="urn:schemas-microsoft-com:office:office" xmlns:r="http://schemas.openxmlformats.org/officeDocument/2006/relationships" xmlns:m="http://schemas.openxmlformats.org/officeDocument/2006/math" xmlns:v="urn:schemas-microsoft-com:vml" xmlns:wp14="http://schemas.microsoft.com/office/word/2010/wordprocessingDrawing" xmlns:wp="http://schemas.openxmlformats.org/drawingml/2006/wordprocessingDrawing" xmlns:w="http://schemas.openxmlformats.org/wordprocessingml/2006/main" xmlns:w14="http://schemas.microsoft.com/office/word/2010/wordml" xmlns:w15="http://schemas.microsoft.com/office/word/2012/wordml" xmlns:w10="urn:schemas-microsoft-com:office:word" xmlns:wpg="http://schemas.microsoft.com/office/word/2010/wordprocessingGroup" xmlns:wpi="http://schemas.microsoft.com/office/word/2010/wordprocessingInk" xmlns:wne="http://schemas.microsoft.com/office/word/2006/wordml" xmlns:wps="http://schemas.microsoft.com/office/word/2010/wordprocessingShape" xmlns:wpsCustomData="http://www.wps.cn/officeDocument/2013/wpsCustomData" mc:Ignorable="w14 w15 wp14">
-  <w:footnote w:type="separator" w:id="0">
-    <w:p>
-      <w:pPr>
-        <w:spacing w:line="360" w:lineRule="auto"/>
-      </w:pPr>
-      <w:r>
-        <w:separator/>
-      </w:r>
-    </w:p>
-  </w:footnote>
-  <w:footnote w:type="continuationSeparator" w:id="1">
-    <w:p>
-      <w:pPr>
-        <w:spacing w:line="360" w:lineRule="auto"/>
-      </w:pPr>
-      <w:r>
-        <w:continuationSeparator/>
-      </w:r>
-    </w:p>
-  </w:footnote>
-</w:footnotes>
-</file>
-
 <file path=word/header1.xml><?xml version="1.0" encoding="utf-8"?>
-<w:hdr xmlns:wpc="http://schemas.microsoft.com/office/word/2010/wordprocessingCanvas" xmlns:mc="http://schemas.openxmlformats.org/markup-compatibility/2006" xmlns:o="urn:schemas-microsoft-com:office:office" xmlns:r="http://schemas.openxmlformats.org/officeDocument/2006/relationships" xmlns:m="http://schemas.openxmlformats.org/officeDocument/2006/math" xmlns:v="urn:schemas-microsoft-com:vml" xmlns:wp14="http://schemas.microsoft.com/office/word/2010/wordprocessingDrawing" xmlns:wp="http://schemas.openxmlformats.org/drawingml/2006/wordprocessingDrawing" xmlns:w10="urn:schemas-microsoft-com:office:word" xmlns:w="http://schemas.openxmlformats.org/wordprocessingml/2006/main" xmlns:w14="http://schemas.microsoft.com/office/word/2010/wordml" xmlns:w15="http://schemas.microsoft.com/office/word/2012/wordml" xmlns:wpg="http://schemas.microsoft.com/office/word/2010/wordprocessingGroup" xmlns:wpi="http://schemas.microsoft.com/office/word/2010/wordprocessingInk" xmlns:wne="http://schemas.microsoft.com/office/word/2006/wordml" xmlns:wps="http://schemas.microsoft.com/office/word/2010/wordprocessingShape" xmlns:wpsCustomData="http://www.wps.cn/officeDocument/2013/wpsCustomData" mc:Ignorable="w14 w15 wp14">
+<w:hdr xmlns:wpc="http://schemas.microsoft.com/office/word/2010/wordprocessingCanvas" xmlns:mc="http://schemas.openxmlformats.org/markup-compatibility/2006" xmlns:o="urn:schemas-microsoft-com:office:office" xmlns:r="http://schemas.openxmlformats.org/officeDocument/2006/relationships" xmlns:m="http://schemas.openxmlformats.org/officeDocument/2006/math" xmlns:v="urn:schemas-microsoft-com:vml" xmlns:wp14="http://schemas.microsoft.com/office/word/2010/wordprocessingDrawing" xmlns:wp="http://schemas.openxmlformats.org/drawingml/2006/wordprocessingDrawing" xmlns:w10="urn:schemas-microsoft-com:office:word" xmlns:w="http://schemas.openxmlformats.org/wordprocessingml/2006/main" xmlns:w14="http://schemas.microsoft.com/office/word/2010/wordml" xmlns:w15="http://schemas.microsoft.com/office/word/2012/wordml" xmlns:wne="http://schemas.microsoft.com/office/word/2006/wordml" xmlns:wpg="http://schemas.microsoft.com/office/word/2010/wordprocessingGroup" xmlns:wpi="http://schemas.microsoft.com/office/word/2010/wordprocessingInk" xmlns:wps="http://schemas.microsoft.com/office/word/2010/wordprocessingShape" mc:Ignorable="w14 w15 wp14">
   <w:p>
     <w:pPr>
       <w:spacing w:before="47" w:line="220" w:lineRule="auto"/>
       <w:ind w:right="25"/>
       <w:jc w:val="right"/>
       <w:rPr>
-        <w:rFonts w:ascii="宋体" w:hAnsi="宋体" w:eastAsia="宋体" w:cs="宋体"/>
+        <w:rFonts w:ascii="宋体" w:eastAsia="宋体" w:hAnsi="宋体" w:cs="宋体"/>
         <w:sz w:val="18"/>
         <w:szCs w:val="18"/>
       </w:rPr>
     </w:pPr>
     <w:r>
       <w:pict>
-        <v:shape id="_x0000_s4097" o:spid="_x0000_s4097" style="position:absolute;left:0pt;margin-left:88.4pt;margin-top:55.2pt;height:0.5pt;width:418.55pt;mso-position-horizontal-relative:page;mso-position-vertical-relative:page;z-index:251659264;mso-width-relative:page;mso-height-relative:page;" filled="f" stroked="t" coordsize="8370,10" o:allowincell="f" path="m0,5l8370,5e">
-          <v:fill on="f" focussize="0,0"/>
+        <v:shape id="_x0000_s4097" o:spid="_x0000_s2049" style="height:0.5pt;margin-left:88.4pt;margin-top:55.2pt;mso-height-relative:page;mso-position-horizontal-relative:page;mso-position-vertical-relative:page;mso-width-relative:page;position:absolute;width:418.55pt;z-index:251658240" coordsize="8370,10" o:allowincell="f" path="m,5l8370,5e" filled="f" stroked="t">
           <v:stroke joinstyle="miter"/>
-          <v:imagedata o:title=""/>
-          <o:lock v:ext="edit"/>
         </v:shape>
       </w:pict>
     </w:r>
     <w:r>
       <w:rPr>
-        <w:rFonts w:ascii="宋体" w:hAnsi="宋体" w:eastAsia="宋体" w:cs="宋体"/>
+        <w:rFonts w:ascii="宋体" w:eastAsia="宋体" w:hAnsi="宋体" w:cs="宋体"/>
         <w:spacing w:val="-4"/>
         <w:sz w:val="18"/>
         <w:szCs w:val="18"/>
@@ -5580,31 +5484,28 @@
 </file>
 
 <file path=word/header2.xml><?xml version="1.0" encoding="utf-8"?>
-<w:hdr xmlns:wpc="http://schemas.microsoft.com/office/word/2010/wordprocessingCanvas" xmlns:mc="http://schemas.openxmlformats.org/markup-compatibility/2006" xmlns:o="urn:schemas-microsoft-com:office:office" xmlns:r="http://schemas.openxmlformats.org/officeDocument/2006/relationships" xmlns:m="http://schemas.openxmlformats.org/officeDocument/2006/math" xmlns:v="urn:schemas-microsoft-com:vml" xmlns:wp14="http://schemas.microsoft.com/office/word/2010/wordprocessingDrawing" xmlns:wp="http://schemas.openxmlformats.org/drawingml/2006/wordprocessingDrawing" xmlns:w10="urn:schemas-microsoft-com:office:word" xmlns:w="http://schemas.openxmlformats.org/wordprocessingml/2006/main" xmlns:w14="http://schemas.microsoft.com/office/word/2010/wordml" xmlns:w15="http://schemas.microsoft.com/office/word/2012/wordml" xmlns:wpg="http://schemas.microsoft.com/office/word/2010/wordprocessingGroup" xmlns:wpi="http://schemas.microsoft.com/office/word/2010/wordprocessingInk" xmlns:wne="http://schemas.microsoft.com/office/word/2006/wordml" xmlns:wps="http://schemas.microsoft.com/office/word/2010/wordprocessingShape" xmlns:wpsCustomData="http://www.wps.cn/officeDocument/2013/wpsCustomData" mc:Ignorable="w14 w15 wp14">
+<w:hdr xmlns:wpc="http://schemas.microsoft.com/office/word/2010/wordprocessingCanvas" xmlns:mc="http://schemas.openxmlformats.org/markup-compatibility/2006" xmlns:o="urn:schemas-microsoft-com:office:office" xmlns:r="http://schemas.openxmlformats.org/officeDocument/2006/relationships" xmlns:m="http://schemas.openxmlformats.org/officeDocument/2006/math" xmlns:v="urn:schemas-microsoft-com:vml" xmlns:wp14="http://schemas.microsoft.com/office/word/2010/wordprocessingDrawing" xmlns:wp="http://schemas.openxmlformats.org/drawingml/2006/wordprocessingDrawing" xmlns:w10="urn:schemas-microsoft-com:office:word" xmlns:w="http://schemas.openxmlformats.org/wordprocessingml/2006/main" xmlns:w14="http://schemas.microsoft.com/office/word/2010/wordml" xmlns:w15="http://schemas.microsoft.com/office/word/2012/wordml" xmlns:wne="http://schemas.microsoft.com/office/word/2006/wordml" xmlns:wpg="http://schemas.microsoft.com/office/word/2010/wordprocessingGroup" xmlns:wpi="http://schemas.microsoft.com/office/word/2010/wordprocessingInk" xmlns:wps="http://schemas.microsoft.com/office/word/2010/wordprocessingShape" mc:Ignorable="w14 w15 wp14">
   <w:p>
     <w:pPr>
       <w:spacing w:before="47" w:line="220" w:lineRule="auto"/>
       <w:ind w:right="25"/>
       <w:jc w:val="right"/>
       <w:rPr>
-        <w:rFonts w:ascii="宋体" w:hAnsi="宋体" w:eastAsia="宋体" w:cs="宋体"/>
+        <w:rFonts w:ascii="宋体" w:eastAsia="宋体" w:hAnsi="宋体" w:cs="宋体"/>
         <w:sz w:val="18"/>
         <w:szCs w:val="18"/>
       </w:rPr>
     </w:pPr>
     <w:r>
       <w:pict>
-        <v:shape id="_x0000_s4098" o:spid="_x0000_s4098" style="position:absolute;left:0pt;margin-left:88.4pt;margin-top:55.2pt;height:0.5pt;width:418.55pt;mso-position-horizontal-relative:page;mso-position-vertical-relative:page;z-index:251660288;mso-width-relative:page;mso-height-relative:page;" filled="f" stroked="t" coordsize="8370,10" o:allowincell="f" path="m0,5l8370,5e">
-          <v:fill on="f" focussize="0,0"/>
+        <v:shape id="_x0000_s4098" o:spid="_x0000_s2050" style="height:0.5pt;margin-left:88.4pt;margin-top:55.2pt;mso-height-relative:page;mso-position-horizontal-relative:page;mso-position-vertical-relative:page;mso-width-relative:page;position:absolute;width:418.55pt;z-index:251659264" coordsize="8370,10" o:allowincell="f" path="m,5l8370,5e" filled="f" stroked="t">
           <v:stroke joinstyle="miter"/>
-          <v:imagedata o:title=""/>
-          <o:lock v:ext="edit"/>
         </v:shape>
       </w:pict>
     </w:r>
     <w:r>
       <w:rPr>
-        <w:rFonts w:ascii="宋体" w:hAnsi="宋体" w:eastAsia="宋体" w:cs="宋体"/>
+        <w:rFonts w:ascii="宋体" w:eastAsia="宋体" w:hAnsi="宋体" w:cs="宋体"/>
         <w:spacing w:val="-4"/>
         <w:sz w:val="18"/>
         <w:szCs w:val="18"/>
@@ -5616,12 +5517,12 @@
 </file>
 
 <file path=word/numbering.xml><?xml version="1.0" encoding="utf-8"?>
-<w:numbering xmlns:wpc="http://schemas.microsoft.com/office/word/2010/wordprocessingCanvas" xmlns:mc="http://schemas.openxmlformats.org/markup-compatibility/2006" xmlns:o="urn:schemas-microsoft-com:office:office" xmlns:r="http://schemas.openxmlformats.org/officeDocument/2006/relationships" xmlns:m="http://schemas.openxmlformats.org/officeDocument/2006/math" xmlns:v="urn:schemas-microsoft-com:vml" xmlns:wp14="http://schemas.microsoft.com/office/word/2010/wordprocessingDrawing" xmlns:wp="http://schemas.openxmlformats.org/drawingml/2006/wordprocessingDrawing" xmlns:w10="urn:schemas-microsoft-com:office:word" xmlns:w="http://schemas.openxmlformats.org/wordprocessingml/2006/main" xmlns:w14="http://schemas.microsoft.com/office/word/2010/wordml" xmlns:wpg="http://schemas.microsoft.com/office/word/2010/wordprocessingGroup" xmlns:wpi="http://schemas.microsoft.com/office/word/2010/wordprocessingInk" xmlns:wne="http://schemas.microsoft.com/office/word/2006/wordml" xmlns:wps="http://schemas.microsoft.com/office/word/2010/wordprocessingShape" xmlns:wpsCustomData="http://www.wps.cn/officeDocument/2013/wpsCustomData" mc:Ignorable="w14 wp14">
+<w:numbering xmlns:wpc="http://schemas.microsoft.com/office/word/2010/wordprocessingCanvas" xmlns:mc="http://schemas.openxmlformats.org/markup-compatibility/2006" xmlns:o="urn:schemas-microsoft-com:office:office" xmlns:r="http://schemas.openxmlformats.org/officeDocument/2006/relationships" xmlns:m="http://schemas.openxmlformats.org/officeDocument/2006/math" xmlns:v="urn:schemas-microsoft-com:vml" xmlns:wp14="http://schemas.microsoft.com/office/word/2010/wordprocessingDrawing" xmlns:wp="http://schemas.openxmlformats.org/drawingml/2006/wordprocessingDrawing" xmlns:w10="urn:schemas-microsoft-com:office:word" xmlns:w="http://schemas.openxmlformats.org/wordprocessingml/2006/main" xmlns:w14="http://schemas.microsoft.com/office/word/2010/wordml" xmlns:w15="http://schemas.microsoft.com/office/word/2012/wordml" xmlns:wne="http://schemas.microsoft.com/office/word/2006/wordml" xmlns:wpg="http://schemas.microsoft.com/office/word/2010/wordprocessingGroup" xmlns:wpi="http://schemas.microsoft.com/office/word/2010/wordprocessingInk" xmlns:wps="http://schemas.microsoft.com/office/word/2010/wordprocessingShape" mc:Ignorable="w14 w15 wp14">
   <w:abstractNum w:abstractNumId="0">
     <w:nsid w:val="8D6E13A4"/>
     <w:multiLevelType w:val="singleLevel"/>
     <w:tmpl w:val="8D6E13A4"/>
-    <w:lvl w:ilvl="0" w:tentative="0">
+    <w:lvl w:ilvl="0">
       <w:start w:val="1"/>
       <w:numFmt w:val="decimal"/>
       <w:lvlText w:val="%1."/>
@@ -5638,10 +5539,10 @@
     <w:nsid w:val="8E964DCE"/>
     <w:multiLevelType w:val="multilevel"/>
     <w:tmpl w:val="8E964DCE"/>
-    <w:lvl w:ilvl="0" w:tentative="0">
+    <w:lvl w:ilvl="0">
       <w:start w:val="1"/>
       <w:numFmt w:val="decimal"/>
-      <w:pStyle w:val="2"/>
+      <w:pStyle w:val="Heading1"/>
       <w:lvlText w:val="%1."/>
       <w:lvlJc w:val="left"/>
       <w:pPr>
@@ -5651,10 +5552,10 @@
         <w:rFonts w:hint="default"/>
       </w:rPr>
     </w:lvl>
-    <w:lvl w:ilvl="1" w:tentative="0">
+    <w:lvl w:ilvl="1">
       <w:start w:val="1"/>
       <w:numFmt w:val="decimal"/>
-      <w:pStyle w:val="3"/>
+      <w:pStyle w:val="Heading2"/>
       <w:lvlText w:val="%1.%2."/>
       <w:lvlJc w:val="left"/>
       <w:pPr>
@@ -5664,10 +5565,10 @@
         <w:rFonts w:hint="default"/>
       </w:rPr>
     </w:lvl>
-    <w:lvl w:ilvl="2" w:tentative="0">
+    <w:lvl w:ilvl="2">
       <w:start w:val="1"/>
       <w:numFmt w:val="decimal"/>
-      <w:pStyle w:val="4"/>
+      <w:pStyle w:val="Heading3"/>
       <w:lvlText w:val="%1.%2.%3."/>
       <w:lvlJc w:val="left"/>
       <w:pPr>
@@ -5677,10 +5578,10 @@
         <w:rFonts w:hint="default"/>
       </w:rPr>
     </w:lvl>
-    <w:lvl w:ilvl="3" w:tentative="0">
+    <w:lvl w:ilvl="3">
       <w:start w:val="1"/>
       <w:numFmt w:val="decimal"/>
-      <w:pStyle w:val="5"/>
+      <w:pStyle w:val="Heading4"/>
       <w:lvlText w:val="%1.%2.%3.%4."/>
       <w:lvlJc w:val="left"/>
       <w:pPr>
@@ -5690,10 +5591,10 @@
         <w:rFonts w:hint="default"/>
       </w:rPr>
     </w:lvl>
-    <w:lvl w:ilvl="4" w:tentative="0">
+    <w:lvl w:ilvl="4">
       <w:start w:val="1"/>
       <w:numFmt w:val="decimal"/>
-      <w:pStyle w:val="6"/>
+      <w:pStyle w:val="Heading5"/>
       <w:lvlText w:val="%1.%2.%3.%4.%5."/>
       <w:lvlJc w:val="left"/>
       <w:pPr>
@@ -5703,10 +5604,10 @@
         <w:rFonts w:hint="default"/>
       </w:rPr>
     </w:lvl>
-    <w:lvl w:ilvl="5" w:tentative="0">
+    <w:lvl w:ilvl="5">
       <w:start w:val="1"/>
       <w:numFmt w:val="decimal"/>
-      <w:pStyle w:val="7"/>
+      <w:pStyle w:val="Heading6"/>
       <w:lvlText w:val="%1.%2.%3.%4.%5.%6."/>
       <w:lvlJc w:val="left"/>
       <w:pPr>
@@ -5716,10 +5617,10 @@
         <w:rFonts w:hint="default"/>
       </w:rPr>
     </w:lvl>
-    <w:lvl w:ilvl="6" w:tentative="0">
+    <w:lvl w:ilvl="6">
       <w:start w:val="1"/>
       <w:numFmt w:val="decimal"/>
-      <w:pStyle w:val="8"/>
+      <w:pStyle w:val="Heading7"/>
       <w:lvlText w:val="%1.%2.%3.%4.%5.%6.%7."/>
       <w:lvlJc w:val="left"/>
       <w:pPr>
@@ -5729,10 +5630,10 @@
         <w:rFonts w:hint="default"/>
       </w:rPr>
     </w:lvl>
-    <w:lvl w:ilvl="7" w:tentative="0">
+    <w:lvl w:ilvl="7">
       <w:start w:val="1"/>
       <w:numFmt w:val="decimal"/>
-      <w:pStyle w:val="9"/>
+      <w:pStyle w:val="Heading8"/>
       <w:lvlText w:val="%1.%2.%3.%4.%5.%6.%7.%8."/>
       <w:lvlJc w:val="left"/>
       <w:pPr>
@@ -5742,10 +5643,10 @@
         <w:rFonts w:hint="default"/>
       </w:rPr>
     </w:lvl>
-    <w:lvl w:ilvl="8" w:tentative="0">
+    <w:lvl w:ilvl="8">
       <w:start w:val="1"/>
       <w:numFmt w:val="decimal"/>
-      <w:pStyle w:val="10"/>
+      <w:pStyle w:val="Heading9"/>
       <w:lvlText w:val="%1.%2.%3.%4.%5.%6.%7.%8.%9."/>
       <w:lvlJc w:val="left"/>
       <w:pPr>
@@ -5760,7 +5661,7 @@
     <w:nsid w:val="AC3B8FDD"/>
     <w:multiLevelType w:val="singleLevel"/>
     <w:tmpl w:val="AC3B8FDD"/>
-    <w:lvl w:ilvl="0" w:tentative="0">
+    <w:lvl w:ilvl="0">
       <w:start w:val="1"/>
       <w:numFmt w:val="decimal"/>
       <w:lvlText w:val="%1."/>
@@ -5777,7 +5678,7 @@
     <w:nsid w:val="BE79AE4C"/>
     <w:multiLevelType w:val="singleLevel"/>
     <w:tmpl w:val="BE79AE4C"/>
-    <w:lvl w:ilvl="0" w:tentative="0">
+    <w:lvl w:ilvl="0">
       <w:start w:val="1"/>
       <w:numFmt w:val="decimal"/>
       <w:lvlText w:val="%1."/>
@@ -5794,7 +5695,7 @@
     <w:nsid w:val="BE8BAB79"/>
     <w:multiLevelType w:val="singleLevel"/>
     <w:tmpl w:val="BE8BAB79"/>
-    <w:lvl w:ilvl="0" w:tentative="0">
+    <w:lvl w:ilvl="0">
       <w:start w:val="1"/>
       <w:numFmt w:val="decimal"/>
       <w:lvlText w:val="%1."/>
@@ -5811,7 +5712,7 @@
     <w:nsid w:val="CF48E4F4"/>
     <w:multiLevelType w:val="singleLevel"/>
     <w:tmpl w:val="CF48E4F4"/>
-    <w:lvl w:ilvl="0" w:tentative="0">
+    <w:lvl w:ilvl="0">
       <w:start w:val="1"/>
       <w:numFmt w:val="decimal"/>
       <w:lvlText w:val="%1."/>
@@ -5828,7 +5729,7 @@
     <w:nsid w:val="D25C43C5"/>
     <w:multiLevelType w:val="singleLevel"/>
     <w:tmpl w:val="D25C43C5"/>
-    <w:lvl w:ilvl="0" w:tentative="0">
+    <w:lvl w:ilvl="0">
       <w:start w:val="1"/>
       <w:numFmt w:val="decimal"/>
       <w:lvlText w:val="(%1)"/>
@@ -5848,7 +5749,7 @@
     <w:nsid w:val="DB1CC0C6"/>
     <w:multiLevelType w:val="singleLevel"/>
     <w:tmpl w:val="DB1CC0C6"/>
-    <w:lvl w:ilvl="0" w:tentative="0">
+    <w:lvl w:ilvl="0">
       <w:start w:val="1"/>
       <w:numFmt w:val="decimal"/>
       <w:lvlText w:val="%1."/>
@@ -5865,7 +5766,7 @@
     <w:nsid w:val="11DB900F"/>
     <w:multiLevelType w:val="singleLevel"/>
     <w:tmpl w:val="11DB900F"/>
-    <w:lvl w:ilvl="0" w:tentative="0">
+    <w:lvl w:ilvl="0">
       <w:start w:val="1"/>
       <w:numFmt w:val="decimal"/>
       <w:lvlText w:val="(%1)"/>
@@ -5885,7 +5786,7 @@
     <w:nsid w:val="4972AE3A"/>
     <w:multiLevelType w:val="singleLevel"/>
     <w:tmpl w:val="4972AE3A"/>
-    <w:lvl w:ilvl="0" w:tentative="0">
+    <w:lvl w:ilvl="0">
       <w:start w:val="1"/>
       <w:numFmt w:val="decimal"/>
       <w:lvlText w:val="%1."/>
@@ -5902,7 +5803,7 @@
     <w:nsid w:val="7EAC7345"/>
     <w:multiLevelType w:val="singleLevel"/>
     <w:tmpl w:val="7EAC7345"/>
-    <w:lvl w:ilvl="0" w:tentative="0">
+    <w:lvl w:ilvl="0">
       <w:start w:val="1"/>
       <w:numFmt w:val="decimal"/>
       <w:lvlText w:val="%1."/>
@@ -5952,269 +5853,267 @@
 </file>
 
 <file path=word/styles.xml><?xml version="1.0" encoding="utf-8"?>
-<w:styles xmlns:mc="http://schemas.openxmlformats.org/markup-compatibility/2006" xmlns:o="urn:schemas-microsoft-com:office:office" xmlns:r="http://schemas.openxmlformats.org/officeDocument/2006/relationships" xmlns:m="http://schemas.openxmlformats.org/officeDocument/2006/math" xmlns:v="urn:schemas-microsoft-com:vml" xmlns:w="http://schemas.openxmlformats.org/wordprocessingml/2006/main" xmlns:w14="http://schemas.microsoft.com/office/word/2010/wordml" xmlns:w10="urn:schemas-microsoft-com:office:word" xmlns:sl="http://schemas.openxmlformats.org/schemaLibrary/2006/main" xmlns:wpsCustomData="http://www.wps.cn/officeDocument/2013/wpsCustomData" mc:Ignorable="w14">
+<w:styles xmlns:mc="http://schemas.openxmlformats.org/markup-compatibility/2006" xmlns:r="http://schemas.openxmlformats.org/officeDocument/2006/relationships" xmlns:w="http://schemas.openxmlformats.org/wordprocessingml/2006/main" xmlns:w14="http://schemas.microsoft.com/office/word/2010/wordml" xmlns:w15="http://schemas.microsoft.com/office/word/2012/wordml" mc:Ignorable="w14 w15">
   <w:docDefaults>
     <w:rPrDefault>
       <w:rPr>
-        <w:rFonts w:ascii="Arial" w:hAnsi="Arial" w:eastAsia="Arial" w:cs="Arial"/>
+        <w:rFonts w:ascii="Arial" w:eastAsia="Arial" w:hAnsi="Arial" w:cs="Arial"/>
       </w:rPr>
     </w:rPrDefault>
     <w:pPrDefault/>
   </w:docDefaults>
-  <w:latentStyles w:count="260" w:defQFormat="0" w:defUnhideWhenUsed="1" w:defSemiHidden="1" w:defUIPriority="99" w:defLockedState="0">
-    <w:lsdException w:qFormat="1" w:unhideWhenUsed="0" w:uiPriority="0" w:semiHidden="0" w:name="Normal"/>
-    <w:lsdException w:qFormat="1" w:unhideWhenUsed="0" w:uiPriority="0" w:semiHidden="0" w:name="heading 1"/>
-    <w:lsdException w:qFormat="1" w:uiPriority="0" w:semiHidden="0" w:name="heading 2"/>
-    <w:lsdException w:qFormat="1" w:uiPriority="0" w:name="heading 3"/>
-    <w:lsdException w:qFormat="1" w:uiPriority="0" w:semiHidden="0" w:name="heading 4"/>
-    <w:lsdException w:qFormat="1" w:uiPriority="0" w:name="heading 5"/>
-    <w:lsdException w:qFormat="1" w:uiPriority="0" w:name="heading 6"/>
-    <w:lsdException w:qFormat="1" w:uiPriority="0" w:name="heading 7"/>
-    <w:lsdException w:qFormat="1" w:uiPriority="0" w:name="heading 8"/>
-    <w:lsdException w:qFormat="1" w:uiPriority="0" w:name="heading 9"/>
-    <w:lsdException w:unhideWhenUsed="0" w:uiPriority="0" w:semiHidden="0" w:name="index 1"/>
-    <w:lsdException w:unhideWhenUsed="0" w:uiPriority="0" w:semiHidden="0" w:name="index 2"/>
-    <w:lsdException w:unhideWhenUsed="0" w:uiPriority="0" w:semiHidden="0" w:name="index 3"/>
-    <w:lsdException w:unhideWhenUsed="0" w:uiPriority="0" w:semiHidden="0" w:name="index 4"/>
-    <w:lsdException w:unhideWhenUsed="0" w:uiPriority="0" w:semiHidden="0" w:name="index 5"/>
-    <w:lsdException w:unhideWhenUsed="0" w:uiPriority="0" w:semiHidden="0" w:name="index 6"/>
-    <w:lsdException w:unhideWhenUsed="0" w:uiPriority="0" w:semiHidden="0" w:name="index 7"/>
-    <w:lsdException w:unhideWhenUsed="0" w:uiPriority="0" w:semiHidden="0" w:name="index 8"/>
-    <w:lsdException w:unhideWhenUsed="0" w:uiPriority="0" w:semiHidden="0" w:name="index 9"/>
-    <w:lsdException w:qFormat="1" w:unhideWhenUsed="0" w:uiPriority="0" w:semiHidden="0" w:name="toc 1"/>
-    <w:lsdException w:qFormat="1" w:unhideWhenUsed="0" w:uiPriority="0" w:semiHidden="0" w:name="toc 2"/>
-    <w:lsdException w:qFormat="1" w:unhideWhenUsed="0" w:uiPriority="0" w:semiHidden="0" w:name="toc 3"/>
-    <w:lsdException w:unhideWhenUsed="0" w:uiPriority="0" w:semiHidden="0" w:name="toc 4"/>
-    <w:lsdException w:unhideWhenUsed="0" w:uiPriority="0" w:semiHidden="0" w:name="toc 5"/>
-    <w:lsdException w:unhideWhenUsed="0" w:uiPriority="0" w:semiHidden="0" w:name="toc 6"/>
-    <w:lsdException w:unhideWhenUsed="0" w:uiPriority="0" w:semiHidden="0" w:name="toc 7"/>
-    <w:lsdException w:unhideWhenUsed="0" w:uiPriority="0" w:semiHidden="0" w:name="toc 8"/>
-    <w:lsdException w:unhideWhenUsed="0" w:uiPriority="0" w:semiHidden="0" w:name="toc 9"/>
-    <w:lsdException w:unhideWhenUsed="0" w:uiPriority="0" w:semiHidden="0" w:name="Normal Indent"/>
-    <w:lsdException w:unhideWhenUsed="0" w:uiPriority="0" w:semiHidden="0" w:name="footnote text"/>
-    <w:lsdException w:qFormat="1" w:unhideWhenUsed="0" w:uiPriority="0" w:semiHidden="0" w:name="annotation text"/>
-    <w:lsdException w:qFormat="1" w:unhideWhenUsed="0" w:uiPriority="0" w:semiHidden="0" w:name="header"/>
-    <w:lsdException w:qFormat="1" w:unhideWhenUsed="0" w:uiPriority="0" w:semiHidden="0" w:name="footer"/>
-    <w:lsdException w:unhideWhenUsed="0" w:uiPriority="0" w:semiHidden="0" w:name="index heading"/>
-    <w:lsdException w:qFormat="1" w:uiPriority="0" w:name="caption"/>
-    <w:lsdException w:unhideWhenUsed="0" w:uiPriority="0" w:semiHidden="0" w:name="table of figures"/>
-    <w:lsdException w:unhideWhenUsed="0" w:uiPriority="0" w:semiHidden="0" w:name="envelope address"/>
-    <w:lsdException w:unhideWhenUsed="0" w:uiPriority="0" w:semiHidden="0" w:name="envelope return"/>
-    <w:lsdException w:unhideWhenUsed="0" w:uiPriority="0" w:semiHidden="0" w:name="footnote reference"/>
-    <w:lsdException w:unhideWhenUsed="0" w:uiPriority="0" w:semiHidden="0" w:name="annotation reference"/>
-    <w:lsdException w:unhideWhenUsed="0" w:uiPriority="0" w:semiHidden="0" w:name="line number"/>
-    <w:lsdException w:unhideWhenUsed="0" w:uiPriority="0" w:semiHidden="0" w:name="page number"/>
-    <w:lsdException w:unhideWhenUsed="0" w:uiPriority="0" w:semiHidden="0" w:name="endnote reference"/>
-    <w:lsdException w:unhideWhenUsed="0" w:uiPriority="0" w:semiHidden="0" w:name="endnote text"/>
-    <w:lsdException w:unhideWhenUsed="0" w:uiPriority="0" w:semiHidden="0" w:name="table of authorities"/>
-    <w:lsdException w:unhideWhenUsed="0" w:uiPriority="0" w:semiHidden="0" w:name="macro"/>
-    <w:lsdException w:unhideWhenUsed="0" w:uiPriority="0" w:semiHidden="0" w:name="toa heading"/>
-    <w:lsdException w:unhideWhenUsed="0" w:uiPriority="0" w:semiHidden="0" w:name="List"/>
-    <w:lsdException w:unhideWhenUsed="0" w:uiPriority="0" w:semiHidden="0" w:name="List Bullet"/>
-    <w:lsdException w:unhideWhenUsed="0" w:uiPriority="0" w:semiHidden="0" w:name="List Number"/>
-    <w:lsdException w:unhideWhenUsed="0" w:uiPriority="0" w:semiHidden="0" w:name="List 2"/>
-    <w:lsdException w:unhideWhenUsed="0" w:uiPriority="0" w:semiHidden="0" w:name="List 3"/>
-    <w:lsdException w:unhideWhenUsed="0" w:uiPriority="0" w:semiHidden="0" w:name="List 4"/>
-    <w:lsdException w:unhideWhenUsed="0" w:uiPriority="0" w:semiHidden="0" w:name="List 5"/>
-    <w:lsdException w:unhideWhenUsed="0" w:uiPriority="0" w:semiHidden="0" w:name="List Bullet 2"/>
-    <w:lsdException w:unhideWhenUsed="0" w:uiPriority="0" w:semiHidden="0" w:name="List Bullet 3"/>
-    <w:lsdException w:unhideWhenUsed="0" w:uiPriority="0" w:semiHidden="0" w:name="List Bullet 4"/>
-    <w:lsdException w:unhideWhenUsed="0" w:uiPriority="0" w:semiHidden="0" w:name="List Bullet 5"/>
-    <w:lsdException w:unhideWhenUsed="0" w:uiPriority="0" w:semiHidden="0" w:name="List Number 2"/>
-    <w:lsdException w:unhideWhenUsed="0" w:uiPriority="0" w:semiHidden="0" w:name="List Number 3"/>
-    <w:lsdException w:unhideWhenUsed="0" w:uiPriority="0" w:semiHidden="0" w:name="List Number 4"/>
-    <w:lsdException w:unhideWhenUsed="0" w:uiPriority="0" w:semiHidden="0" w:name="List Number 5"/>
-    <w:lsdException w:qFormat="1" w:unhideWhenUsed="0" w:uiPriority="0" w:semiHidden="0" w:name="Title"/>
-    <w:lsdException w:unhideWhenUsed="0" w:uiPriority="0" w:semiHidden="0" w:name="Closing"/>
-    <w:lsdException w:unhideWhenUsed="0" w:uiPriority="0" w:semiHidden="0" w:name="Signature"/>
-    <w:lsdException w:qFormat="1" w:unhideWhenUsed="0" w:uiPriority="0" w:name="Default Paragraph Font"/>
-    <w:lsdException w:qFormat="1" w:unhideWhenUsed="0" w:uiPriority="0" w:name="Body Text"/>
-    <w:lsdException w:unhideWhenUsed="0" w:uiPriority="0" w:semiHidden="0" w:name="Body Text Indent"/>
-    <w:lsdException w:unhideWhenUsed="0" w:uiPriority="0" w:semiHidden="0" w:name="List Continue"/>
-    <w:lsdException w:unhideWhenUsed="0" w:uiPriority="0" w:semiHidden="0" w:name="List Continue 2"/>
-    <w:lsdException w:unhideWhenUsed="0" w:uiPriority="0" w:semiHidden="0" w:name="List Continue 3"/>
-    <w:lsdException w:unhideWhenUsed="0" w:uiPriority="0" w:semiHidden="0" w:name="List Continue 4"/>
-    <w:lsdException w:unhideWhenUsed="0" w:uiPriority="0" w:semiHidden="0" w:name="List Continue 5"/>
-    <w:lsdException w:unhideWhenUsed="0" w:uiPriority="0" w:semiHidden="0" w:name="Message Header"/>
-    <w:lsdException w:qFormat="1" w:unhideWhenUsed="0" w:uiPriority="0" w:semiHidden="0" w:name="Subtitle"/>
-    <w:lsdException w:unhideWhenUsed="0" w:uiPriority="0" w:semiHidden="0" w:name="Salutation"/>
-    <w:lsdException w:unhideWhenUsed="0" w:uiPriority="0" w:semiHidden="0" w:name="Date"/>
-    <w:lsdException w:unhideWhenUsed="0" w:uiPriority="0" w:semiHidden="0" w:name="Body Text First Indent"/>
-    <w:lsdException w:unhideWhenUsed="0" w:uiPriority="0" w:semiHidden="0" w:name="Body Text First Indent 2"/>
-    <w:lsdException w:uiPriority="99" w:name="Note Heading"/>
-    <w:lsdException w:unhideWhenUsed="0" w:uiPriority="0" w:semiHidden="0" w:name="Body Text 2"/>
-    <w:lsdException w:unhideWhenUsed="0" w:uiPriority="0" w:semiHidden="0" w:name="Body Text 3"/>
-    <w:lsdException w:unhideWhenUsed="0" w:uiPriority="0" w:semiHidden="0" w:name="Body Text Indent 2"/>
-    <w:lsdException w:unhideWhenUsed="0" w:uiPriority="0" w:semiHidden="0" w:name="Body Text Indent 3"/>
-    <w:lsdException w:unhideWhenUsed="0" w:uiPriority="0" w:semiHidden="0" w:name="Block Text"/>
-    <w:lsdException w:unhideWhenUsed="0" w:uiPriority="0" w:semiHidden="0" w:name="Hyperlink"/>
-    <w:lsdException w:unhideWhenUsed="0" w:uiPriority="0" w:semiHidden="0" w:name="FollowedHyperlink"/>
-    <w:lsdException w:qFormat="1" w:unhideWhenUsed="0" w:uiPriority="0" w:semiHidden="0" w:name="Strong"/>
-    <w:lsdException w:qFormat="1" w:unhideWhenUsed="0" w:uiPriority="0" w:semiHidden="0" w:name="Emphasis"/>
-    <w:lsdException w:unhideWhenUsed="0" w:uiPriority="0" w:semiHidden="0" w:name="Document Map"/>
-    <w:lsdException w:unhideWhenUsed="0" w:uiPriority="0" w:semiHidden="0" w:name="Plain Text"/>
-    <w:lsdException w:unhideWhenUsed="0" w:uiPriority="0" w:semiHidden="0" w:name="E-mail Signature"/>
-    <w:lsdException w:qFormat="1" w:unhideWhenUsed="0" w:uiPriority="0" w:semiHidden="0" w:name="Normal (Web)"/>
-    <w:lsdException w:unhideWhenUsed="0" w:uiPriority="0" w:semiHidden="0" w:name="HTML Acronym"/>
-    <w:lsdException w:unhideWhenUsed="0" w:uiPriority="0" w:semiHidden="0" w:name="HTML Address"/>
-    <w:lsdException w:unhideWhenUsed="0" w:uiPriority="0" w:semiHidden="0" w:name="HTML Cite"/>
-    <w:lsdException w:unhideWhenUsed="0" w:uiPriority="0" w:semiHidden="0" w:name="HTML Code"/>
-    <w:lsdException w:unhideWhenUsed="0" w:uiPriority="0" w:semiHidden="0" w:name="HTML Definition"/>
-    <w:lsdException w:unhideWhenUsed="0" w:uiPriority="0" w:semiHidden="0" w:name="HTML Keyboard"/>
-    <w:lsdException w:unhideWhenUsed="0" w:uiPriority="0" w:semiHidden="0" w:name="HTML Preformatted"/>
-    <w:lsdException w:unhideWhenUsed="0" w:uiPriority="0" w:semiHidden="0" w:name="HTML Sample"/>
-    <w:lsdException w:unhideWhenUsed="0" w:uiPriority="0" w:semiHidden="0" w:name="HTML Typewriter"/>
-    <w:lsdException w:unhideWhenUsed="0" w:uiPriority="0" w:semiHidden="0" w:name="HTML Variable"/>
-    <w:lsdException w:qFormat="1" w:unhideWhenUsed="0" w:uiPriority="0" w:name="Normal Table"/>
-    <w:lsdException w:unhideWhenUsed="0" w:uiPriority="0" w:semiHidden="0" w:name="annotation subject"/>
-    <w:lsdException w:unhideWhenUsed="0" w:uiPriority="0" w:semiHidden="0" w:name="Table Simple 1"/>
-    <w:lsdException w:unhideWhenUsed="0" w:uiPriority="0" w:semiHidden="0" w:name="Table Simple 2"/>
-    <w:lsdException w:unhideWhenUsed="0" w:uiPriority="0" w:semiHidden="0" w:name="Table Simple 3"/>
-    <w:lsdException w:unhideWhenUsed="0" w:uiPriority="0" w:semiHidden="0" w:name="Table Classic 1"/>
-    <w:lsdException w:unhideWhenUsed="0" w:uiPriority="0" w:semiHidden="0" w:name="Table Classic 2"/>
-    <w:lsdException w:unhideWhenUsed="0" w:uiPriority="0" w:semiHidden="0" w:name="Table Classic 3"/>
-    <w:lsdException w:unhideWhenUsed="0" w:uiPriority="0" w:semiHidden="0" w:name="Table Classic 4"/>
-    <w:lsdException w:unhideWhenUsed="0" w:uiPriority="0" w:semiHidden="0" w:name="Table Colorful 1"/>
-    <w:lsdException w:unhideWhenUsed="0" w:uiPriority="0" w:semiHidden="0" w:name="Table Colorful 2"/>
-    <w:lsdException w:unhideWhenUsed="0" w:uiPriority="0" w:semiHidden="0" w:name="Table Colorful 3"/>
-    <w:lsdException w:unhideWhenUsed="0" w:uiPriority="0" w:semiHidden="0" w:name="Table Columns 1"/>
-    <w:lsdException w:unhideWhenUsed="0" w:uiPriority="0" w:semiHidden="0" w:name="Table Columns 2"/>
-    <w:lsdException w:unhideWhenUsed="0" w:uiPriority="0" w:semiHidden="0" w:name="Table Columns 3"/>
-    <w:lsdException w:unhideWhenUsed="0" w:uiPriority="0" w:semiHidden="0" w:name="Table Columns 4"/>
-    <w:lsdException w:unhideWhenUsed="0" w:uiPriority="0" w:semiHidden="0" w:name="Table Columns 5"/>
-    <w:lsdException w:unhideWhenUsed="0" w:uiPriority="0" w:semiHidden="0" w:name="Table Grid 1"/>
-    <w:lsdException w:unhideWhenUsed="0" w:uiPriority="0" w:semiHidden="0" w:name="Table Grid 2"/>
-    <w:lsdException w:unhideWhenUsed="0" w:uiPriority="0" w:semiHidden="0" w:name="Table Grid 3"/>
-    <w:lsdException w:unhideWhenUsed="0" w:uiPriority="0" w:semiHidden="0" w:name="Table Grid 4"/>
-    <w:lsdException w:unhideWhenUsed="0" w:uiPriority="0" w:semiHidden="0" w:name="Table Grid 5"/>
-    <w:lsdException w:unhideWhenUsed="0" w:uiPriority="0" w:semiHidden="0" w:name="Table Grid 6"/>
-    <w:lsdException w:unhideWhenUsed="0" w:uiPriority="0" w:semiHidden="0" w:name="Table Grid 7"/>
-    <w:lsdException w:unhideWhenUsed="0" w:uiPriority="0" w:semiHidden="0" w:name="Table Grid 8"/>
-    <w:lsdException w:unhideWhenUsed="0" w:uiPriority="0" w:semiHidden="0" w:name="Table List 1"/>
-    <w:lsdException w:unhideWhenUsed="0" w:uiPriority="0" w:semiHidden="0" w:name="Table List 2"/>
-    <w:lsdException w:unhideWhenUsed="0" w:uiPriority="0" w:semiHidden="0" w:name="Table List 3"/>
-    <w:lsdException w:unhideWhenUsed="0" w:uiPriority="0" w:semiHidden="0" w:name="Table List 4"/>
-    <w:lsdException w:unhideWhenUsed="0" w:uiPriority="0" w:semiHidden="0" w:name="Table List 5"/>
-    <w:lsdException w:unhideWhenUsed="0" w:uiPriority="0" w:semiHidden="0" w:name="Table List 6"/>
-    <w:lsdException w:unhideWhenUsed="0" w:uiPriority="0" w:semiHidden="0" w:name="Table List 7"/>
-    <w:lsdException w:unhideWhenUsed="0" w:uiPriority="0" w:semiHidden="0" w:name="Table List 8"/>
-    <w:lsdException w:unhideWhenUsed="0" w:uiPriority="0" w:semiHidden="0" w:name="Table 3D effects 1"/>
-    <w:lsdException w:unhideWhenUsed="0" w:uiPriority="0" w:semiHidden="0" w:name="Table 3D effects 2"/>
-    <w:lsdException w:unhideWhenUsed="0" w:uiPriority="0" w:semiHidden="0" w:name="Table 3D effects 3"/>
-    <w:lsdException w:unhideWhenUsed="0" w:uiPriority="0" w:semiHidden="0" w:name="Table Contemporary"/>
-    <w:lsdException w:unhideWhenUsed="0" w:uiPriority="0" w:semiHidden="0" w:name="Table Elegant"/>
-    <w:lsdException w:unhideWhenUsed="0" w:uiPriority="0" w:semiHidden="0" w:name="Table Professional"/>
-    <w:lsdException w:unhideWhenUsed="0" w:uiPriority="0" w:semiHidden="0" w:name="Table Subtle 1"/>
-    <w:lsdException w:unhideWhenUsed="0" w:uiPriority="0" w:semiHidden="0" w:name="Table Subtle 2"/>
-    <w:lsdException w:unhideWhenUsed="0" w:uiPriority="0" w:semiHidden="0" w:name="Table Web 1"/>
-    <w:lsdException w:unhideWhenUsed="0" w:uiPriority="0" w:semiHidden="0" w:name="Table Web 2"/>
-    <w:lsdException w:unhideWhenUsed="0" w:uiPriority="0" w:semiHidden="0" w:name="Table Web 3"/>
-    <w:lsdException w:unhideWhenUsed="0" w:uiPriority="0" w:semiHidden="0" w:name="Balloon Text"/>
-    <w:lsdException w:qFormat="1" w:unhideWhenUsed="0" w:uiPriority="0" w:semiHidden="0" w:name="Table Grid"/>
-    <w:lsdException w:unhideWhenUsed="0" w:uiPriority="0" w:semiHidden="0" w:name="Table Theme"/>
-    <w:lsdException w:unhideWhenUsed="0" w:uiPriority="60" w:semiHidden="0" w:name="Light Shading"/>
-    <w:lsdException w:unhideWhenUsed="0" w:uiPriority="61" w:semiHidden="0" w:name="Light List"/>
-    <w:lsdException w:unhideWhenUsed="0" w:uiPriority="62" w:semiHidden="0" w:name="Light Grid"/>
-    <w:lsdException w:unhideWhenUsed="0" w:uiPriority="63" w:semiHidden="0" w:name="Medium Shading 1"/>
-    <w:lsdException w:unhideWhenUsed="0" w:uiPriority="64" w:semiHidden="0" w:name="Medium Shading 2"/>
-    <w:lsdException w:unhideWhenUsed="0" w:uiPriority="65" w:semiHidden="0" w:name="Medium List 1"/>
-    <w:lsdException w:unhideWhenUsed="0" w:uiPriority="66" w:semiHidden="0" w:name="Medium List 2"/>
-    <w:lsdException w:unhideWhenUsed="0" w:uiPriority="67" w:semiHidden="0" w:name="Medium Grid 1"/>
-    <w:lsdException w:unhideWhenUsed="0" w:uiPriority="68" w:semiHidden="0" w:name="Medium Grid 2"/>
-    <w:lsdException w:unhideWhenUsed="0" w:uiPriority="69" w:semiHidden="0" w:name="Medium Grid 3"/>
-    <w:lsdException w:unhideWhenUsed="0" w:uiPriority="70" w:semiHidden="0" w:name="Dark List"/>
-    <w:lsdException w:unhideWhenUsed="0" w:uiPriority="71" w:semiHidden="0" w:name="Colorful Shading"/>
-    <w:lsdException w:unhideWhenUsed="0" w:uiPriority="72" w:semiHidden="0" w:name="Colorful List"/>
-    <w:lsdException w:unhideWhenUsed="0" w:uiPriority="73" w:semiHidden="0" w:name="Colorful Grid"/>
-    <w:lsdException w:unhideWhenUsed="0" w:uiPriority="60" w:semiHidden="0" w:name="Light Shading Accent 1"/>
-    <w:lsdException w:unhideWhenUsed="0" w:uiPriority="61" w:semiHidden="0" w:name="Light List Accent 1"/>
-    <w:lsdException w:unhideWhenUsed="0" w:uiPriority="62" w:semiHidden="0" w:name="Light Grid Accent 1"/>
-    <w:lsdException w:unhideWhenUsed="0" w:uiPriority="63" w:semiHidden="0" w:name="Medium Shading 1 Accent 1"/>
-    <w:lsdException w:unhideWhenUsed="0" w:uiPriority="64" w:semiHidden="0" w:name="Medium Shading 2 Accent 1"/>
-    <w:lsdException w:unhideWhenUsed="0" w:uiPriority="65" w:semiHidden="0" w:name="Medium List 1 Accent 1"/>
-    <w:lsdException w:unhideWhenUsed="0" w:uiPriority="66" w:semiHidden="0" w:name="Medium List 2 Accent 1"/>
-    <w:lsdException w:unhideWhenUsed="0" w:uiPriority="67" w:semiHidden="0" w:name="Medium Grid 1 Accent 1"/>
-    <w:lsdException w:unhideWhenUsed="0" w:uiPriority="68" w:semiHidden="0" w:name="Medium Grid 2 Accent 1"/>
-    <w:lsdException w:unhideWhenUsed="0" w:uiPriority="69" w:semiHidden="0" w:name="Medium Grid 3 Accent 1"/>
-    <w:lsdException w:unhideWhenUsed="0" w:uiPriority="70" w:semiHidden="0" w:name="Dark List Accent 1"/>
-    <w:lsdException w:unhideWhenUsed="0" w:uiPriority="71" w:semiHidden="0" w:name="Colorful Shading Accent 1"/>
-    <w:lsdException w:unhideWhenUsed="0" w:uiPriority="72" w:semiHidden="0" w:name="Colorful List Accent 1"/>
-    <w:lsdException w:unhideWhenUsed="0" w:uiPriority="73" w:semiHidden="0" w:name="Colorful Grid Accent 1"/>
-    <w:lsdException w:unhideWhenUsed="0" w:uiPriority="60" w:semiHidden="0" w:name="Light Shading Accent 2"/>
-    <w:lsdException w:unhideWhenUsed="0" w:uiPriority="61" w:semiHidden="0" w:name="Light List Accent 2"/>
-    <w:lsdException w:unhideWhenUsed="0" w:uiPriority="62" w:semiHidden="0" w:name="Light Grid Accent 2"/>
-    <w:lsdException w:unhideWhenUsed="0" w:uiPriority="63" w:semiHidden="0" w:name="Medium Shading 1 Accent 2"/>
-    <w:lsdException w:unhideWhenUsed="0" w:uiPriority="64" w:semiHidden="0" w:name="Medium Shading 2 Accent 2"/>
-    <w:lsdException w:unhideWhenUsed="0" w:uiPriority="65" w:semiHidden="0" w:name="Medium List 1 Accent 2"/>
-    <w:lsdException w:unhideWhenUsed="0" w:uiPriority="66" w:semiHidden="0" w:name="Medium List 2 Accent 2"/>
-    <w:lsdException w:unhideWhenUsed="0" w:uiPriority="67" w:semiHidden="0" w:name="Medium Grid 1 Accent 2"/>
-    <w:lsdException w:unhideWhenUsed="0" w:uiPriority="68" w:semiHidden="0" w:name="Medium Grid 2 Accent 2"/>
-    <w:lsdException w:unhideWhenUsed="0" w:uiPriority="69" w:semiHidden="0" w:name="Medium Grid 3 Accent 2"/>
-    <w:lsdException w:unhideWhenUsed="0" w:uiPriority="70" w:semiHidden="0" w:name="Dark List Accent 2"/>
-    <w:lsdException w:unhideWhenUsed="0" w:uiPriority="71" w:semiHidden="0" w:name="Colorful Shading Accent 2"/>
-    <w:lsdException w:unhideWhenUsed="0" w:uiPriority="72" w:semiHidden="0" w:name="Colorful List Accent 2"/>
-    <w:lsdException w:unhideWhenUsed="0" w:uiPriority="73" w:semiHidden="0" w:name="Colorful Grid Accent 2"/>
-    <w:lsdException w:unhideWhenUsed="0" w:uiPriority="60" w:semiHidden="0" w:name="Light Shading Accent 3"/>
-    <w:lsdException w:unhideWhenUsed="0" w:uiPriority="61" w:semiHidden="0" w:name="Light List Accent 3"/>
-    <w:lsdException w:unhideWhenUsed="0" w:uiPriority="62" w:semiHidden="0" w:name="Light Grid Accent 3"/>
-    <w:lsdException w:unhideWhenUsed="0" w:uiPriority="63" w:semiHidden="0" w:name="Medium Shading 1 Accent 3"/>
-    <w:lsdException w:unhideWhenUsed="0" w:uiPriority="64" w:semiHidden="0" w:name="Medium Shading 2 Accent 3"/>
-    <w:lsdException w:unhideWhenUsed="0" w:uiPriority="65" w:semiHidden="0" w:name="Medium List 1 Accent 3"/>
-    <w:lsdException w:unhideWhenUsed="0" w:uiPriority="66" w:semiHidden="0" w:name="Medium List 2 Accent 3"/>
-    <w:lsdException w:unhideWhenUsed="0" w:uiPriority="67" w:semiHidden="0" w:name="Medium Grid 1 Accent 3"/>
-    <w:lsdException w:unhideWhenUsed="0" w:uiPriority="68" w:semiHidden="0" w:name="Medium Grid 2 Accent 3"/>
-    <w:lsdException w:unhideWhenUsed="0" w:uiPriority="69" w:semiHidden="0" w:name="Medium Grid 3 Accent 3"/>
-    <w:lsdException w:unhideWhenUsed="0" w:uiPriority="70" w:semiHidden="0" w:name="Dark List Accent 3"/>
-    <w:lsdException w:unhideWhenUsed="0" w:uiPriority="71" w:semiHidden="0" w:name="Colorful Shading Accent 3"/>
-    <w:lsdException w:unhideWhenUsed="0" w:uiPriority="72" w:semiHidden="0" w:name="Colorful List Accent 3"/>
-    <w:lsdException w:unhideWhenUsed="0" w:uiPriority="73" w:semiHidden="0" w:name="Colorful Grid Accent 3"/>
-    <w:lsdException w:unhideWhenUsed="0" w:uiPriority="60" w:semiHidden="0" w:name="Light Shading Accent 4"/>
-    <w:lsdException w:unhideWhenUsed="0" w:uiPriority="61" w:semiHidden="0" w:name="Light List Accent 4"/>
-    <w:lsdException w:unhideWhenUsed="0" w:uiPriority="62" w:semiHidden="0" w:name="Light Grid Accent 4"/>
-    <w:lsdException w:unhideWhenUsed="0" w:uiPriority="63" w:semiHidden="0" w:name="Medium Shading 1 Accent 4"/>
-    <w:lsdException w:unhideWhenUsed="0" w:uiPriority="64" w:semiHidden="0" w:name="Medium Shading 2 Accent 4"/>
-    <w:lsdException w:unhideWhenUsed="0" w:uiPriority="65" w:semiHidden="0" w:name="Medium List 1 Accent 4"/>
-    <w:lsdException w:unhideWhenUsed="0" w:uiPriority="66" w:semiHidden="0" w:name="Medium List 2 Accent 4"/>
-    <w:lsdException w:unhideWhenUsed="0" w:uiPriority="67" w:semiHidden="0" w:name="Medium Grid 1 Accent 4"/>
-    <w:lsdException w:unhideWhenUsed="0" w:uiPriority="68" w:semiHidden="0" w:name="Medium Grid 2 Accent 4"/>
-    <w:lsdException w:unhideWhenUsed="0" w:uiPriority="69" w:semiHidden="0" w:name="Medium Grid 3 Accent 4"/>
-    <w:lsdException w:unhideWhenUsed="0" w:uiPriority="70" w:semiHidden="0" w:name="Dark List Accent 4"/>
-    <w:lsdException w:unhideWhenUsed="0" w:uiPriority="71" w:semiHidden="0" w:name="Colorful Shading Accent 4"/>
-    <w:lsdException w:unhideWhenUsed="0" w:uiPriority="72" w:semiHidden="0" w:name="Colorful List Accent 4"/>
-    <w:lsdException w:unhideWhenUsed="0" w:uiPriority="73" w:semiHidden="0" w:name="Colorful Grid Accent 4"/>
-    <w:lsdException w:unhideWhenUsed="0" w:uiPriority="60" w:semiHidden="0" w:name="Light Shading Accent 5"/>
-    <w:lsdException w:unhideWhenUsed="0" w:uiPriority="61" w:semiHidden="0" w:name="Light List Accent 5"/>
-    <w:lsdException w:unhideWhenUsed="0" w:uiPriority="62" w:semiHidden="0" w:name="Light Grid Accent 5"/>
-    <w:lsdException w:unhideWhenUsed="0" w:uiPriority="63" w:semiHidden="0" w:name="Medium Shading 1 Accent 5"/>
-    <w:lsdException w:unhideWhenUsed="0" w:uiPriority="64" w:semiHidden="0" w:name="Medium Shading 2 Accent 5"/>
-    <w:lsdException w:unhideWhenUsed="0" w:uiPriority="65" w:semiHidden="0" w:name="Medium List 1 Accent 5"/>
-    <w:lsdException w:unhideWhenUsed="0" w:uiPriority="66" w:semiHidden="0" w:name="Medium List 2 Accent 5"/>
-    <w:lsdException w:unhideWhenUsed="0" w:uiPriority="67" w:semiHidden="0" w:name="Medium Grid 1 Accent 5"/>
-    <w:lsdException w:unhideWhenUsed="0" w:uiPriority="68" w:semiHidden="0" w:name="Medium Grid 2 Accent 5"/>
-    <w:lsdException w:unhideWhenUsed="0" w:uiPriority="69" w:semiHidden="0" w:name="Medium Grid 3 Accent 5"/>
-    <w:lsdException w:unhideWhenUsed="0" w:uiPriority="70" w:semiHidden="0" w:name="Dark List Accent 5"/>
-    <w:lsdException w:unhideWhenUsed="0" w:uiPriority="71" w:semiHidden="0" w:name="Colorful Shading Accent 5"/>
-    <w:lsdException w:unhideWhenUsed="0" w:uiPriority="72" w:semiHidden="0" w:name="Colorful List Accent 5"/>
-    <w:lsdException w:unhideWhenUsed="0" w:uiPriority="73" w:semiHidden="0" w:name="Colorful Grid Accent 5"/>
-    <w:lsdException w:unhideWhenUsed="0" w:uiPriority="60" w:semiHidden="0" w:name="Light Shading Accent 6"/>
-    <w:lsdException w:unhideWhenUsed="0" w:uiPriority="61" w:semiHidden="0" w:name="Light List Accent 6"/>
-    <w:lsdException w:unhideWhenUsed="0" w:uiPriority="62" w:semiHidden="0" w:name="Light Grid Accent 6"/>
-    <w:lsdException w:unhideWhenUsed="0" w:uiPriority="63" w:semiHidden="0" w:name="Medium Shading 1 Accent 6"/>
-    <w:lsdException w:unhideWhenUsed="0" w:uiPriority="64" w:semiHidden="0" w:name="Medium Shading 2 Accent 6"/>
-    <w:lsdException w:unhideWhenUsed="0" w:uiPriority="65" w:semiHidden="0" w:name="Medium List 1 Accent 6"/>
-    <w:lsdException w:unhideWhenUsed="0" w:uiPriority="66" w:semiHidden="0" w:name="Medium List 2 Accent 6"/>
-    <w:lsdException w:unhideWhenUsed="0" w:uiPriority="67" w:semiHidden="0" w:name="Medium Grid 1 Accent 6"/>
-    <w:lsdException w:unhideWhenUsed="0" w:uiPriority="68" w:semiHidden="0" w:name="Medium Grid 2 Accent 6"/>
-    <w:lsdException w:unhideWhenUsed="0" w:uiPriority="69" w:semiHidden="0" w:name="Medium Grid 3 Accent 6"/>
-    <w:lsdException w:unhideWhenUsed="0" w:uiPriority="70" w:semiHidden="0" w:name="Dark List Accent 6"/>
-    <w:lsdException w:unhideWhenUsed="0" w:uiPriority="71" w:semiHidden="0" w:name="Colorful Shading Accent 6"/>
-    <w:lsdException w:unhideWhenUsed="0" w:uiPriority="72" w:semiHidden="0" w:name="Colorful List Accent 6"/>
-    <w:lsdException w:unhideWhenUsed="0" w:uiPriority="73" w:semiHidden="0" w:name="Colorful Grid Accent 6"/>
+  <w:latentStyles w:defLockedState="0" w:defUIPriority="99" w:defSemiHidden="1" w:defUnhideWhenUsed="1" w:defQFormat="0" w:count="260">
+    <w:lsdException w:name="Normal" w:semiHidden="0" w:uiPriority="0" w:unhideWhenUsed="0" w:qFormat="1"/>
+    <w:lsdException w:name="heading 1" w:semiHidden="0" w:uiPriority="0" w:unhideWhenUsed="0" w:qFormat="1"/>
+    <w:lsdException w:name="heading 2" w:semiHidden="0" w:uiPriority="0" w:qFormat="1"/>
+    <w:lsdException w:name="heading 3" w:uiPriority="0" w:qFormat="1"/>
+    <w:lsdException w:name="heading 4" w:semiHidden="0" w:uiPriority="0" w:qFormat="1"/>
+    <w:lsdException w:name="heading 5" w:uiPriority="0" w:qFormat="1"/>
+    <w:lsdException w:name="heading 6" w:uiPriority="0" w:qFormat="1"/>
+    <w:lsdException w:name="heading 7" w:uiPriority="0" w:qFormat="1"/>
+    <w:lsdException w:name="heading 8" w:uiPriority="0" w:qFormat="1"/>
+    <w:lsdException w:name="heading 9" w:uiPriority="0" w:qFormat="1"/>
+    <w:lsdException w:name="index 1" w:semiHidden="0" w:uiPriority="0" w:unhideWhenUsed="0"/>
+    <w:lsdException w:name="index 2" w:semiHidden="0" w:uiPriority="0" w:unhideWhenUsed="0"/>
+    <w:lsdException w:name="index 3" w:semiHidden="0" w:uiPriority="0" w:unhideWhenUsed="0"/>
+    <w:lsdException w:name="index 4" w:semiHidden="0" w:uiPriority="0" w:unhideWhenUsed="0"/>
+    <w:lsdException w:name="index 5" w:semiHidden="0" w:uiPriority="0" w:unhideWhenUsed="0"/>
+    <w:lsdException w:name="index 6" w:semiHidden="0" w:uiPriority="0" w:unhideWhenUsed="0"/>
+    <w:lsdException w:name="index 7" w:semiHidden="0" w:uiPriority="0" w:unhideWhenUsed="0"/>
+    <w:lsdException w:name="index 8" w:semiHidden="0" w:uiPriority="0" w:unhideWhenUsed="0"/>
+    <w:lsdException w:name="index 9" w:semiHidden="0" w:uiPriority="0" w:unhideWhenUsed="0"/>
+    <w:lsdException w:name="toc 1" w:semiHidden="0" w:uiPriority="0" w:unhideWhenUsed="0" w:qFormat="1"/>
+    <w:lsdException w:name="toc 2" w:semiHidden="0" w:uiPriority="0" w:unhideWhenUsed="0" w:qFormat="1"/>
+    <w:lsdException w:name="toc 3" w:semiHidden="0" w:uiPriority="0" w:unhideWhenUsed="0" w:qFormat="1"/>
+    <w:lsdException w:name="toc 4" w:semiHidden="0" w:uiPriority="0" w:unhideWhenUsed="0"/>
+    <w:lsdException w:name="toc 5" w:semiHidden="0" w:uiPriority="0" w:unhideWhenUsed="0"/>
+    <w:lsdException w:name="toc 6" w:semiHidden="0" w:uiPriority="0" w:unhideWhenUsed="0"/>
+    <w:lsdException w:name="toc 7" w:semiHidden="0" w:uiPriority="0" w:unhideWhenUsed="0"/>
+    <w:lsdException w:name="toc 8" w:semiHidden="0" w:uiPriority="0" w:unhideWhenUsed="0"/>
+    <w:lsdException w:name="toc 9" w:semiHidden="0" w:uiPriority="0" w:unhideWhenUsed="0"/>
+    <w:lsdException w:name="Normal Indent" w:semiHidden="0" w:uiPriority="0" w:unhideWhenUsed="0"/>
+    <w:lsdException w:name="footnote text" w:semiHidden="0" w:uiPriority="0" w:unhideWhenUsed="0"/>
+    <w:lsdException w:name="annotation text" w:semiHidden="0" w:uiPriority="0" w:unhideWhenUsed="0" w:qFormat="1"/>
+    <w:lsdException w:name="header" w:semiHidden="0" w:uiPriority="0" w:unhideWhenUsed="0" w:qFormat="1"/>
+    <w:lsdException w:name="footer" w:semiHidden="0" w:uiPriority="0" w:unhideWhenUsed="0" w:qFormat="1"/>
+    <w:lsdException w:name="index heading" w:semiHidden="0" w:uiPriority="0" w:unhideWhenUsed="0"/>
+    <w:lsdException w:name="caption" w:uiPriority="0" w:qFormat="1"/>
+    <w:lsdException w:name="table of figures" w:semiHidden="0" w:uiPriority="0" w:unhideWhenUsed="0"/>
+    <w:lsdException w:name="envelope address" w:semiHidden="0" w:uiPriority="0" w:unhideWhenUsed="0"/>
+    <w:lsdException w:name="envelope return" w:semiHidden="0" w:uiPriority="0" w:unhideWhenUsed="0"/>
+    <w:lsdException w:name="footnote reference" w:semiHidden="0" w:uiPriority="0" w:unhideWhenUsed="0"/>
+    <w:lsdException w:name="annotation reference" w:semiHidden="0" w:uiPriority="0" w:unhideWhenUsed="0"/>
+    <w:lsdException w:name="line number" w:semiHidden="0" w:uiPriority="0" w:unhideWhenUsed="0"/>
+    <w:lsdException w:name="page number" w:semiHidden="0" w:uiPriority="0" w:unhideWhenUsed="0"/>
+    <w:lsdException w:name="endnote reference" w:semiHidden="0" w:uiPriority="0" w:unhideWhenUsed="0"/>
+    <w:lsdException w:name="endnote text" w:semiHidden="0" w:uiPriority="0" w:unhideWhenUsed="0"/>
+    <w:lsdException w:name="table of authorities" w:semiHidden="0" w:uiPriority="0" w:unhideWhenUsed="0"/>
+    <w:lsdException w:name="macro" w:semiHidden="0" w:uiPriority="0" w:unhideWhenUsed="0"/>
+    <w:lsdException w:name="toa heading" w:semiHidden="0" w:uiPriority="0" w:unhideWhenUsed="0"/>
+    <w:lsdException w:name="List" w:semiHidden="0" w:uiPriority="0" w:unhideWhenUsed="0"/>
+    <w:lsdException w:name="List Bullet" w:semiHidden="0" w:uiPriority="0" w:unhideWhenUsed="0"/>
+    <w:lsdException w:name="List Number" w:semiHidden="0" w:uiPriority="0" w:unhideWhenUsed="0"/>
+    <w:lsdException w:name="List 2" w:semiHidden="0" w:uiPriority="0" w:unhideWhenUsed="0"/>
+    <w:lsdException w:name="List 3" w:semiHidden="0" w:uiPriority="0" w:unhideWhenUsed="0"/>
+    <w:lsdException w:name="List 4" w:semiHidden="0" w:uiPriority="0" w:unhideWhenUsed="0"/>
+    <w:lsdException w:name="List 5" w:semiHidden="0" w:uiPriority="0" w:unhideWhenUsed="0"/>
+    <w:lsdException w:name="List Bullet 2" w:semiHidden="0" w:uiPriority="0" w:unhideWhenUsed="0"/>
+    <w:lsdException w:name="List Bullet 3" w:semiHidden="0" w:uiPriority="0" w:unhideWhenUsed="0"/>
+    <w:lsdException w:name="List Bullet 4" w:semiHidden="0" w:uiPriority="0" w:unhideWhenUsed="0"/>
+    <w:lsdException w:name="List Bullet 5" w:semiHidden="0" w:uiPriority="0" w:unhideWhenUsed="0"/>
+    <w:lsdException w:name="List Number 2" w:semiHidden="0" w:uiPriority="0" w:unhideWhenUsed="0"/>
+    <w:lsdException w:name="List Number 3" w:semiHidden="0" w:uiPriority="0" w:unhideWhenUsed="0"/>
+    <w:lsdException w:name="List Number 4" w:semiHidden="0" w:uiPriority="0" w:unhideWhenUsed="0"/>
+    <w:lsdException w:name="List Number 5" w:semiHidden="0" w:uiPriority="0" w:unhideWhenUsed="0"/>
+    <w:lsdException w:name="Title" w:semiHidden="0" w:uiPriority="0" w:unhideWhenUsed="0" w:qFormat="1"/>
+    <w:lsdException w:name="Closing" w:semiHidden="0" w:uiPriority="0" w:unhideWhenUsed="0"/>
+    <w:lsdException w:name="Signature" w:semiHidden="0" w:uiPriority="0" w:unhideWhenUsed="0"/>
+    <w:lsdException w:name="Default Paragraph Font" w:uiPriority="0" w:unhideWhenUsed="0" w:qFormat="1"/>
+    <w:lsdException w:name="Body Text" w:uiPriority="0" w:unhideWhenUsed="0" w:qFormat="1"/>
+    <w:lsdException w:name="Body Text Indent" w:semiHidden="0" w:uiPriority="0" w:unhideWhenUsed="0"/>
+    <w:lsdException w:name="List Continue" w:semiHidden="0" w:uiPriority="0" w:unhideWhenUsed="0"/>
+    <w:lsdException w:name="List Continue 2" w:semiHidden="0" w:uiPriority="0" w:unhideWhenUsed="0"/>
+    <w:lsdException w:name="List Continue 3" w:semiHidden="0" w:uiPriority="0" w:unhideWhenUsed="0"/>
+    <w:lsdException w:name="List Continue 4" w:semiHidden="0" w:uiPriority="0" w:unhideWhenUsed="0"/>
+    <w:lsdException w:name="List Continue 5" w:semiHidden="0" w:uiPriority="0" w:unhideWhenUsed="0"/>
+    <w:lsdException w:name="Message Header" w:semiHidden="0" w:uiPriority="0" w:unhideWhenUsed="0"/>
+    <w:lsdException w:name="Subtitle" w:semiHidden="0" w:uiPriority="0" w:unhideWhenUsed="0" w:qFormat="1"/>
+    <w:lsdException w:name="Salutation" w:semiHidden="0" w:uiPriority="0" w:unhideWhenUsed="0"/>
+    <w:lsdException w:name="Date" w:semiHidden="0" w:uiPriority="0" w:unhideWhenUsed="0"/>
+    <w:lsdException w:name="Body Text First Indent" w:semiHidden="0" w:uiPriority="0" w:unhideWhenUsed="0"/>
+    <w:lsdException w:name="Body Text First Indent 2" w:semiHidden="0" w:uiPriority="0" w:unhideWhenUsed="0"/>
+    <w:lsdException w:name="Body Text 2" w:semiHidden="0" w:uiPriority="0" w:unhideWhenUsed="0"/>
+    <w:lsdException w:name="Body Text 3" w:semiHidden="0" w:uiPriority="0" w:unhideWhenUsed="0"/>
+    <w:lsdException w:name="Body Text Indent 2" w:semiHidden="0" w:uiPriority="0" w:unhideWhenUsed="0"/>
+    <w:lsdException w:name="Body Text Indent 3" w:semiHidden="0" w:uiPriority="0" w:unhideWhenUsed="0"/>
+    <w:lsdException w:name="Block Text" w:semiHidden="0" w:uiPriority="0" w:unhideWhenUsed="0"/>
+    <w:lsdException w:name="Hyperlink" w:semiHidden="0" w:uiPriority="0" w:unhideWhenUsed="0"/>
+    <w:lsdException w:name="FollowedHyperlink" w:semiHidden="0" w:uiPriority="0" w:unhideWhenUsed="0"/>
+    <w:lsdException w:name="Strong" w:semiHidden="0" w:uiPriority="0" w:unhideWhenUsed="0" w:qFormat="1"/>
+    <w:lsdException w:name="Emphasis" w:semiHidden="0" w:uiPriority="0" w:unhideWhenUsed="0" w:qFormat="1"/>
+    <w:lsdException w:name="Document Map" w:semiHidden="0" w:uiPriority="0" w:unhideWhenUsed="0"/>
+    <w:lsdException w:name="Plain Text" w:semiHidden="0" w:uiPriority="0" w:unhideWhenUsed="0"/>
+    <w:lsdException w:name="E-mail Signature" w:semiHidden="0" w:uiPriority="0" w:unhideWhenUsed="0"/>
+    <w:lsdException w:name="Normal (Web)" w:semiHidden="0" w:uiPriority="0" w:unhideWhenUsed="0" w:qFormat="1"/>
+    <w:lsdException w:name="HTML Acronym" w:semiHidden="0" w:uiPriority="0" w:unhideWhenUsed="0"/>
+    <w:lsdException w:name="HTML Address" w:semiHidden="0" w:uiPriority="0" w:unhideWhenUsed="0"/>
+    <w:lsdException w:name="HTML Cite" w:semiHidden="0" w:uiPriority="0" w:unhideWhenUsed="0"/>
+    <w:lsdException w:name="HTML Code" w:semiHidden="0" w:uiPriority="0" w:unhideWhenUsed="0"/>
+    <w:lsdException w:name="HTML Definition" w:semiHidden="0" w:uiPriority="0" w:unhideWhenUsed="0"/>
+    <w:lsdException w:name="HTML Keyboard" w:semiHidden="0" w:uiPriority="0" w:unhideWhenUsed="0"/>
+    <w:lsdException w:name="HTML Preformatted" w:semiHidden="0" w:uiPriority="0" w:unhideWhenUsed="0"/>
+    <w:lsdException w:name="HTML Sample" w:semiHidden="0" w:uiPriority="0" w:unhideWhenUsed="0"/>
+    <w:lsdException w:name="HTML Typewriter" w:semiHidden="0" w:uiPriority="0" w:unhideWhenUsed="0"/>
+    <w:lsdException w:name="HTML Variable" w:semiHidden="0" w:uiPriority="0" w:unhideWhenUsed="0"/>
+    <w:lsdException w:name="Normal Table" w:uiPriority="0" w:unhideWhenUsed="0" w:qFormat="1"/>
+    <w:lsdException w:name="annotation subject" w:semiHidden="0" w:uiPriority="0" w:unhideWhenUsed="0"/>
+    <w:lsdException w:name="Table Simple 1" w:semiHidden="0" w:uiPriority="0" w:unhideWhenUsed="0"/>
+    <w:lsdException w:name="Table Simple 2" w:semiHidden="0" w:uiPriority="0" w:unhideWhenUsed="0"/>
+    <w:lsdException w:name="Table Simple 3" w:semiHidden="0" w:uiPriority="0" w:unhideWhenUsed="0"/>
+    <w:lsdException w:name="Table Classic 1" w:semiHidden="0" w:uiPriority="0" w:unhideWhenUsed="0"/>
+    <w:lsdException w:name="Table Classic 2" w:semiHidden="0" w:uiPriority="0" w:unhideWhenUsed="0"/>
+    <w:lsdException w:name="Table Classic 3" w:semiHidden="0" w:uiPriority="0" w:unhideWhenUsed="0"/>
+    <w:lsdException w:name="Table Classic 4" w:semiHidden="0" w:uiPriority="0" w:unhideWhenUsed="0"/>
+    <w:lsdException w:name="Table Colorful 1" w:semiHidden="0" w:uiPriority="0" w:unhideWhenUsed="0"/>
+    <w:lsdException w:name="Table Colorful 2" w:semiHidden="0" w:uiPriority="0" w:unhideWhenUsed="0"/>
+    <w:lsdException w:name="Table Colorful 3" w:semiHidden="0" w:uiPriority="0" w:unhideWhenUsed="0"/>
+    <w:lsdException w:name="Table Columns 1" w:semiHidden="0" w:uiPriority="0" w:unhideWhenUsed="0"/>
+    <w:lsdException w:name="Table Columns 2" w:semiHidden="0" w:uiPriority="0" w:unhideWhenUsed="0"/>
+    <w:lsdException w:name="Table Columns 3" w:semiHidden="0" w:uiPriority="0" w:unhideWhenUsed="0"/>
+    <w:lsdException w:name="Table Columns 4" w:semiHidden="0" w:uiPriority="0" w:unhideWhenUsed="0"/>
+    <w:lsdException w:name="Table Columns 5" w:semiHidden="0" w:uiPriority="0" w:unhideWhenUsed="0"/>
+    <w:lsdException w:name="Table Grid 1" w:semiHidden="0" w:uiPriority="0" w:unhideWhenUsed="0"/>
+    <w:lsdException w:name="Table Grid 2" w:semiHidden="0" w:uiPriority="0" w:unhideWhenUsed="0"/>
+    <w:lsdException w:name="Table Grid 3" w:semiHidden="0" w:uiPriority="0" w:unhideWhenUsed="0"/>
+    <w:lsdException w:name="Table Grid 4" w:semiHidden="0" w:uiPriority="0" w:unhideWhenUsed="0"/>
+    <w:lsdException w:name="Table Grid 5" w:semiHidden="0" w:uiPriority="0" w:unhideWhenUsed="0"/>
+    <w:lsdException w:name="Table Grid 6" w:semiHidden="0" w:uiPriority="0" w:unhideWhenUsed="0"/>
+    <w:lsdException w:name="Table Grid 7" w:semiHidden="0" w:uiPriority="0" w:unhideWhenUsed="0"/>
+    <w:lsdException w:name="Table Grid 8" w:semiHidden="0" w:uiPriority="0" w:unhideWhenUsed="0"/>
+    <w:lsdException w:name="Table List 1" w:semiHidden="0" w:uiPriority="0" w:unhideWhenUsed="0"/>
+    <w:lsdException w:name="Table List 2" w:semiHidden="0" w:uiPriority="0" w:unhideWhenUsed="0"/>
+    <w:lsdException w:name="Table List 3" w:semiHidden="0" w:uiPriority="0" w:unhideWhenUsed="0"/>
+    <w:lsdException w:name="Table List 4" w:semiHidden="0" w:uiPriority="0" w:unhideWhenUsed="0"/>
+    <w:lsdException w:name="Table List 5" w:semiHidden="0" w:uiPriority="0" w:unhideWhenUsed="0"/>
+    <w:lsdException w:name="Table List 6" w:semiHidden="0" w:uiPriority="0" w:unhideWhenUsed="0"/>
+    <w:lsdException w:name="Table List 7" w:semiHidden="0" w:uiPriority="0" w:unhideWhenUsed="0"/>
+    <w:lsdException w:name="Table List 8" w:semiHidden="0" w:uiPriority="0" w:unhideWhenUsed="0"/>
+    <w:lsdException w:name="Table 3D effects 1" w:semiHidden="0" w:uiPriority="0" w:unhideWhenUsed="0"/>
+    <w:lsdException w:name="Table 3D effects 2" w:semiHidden="0" w:uiPriority="0" w:unhideWhenUsed="0"/>
+    <w:lsdException w:name="Table 3D effects 3" w:semiHidden="0" w:uiPriority="0" w:unhideWhenUsed="0"/>
+    <w:lsdException w:name="Table Contemporary" w:semiHidden="0" w:uiPriority="0" w:unhideWhenUsed="0"/>
+    <w:lsdException w:name="Table Elegant" w:semiHidden="0" w:uiPriority="0" w:unhideWhenUsed="0"/>
+    <w:lsdException w:name="Table Professional" w:semiHidden="0" w:uiPriority="0" w:unhideWhenUsed="0"/>
+    <w:lsdException w:name="Table Subtle 1" w:semiHidden="0" w:uiPriority="0" w:unhideWhenUsed="0"/>
+    <w:lsdException w:name="Table Subtle 2" w:semiHidden="0" w:uiPriority="0" w:unhideWhenUsed="0"/>
+    <w:lsdException w:name="Table Web 1" w:semiHidden="0" w:uiPriority="0" w:unhideWhenUsed="0"/>
+    <w:lsdException w:name="Table Web 2" w:semiHidden="0" w:uiPriority="0" w:unhideWhenUsed="0"/>
+    <w:lsdException w:name="Table Web 3" w:semiHidden="0" w:uiPriority="0" w:unhideWhenUsed="0"/>
+    <w:lsdException w:name="Balloon Text" w:semiHidden="0" w:uiPriority="0" w:unhideWhenUsed="0"/>
+    <w:lsdException w:name="Table Grid" w:semiHidden="0" w:uiPriority="0" w:unhideWhenUsed="0" w:qFormat="1"/>
+    <w:lsdException w:name="Table Theme" w:semiHidden="0" w:uiPriority="0" w:unhideWhenUsed="0"/>
+    <w:lsdException w:name="Light Shading" w:semiHidden="0" w:uiPriority="60" w:unhideWhenUsed="0"/>
+    <w:lsdException w:name="Light List" w:semiHidden="0" w:uiPriority="61" w:unhideWhenUsed="0"/>
+    <w:lsdException w:name="Light Grid" w:semiHidden="0" w:uiPriority="62" w:unhideWhenUsed="0"/>
+    <w:lsdException w:name="Medium Shading 1" w:semiHidden="0" w:uiPriority="63" w:unhideWhenUsed="0"/>
+    <w:lsdException w:name="Medium Shading 2" w:semiHidden="0" w:uiPriority="64" w:unhideWhenUsed="0"/>
+    <w:lsdException w:name="Medium List 1" w:semiHidden="0" w:uiPriority="65" w:unhideWhenUsed="0"/>
+    <w:lsdException w:name="Medium List 2" w:semiHidden="0" w:uiPriority="66" w:unhideWhenUsed="0"/>
+    <w:lsdException w:name="Medium Grid 1" w:semiHidden="0" w:uiPriority="67" w:unhideWhenUsed="0"/>
+    <w:lsdException w:name="Medium Grid 2" w:semiHidden="0" w:uiPriority="68" w:unhideWhenUsed="0"/>
+    <w:lsdException w:name="Medium Grid 3" w:semiHidden="0" w:uiPriority="69" w:unhideWhenUsed="0"/>
+    <w:lsdException w:name="Dark List" w:semiHidden="0" w:uiPriority="70" w:unhideWhenUsed="0"/>
+    <w:lsdException w:name="Colorful Shading" w:semiHidden="0" w:uiPriority="71" w:unhideWhenUsed="0"/>
+    <w:lsdException w:name="Colorful List" w:semiHidden="0" w:uiPriority="72" w:unhideWhenUsed="0"/>
+    <w:lsdException w:name="Colorful Grid" w:semiHidden="0" w:uiPriority="73" w:unhideWhenUsed="0"/>
+    <w:lsdException w:name="Light Shading Accent 1" w:semiHidden="0" w:uiPriority="60" w:unhideWhenUsed="0"/>
+    <w:lsdException w:name="Light List Accent 1" w:semiHidden="0" w:uiPriority="61" w:unhideWhenUsed="0"/>
+    <w:lsdException w:name="Light Grid Accent 1" w:semiHidden="0" w:uiPriority="62" w:unhideWhenUsed="0"/>
+    <w:lsdException w:name="Medium Shading 1 Accent 1" w:semiHidden="0" w:uiPriority="63" w:unhideWhenUsed="0"/>
+    <w:lsdException w:name="Medium Shading 2 Accent 1" w:semiHidden="0" w:uiPriority="64" w:unhideWhenUsed="0"/>
+    <w:lsdException w:name="Medium List 1 Accent 1" w:semiHidden="0" w:uiPriority="65" w:unhideWhenUsed="0"/>
+    <w:lsdException w:name="Medium List 2 Accent 1" w:semiHidden="0" w:uiPriority="66" w:unhideWhenUsed="0"/>
+    <w:lsdException w:name="Medium Grid 1 Accent 1" w:semiHidden="0" w:uiPriority="67" w:unhideWhenUsed="0"/>
+    <w:lsdException w:name="Medium Grid 2 Accent 1" w:semiHidden="0" w:uiPriority="68" w:unhideWhenUsed="0"/>
+    <w:lsdException w:name="Medium Grid 3 Accent 1" w:semiHidden="0" w:uiPriority="69" w:unhideWhenUsed="0"/>
+    <w:lsdException w:name="Dark List Accent 1" w:semiHidden="0" w:uiPriority="70" w:unhideWhenUsed="0"/>
+    <w:lsdException w:name="Colorful Shading Accent 1" w:semiHidden="0" w:uiPriority="71" w:unhideWhenUsed="0"/>
+    <w:lsdException w:name="Colorful List Accent 1" w:semiHidden="0" w:uiPriority="72" w:unhideWhenUsed="0"/>
+    <w:lsdException w:name="Colorful Grid Accent 1" w:semiHidden="0" w:uiPriority="73" w:unhideWhenUsed="0"/>
+    <w:lsdException w:name="Light Shading Accent 2" w:semiHidden="0" w:uiPriority="60" w:unhideWhenUsed="0"/>
+    <w:lsdException w:name="Light List Accent 2" w:semiHidden="0" w:uiPriority="61" w:unhideWhenUsed="0"/>
+    <w:lsdException w:name="Light Grid Accent 2" w:semiHidden="0" w:uiPriority="62" w:unhideWhenUsed="0"/>
+    <w:lsdException w:name="Medium Shading 1 Accent 2" w:semiHidden="0" w:uiPriority="63" w:unhideWhenUsed="0"/>
+    <w:lsdException w:name="Medium Shading 2 Accent 2" w:semiHidden="0" w:uiPriority="64" w:unhideWhenUsed="0"/>
+    <w:lsdException w:name="Medium List 1 Accent 2" w:semiHidden="0" w:uiPriority="65" w:unhideWhenUsed="0"/>
+    <w:lsdException w:name="Medium List 2 Accent 2" w:semiHidden="0" w:uiPriority="66" w:unhideWhenUsed="0"/>
+    <w:lsdException w:name="Medium Grid 1 Accent 2" w:semiHidden="0" w:uiPriority="67" w:unhideWhenUsed="0"/>
+    <w:lsdException w:name="Medium Grid 2 Accent 2" w:semiHidden="0" w:uiPriority="68" w:unhideWhenUsed="0"/>
+    <w:lsdException w:name="Medium Grid 3 Accent 2" w:semiHidden="0" w:uiPriority="69" w:unhideWhenUsed="0"/>
+    <w:lsdException w:name="Dark List Accent 2" w:semiHidden="0" w:uiPriority="70" w:unhideWhenUsed="0"/>
+    <w:lsdException w:name="Colorful Shading Accent 2" w:semiHidden="0" w:uiPriority="71" w:unhideWhenUsed="0"/>
+    <w:lsdException w:name="Colorful List Accent 2" w:semiHidden="0" w:uiPriority="72" w:unhideWhenUsed="0"/>
+    <w:lsdException w:name="Colorful Grid Accent 2" w:semiHidden="0" w:uiPriority="73" w:unhideWhenUsed="0"/>
+    <w:lsdException w:name="Light Shading Accent 3" w:semiHidden="0" w:uiPriority="60" w:unhideWhenUsed="0"/>
+    <w:lsdException w:name="Light List Accent 3" w:semiHidden="0" w:uiPriority="61" w:unhideWhenUsed="0"/>
+    <w:lsdException w:name="Light Grid Accent 3" w:semiHidden="0" w:uiPriority="62" w:unhideWhenUsed="0"/>
+    <w:lsdException w:name="Medium Shading 1 Accent 3" w:semiHidden="0" w:uiPriority="63" w:unhideWhenUsed="0"/>
+    <w:lsdException w:name="Medium Shading 2 Accent 3" w:semiHidden="0" w:uiPriority="64" w:unhideWhenUsed="0"/>
+    <w:lsdException w:name="Medium List 1 Accent 3" w:semiHidden="0" w:uiPriority="65" w:unhideWhenUsed="0"/>
+    <w:lsdException w:name="Medium List 2 Accent 3" w:semiHidden="0" w:uiPriority="66" w:unhideWhenUsed="0"/>
+    <w:lsdException w:name="Medium Grid 1 Accent 3" w:semiHidden="0" w:uiPriority="67" w:unhideWhenUsed="0"/>
+    <w:lsdException w:name="Medium Grid 2 Accent 3" w:semiHidden="0" w:uiPriority="68" w:unhideWhenUsed="0"/>
+    <w:lsdException w:name="Medium Grid 3 Accent 3" w:semiHidden="0" w:uiPriority="69" w:unhideWhenUsed="0"/>
+    <w:lsdException w:name="Dark List Accent 3" w:semiHidden="0" w:uiPriority="70" w:unhideWhenUsed="0"/>
+    <w:lsdException w:name="Colorful Shading Accent 3" w:semiHidden="0" w:uiPriority="71" w:unhideWhenUsed="0"/>
+    <w:lsdException w:name="Colorful List Accent 3" w:semiHidden="0" w:uiPriority="72" w:unhideWhenUsed="0"/>
+    <w:lsdException w:name="Colorful Grid Accent 3" w:semiHidden="0" w:uiPriority="73" w:unhideWhenUsed="0"/>
+    <w:lsdException w:name="Light Shading Accent 4" w:semiHidden="0" w:uiPriority="60" w:unhideWhenUsed="0"/>
+    <w:lsdException w:name="Light List Accent 4" w:semiHidden="0" w:uiPriority="61" w:unhideWhenUsed="0"/>
+    <w:lsdException w:name="Light Grid Accent 4" w:semiHidden="0" w:uiPriority="62" w:unhideWhenUsed="0"/>
+    <w:lsdException w:name="Medium Shading 1 Accent 4" w:semiHidden="0" w:uiPriority="63" w:unhideWhenUsed="0"/>
+    <w:lsdException w:name="Medium Shading 2 Accent 4" w:semiHidden="0" w:uiPriority="64" w:unhideWhenUsed="0"/>
+    <w:lsdException w:name="Medium List 1 Accent 4" w:semiHidden="0" w:uiPriority="65" w:unhideWhenUsed="0"/>
+    <w:lsdException w:name="Medium List 2 Accent 4" w:semiHidden="0" w:uiPriority="66" w:unhideWhenUsed="0"/>
+    <w:lsdException w:name="Medium Grid 1 Accent 4" w:semiHidden="0" w:uiPriority="67" w:unhideWhenUsed="0"/>
+    <w:lsdException w:name="Medium Grid 2 Accent 4" w:semiHidden="0" w:uiPriority="68" w:unhideWhenUsed="0"/>
+    <w:lsdException w:name="Medium Grid 3 Accent 4" w:semiHidden="0" w:uiPriority="69" w:unhideWhenUsed="0"/>
+    <w:lsdException w:name="Dark List Accent 4" w:semiHidden="0" w:uiPriority="70" w:unhideWhenUsed="0"/>
+    <w:lsdException w:name="Colorful Shading Accent 4" w:semiHidden="0" w:uiPriority="71" w:unhideWhenUsed="0"/>
+    <w:lsdException w:name="Colorful List Accent 4" w:semiHidden="0" w:uiPriority="72" w:unhideWhenUsed="0"/>
+    <w:lsdException w:name="Colorful Grid Accent 4" w:semiHidden="0" w:uiPriority="73" w:unhideWhenUsed="0"/>
+    <w:lsdException w:name="Light Shading Accent 5" w:semiHidden="0" w:uiPriority="60" w:unhideWhenUsed="0"/>
+    <w:lsdException w:name="Light List Accent 5" w:semiHidden="0" w:uiPriority="61" w:unhideWhenUsed="0"/>
+    <w:lsdException w:name="Light Grid Accent 5" w:semiHidden="0" w:uiPriority="62" w:unhideWhenUsed="0"/>
+    <w:lsdException w:name="Medium Shading 1 Accent 5" w:semiHidden="0" w:uiPriority="63" w:unhideWhenUsed="0"/>
+    <w:lsdException w:name="Medium Shading 2 Accent 5" w:semiHidden="0" w:uiPriority="64" w:unhideWhenUsed="0"/>
+    <w:lsdException w:name="Medium List 1 Accent 5" w:semiHidden="0" w:uiPriority="65" w:unhideWhenUsed="0"/>
+    <w:lsdException w:name="Medium List 2 Accent 5" w:semiHidden="0" w:uiPriority="66" w:unhideWhenUsed="0"/>
+    <w:lsdException w:name="Medium Grid 1 Accent 5" w:semiHidden="0" w:uiPriority="67" w:unhideWhenUsed="0"/>
+    <w:lsdException w:name="Medium Grid 2 Accent 5" w:semiHidden="0" w:uiPriority="68" w:unhideWhenUsed="0"/>
+    <w:lsdException w:name="Medium Grid 3 Accent 5" w:semiHidden="0" w:uiPriority="69" w:unhideWhenUsed="0"/>
+    <w:lsdException w:name="Dark List Accent 5" w:semiHidden="0" w:uiPriority="70" w:unhideWhenUsed="0"/>
+    <w:lsdException w:name="Colorful Shading Accent 5" w:semiHidden="0" w:uiPriority="71" w:unhideWhenUsed="0"/>
+    <w:lsdException w:name="Colorful List Accent 5" w:semiHidden="0" w:uiPriority="72" w:unhideWhenUsed="0"/>
+    <w:lsdException w:name="Colorful Grid Accent 5" w:semiHidden="0" w:uiPriority="73" w:unhideWhenUsed="0"/>
+    <w:lsdException w:name="Light Shading Accent 6" w:semiHidden="0" w:uiPriority="60" w:unhideWhenUsed="0"/>
+    <w:lsdException w:name="Light List Accent 6" w:semiHidden="0" w:uiPriority="61" w:unhideWhenUsed="0"/>
+    <w:lsdException w:name="Light Grid Accent 6" w:semiHidden="0" w:uiPriority="62" w:unhideWhenUsed="0"/>
+    <w:lsdException w:name="Medium Shading 1 Accent 6" w:semiHidden="0" w:uiPriority="63" w:unhideWhenUsed="0"/>
+    <w:lsdException w:name="Medium Shading 2 Accent 6" w:semiHidden="0" w:uiPriority="64" w:unhideWhenUsed="0"/>
+    <w:lsdException w:name="Medium List 1 Accent 6" w:semiHidden="0" w:uiPriority="65" w:unhideWhenUsed="0"/>
+    <w:lsdException w:name="Medium List 2 Accent 6" w:semiHidden="0" w:uiPriority="66" w:unhideWhenUsed="0"/>
+    <w:lsdException w:name="Medium Grid 1 Accent 6" w:semiHidden="0" w:uiPriority="67" w:unhideWhenUsed="0"/>
+    <w:lsdException w:name="Medium Grid 2 Accent 6" w:semiHidden="0" w:uiPriority="68" w:unhideWhenUsed="0"/>
+    <w:lsdException w:name="Medium Grid 3 Accent 6" w:semiHidden="0" w:uiPriority="69" w:unhideWhenUsed="0"/>
+    <w:lsdException w:name="Dark List Accent 6" w:semiHidden="0" w:uiPriority="70" w:unhideWhenUsed="0"/>
+    <w:lsdException w:name="Colorful Shading Accent 6" w:semiHidden="0" w:uiPriority="71" w:unhideWhenUsed="0"/>
+    <w:lsdException w:name="Colorful List Accent 6" w:semiHidden="0" w:uiPriority="72" w:unhideWhenUsed="0"/>
+    <w:lsdException w:name="Colorful Grid Accent 6" w:semiHidden="0" w:uiPriority="73" w:unhideWhenUsed="0"/>
   </w:latentStyles>
-  <w:style w:type="paragraph" w:default="1" w:styleId="1">
+  <w:style w:type="paragraph" w:default="1" w:styleId="Normal">
     <w:name w:val="Normal"/>
     <w:qFormat/>
-    <w:uiPriority w:val="0"/>
     <w:pPr>
       <w:kinsoku w:val="0"/>
       <w:autoSpaceDE w:val="0"/>
@@ -6226,7 +6125,7 @@
       <w:textAlignment w:val="baseline"/>
     </w:pPr>
     <w:rPr>
-      <w:rFonts w:ascii="Arial" w:hAnsi="Arial" w:eastAsia="宋体" w:cs="Arial"/>
+      <w:rFonts w:ascii="Arial" w:eastAsia="宋体" w:hAnsi="Arial" w:cs="Arial"/>
       <w:snapToGrid w:val="0"/>
       <w:color w:val="000000"/>
       <w:kern w:val="0"/>
@@ -6235,12 +6134,11 @@
       <w:lang w:val="en-US" w:eastAsia="en-US" w:bidi="ar-SA"/>
     </w:rPr>
   </w:style>
-  <w:style w:type="paragraph" w:styleId="2">
+  <w:style w:type="paragraph" w:styleId="Heading1">
     <w:name w:val="heading 1"/>
-    <w:basedOn w:val="1"/>
-    <w:next w:val="1"/>
+    <w:basedOn w:val="Normal"/>
+    <w:next w:val="Normal"/>
     <w:qFormat/>
-    <w:uiPriority w:val="0"/>
     <w:pPr>
       <w:keepNext/>
       <w:keepLines/>
@@ -6258,13 +6156,12 @@
       <w:sz w:val="44"/>
     </w:rPr>
   </w:style>
-  <w:style w:type="paragraph" w:styleId="3">
+  <w:style w:type="paragraph" w:styleId="Heading2">
     <w:name w:val="heading 2"/>
-    <w:basedOn w:val="1"/>
-    <w:next w:val="1"/>
+    <w:basedOn w:val="Normal"/>
+    <w:next w:val="Normal"/>
     <w:unhideWhenUsed/>
     <w:qFormat/>
-    <w:uiPriority w:val="0"/>
     <w:pPr>
       <w:keepNext/>
       <w:keepLines/>
@@ -6277,19 +6174,18 @@
       <w:outlineLvl w:val="1"/>
     </w:pPr>
     <w:rPr>
-      <w:rFonts w:ascii="Arial" w:hAnsi="Arial" w:eastAsia="黑体"/>
+      <w:rFonts w:ascii="Arial" w:eastAsia="黑体" w:hAnsi="Arial"/>
       <w:b/>
       <w:sz w:val="32"/>
     </w:rPr>
   </w:style>
-  <w:style w:type="paragraph" w:styleId="4">
+  <w:style w:type="paragraph" w:styleId="Heading3">
     <w:name w:val="heading 3"/>
-    <w:basedOn w:val="1"/>
-    <w:next w:val="1"/>
+    <w:basedOn w:val="Normal"/>
+    <w:next w:val="Normal"/>
     <w:semiHidden/>
     <w:unhideWhenUsed/>
     <w:qFormat/>
-    <w:uiPriority w:val="0"/>
     <w:pPr>
       <w:keepNext/>
       <w:keepLines/>
@@ -6306,13 +6202,12 @@
       <w:sz w:val="32"/>
     </w:rPr>
   </w:style>
-  <w:style w:type="paragraph" w:styleId="5">
+  <w:style w:type="paragraph" w:styleId="Heading4">
     <w:name w:val="heading 4"/>
-    <w:basedOn w:val="1"/>
-    <w:next w:val="1"/>
+    <w:basedOn w:val="Normal"/>
+    <w:next w:val="Normal"/>
     <w:unhideWhenUsed/>
     <w:qFormat/>
-    <w:uiPriority w:val="0"/>
     <w:pPr>
       <w:keepNext/>
       <w:keepLines/>
@@ -6325,19 +6220,18 @@
       <w:outlineLvl w:val="3"/>
     </w:pPr>
     <w:rPr>
-      <w:rFonts w:ascii="Arial" w:hAnsi="Arial" w:eastAsia="黑体"/>
+      <w:rFonts w:ascii="Arial" w:eastAsia="黑体" w:hAnsi="Arial"/>
       <w:b/>
       <w:sz w:val="28"/>
     </w:rPr>
   </w:style>
-  <w:style w:type="paragraph" w:styleId="6">
+  <w:style w:type="paragraph" w:styleId="Heading5">
     <w:name w:val="heading 5"/>
-    <w:basedOn w:val="1"/>
-    <w:next w:val="1"/>
+    <w:basedOn w:val="Normal"/>
+    <w:next w:val="Normal"/>
     <w:semiHidden/>
     <w:unhideWhenUsed/>
     <w:qFormat/>
-    <w:uiPriority w:val="0"/>
     <w:pPr>
       <w:keepNext/>
       <w:keepLines/>
@@ -6354,14 +6248,13 @@
       <w:sz w:val="28"/>
     </w:rPr>
   </w:style>
-  <w:style w:type="paragraph" w:styleId="7">
+  <w:style w:type="paragraph" w:styleId="Heading6">
     <w:name w:val="heading 6"/>
-    <w:basedOn w:val="1"/>
-    <w:next w:val="1"/>
+    <w:basedOn w:val="Normal"/>
+    <w:next w:val="Normal"/>
     <w:semiHidden/>
     <w:unhideWhenUsed/>
     <w:qFormat/>
-    <w:uiPriority w:val="0"/>
     <w:pPr>
       <w:keepNext/>
       <w:keepLines/>
@@ -6374,19 +6267,18 @@
       <w:outlineLvl w:val="5"/>
     </w:pPr>
     <w:rPr>
-      <w:rFonts w:ascii="Arial" w:hAnsi="Arial" w:eastAsia="黑体"/>
+      <w:rFonts w:ascii="Arial" w:eastAsia="黑体" w:hAnsi="Arial"/>
       <w:b/>
       <w:sz w:val="24"/>
     </w:rPr>
   </w:style>
-  <w:style w:type="paragraph" w:styleId="8">
+  <w:style w:type="paragraph" w:styleId="Heading7">
     <w:name w:val="heading 7"/>
-    <w:basedOn w:val="1"/>
-    <w:next w:val="1"/>
+    <w:basedOn w:val="Normal"/>
+    <w:next w:val="Normal"/>
     <w:semiHidden/>
     <w:unhideWhenUsed/>
     <w:qFormat/>
-    <w:uiPriority w:val="0"/>
     <w:pPr>
       <w:keepNext/>
       <w:keepLines/>
@@ -6403,14 +6295,13 @@
       <w:sz w:val="24"/>
     </w:rPr>
   </w:style>
-  <w:style w:type="paragraph" w:styleId="9">
+  <w:style w:type="paragraph" w:styleId="Heading8">
     <w:name w:val="heading 8"/>
-    <w:basedOn w:val="1"/>
-    <w:next w:val="1"/>
+    <w:basedOn w:val="Normal"/>
+    <w:next w:val="Normal"/>
     <w:semiHidden/>
     <w:unhideWhenUsed/>
     <w:qFormat/>
-    <w:uiPriority w:val="0"/>
     <w:pPr>
       <w:keepNext/>
       <w:keepLines/>
@@ -6423,18 +6314,17 @@
       <w:outlineLvl w:val="7"/>
     </w:pPr>
     <w:rPr>
-      <w:rFonts w:ascii="Arial" w:hAnsi="Arial" w:eastAsia="黑体"/>
+      <w:rFonts w:ascii="Arial" w:eastAsia="黑体" w:hAnsi="Arial"/>
       <w:sz w:val="24"/>
     </w:rPr>
   </w:style>
-  <w:style w:type="paragraph" w:styleId="10">
+  <w:style w:type="paragraph" w:styleId="Heading9">
     <w:name w:val="heading 9"/>
-    <w:basedOn w:val="1"/>
-    <w:next w:val="1"/>
+    <w:basedOn w:val="Normal"/>
+    <w:next w:val="Normal"/>
     <w:semiHidden/>
     <w:unhideWhenUsed/>
     <w:qFormat/>
-    <w:uiPriority w:val="0"/>
     <w:pPr>
       <w:keepNext/>
       <w:keepLines/>
@@ -6447,21 +6337,19 @@
       <w:outlineLvl w:val="8"/>
     </w:pPr>
     <w:rPr>
-      <w:rFonts w:ascii="Arial" w:hAnsi="Arial" w:eastAsia="黑体"/>
+      <w:rFonts w:ascii="Arial" w:eastAsia="黑体" w:hAnsi="Arial"/>
       <w:sz w:val="21"/>
     </w:rPr>
   </w:style>
-  <w:style w:type="character" w:default="1" w:styleId="22">
+  <w:style w:type="character" w:default="1" w:styleId="DefaultParagraphFont">
     <w:name w:val="Default Paragraph Font"/>
     <w:semiHidden/>
     <w:qFormat/>
-    <w:uiPriority w:val="0"/>
   </w:style>
-  <w:style w:type="table" w:default="1" w:styleId="20">
+  <w:style w:type="table" w:default="1" w:styleId="TableNormal">
     <w:name w:val="Normal Table"/>
     <w:semiHidden/>
     <w:qFormat/>
-    <w:uiPriority w:val="0"/>
     <w:tblPr>
       <w:tblCellMar>
         <w:top w:w="0" w:type="dxa"/>
@@ -6471,43 +6359,39 @@
       </w:tblCellMar>
     </w:tblPr>
   </w:style>
-  <w:style w:type="paragraph" w:styleId="11">
+  <w:style w:type="paragraph" w:styleId="CommentText">
     <w:name w:val="annotation text"/>
-    <w:basedOn w:val="1"/>
+    <w:basedOn w:val="Normal"/>
     <w:qFormat/>
-    <w:uiPriority w:val="0"/>
     <w:pPr>
       <w:jc w:val="left"/>
     </w:pPr>
   </w:style>
-  <w:style w:type="paragraph" w:styleId="12">
+  <w:style w:type="paragraph" w:styleId="BodyText">
     <w:name w:val="Body Text"/>
-    <w:basedOn w:val="1"/>
+    <w:basedOn w:val="Normal"/>
     <w:semiHidden/>
     <w:qFormat/>
-    <w:uiPriority w:val="0"/>
     <w:rPr>
-      <w:rFonts w:ascii="Arial" w:hAnsi="Arial" w:eastAsia="Arial" w:cs="Arial"/>
+      <w:rFonts w:ascii="Arial" w:eastAsia="Arial" w:hAnsi="Arial" w:cs="Arial"/>
       <w:sz w:val="21"/>
       <w:szCs w:val="21"/>
       <w:lang w:val="en-US" w:eastAsia="en-US" w:bidi="ar-SA"/>
     </w:rPr>
   </w:style>
-  <w:style w:type="paragraph" w:styleId="13">
+  <w:style w:type="paragraph" w:styleId="TOC3">
     <w:name w:val="toc 3"/>
-    <w:basedOn w:val="1"/>
-    <w:next w:val="1"/>
+    <w:basedOn w:val="Normal"/>
+    <w:next w:val="Normal"/>
     <w:qFormat/>
-    <w:uiPriority w:val="0"/>
     <w:pPr>
       <w:ind w:left="840" w:leftChars="400"/>
     </w:pPr>
   </w:style>
-  <w:style w:type="paragraph" w:styleId="14">
+  <w:style w:type="paragraph" w:styleId="Footer">
     <w:name w:val="footer"/>
-    <w:basedOn w:val="1"/>
+    <w:basedOn w:val="Normal"/>
     <w:qFormat/>
-    <w:uiPriority w:val="0"/>
     <w:pPr>
       <w:tabs>
         <w:tab w:val="center" w:pos="4153"/>
@@ -6520,17 +6404,16 @@
       <w:sz w:val="18"/>
     </w:rPr>
   </w:style>
-  <w:style w:type="paragraph" w:styleId="15">
+  <w:style w:type="paragraph" w:styleId="Header">
     <w:name w:val="header"/>
-    <w:basedOn w:val="1"/>
+    <w:basedOn w:val="Normal"/>
     <w:qFormat/>
-    <w:uiPriority w:val="0"/>
     <w:pPr>
       <w:pBdr>
-        <w:top w:val="none" w:color="auto" w:sz="0" w:space="0"/>
-        <w:left w:val="none" w:color="auto" w:sz="0" w:space="0"/>
-        <w:bottom w:val="none" w:color="auto" w:sz="0" w:space="0"/>
-        <w:right w:val="none" w:color="auto" w:sz="0" w:space="0"/>
+        <w:top w:val="nil"/>
+        <w:left w:val="nil"/>
+        <w:bottom w:val="nil"/>
+        <w:right w:val="nil"/>
       </w:pBdr>
       <w:tabs>
         <w:tab w:val="center" w:pos="4153"/>
@@ -6545,41 +6428,37 @@
       <w:sz w:val="18"/>
     </w:rPr>
   </w:style>
-  <w:style w:type="paragraph" w:styleId="16">
+  <w:style w:type="paragraph" w:styleId="TOC1">
     <w:name w:val="toc 1"/>
-    <w:basedOn w:val="1"/>
-    <w:next w:val="1"/>
+    <w:basedOn w:val="Normal"/>
+    <w:next w:val="Normal"/>
     <w:qFormat/>
-    <w:uiPriority w:val="0"/>
     <w:rPr>
-      <w:rFonts w:ascii="Arial" w:hAnsi="Arial" w:eastAsia="Microsoft JhengHei"/>
+      <w:rFonts w:ascii="Arial" w:eastAsia="Microsoft JhengHei" w:hAnsi="Arial"/>
       <w:sz w:val="24"/>
     </w:rPr>
   </w:style>
-  <w:style w:type="paragraph" w:styleId="17">
+  <w:style w:type="paragraph" w:styleId="TOC2">
     <w:name w:val="toc 2"/>
-    <w:basedOn w:val="1"/>
-    <w:next w:val="1"/>
+    <w:basedOn w:val="Normal"/>
+    <w:next w:val="Normal"/>
     <w:qFormat/>
-    <w:uiPriority w:val="0"/>
     <w:pPr>
       <w:ind w:left="420" w:leftChars="200"/>
     </w:pPr>
   </w:style>
-  <w:style w:type="paragraph" w:styleId="18">
+  <w:style w:type="paragraph" w:styleId="NormalWeb">
     <w:name w:val="Normal (Web)"/>
-    <w:basedOn w:val="1"/>
+    <w:basedOn w:val="Normal"/>
     <w:qFormat/>
-    <w:uiPriority w:val="0"/>
     <w:rPr>
       <w:sz w:val="24"/>
     </w:rPr>
   </w:style>
-  <w:style w:type="paragraph" w:styleId="19">
+  <w:style w:type="paragraph" w:styleId="Title">
     <w:name w:val="Title"/>
-    <w:basedOn w:val="1"/>
+    <w:basedOn w:val="Normal"/>
     <w:qFormat/>
-    <w:uiPriority w:val="0"/>
     <w:pPr>
       <w:spacing w:before="240" w:beforeLines="0" w:beforeAutospacing="0" w:after="60" w:afterLines="0" w:afterAutospacing="0"/>
       <w:jc w:val="center"/>
@@ -6591,41 +6470,38 @@
       <w:sz w:val="32"/>
     </w:rPr>
   </w:style>
-  <w:style w:type="table" w:styleId="21">
+  <w:style w:type="table" w:styleId="TableGrid">
     <w:name w:val="Table Grid"/>
-    <w:basedOn w:val="20"/>
+    <w:basedOn w:val="TableNormal"/>
     <w:qFormat/>
-    <w:uiPriority w:val="0"/>
     <w:pPr>
       <w:widowControl w:val="0"/>
       <w:jc w:val="both"/>
     </w:pPr>
     <w:tblPr>
       <w:tblBorders>
-        <w:top w:val="single" w:color="auto" w:sz="4" w:space="0"/>
-        <w:left w:val="single" w:color="auto" w:sz="4" w:space="0"/>
-        <w:bottom w:val="single" w:color="auto" w:sz="4" w:space="0"/>
-        <w:right w:val="single" w:color="auto" w:sz="4" w:space="0"/>
-        <w:insideH w:val="single" w:color="auto" w:sz="4" w:space="0"/>
-        <w:insideV w:val="single" w:color="auto" w:sz="4" w:space="0"/>
+        <w:top w:val="single" w:sz="4" w:space="0" w:color="auto"/>
+        <w:left w:val="single" w:sz="4" w:space="0" w:color="auto"/>
+        <w:bottom w:val="single" w:sz="4" w:space="0" w:color="auto"/>
+        <w:right w:val="single" w:sz="4" w:space="0" w:color="auto"/>
+        <w:insideH w:val="single" w:sz="4" w:space="0" w:color="auto"/>
+        <w:insideV w:val="single" w:sz="4" w:space="0" w:color="auto"/>
       </w:tblBorders>
     </w:tblPr>
   </w:style>
-  <w:style w:type="character" w:styleId="23">
+  <w:style w:type="character" w:styleId="Strong">
     <w:name w:val="Strong"/>
-    <w:basedOn w:val="22"/>
+    <w:basedOn w:val="DefaultParagraphFont"/>
     <w:qFormat/>
-    <w:uiPriority w:val="0"/>
     <w:rPr>
       <w:b/>
     </w:rPr>
   </w:style>
-  <w:style w:type="table" w:customStyle="1" w:styleId="24">
+  <w:style w:type="table" w:customStyle="1" w:styleId="TableNormal0">
     <w:name w:val="Table Normal_0"/>
     <w:semiHidden/>
     <w:unhideWhenUsed/>
     <w:qFormat/>
-    <w:uiPriority w:val="0"/>
     <w:tblPr>
       <w:tblCellMar>
         <w:top w:w="0" w:type="dxa"/>
@@ -6635,87 +6511,81 @@
       </w:tblCellMar>
     </w:tblPr>
   </w:style>
-  <w:style w:type="paragraph" w:customStyle="1" w:styleId="25">
+  <w:style w:type="paragraph" w:customStyle="1" w:styleId="TableText">
     <w:name w:val="Table Text"/>
-    <w:basedOn w:val="1"/>
+    <w:basedOn w:val="Normal"/>
     <w:semiHidden/>
     <w:qFormat/>
-    <w:uiPriority w:val="0"/>
     <w:rPr>
-      <w:rFonts w:ascii="宋体" w:hAnsi="宋体" w:eastAsia="宋体" w:cs="宋体"/>
+      <w:rFonts w:ascii="宋体" w:eastAsia="宋体" w:hAnsi="宋体" w:cs="宋体"/>
       <w:sz w:val="21"/>
       <w:szCs w:val="21"/>
       <w:lang w:val="en-US" w:eastAsia="en-US" w:bidi="ar-SA"/>
     </w:rPr>
   </w:style>
-  <w:style w:type="paragraph" w:customStyle="1" w:styleId="26">
+  <w:style w:type="paragraph" w:customStyle="1" w:styleId="1">
     <w:name w:val="柴_标题1"/>
-    <w:basedOn w:val="2"/>
-    <w:next w:val="27"/>
-    <w:link w:val="38"/>
+    <w:basedOn w:val="Heading1"/>
+    <w:next w:val="a"/>
+    <w:link w:val="1Char"/>
     <w:qFormat/>
-    <w:uiPriority w:val="0"/>
     <w:pPr>
       <w:spacing w:before="100" w:after="90" w:line="360" w:lineRule="auto"/>
     </w:pPr>
     <w:rPr>
-      <w:rFonts w:ascii="Arial" w:hAnsi="Arial" w:eastAsia="宋体"/>
+      <w:rFonts w:ascii="Arial" w:eastAsia="宋体" w:hAnsi="Arial"/>
       <w:sz w:val="32"/>
     </w:rPr>
   </w:style>
-  <w:style w:type="paragraph" w:customStyle="1" w:styleId="27">
+  <w:style w:type="paragraph" w:customStyle="1" w:styleId="a">
     <w:name w:val="柴_正文"/>
-    <w:basedOn w:val="12"/>
-    <w:link w:val="41"/>
+    <w:basedOn w:val="BodyText"/>
+    <w:link w:val="Char"/>
     <w:qFormat/>
-    <w:uiPriority w:val="0"/>
     <w:pPr>
       <w:spacing w:line="360" w:lineRule="auto"/>
       <w:ind w:firstLine="470" w:firstLineChars="200"/>
     </w:pPr>
     <w:rPr>
-      <w:rFonts w:ascii="Arial" w:hAnsi="Arial" w:eastAsia="宋体"/>
+      <w:rFonts w:ascii="Arial" w:eastAsia="宋体" w:hAnsi="Arial"/>
       <w:sz w:val="24"/>
       <w:lang w:eastAsia="zh-CN"/>
     </w:rPr>
   </w:style>
-  <w:style w:type="paragraph" w:customStyle="1" w:styleId="28">
+  <w:style w:type="paragraph" w:customStyle="1" w:styleId="2">
     <w:name w:val="柴_标题2"/>
-    <w:basedOn w:val="3"/>
-    <w:next w:val="27"/>
+    <w:basedOn w:val="Heading2"/>
+    <w:next w:val="a"/>
     <w:qFormat/>
-    <w:uiPriority w:val="0"/>
     <w:pPr>
       <w:spacing w:line="360" w:lineRule="auto"/>
     </w:pPr>
     <w:rPr>
-      <w:rFonts w:ascii="Arial" w:hAnsi="Arial" w:eastAsia="宋体"/>
+      <w:rFonts w:ascii="Arial" w:eastAsia="宋体" w:hAnsi="Arial"/>
       <w:sz w:val="28"/>
     </w:rPr>
   </w:style>
-  <w:style w:type="paragraph" w:customStyle="1" w:styleId="29">
+  <w:style w:type="paragraph" w:customStyle="1" w:styleId="3">
     <w:name w:val="柴_标题3"/>
-    <w:basedOn w:val="4"/>
-    <w:next w:val="27"/>
+    <w:basedOn w:val="Heading3"/>
+    <w:next w:val="a"/>
     <w:qFormat/>
-    <w:uiPriority w:val="0"/>
     <w:pPr>
       <w:spacing w:line="360" w:lineRule="auto"/>
       <w:ind w:left="0" w:firstLine="472" w:firstLineChars="200"/>
     </w:pPr>
     <w:rPr>
-      <w:rFonts w:ascii="宋体" w:hAnsi="宋体" w:eastAsia="宋体" w:cs="宋体"/>
+      <w:rFonts w:ascii="宋体" w:eastAsia="宋体" w:hAnsi="宋体" w:cs="宋体"/>
       <w:spacing w:val="-2"/>
       <w:sz w:val="24"/>
       <w:szCs w:val="24"/>
     </w:rPr>
   </w:style>
-  <w:style w:type="paragraph" w:customStyle="1" w:styleId="30">
+  <w:style w:type="paragraph" w:customStyle="1" w:styleId="a0">
     <w:name w:val="柴_目录"/>
-    <w:basedOn w:val="1"/>
-    <w:next w:val="12"/>
+    <w:basedOn w:val="Normal"/>
+    <w:next w:val="BodyText"/>
     <w:qFormat/>
-    <w:uiPriority w:val="0"/>
     <w:pPr>
       <w:tabs>
         <w:tab w:val="right" w:leader="dot" w:pos="8442"/>
@@ -6723,96 +6593,89 @@
       <w:ind w:left="0" w:leftChars="0"/>
     </w:pPr>
     <w:rPr>
-      <w:rFonts w:ascii="Arial" w:hAnsi="Arial" w:eastAsia="Microsoft JhengHei"/>
+      <w:rFonts w:ascii="Arial" w:eastAsia="Microsoft JhengHei" w:hAnsi="Arial"/>
       <w:sz w:val="24"/>
     </w:rPr>
   </w:style>
-  <w:style w:type="paragraph" w:customStyle="1" w:styleId="31">
+  <w:style w:type="paragraph" w:customStyle="1" w:styleId="a1">
     <w:name w:val="柴_公司名"/>
-    <w:basedOn w:val="19"/>
+    <w:basedOn w:val="Title"/>
     <w:qFormat/>
-    <w:uiPriority w:val="0"/>
     <w:pPr>
       <w:spacing w:after="600" w:afterLines="600"/>
     </w:pPr>
     <w:rPr>
-      <w:rFonts w:hint="eastAsia" w:ascii="宋体" w:hAnsi="宋体" w:eastAsia="宋体" w:cs="宋体"/>
+      <w:rFonts w:ascii="宋体" w:eastAsia="宋体" w:hAnsi="宋体" w:cs="宋体" w:hint="eastAsia"/>
       <w:bCs/>
       <w:spacing w:val="-6"/>
       <w:sz w:val="52"/>
       <w:szCs w:val="52"/>
     </w:rPr>
   </w:style>
-  <w:style w:type="paragraph" w:customStyle="1" w:styleId="32">
+  <w:style w:type="paragraph" w:customStyle="1" w:styleId="a2">
     <w:name w:val="柴_文档名"/>
-    <w:basedOn w:val="19"/>
+    <w:basedOn w:val="Title"/>
     <w:qFormat/>
-    <w:uiPriority w:val="0"/>
     <w:pPr>
       <w:spacing w:after="900" w:afterLines="900"/>
     </w:pPr>
     <w:rPr>
-      <w:rFonts w:ascii="黑体" w:hAnsi="黑体" w:eastAsia="黑体" w:cs="黑体"/>
+      <w:rFonts w:ascii="黑体" w:eastAsia="黑体" w:hAnsi="黑体" w:cs="黑体"/>
       <w:bCs/>
       <w:spacing w:val="-7"/>
       <w:sz w:val="52"/>
       <w:szCs w:val="52"/>
     </w:rPr>
   </w:style>
-  <w:style w:type="paragraph" w:customStyle="1" w:styleId="33">
+  <w:style w:type="paragraph" w:customStyle="1" w:styleId="WPSOffice1">
     <w:name w:val="WPSOffice手动目录 1"/>
     <w:qFormat/>
-    <w:uiPriority w:val="0"/>
     <w:pPr>
       <w:ind w:leftChars="0"/>
     </w:pPr>
     <w:rPr>
-      <w:rFonts w:ascii="Times New Roman" w:hAnsi="Times New Roman" w:eastAsia="宋体" w:cs="Times New Roman"/>
+      <w:rFonts w:ascii="Times New Roman" w:eastAsia="宋体" w:hAnsi="Times New Roman" w:cs="Times New Roman"/>
       <w:sz w:val="20"/>
       <w:szCs w:val="20"/>
     </w:rPr>
   </w:style>
-  <w:style w:type="paragraph" w:customStyle="1" w:styleId="34">
+  <w:style w:type="paragraph" w:customStyle="1" w:styleId="WPSOffice2">
     <w:name w:val="WPSOffice手动目录 2"/>
     <w:qFormat/>
-    <w:uiPriority w:val="0"/>
     <w:pPr>
       <w:ind w:leftChars="200"/>
     </w:pPr>
     <w:rPr>
-      <w:rFonts w:ascii="Times New Roman" w:hAnsi="Times New Roman" w:eastAsia="宋体" w:cs="Times New Roman"/>
+      <w:rFonts w:ascii="Times New Roman" w:eastAsia="宋体" w:hAnsi="Times New Roman" w:cs="Times New Roman"/>
       <w:sz w:val="20"/>
       <w:szCs w:val="20"/>
     </w:rPr>
   </w:style>
-  <w:style w:type="paragraph" w:customStyle="1" w:styleId="35">
+  <w:style w:type="paragraph" w:customStyle="1" w:styleId="WPSOffice3">
     <w:name w:val="WPSOffice手动目录 3"/>
     <w:qFormat/>
-    <w:uiPriority w:val="0"/>
     <w:pPr>
       <w:ind w:leftChars="400"/>
     </w:pPr>
     <w:rPr>
-      <w:rFonts w:ascii="Times New Roman" w:hAnsi="Times New Roman" w:eastAsia="宋体" w:cs="Times New Roman"/>
+      <w:rFonts w:ascii="Times New Roman" w:eastAsia="宋体" w:hAnsi="Times New Roman" w:cs="Times New Roman"/>
       <w:sz w:val="20"/>
       <w:szCs w:val="20"/>
     </w:rPr>
   </w:style>
-  <w:style w:type="paragraph" w:customStyle="1" w:styleId="36">
+  <w:style w:type="paragraph" w:customStyle="1" w:styleId="Compact">
     <w:name w:val="Compact"/>
-    <w:basedOn w:val="12"/>
+    <w:basedOn w:val="BodyText"/>
     <w:qFormat/>
-    <w:uiPriority w:val="0"/>
     <w:pPr>
       <w:spacing w:before="36" w:after="36"/>
     </w:pPr>
   </w:style>
-  <w:style w:type="table" w:customStyle="1" w:styleId="37">
+  <w:style w:type="table" w:customStyle="1" w:styleId="Table">
     <w:name w:val="Table"/>
     <w:semiHidden/>
     <w:unhideWhenUsed/>
     <w:qFormat/>
-    <w:uiPriority w:val="0"/>
     <w:tblPr>
       <w:tblCellMar>
         <w:top w:w="0" w:type="dxa"/>
@@ -6824,27 +6687,25 @@
     <w:tblStylePr w:type="firstRow">
       <w:tcPr>
         <w:tcBorders>
-          <w:bottom w:val="single" w:color="auto" w:sz="0" w:space="0"/>
+          <w:bottom w:val="single" w:sz="0" w:space="0" w:color="auto"/>
         </w:tcBorders>
         <w:vAlign w:val="bottom"/>
       </w:tcPr>
     </w:tblStylePr>
   </w:style>
-  <w:style w:type="character" w:customStyle="1" w:styleId="38">
+  <w:style w:type="character" w:customStyle="1" w:styleId="1Char">
     <w:name w:val="柴_标题1 Char"/>
-    <w:link w:val="26"/>
+    <w:link w:val="1"/>
     <w:qFormat/>
-    <w:uiPriority w:val="0"/>
     <w:rPr>
-      <w:rFonts w:ascii="Arial" w:hAnsi="Arial" w:eastAsia="宋体"/>
+      <w:rFonts w:ascii="Arial" w:eastAsia="宋体" w:hAnsi="Arial"/>
       <w:sz w:val="32"/>
     </w:rPr>
   </w:style>
-  <w:style w:type="paragraph" w:customStyle="1" w:styleId="39">
+  <w:style w:type="paragraph" w:customStyle="1" w:styleId="a3">
     <w:name w:val="柴_正文_无缩进"/>
-    <w:basedOn w:val="1"/>
+    <w:basedOn w:val="Normal"/>
     <w:qFormat/>
-    <w:uiPriority w:val="0"/>
     <w:pPr>
       <w:ind w:firstLine="0" w:firstLineChars="0"/>
     </w:pPr>
@@ -6854,31 +6715,29 @@
       <w:lang w:eastAsia="zh-CN"/>
     </w:rPr>
   </w:style>
-  <w:style w:type="paragraph" w:customStyle="1" w:styleId="40">
+  <w:style w:type="paragraph" w:customStyle="1" w:styleId="4">
     <w:name w:val="柴_标题4"/>
-    <w:basedOn w:val="5"/>
-    <w:next w:val="1"/>
+    <w:basedOn w:val="Heading4"/>
+    <w:next w:val="Normal"/>
     <w:qFormat/>
-    <w:uiPriority w:val="0"/>
     <w:pPr>
       <w:widowControl w:val="0"/>
       <w:spacing w:before="160" w:line="360" w:lineRule="auto"/>
-      <w:ind w:left="981" w:leftChars="300" w:hanging="862"/>
+      <w:ind w:left="981" w:hanging="862" w:leftChars="300"/>
     </w:pPr>
     <w:rPr>
-      <w:rFonts w:hint="eastAsia" w:ascii="Calibri" w:hAnsi="Calibri" w:eastAsia="宋体" w:cs="宋体"/>
+      <w:rFonts w:ascii="Calibri" w:eastAsia="宋体" w:hAnsi="Calibri" w:cs="宋体" w:hint="eastAsia"/>
       <w:sz w:val="24"/>
       <w:szCs w:val="24"/>
       <w:lang w:eastAsia="zh-CN" w:bidi="zh-CN"/>
     </w:rPr>
   </w:style>
-  <w:style w:type="character" w:customStyle="1" w:styleId="41">
+  <w:style w:type="character" w:customStyle="1" w:styleId="Char">
     <w:name w:val="柴_正文 Char"/>
-    <w:link w:val="27"/>
+    <w:link w:val="a"/>
     <w:qFormat/>
-    <w:uiPriority w:val="0"/>
     <w:rPr>
-      <w:rFonts w:ascii="Arial" w:hAnsi="Arial" w:eastAsia="宋体"/>
+      <w:rFonts w:ascii="Arial" w:eastAsia="宋体" w:hAnsi="Arial"/>
       <w:sz w:val="24"/>
       <w:lang w:eastAsia="zh-CN"/>
     </w:rPr>

--- a/4.质量管理/1.流程制度规范类文件/040101-内部审核管理制度.docx
+++ b/4.质量管理/1.流程制度规范类文件/040101-内部审核管理制度.docx
@@ -1,11 +1,10 @@
 
 <file path=word/document.xml><?xml version="1.0" encoding="utf-8"?>
-<w:document xmlns:wpc="http://schemas.microsoft.com/office/word/2010/wordprocessingCanvas" xmlns:mc="http://schemas.openxmlformats.org/markup-compatibility/2006" xmlns:o="urn:schemas-microsoft-com:office:office" xmlns:r="http://schemas.openxmlformats.org/officeDocument/2006/relationships" xmlns:m="http://schemas.openxmlformats.org/officeDocument/2006/math" xmlns:v="urn:schemas-microsoft-com:vml" xmlns:wp14="http://schemas.microsoft.com/office/word/2010/wordprocessingDrawing" xmlns:wp="http://schemas.openxmlformats.org/drawingml/2006/wordprocessingDrawing" xmlns:w10="urn:schemas-microsoft-com:office:word" xmlns:w="http://schemas.openxmlformats.org/wordprocessingml/2006/main" xmlns:w14="http://schemas.microsoft.com/office/word/2010/wordml" xmlns:w15="http://schemas.microsoft.com/office/word/2012/wordml" xmlns:wne="http://schemas.microsoft.com/office/word/2006/wordml" xmlns:wpg="http://schemas.microsoft.com/office/word/2010/wordprocessingGroup" xmlns:wpi="http://schemas.microsoft.com/office/word/2010/wordprocessingInk" xmlns:wps="http://schemas.microsoft.com/office/word/2010/wordprocessingShape" mc:Ignorable="w14 w15 wp14">
-  <!-- Generated by Aspose.Words for .NET 13.3.0.1 -->
+<w:document xmlns:wpc="http://schemas.microsoft.com/office/word/2010/wordprocessingCanvas" xmlns:mc="http://schemas.openxmlformats.org/markup-compatibility/2006" xmlns:o="urn:schemas-microsoft-com:office:office" xmlns:r="http://schemas.openxmlformats.org/officeDocument/2006/relationships" xmlns:m="http://schemas.openxmlformats.org/officeDocument/2006/math" xmlns:v="urn:schemas-microsoft-com:vml" xmlns:wp14="http://schemas.microsoft.com/office/word/2010/wordprocessingDrawing" xmlns:wp="http://schemas.openxmlformats.org/drawingml/2006/wordprocessingDrawing" xmlns:w="http://schemas.openxmlformats.org/wordprocessingml/2006/main" xmlns:w14="http://schemas.microsoft.com/office/word/2010/wordml" xmlns:w10="urn:schemas-microsoft-com:office:word" xmlns:w15="http://schemas.microsoft.com/office/word/2012/wordml" xmlns:wpg="http://schemas.microsoft.com/office/word/2010/wordprocessingGroup" xmlns:wpi="http://schemas.microsoft.com/office/word/2010/wordprocessingInk" xmlns:wne="http://schemas.microsoft.com/office/word/2006/wordml" xmlns:wps="http://schemas.microsoft.com/office/word/2010/wordprocessingShape" xmlns:wpsCustomData="http://www.wps.cn/officeDocument/2013/wpsCustomData" mc:Ignorable="w14 w15 wp14">
   <w:body>
     <w:p>
       <w:pPr>
-        <w:pStyle w:val="a1"/>
+        <w:pStyle w:val="31"/>
         <w:keepNext w:val="0"/>
         <w:keepLines w:val="0"/>
         <w:pageBreakBefore w:val="0"/>
@@ -21,11 +20,10 @@
         <w:snapToGrid w:val="0"/>
         <w:textAlignment w:val="baseline"/>
       </w:pPr>
-      <w:bookmarkStart w:id="0" w:name="_Toc17198"/>
-    </w:p>
-    <w:p>
-      <w:pPr>
-        <w:pStyle w:val="a1"/>
+    </w:p>
+    <w:p>
+      <w:pPr>
+        <w:pStyle w:val="31"/>
         <w:keepNext w:val="0"/>
         <w:keepLines w:val="0"/>
         <w:pageBreakBefore w:val="0"/>
@@ -41,6 +39,7 @@
         <w:snapToGrid w:val="0"/>
         <w:textAlignment w:val="baseline"/>
       </w:pPr>
+      <w:bookmarkStart w:id="0" w:name="_Toc29963"/>
       <w:r>
         <w:t>内部审核管理制度</w:t>
       </w:r>
@@ -48,7 +47,7 @@
     </w:p>
     <w:p>
       <w:pPr>
-        <w:pStyle w:val="a2"/>
+        <w:pStyle w:val="32"/>
         <w:keepNext w:val="0"/>
         <w:keepLines w:val="0"/>
         <w:pageBreakBefore w:val="0"/>
@@ -64,13 +63,11 @@
         <w:snapToGrid w:val="0"/>
         <w:textAlignment w:val="baseline"/>
       </w:pPr>
-      <w:bookmarkStart w:id="1" w:name="_Toc18576"/>
+      <w:bookmarkStart w:id="1" w:name="_Toc8672"/>
       <w:r>
         <w:t>中达丰集团有限公司</w:t>
       </w:r>
       <w:bookmarkEnd w:id="1"/>
-      <w:bookmarkStart w:id="2" w:name="_GoBack"/>
-      <w:bookmarkEnd w:id="2"/>
     </w:p>
     <w:p>
       <w:pPr>
@@ -91,19 +88,19 @@
         <w:ind w:left="2925"/>
         <w:textAlignment w:val="baseline"/>
         <w:rPr>
-          <w:rFonts w:ascii="宋体" w:eastAsia="宋体" w:hAnsi="宋体" w:cs="宋体"/>
+          <w:rFonts w:ascii="宋体" w:hAnsi="宋体" w:eastAsia="宋体" w:cs="宋体"/>
           <w:sz w:val="36"/>
           <w:szCs w:val="36"/>
         </w:rPr>
       </w:pPr>
       <w:r>
         <w:rPr>
-          <w:rFonts w:ascii="宋体" w:eastAsia="宋体" w:hAnsi="宋体" w:cs="宋体"/>
+          <w:rFonts w:ascii="宋体" w:hAnsi="宋体" w:eastAsia="宋体" w:cs="宋体"/>
           <w:spacing w:val="-11"/>
           <w:sz w:val="36"/>
           <w:szCs w:val="36"/>
         </w:rPr>
-        <w:t>2025年7月4日</w:t>
+        <w:t>2025年4月4日</w:t>
       </w:r>
     </w:p>
     <w:p>
@@ -124,14 +121,14 @@
         <w:spacing w:line="220" w:lineRule="auto"/>
         <w:textAlignment w:val="baseline"/>
         <w:rPr>
-          <w:rFonts w:ascii="宋体" w:eastAsia="宋体" w:hAnsi="宋体" w:cs="宋体"/>
+          <w:rFonts w:ascii="宋体" w:hAnsi="宋体" w:eastAsia="宋体" w:cs="宋体"/>
           <w:sz w:val="36"/>
           <w:szCs w:val="36"/>
         </w:rPr>
         <w:sectPr>
           <w:pgSz w:w="11906" w:h="16839"/>
           <w:pgMar w:top="1431" w:right="1785" w:bottom="0" w:left="1785" w:header="0" w:footer="0" w:gutter="0"/>
-          <w:cols w:num="1" w:space="720"/>
+          <w:cols w:space="720" w:num="1"/>
         </w:sectPr>
       </w:pPr>
     </w:p>
@@ -155,35 +152,35 @@
         <w:textAlignment w:val="baseline"/>
         <w:outlineLvl w:val="0"/>
         <w:rPr>
-          <w:rFonts w:ascii="宋体" w:eastAsia="宋体" w:hAnsi="宋体" w:cs="宋体"/>
+          <w:rFonts w:ascii="宋体" w:hAnsi="宋体" w:eastAsia="宋体" w:cs="宋体"/>
           <w:sz w:val="28"/>
           <w:szCs w:val="28"/>
         </w:rPr>
       </w:pPr>
-      <w:bookmarkStart w:id="3" w:name="_Toc26349"/>
+      <w:bookmarkStart w:id="2" w:name="_Toc6513"/>
       <w:r>
         <w:rPr>
-          <w:rFonts w:ascii="宋体" w:eastAsia="宋体" w:hAnsi="宋体" w:cs="宋体"/>
+          <w:rFonts w:ascii="宋体" w:hAnsi="宋体" w:eastAsia="宋体" w:cs="宋体"/>
           <w:spacing w:val="-3"/>
           <w:sz w:val="28"/>
           <w:szCs w:val="28"/>
         </w:rPr>
         <w:t>文档信息</w:t>
       </w:r>
-      <w:bookmarkEnd w:id="3"/>
+      <w:bookmarkEnd w:id="2"/>
     </w:p>
     <w:tbl>
       <w:tblPr>
-        <w:tblStyle w:val="TableNormal0"/>
+        <w:tblStyle w:val="24"/>
         <w:tblW w:w="9145" w:type="dxa"/>
         <w:tblInd w:w="5" w:type="dxa"/>
         <w:tblBorders>
-          <w:top w:val="single" w:sz="4" w:space="0" w:color="000000"/>
-          <w:left w:val="single" w:sz="4" w:space="0" w:color="000000"/>
-          <w:bottom w:val="single" w:sz="4" w:space="0" w:color="000000"/>
-          <w:right w:val="single" w:sz="4" w:space="0" w:color="000000"/>
-          <w:insideH w:val="single" w:sz="4" w:space="0" w:color="000000"/>
-          <w:insideV w:val="single" w:sz="4" w:space="0" w:color="000000"/>
+          <w:top w:val="single" w:color="000000" w:sz="4" w:space="0"/>
+          <w:left w:val="single" w:color="000000" w:sz="4" w:space="0"/>
+          <w:bottom w:val="single" w:color="000000" w:sz="4" w:space="0"/>
+          <w:right w:val="single" w:color="000000" w:sz="4" w:space="0"/>
+          <w:insideH w:val="single" w:color="000000" w:sz="4" w:space="0"/>
+          <w:insideV w:val="single" w:color="000000" w:sz="4" w:space="0"/>
         </w:tblBorders>
         <w:tblLayout w:type="fixed"/>
         <w:tblCellMar>
@@ -202,17 +199,14 @@
       </w:tblGrid>
       <w:tr>
         <w:tblPrEx>
-          <w:tblW w:w="9145" w:type="dxa"/>
-          <w:tblInd w:w="5" w:type="dxa"/>
           <w:tblBorders>
-            <w:top w:val="single" w:sz="4" w:space="0" w:color="000000"/>
-            <w:left w:val="single" w:sz="4" w:space="0" w:color="000000"/>
-            <w:bottom w:val="single" w:sz="4" w:space="0" w:color="000000"/>
-            <w:right w:val="single" w:sz="4" w:space="0" w:color="000000"/>
-            <w:insideH w:val="single" w:sz="4" w:space="0" w:color="000000"/>
-            <w:insideV w:val="single" w:sz="4" w:space="0" w:color="000000"/>
+            <w:top w:val="single" w:color="000000" w:sz="4" w:space="0"/>
+            <w:left w:val="single" w:color="000000" w:sz="4" w:space="0"/>
+            <w:bottom w:val="single" w:color="000000" w:sz="4" w:space="0"/>
+            <w:right w:val="single" w:color="000000" w:sz="4" w:space="0"/>
+            <w:insideH w:val="single" w:color="000000" w:sz="4" w:space="0"/>
+            <w:insideV w:val="single" w:color="000000" w:sz="4" w:space="0"/>
           </w:tblBorders>
-          <w:tblLayout w:type="fixed"/>
           <w:tblCellMar>
             <w:top w:w="0" w:type="dxa"/>
             <w:left w:w="0" w:type="dxa"/>
@@ -221,7 +215,7 @@
           </w:tblCellMar>
         </w:tblPrEx>
         <w:trPr>
-          <w:trHeight w:val="611"/>
+          <w:trHeight w:val="611" w:hRule="atLeast"/>
         </w:trPr>
         <w:tc>
           <w:tcPr>
@@ -246,14 +240,14 @@
               <w:ind w:left="112"/>
               <w:textAlignment w:val="baseline"/>
               <w:rPr>
-                <w:rFonts w:ascii="宋体" w:eastAsia="宋体" w:hAnsi="宋体" w:cs="宋体"/>
+                <w:rFonts w:ascii="宋体" w:hAnsi="宋体" w:eastAsia="宋体" w:cs="宋体"/>
                 <w:sz w:val="21"/>
                 <w:szCs w:val="21"/>
               </w:rPr>
             </w:pPr>
             <w:r>
               <w:rPr>
-                <w:rFonts w:ascii="宋体" w:eastAsia="宋体" w:hAnsi="宋体" w:cs="宋体"/>
+                <w:rFonts w:ascii="宋体" w:hAnsi="宋体" w:eastAsia="宋体" w:cs="宋体"/>
                 <w:spacing w:val="-2"/>
                 <w:sz w:val="21"/>
                 <w:szCs w:val="21"/>
@@ -286,14 +280,14 @@
               <w:ind w:left="133"/>
               <w:textAlignment w:val="baseline"/>
               <w:rPr>
-                <w:rFonts w:ascii="宋体" w:eastAsia="宋体" w:hAnsi="宋体" w:cs="宋体"/>
+                <w:rFonts w:ascii="宋体" w:hAnsi="宋体" w:eastAsia="宋体" w:cs="宋体"/>
                 <w:sz w:val="21"/>
                 <w:szCs w:val="21"/>
               </w:rPr>
             </w:pPr>
             <w:r>
               <w:rPr>
-                <w:rFonts w:ascii="宋体" w:eastAsia="宋体" w:hAnsi="宋体" w:cs="宋体"/>
+                <w:rFonts w:ascii="宋体" w:hAnsi="宋体" w:eastAsia="宋体" w:cs="宋体"/>
                 <w:spacing w:val="-2"/>
                 <w:sz w:val="21"/>
                 <w:szCs w:val="21"/>
@@ -305,9 +299,14 @@
       </w:tr>
       <w:tr>
         <w:tblPrEx>
-          <w:tblW w:w="9145" w:type="dxa"/>
-          <w:tblInd w:w="5" w:type="dxa"/>
-          <w:tblLayout w:type="fixed"/>
+          <w:tblBorders>
+            <w:top w:val="single" w:color="000000" w:sz="4" w:space="0"/>
+            <w:left w:val="single" w:color="000000" w:sz="4" w:space="0"/>
+            <w:bottom w:val="single" w:color="000000" w:sz="4" w:space="0"/>
+            <w:right w:val="single" w:color="000000" w:sz="4" w:space="0"/>
+            <w:insideH w:val="single" w:color="000000" w:sz="4" w:space="0"/>
+            <w:insideV w:val="single" w:color="000000" w:sz="4" w:space="0"/>
+          </w:tblBorders>
           <w:tblCellMar>
             <w:top w:w="0" w:type="dxa"/>
             <w:left w:w="0" w:type="dxa"/>
@@ -316,7 +315,7 @@
           </w:tblCellMar>
         </w:tblPrEx>
         <w:trPr>
-          <w:trHeight w:val="607"/>
+          <w:trHeight w:val="607" w:hRule="atLeast"/>
         </w:trPr>
         <w:tc>
           <w:tcPr>
@@ -341,14 +340,14 @@
               <w:ind w:left="112"/>
               <w:textAlignment w:val="baseline"/>
               <w:rPr>
-                <w:rFonts w:ascii="宋体" w:eastAsia="宋体" w:hAnsi="宋体" w:cs="宋体"/>
+                <w:rFonts w:ascii="宋体" w:hAnsi="宋体" w:eastAsia="宋体" w:cs="宋体"/>
                 <w:sz w:val="21"/>
                 <w:szCs w:val="21"/>
               </w:rPr>
             </w:pPr>
             <w:r>
               <w:rPr>
-                <w:rFonts w:ascii="宋体" w:eastAsia="宋体" w:hAnsi="宋体" w:cs="宋体"/>
+                <w:rFonts w:ascii="宋体" w:hAnsi="宋体" w:eastAsia="宋体" w:cs="宋体"/>
                 <w:spacing w:val="-2"/>
                 <w:sz w:val="21"/>
                 <w:szCs w:val="21"/>
@@ -381,14 +380,14 @@
               <w:ind w:left="108"/>
               <w:textAlignment w:val="baseline"/>
               <w:rPr>
-                <w:rFonts w:ascii="宋体" w:eastAsia="宋体" w:hAnsi="宋体" w:cs="宋体"/>
+                <w:rFonts w:ascii="宋体" w:hAnsi="宋体" w:eastAsia="宋体" w:cs="宋体"/>
                 <w:sz w:val="21"/>
                 <w:szCs w:val="21"/>
               </w:rPr>
             </w:pPr>
             <w:r>
               <w:rPr>
-                <w:rFonts w:ascii="宋体" w:eastAsia="宋体" w:hAnsi="宋体" w:cs="宋体"/>
+                <w:rFonts w:ascii="宋体" w:hAnsi="宋体" w:eastAsia="宋体" w:cs="宋体"/>
                 <w:spacing w:val="-1"/>
                 <w:sz w:val="21"/>
                 <w:szCs w:val="21"/>
@@ -400,9 +399,14 @@
       </w:tr>
       <w:tr>
         <w:tblPrEx>
-          <w:tblW w:w="9145" w:type="dxa"/>
-          <w:tblInd w:w="5" w:type="dxa"/>
-          <w:tblLayout w:type="fixed"/>
+          <w:tblBorders>
+            <w:top w:val="single" w:color="000000" w:sz="4" w:space="0"/>
+            <w:left w:val="single" w:color="000000" w:sz="4" w:space="0"/>
+            <w:bottom w:val="single" w:color="000000" w:sz="4" w:space="0"/>
+            <w:right w:val="single" w:color="000000" w:sz="4" w:space="0"/>
+            <w:insideH w:val="single" w:color="000000" w:sz="4" w:space="0"/>
+            <w:insideV w:val="single" w:color="000000" w:sz="4" w:space="0"/>
+          </w:tblBorders>
           <w:tblCellMar>
             <w:top w:w="0" w:type="dxa"/>
             <w:left w:w="0" w:type="dxa"/>
@@ -411,7 +415,7 @@
           </w:tblCellMar>
         </w:tblPrEx>
         <w:trPr>
-          <w:trHeight w:val="607"/>
+          <w:trHeight w:val="607" w:hRule="atLeast"/>
         </w:trPr>
         <w:tc>
           <w:tcPr>
@@ -436,14 +440,14 @@
               <w:ind w:left="112"/>
               <w:textAlignment w:val="baseline"/>
               <w:rPr>
-                <w:rFonts w:ascii="宋体" w:eastAsia="宋体" w:hAnsi="宋体" w:cs="宋体"/>
+                <w:rFonts w:ascii="宋体" w:hAnsi="宋体" w:eastAsia="宋体" w:cs="宋体"/>
                 <w:sz w:val="21"/>
                 <w:szCs w:val="21"/>
               </w:rPr>
             </w:pPr>
             <w:r>
               <w:rPr>
-                <w:rFonts w:ascii="宋体" w:eastAsia="宋体" w:hAnsi="宋体" w:cs="宋体"/>
+                <w:rFonts w:ascii="宋体" w:hAnsi="宋体" w:eastAsia="宋体" w:cs="宋体"/>
                 <w:spacing w:val="-2"/>
                 <w:sz w:val="21"/>
                 <w:szCs w:val="21"/>
@@ -476,14 +480,14 @@
               <w:ind w:left="107"/>
               <w:textAlignment w:val="baseline"/>
               <w:rPr>
-                <w:rFonts w:ascii="宋体" w:eastAsia="宋体" w:hAnsi="宋体" w:cs="宋体"/>
+                <w:rFonts w:ascii="宋体" w:hAnsi="宋体" w:eastAsia="宋体" w:cs="宋体"/>
                 <w:sz w:val="21"/>
                 <w:szCs w:val="21"/>
               </w:rPr>
             </w:pPr>
             <w:r>
               <w:rPr>
-                <w:rFonts w:ascii="宋体" w:eastAsia="宋体" w:hAnsi="宋体" w:cs="宋体"/>
+                <w:rFonts w:ascii="宋体" w:hAnsi="宋体" w:eastAsia="宋体" w:cs="宋体"/>
                 <w:spacing w:val="-2"/>
                 <w:sz w:val="21"/>
                 <w:szCs w:val="21"/>
@@ -495,9 +499,14 @@
       </w:tr>
       <w:tr>
         <w:tblPrEx>
-          <w:tblW w:w="9145" w:type="dxa"/>
-          <w:tblInd w:w="5" w:type="dxa"/>
-          <w:tblLayout w:type="fixed"/>
+          <w:tblBorders>
+            <w:top w:val="single" w:color="000000" w:sz="4" w:space="0"/>
+            <w:left w:val="single" w:color="000000" w:sz="4" w:space="0"/>
+            <w:bottom w:val="single" w:color="000000" w:sz="4" w:space="0"/>
+            <w:right w:val="single" w:color="000000" w:sz="4" w:space="0"/>
+            <w:insideH w:val="single" w:color="000000" w:sz="4" w:space="0"/>
+            <w:insideV w:val="single" w:color="000000" w:sz="4" w:space="0"/>
+          </w:tblBorders>
           <w:tblCellMar>
             <w:top w:w="0" w:type="dxa"/>
             <w:left w:w="0" w:type="dxa"/>
@@ -506,7 +515,7 @@
           </w:tblCellMar>
         </w:tblPrEx>
         <w:trPr>
-          <w:trHeight w:val="607"/>
+          <w:trHeight w:val="607" w:hRule="atLeast"/>
         </w:trPr>
         <w:tc>
           <w:tcPr>
@@ -531,14 +540,14 @@
               <w:ind w:left="364"/>
               <w:textAlignment w:val="baseline"/>
               <w:rPr>
-                <w:rFonts w:ascii="宋体" w:eastAsia="宋体" w:hAnsi="宋体" w:cs="宋体"/>
+                <w:rFonts w:ascii="宋体" w:hAnsi="宋体" w:eastAsia="宋体" w:cs="宋体"/>
                 <w:sz w:val="21"/>
                 <w:szCs w:val="21"/>
               </w:rPr>
             </w:pPr>
             <w:r>
               <w:rPr>
-                <w:rFonts w:ascii="宋体" w:eastAsia="宋体" w:hAnsi="宋体" w:cs="宋体"/>
+                <w:rFonts w:ascii="宋体" w:hAnsi="宋体" w:eastAsia="宋体" w:cs="宋体"/>
                 <w:spacing w:val="-2"/>
                 <w:sz w:val="21"/>
                 <w:szCs w:val="21"/>
@@ -570,14 +579,14 @@
               <w:ind w:left="430"/>
               <w:textAlignment w:val="baseline"/>
               <w:rPr>
-                <w:rFonts w:ascii="宋体" w:eastAsia="宋体" w:hAnsi="宋体" w:cs="宋体"/>
+                <w:rFonts w:ascii="宋体" w:hAnsi="宋体" w:eastAsia="宋体" w:cs="宋体"/>
                 <w:sz w:val="21"/>
                 <w:szCs w:val="21"/>
               </w:rPr>
             </w:pPr>
             <w:r>
               <w:rPr>
-                <w:rFonts w:ascii="宋体" w:eastAsia="宋体" w:hAnsi="宋体" w:cs="宋体"/>
+                <w:rFonts w:ascii="宋体" w:hAnsi="宋体" w:eastAsia="宋体" w:cs="宋体"/>
                 <w:spacing w:val="-2"/>
                 <w:sz w:val="21"/>
                 <w:szCs w:val="21"/>
@@ -609,14 +618,14 @@
               <w:ind w:left="754"/>
               <w:textAlignment w:val="baseline"/>
               <w:rPr>
-                <w:rFonts w:ascii="宋体" w:eastAsia="宋体" w:hAnsi="宋体" w:cs="宋体"/>
+                <w:rFonts w:ascii="宋体" w:hAnsi="宋体" w:eastAsia="宋体" w:cs="宋体"/>
                 <w:sz w:val="21"/>
                 <w:szCs w:val="21"/>
               </w:rPr>
             </w:pPr>
             <w:r>
               <w:rPr>
-                <w:rFonts w:ascii="宋体" w:eastAsia="宋体" w:hAnsi="宋体" w:cs="宋体"/>
+                <w:rFonts w:ascii="宋体" w:hAnsi="宋体" w:eastAsia="宋体" w:cs="宋体"/>
                 <w:spacing w:val="-2"/>
                 <w:sz w:val="21"/>
                 <w:szCs w:val="21"/>
@@ -648,14 +657,14 @@
               <w:ind w:left="787"/>
               <w:textAlignment w:val="baseline"/>
               <w:rPr>
-                <w:rFonts w:ascii="宋体" w:eastAsia="宋体" w:hAnsi="宋体" w:cs="宋体"/>
+                <w:rFonts w:ascii="宋体" w:hAnsi="宋体" w:eastAsia="宋体" w:cs="宋体"/>
                 <w:sz w:val="21"/>
                 <w:szCs w:val="21"/>
               </w:rPr>
             </w:pPr>
             <w:r>
               <w:rPr>
-                <w:rFonts w:ascii="宋体" w:eastAsia="宋体" w:hAnsi="宋体" w:cs="宋体"/>
+                <w:rFonts w:ascii="宋体" w:hAnsi="宋体" w:eastAsia="宋体" w:cs="宋体"/>
                 <w:spacing w:val="-3"/>
                 <w:sz w:val="21"/>
                 <w:szCs w:val="21"/>
@@ -687,14 +696,14 @@
               <w:ind w:left="586"/>
               <w:textAlignment w:val="baseline"/>
               <w:rPr>
-                <w:rFonts w:ascii="宋体" w:eastAsia="宋体" w:hAnsi="宋体" w:cs="宋体"/>
+                <w:rFonts w:ascii="宋体" w:hAnsi="宋体" w:eastAsia="宋体" w:cs="宋体"/>
                 <w:sz w:val="21"/>
                 <w:szCs w:val="21"/>
               </w:rPr>
             </w:pPr>
             <w:r>
               <w:rPr>
-                <w:rFonts w:ascii="宋体" w:eastAsia="宋体" w:hAnsi="宋体" w:cs="宋体"/>
+                <w:rFonts w:ascii="宋体" w:hAnsi="宋体" w:eastAsia="宋体" w:cs="宋体"/>
                 <w:spacing w:val="-5"/>
                 <w:sz w:val="21"/>
                 <w:szCs w:val="21"/>
@@ -706,9 +715,14 @@
       </w:tr>
       <w:tr>
         <w:tblPrEx>
-          <w:tblW w:w="9145" w:type="dxa"/>
-          <w:tblInd w:w="5" w:type="dxa"/>
-          <w:tblLayout w:type="fixed"/>
+          <w:tblBorders>
+            <w:top w:val="single" w:color="000000" w:sz="4" w:space="0"/>
+            <w:left w:val="single" w:color="000000" w:sz="4" w:space="0"/>
+            <w:bottom w:val="single" w:color="000000" w:sz="4" w:space="0"/>
+            <w:right w:val="single" w:color="000000" w:sz="4" w:space="0"/>
+            <w:insideH w:val="single" w:color="000000" w:sz="4" w:space="0"/>
+            <w:insideV w:val="single" w:color="000000" w:sz="4" w:space="0"/>
+          </w:tblBorders>
           <w:tblCellMar>
             <w:top w:w="0" w:type="dxa"/>
             <w:left w:w="0" w:type="dxa"/>
@@ -717,7 +731,7 @@
           </w:tblCellMar>
         </w:tblPrEx>
         <w:trPr>
-          <w:trHeight w:val="474"/>
+          <w:trHeight w:val="474" w:hRule="atLeast"/>
         </w:trPr>
         <w:tc>
           <w:tcPr>
@@ -742,14 +756,14 @@
               <w:ind w:left="568"/>
               <w:textAlignment w:val="baseline"/>
               <w:rPr>
-                <w:rFonts w:ascii="宋体" w:eastAsia="宋体" w:hAnsi="宋体" w:cs="宋体"/>
+                <w:rFonts w:ascii="宋体" w:hAnsi="宋体" w:eastAsia="宋体" w:cs="宋体"/>
                 <w:sz w:val="21"/>
                 <w:szCs w:val="21"/>
               </w:rPr>
             </w:pPr>
             <w:r>
               <w:rPr>
-                <w:rFonts w:ascii="宋体" w:eastAsia="宋体" w:hAnsi="宋体" w:cs="宋体"/>
+                <w:rFonts w:ascii="宋体" w:hAnsi="宋体" w:eastAsia="宋体" w:cs="宋体"/>
                 <w:spacing w:val="-1"/>
                 <w:sz w:val="21"/>
                 <w:szCs w:val="21"/>
@@ -781,19 +795,19 @@
               <w:ind w:left="431"/>
               <w:textAlignment w:val="baseline"/>
               <w:rPr>
-                <w:rFonts w:ascii="宋体" w:eastAsia="宋体" w:hAnsi="宋体" w:cs="宋体"/>
+                <w:rFonts w:ascii="宋体" w:hAnsi="宋体" w:eastAsia="宋体" w:cs="宋体"/>
                 <w:sz w:val="21"/>
                 <w:szCs w:val="21"/>
               </w:rPr>
             </w:pPr>
             <w:r>
               <w:rPr>
-                <w:rFonts w:ascii="宋体" w:eastAsia="宋体" w:hAnsi="宋体" w:cs="宋体"/>
+                <w:rFonts w:ascii="宋体" w:hAnsi="宋体" w:eastAsia="宋体" w:cs="宋体"/>
                 <w:spacing w:val="-2"/>
                 <w:sz w:val="21"/>
                 <w:szCs w:val="21"/>
               </w:rPr>
-              <w:t>2025-7-4</w:t>
+              <w:t>2025-4-4</w:t>
             </w:r>
           </w:p>
         </w:tc>
@@ -820,14 +834,14 @@
               <w:ind w:left="757"/>
               <w:textAlignment w:val="baseline"/>
               <w:rPr>
-                <w:rFonts w:ascii="宋体" w:eastAsia="宋体" w:hAnsi="宋体" w:cs="宋体"/>
+                <w:rFonts w:ascii="宋体" w:hAnsi="宋体" w:eastAsia="宋体" w:cs="宋体"/>
                 <w:sz w:val="21"/>
                 <w:szCs w:val="21"/>
               </w:rPr>
             </w:pPr>
             <w:r>
               <w:rPr>
-                <w:rFonts w:ascii="宋体" w:eastAsia="宋体" w:hAnsi="宋体" w:cs="宋体"/>
+                <w:rFonts w:ascii="宋体" w:hAnsi="宋体" w:eastAsia="宋体" w:cs="宋体"/>
                 <w:spacing w:val="-3"/>
                 <w:sz w:val="21"/>
                 <w:szCs w:val="21"/>
@@ -859,7 +873,7 @@
               <w:ind w:left="682"/>
               <w:textAlignment w:val="baseline"/>
               <w:rPr>
-                <w:rFonts w:ascii="宋体" w:eastAsia="宋体" w:hAnsi="宋体" w:cs="宋体" w:hint="eastAsia"/>
+                <w:rFonts w:hint="eastAsia" w:ascii="宋体" w:hAnsi="宋体" w:eastAsia="宋体" w:cs="宋体"/>
                 <w:sz w:val="21"/>
                 <w:szCs w:val="21"/>
                 <w:lang w:val="en-US" w:eastAsia="zh-CN"/>
@@ -867,7 +881,7 @@
             </w:pPr>
             <w:r>
               <w:rPr>
-                <w:rFonts w:ascii="宋体" w:eastAsia="宋体" w:hAnsi="宋体" w:cs="宋体" w:hint="eastAsia"/>
+                <w:rFonts w:hint="eastAsia" w:ascii="宋体" w:hAnsi="宋体" w:eastAsia="宋体" w:cs="宋体"/>
                 <w:sz w:val="21"/>
                 <w:szCs w:val="21"/>
                 <w:lang w:val="en-US" w:eastAsia="zh-CN"/>
@@ -899,7 +913,7 @@
               <w:ind w:left="481"/>
               <w:textAlignment w:val="baseline"/>
               <w:rPr>
-                <w:rFonts w:ascii="宋体" w:eastAsia="宋体" w:hAnsi="宋体" w:cs="宋体" w:hint="default"/>
+                <w:rFonts w:hint="default" w:ascii="宋体" w:hAnsi="宋体" w:eastAsia="宋体" w:cs="宋体"/>
                 <w:sz w:val="21"/>
                 <w:szCs w:val="21"/>
                 <w:lang w:val="en-US" w:eastAsia="zh-CN"/>
@@ -907,7 +921,7 @@
             </w:pPr>
             <w:r>
               <w:rPr>
-                <w:rFonts w:ascii="宋体" w:eastAsia="宋体" w:hAnsi="宋体" w:cs="宋体" w:hint="eastAsia"/>
+                <w:rFonts w:hint="eastAsia" w:ascii="宋体" w:hAnsi="宋体" w:eastAsia="宋体" w:cs="宋体"/>
                 <w:sz w:val="21"/>
                 <w:szCs w:val="21"/>
                 <w:lang w:val="en-US" w:eastAsia="zh-CN"/>
@@ -919,9 +933,14 @@
       </w:tr>
       <w:tr>
         <w:tblPrEx>
-          <w:tblW w:w="9145" w:type="dxa"/>
-          <w:tblInd w:w="5" w:type="dxa"/>
-          <w:tblLayout w:type="fixed"/>
+          <w:tblBorders>
+            <w:top w:val="single" w:color="000000" w:sz="4" w:space="0"/>
+            <w:left w:val="single" w:color="000000" w:sz="4" w:space="0"/>
+            <w:bottom w:val="single" w:color="000000" w:sz="4" w:space="0"/>
+            <w:right w:val="single" w:color="000000" w:sz="4" w:space="0"/>
+            <w:insideH w:val="single" w:color="000000" w:sz="4" w:space="0"/>
+            <w:insideV w:val="single" w:color="000000" w:sz="4" w:space="0"/>
+          </w:tblBorders>
           <w:tblCellMar>
             <w:top w:w="0" w:type="dxa"/>
             <w:left w:w="0" w:type="dxa"/>
@@ -930,7 +949,7 @@
           </w:tblCellMar>
         </w:tblPrEx>
         <w:trPr>
-          <w:trHeight w:val="474"/>
+          <w:trHeight w:val="474" w:hRule="atLeast"/>
         </w:trPr>
         <w:tc>
           <w:tcPr>
@@ -938,7 +957,7 @@
           </w:tcPr>
           <w:p>
             <w:pPr>
-              <w:pStyle w:val="TableText"/>
+              <w:pStyle w:val="25"/>
               <w:keepNext w:val="0"/>
               <w:keepLines w:val="0"/>
               <w:pageBreakBefore w:val="0"/>
@@ -962,7 +981,7 @@
           </w:tcPr>
           <w:p>
             <w:pPr>
-              <w:pStyle w:val="TableText"/>
+              <w:pStyle w:val="25"/>
               <w:keepNext w:val="0"/>
               <w:keepLines w:val="0"/>
               <w:pageBreakBefore w:val="0"/>
@@ -986,7 +1005,7 @@
           </w:tcPr>
           <w:p>
             <w:pPr>
-              <w:pStyle w:val="TableText"/>
+              <w:pStyle w:val="25"/>
               <w:keepNext w:val="0"/>
               <w:keepLines w:val="0"/>
               <w:pageBreakBefore w:val="0"/>
@@ -1010,7 +1029,7 @@
           </w:tcPr>
           <w:p>
             <w:pPr>
-              <w:pStyle w:val="TableText"/>
+              <w:pStyle w:val="25"/>
               <w:keepNext w:val="0"/>
               <w:keepLines w:val="0"/>
               <w:pageBreakBefore w:val="0"/>
@@ -1034,7 +1053,7 @@
           </w:tcPr>
           <w:p>
             <w:pPr>
-              <w:pStyle w:val="TableText"/>
+              <w:pStyle w:val="25"/>
               <w:keepNext w:val="0"/>
               <w:keepLines w:val="0"/>
               <w:pageBreakBefore w:val="0"/>
@@ -1055,9 +1074,14 @@
       </w:tr>
       <w:tr>
         <w:tblPrEx>
-          <w:tblW w:w="9145" w:type="dxa"/>
-          <w:tblInd w:w="5" w:type="dxa"/>
-          <w:tblLayout w:type="fixed"/>
+          <w:tblBorders>
+            <w:top w:val="single" w:color="000000" w:sz="4" w:space="0"/>
+            <w:left w:val="single" w:color="000000" w:sz="4" w:space="0"/>
+            <w:bottom w:val="single" w:color="000000" w:sz="4" w:space="0"/>
+            <w:right w:val="single" w:color="000000" w:sz="4" w:space="0"/>
+            <w:insideH w:val="single" w:color="000000" w:sz="4" w:space="0"/>
+            <w:insideV w:val="single" w:color="000000" w:sz="4" w:space="0"/>
+          </w:tblBorders>
           <w:tblCellMar>
             <w:top w:w="0" w:type="dxa"/>
             <w:left w:w="0" w:type="dxa"/>
@@ -1066,7 +1090,7 @@
           </w:tblCellMar>
         </w:tblPrEx>
         <w:trPr>
-          <w:trHeight w:val="474"/>
+          <w:trHeight w:val="474" w:hRule="atLeast"/>
         </w:trPr>
         <w:tc>
           <w:tcPr>
@@ -1074,7 +1098,7 @@
           </w:tcPr>
           <w:p>
             <w:pPr>
-              <w:pStyle w:val="TableText"/>
+              <w:pStyle w:val="25"/>
               <w:keepNext w:val="0"/>
               <w:keepLines w:val="0"/>
               <w:pageBreakBefore w:val="0"/>
@@ -1098,7 +1122,7 @@
           </w:tcPr>
           <w:p>
             <w:pPr>
-              <w:pStyle w:val="TableText"/>
+              <w:pStyle w:val="25"/>
               <w:keepNext w:val="0"/>
               <w:keepLines w:val="0"/>
               <w:pageBreakBefore w:val="0"/>
@@ -1122,7 +1146,7 @@
           </w:tcPr>
           <w:p>
             <w:pPr>
-              <w:pStyle w:val="TableText"/>
+              <w:pStyle w:val="25"/>
               <w:keepNext w:val="0"/>
               <w:keepLines w:val="0"/>
               <w:pageBreakBefore w:val="0"/>
@@ -1146,7 +1170,7 @@
           </w:tcPr>
           <w:p>
             <w:pPr>
-              <w:pStyle w:val="TableText"/>
+              <w:pStyle w:val="25"/>
               <w:keepNext w:val="0"/>
               <w:keepLines w:val="0"/>
               <w:pageBreakBefore w:val="0"/>
@@ -1170,7 +1194,7 @@
           </w:tcPr>
           <w:p>
             <w:pPr>
-              <w:pStyle w:val="TableText"/>
+              <w:pStyle w:val="25"/>
               <w:keepNext w:val="0"/>
               <w:keepLines w:val="0"/>
               <w:pageBreakBefore w:val="0"/>
@@ -1191,9 +1215,14 @@
       </w:tr>
       <w:tr>
         <w:tblPrEx>
-          <w:tblW w:w="9145" w:type="dxa"/>
-          <w:tblInd w:w="5" w:type="dxa"/>
-          <w:tblLayout w:type="fixed"/>
+          <w:tblBorders>
+            <w:top w:val="single" w:color="000000" w:sz="4" w:space="0"/>
+            <w:left w:val="single" w:color="000000" w:sz="4" w:space="0"/>
+            <w:bottom w:val="single" w:color="000000" w:sz="4" w:space="0"/>
+            <w:right w:val="single" w:color="000000" w:sz="4" w:space="0"/>
+            <w:insideH w:val="single" w:color="000000" w:sz="4" w:space="0"/>
+            <w:insideV w:val="single" w:color="000000" w:sz="4" w:space="0"/>
+          </w:tblBorders>
           <w:tblCellMar>
             <w:top w:w="0" w:type="dxa"/>
             <w:left w:w="0" w:type="dxa"/>
@@ -1202,7 +1231,7 @@
           </w:tblCellMar>
         </w:tblPrEx>
         <w:trPr>
-          <w:trHeight w:val="474"/>
+          <w:trHeight w:val="474" w:hRule="atLeast"/>
         </w:trPr>
         <w:tc>
           <w:tcPr>
@@ -1210,7 +1239,7 @@
           </w:tcPr>
           <w:p>
             <w:pPr>
-              <w:pStyle w:val="TableText"/>
+              <w:pStyle w:val="25"/>
               <w:keepNext w:val="0"/>
               <w:keepLines w:val="0"/>
               <w:pageBreakBefore w:val="0"/>
@@ -1234,7 +1263,7 @@
           </w:tcPr>
           <w:p>
             <w:pPr>
-              <w:pStyle w:val="TableText"/>
+              <w:pStyle w:val="25"/>
               <w:keepNext w:val="0"/>
               <w:keepLines w:val="0"/>
               <w:pageBreakBefore w:val="0"/>
@@ -1258,7 +1287,7 @@
           </w:tcPr>
           <w:p>
             <w:pPr>
-              <w:pStyle w:val="TableText"/>
+              <w:pStyle w:val="25"/>
               <w:keepNext w:val="0"/>
               <w:keepLines w:val="0"/>
               <w:pageBreakBefore w:val="0"/>
@@ -1282,7 +1311,7 @@
           </w:tcPr>
           <w:p>
             <w:pPr>
-              <w:pStyle w:val="TableText"/>
+              <w:pStyle w:val="25"/>
               <w:keepNext w:val="0"/>
               <w:keepLines w:val="0"/>
               <w:pageBreakBefore w:val="0"/>
@@ -1306,7 +1335,7 @@
           </w:tcPr>
           <w:p>
             <w:pPr>
-              <w:pStyle w:val="TableText"/>
+              <w:pStyle w:val="25"/>
               <w:keepNext w:val="0"/>
               <w:keepLines w:val="0"/>
               <w:pageBreakBefore w:val="0"/>
@@ -1327,9 +1356,14 @@
       </w:tr>
       <w:tr>
         <w:tblPrEx>
-          <w:tblW w:w="9145" w:type="dxa"/>
-          <w:tblInd w:w="5" w:type="dxa"/>
-          <w:tblLayout w:type="fixed"/>
+          <w:tblBorders>
+            <w:top w:val="single" w:color="000000" w:sz="4" w:space="0"/>
+            <w:left w:val="single" w:color="000000" w:sz="4" w:space="0"/>
+            <w:bottom w:val="single" w:color="000000" w:sz="4" w:space="0"/>
+            <w:right w:val="single" w:color="000000" w:sz="4" w:space="0"/>
+            <w:insideH w:val="single" w:color="000000" w:sz="4" w:space="0"/>
+            <w:insideV w:val="single" w:color="000000" w:sz="4" w:space="0"/>
+          </w:tblBorders>
           <w:tblCellMar>
             <w:top w:w="0" w:type="dxa"/>
             <w:left w:w="0" w:type="dxa"/>
@@ -1338,7 +1372,7 @@
           </w:tblCellMar>
         </w:tblPrEx>
         <w:trPr>
-          <w:trHeight w:val="528"/>
+          <w:trHeight w:val="528" w:hRule="atLeast"/>
         </w:trPr>
         <w:tc>
           <w:tcPr>
@@ -1346,7 +1380,7 @@
           </w:tcPr>
           <w:p>
             <w:pPr>
-              <w:pStyle w:val="TableText"/>
+              <w:pStyle w:val="25"/>
               <w:keepNext w:val="0"/>
               <w:keepLines w:val="0"/>
               <w:pageBreakBefore w:val="0"/>
@@ -1370,7 +1404,7 @@
           </w:tcPr>
           <w:p>
             <w:pPr>
-              <w:pStyle w:val="TableText"/>
+              <w:pStyle w:val="25"/>
               <w:keepNext w:val="0"/>
               <w:keepLines w:val="0"/>
               <w:pageBreakBefore w:val="0"/>
@@ -1394,7 +1428,7 @@
           </w:tcPr>
           <w:p>
             <w:pPr>
-              <w:pStyle w:val="TableText"/>
+              <w:pStyle w:val="25"/>
               <w:keepNext w:val="0"/>
               <w:keepLines w:val="0"/>
               <w:pageBreakBefore w:val="0"/>
@@ -1418,7 +1452,7 @@
           </w:tcPr>
           <w:p>
             <w:pPr>
-              <w:pStyle w:val="TableText"/>
+              <w:pStyle w:val="25"/>
               <w:keepNext w:val="0"/>
               <w:keepLines w:val="0"/>
               <w:pageBreakBefore w:val="0"/>
@@ -1442,7 +1476,7 @@
           </w:tcPr>
           <w:p>
             <w:pPr>
-              <w:pStyle w:val="TableText"/>
+              <w:pStyle w:val="25"/>
               <w:keepNext w:val="0"/>
               <w:keepLines w:val="0"/>
               <w:pageBreakBefore w:val="0"/>
@@ -1463,9 +1497,14 @@
       </w:tr>
       <w:tr>
         <w:tblPrEx>
-          <w:tblW w:w="9145" w:type="dxa"/>
-          <w:tblInd w:w="5" w:type="dxa"/>
-          <w:tblLayout w:type="fixed"/>
+          <w:tblBorders>
+            <w:top w:val="single" w:color="000000" w:sz="4" w:space="0"/>
+            <w:left w:val="single" w:color="000000" w:sz="4" w:space="0"/>
+            <w:bottom w:val="single" w:color="000000" w:sz="4" w:space="0"/>
+            <w:right w:val="single" w:color="000000" w:sz="4" w:space="0"/>
+            <w:insideH w:val="single" w:color="000000" w:sz="4" w:space="0"/>
+            <w:insideV w:val="single" w:color="000000" w:sz="4" w:space="0"/>
+          </w:tblBorders>
           <w:tblCellMar>
             <w:top w:w="0" w:type="dxa"/>
             <w:left w:w="0" w:type="dxa"/>
@@ -1474,7 +1513,7 @@
           </w:tblCellMar>
         </w:tblPrEx>
         <w:trPr>
-          <w:trHeight w:val="589"/>
+          <w:trHeight w:val="589" w:hRule="atLeast"/>
         </w:trPr>
         <w:tc>
           <w:tcPr>
@@ -1482,7 +1521,7 @@
           </w:tcPr>
           <w:p>
             <w:pPr>
-              <w:pStyle w:val="TableText"/>
+              <w:pStyle w:val="25"/>
               <w:keepNext w:val="0"/>
               <w:keepLines w:val="0"/>
               <w:pageBreakBefore w:val="0"/>
@@ -1506,7 +1545,7 @@
           </w:tcPr>
           <w:p>
             <w:pPr>
-              <w:pStyle w:val="TableText"/>
+              <w:pStyle w:val="25"/>
               <w:keepNext w:val="0"/>
               <w:keepLines w:val="0"/>
               <w:pageBreakBefore w:val="0"/>
@@ -1530,7 +1569,7 @@
           </w:tcPr>
           <w:p>
             <w:pPr>
-              <w:pStyle w:val="TableText"/>
+              <w:pStyle w:val="25"/>
               <w:keepNext w:val="0"/>
               <w:keepLines w:val="0"/>
               <w:pageBreakBefore w:val="0"/>
@@ -1554,7 +1593,7 @@
           </w:tcPr>
           <w:p>
             <w:pPr>
-              <w:pStyle w:val="TableText"/>
+              <w:pStyle w:val="25"/>
               <w:keepNext w:val="0"/>
               <w:keepLines w:val="0"/>
               <w:pageBreakBefore w:val="0"/>
@@ -1578,7 +1617,7 @@
           </w:tcPr>
           <w:p>
             <w:pPr>
-              <w:pStyle w:val="TableText"/>
+              <w:pStyle w:val="25"/>
               <w:keepNext w:val="0"/>
               <w:keepLines w:val="0"/>
               <w:pageBreakBefore w:val="0"/>
@@ -1600,7 +1639,7 @@
     </w:tbl>
     <w:p>
       <w:pPr>
-        <w:pStyle w:val="BodyText"/>
+        <w:pStyle w:val="12"/>
         <w:keepNext w:val="0"/>
         <w:keepLines w:val="0"/>
         <w:pageBreakBefore w:val="0"/>
@@ -1636,14 +1675,14 @@
         <w:sectPr>
           <w:pgSz w:w="11907" w:h="16840"/>
           <w:pgMar w:top="1253" w:right="1173" w:bottom="0" w:left="1578" w:header="0" w:footer="0" w:gutter="0"/>
-          <w:cols w:num="1" w:space="720"/>
+          <w:cols w:space="720" w:num="1"/>
         </w:sectPr>
       </w:pPr>
     </w:p>
     <w:sdt>
       <w:sdtPr>
         <w:rPr>
-          <w:rFonts w:ascii="宋体" w:eastAsia="宋体" w:hAnsi="宋体" w:cs="Arial"/>
+          <w:rFonts w:ascii="宋体" w:hAnsi="宋体" w:eastAsia="宋体" w:cs="Arial"/>
           <w:snapToGrid w:val="0"/>
           <w:color w:val="000000"/>
           <w:kern w:val="0"/>
@@ -1659,7 +1698,7 @@
       </w:sdtPr>
       <w:sdtEndPr>
         <w:rPr>
-          <w:rFonts w:ascii="Microsoft JhengHei" w:eastAsia="Microsoft JhengHei" w:hAnsi="Microsoft JhengHei" w:cs="Microsoft JhengHei" w:hint="eastAsia"/>
+          <w:rFonts w:hint="eastAsia" w:ascii="Microsoft JhengHei" w:hAnsi="Microsoft JhengHei" w:eastAsia="Microsoft JhengHei" w:cs="Microsoft JhengHei"/>
           <w:snapToGrid w:val="0"/>
           <w:color w:val="000000"/>
           <w:kern w:val="0"/>
@@ -1685,13 +1724,13 @@
             <w:adjustRightInd w:val="0"/>
             <w:snapToGrid w:val="0"/>
             <w:spacing w:before="0" w:beforeLines="0" w:after="0" w:afterLines="0" w:line="240" w:lineRule="auto"/>
-            <w:ind w:left="0" w:right="0" w:firstLine="0" w:leftChars="0" w:rightChars="0" w:firstLineChars="0"/>
+            <w:ind w:left="0" w:leftChars="0" w:right="0" w:rightChars="0" w:firstLine="0" w:firstLineChars="0"/>
             <w:jc w:val="center"/>
             <w:textAlignment w:val="baseline"/>
           </w:pPr>
           <w:r>
             <w:rPr>
-              <w:rFonts w:ascii="宋体" w:eastAsia="宋体" w:hAnsi="宋体"/>
+              <w:rFonts w:ascii="宋体" w:hAnsi="宋体" w:eastAsia="宋体"/>
               <w:sz w:val="21"/>
             </w:rPr>
             <w:t>目录</w:t>
@@ -1699,14 +1738,14 @@
         </w:p>
         <w:p>
           <w:pPr>
-            <w:pStyle w:val="TOC1"/>
+            <w:pStyle w:val="16"/>
             <w:tabs>
               <w:tab w:val="right" w:leader="dot" w:pos="8371"/>
             </w:tabs>
           </w:pPr>
           <w:r>
             <w:rPr>
-              <w:rFonts w:ascii="Microsoft JhengHei" w:eastAsia="Microsoft JhengHei" w:hAnsi="Microsoft JhengHei" w:cs="Microsoft JhengHei" w:hint="eastAsia"/>
+              <w:rFonts w:hint="eastAsia" w:ascii="Microsoft JhengHei" w:hAnsi="Microsoft JhengHei" w:eastAsia="Microsoft JhengHei" w:cs="Microsoft JhengHei"/>
               <w:sz w:val="24"/>
               <w:szCs w:val="24"/>
             </w:rPr>
@@ -1714,7 +1753,7 @@
           </w:r>
           <w:r>
             <w:rPr>
-              <w:rFonts w:ascii="Microsoft JhengHei" w:eastAsia="Microsoft JhengHei" w:hAnsi="Microsoft JhengHei" w:cs="Microsoft JhengHei" w:hint="eastAsia"/>
+              <w:rFonts w:hint="eastAsia" w:ascii="Microsoft JhengHei" w:hAnsi="Microsoft JhengHei" w:eastAsia="Microsoft JhengHei" w:cs="Microsoft JhengHei"/>
               <w:sz w:val="24"/>
               <w:szCs w:val="24"/>
             </w:rPr>
@@ -1722,7 +1761,7 @@
           </w:r>
           <w:r>
             <w:rPr>
-              <w:rFonts w:ascii="Microsoft JhengHei" w:eastAsia="Microsoft JhengHei" w:hAnsi="Microsoft JhengHei" w:cs="Microsoft JhengHei" w:hint="eastAsia"/>
+              <w:rFonts w:hint="eastAsia" w:ascii="Microsoft JhengHei" w:hAnsi="Microsoft JhengHei" w:eastAsia="Microsoft JhengHei" w:cs="Microsoft JhengHei"/>
               <w:sz w:val="24"/>
               <w:szCs w:val="24"/>
             </w:rPr>
@@ -1730,21 +1769,21 @@
           </w:r>
           <w:r>
             <w:rPr>
-              <w:rFonts w:ascii="Microsoft JhengHei" w:eastAsia="Microsoft JhengHei" w:hAnsi="Microsoft JhengHei" w:cs="Microsoft JhengHei" w:hint="eastAsia"/>
+              <w:rFonts w:hint="eastAsia" w:ascii="Microsoft JhengHei" w:hAnsi="Microsoft JhengHei" w:eastAsia="Microsoft JhengHei" w:cs="Microsoft JhengHei"/>
               <w:szCs w:val="24"/>
             </w:rPr>
             <w:fldChar w:fldCharType="begin"/>
           </w:r>
           <w:r>
             <w:rPr>
-              <w:rFonts w:ascii="Microsoft JhengHei" w:eastAsia="Microsoft JhengHei" w:hAnsi="Microsoft JhengHei" w:cs="Microsoft JhengHei" w:hint="eastAsia"/>
-              <w:szCs w:val="24"/>
-            </w:rPr>
-            <w:instrText xml:space="preserve"> HYPERLINK \l _Toc17198 </w:instrText>
-          </w:r>
-          <w:r>
-            <w:rPr>
-              <w:rFonts w:ascii="Microsoft JhengHei" w:eastAsia="Microsoft JhengHei" w:hAnsi="Microsoft JhengHei" w:cs="Microsoft JhengHei" w:hint="eastAsia"/>
+              <w:rFonts w:hint="eastAsia" w:ascii="Microsoft JhengHei" w:hAnsi="Microsoft JhengHei" w:eastAsia="Microsoft JhengHei" w:cs="Microsoft JhengHei"/>
+              <w:szCs w:val="24"/>
+            </w:rPr>
+            <w:instrText xml:space="preserve"> HYPERLINK \l _Toc29963 </w:instrText>
+          </w:r>
+          <w:r>
+            <w:rPr>
+              <w:rFonts w:hint="eastAsia" w:ascii="Microsoft JhengHei" w:hAnsi="Microsoft JhengHei" w:eastAsia="Microsoft JhengHei" w:cs="Microsoft JhengHei"/>
               <w:szCs w:val="24"/>
             </w:rPr>
             <w:fldChar w:fldCharType="separate"/>
@@ -1759,7 +1798,7 @@
             <w:fldChar w:fldCharType="begin"/>
           </w:r>
           <w:r>
-            <w:instrText xml:space="preserve"> PAGEREF _Toc17198 \h </w:instrText>
+            <w:instrText xml:space="preserve"> PAGEREF _Toc29963 \h </w:instrText>
           </w:r>
           <w:r>
             <w:fldChar w:fldCharType="separate"/>
@@ -1772,7 +1811,7 @@
           </w:r>
           <w:r>
             <w:rPr>
-              <w:rFonts w:ascii="Microsoft JhengHei" w:eastAsia="Microsoft JhengHei" w:hAnsi="Microsoft JhengHei" w:cs="Microsoft JhengHei" w:hint="eastAsia"/>
+              <w:rFonts w:hint="eastAsia" w:ascii="Microsoft JhengHei" w:hAnsi="Microsoft JhengHei" w:eastAsia="Microsoft JhengHei" w:cs="Microsoft JhengHei"/>
               <w:szCs w:val="24"/>
             </w:rPr>
             <w:fldChar w:fldCharType="end"/>
@@ -1780,28 +1819,28 @@
         </w:p>
         <w:p>
           <w:pPr>
-            <w:pStyle w:val="TOC1"/>
+            <w:pStyle w:val="16"/>
             <w:tabs>
               <w:tab w:val="right" w:leader="dot" w:pos="8371"/>
             </w:tabs>
           </w:pPr>
           <w:r>
             <w:rPr>
-              <w:rFonts w:ascii="Microsoft JhengHei" w:eastAsia="Microsoft JhengHei" w:hAnsi="Microsoft JhengHei" w:cs="Microsoft JhengHei" w:hint="eastAsia"/>
+              <w:rFonts w:hint="eastAsia" w:ascii="Microsoft JhengHei" w:hAnsi="Microsoft JhengHei" w:eastAsia="Microsoft JhengHei" w:cs="Microsoft JhengHei"/>
               <w:szCs w:val="24"/>
             </w:rPr>
             <w:fldChar w:fldCharType="begin"/>
           </w:r>
           <w:r>
             <w:rPr>
-              <w:rFonts w:ascii="Microsoft JhengHei" w:eastAsia="Microsoft JhengHei" w:hAnsi="Microsoft JhengHei" w:cs="Microsoft JhengHei" w:hint="eastAsia"/>
-              <w:szCs w:val="24"/>
-            </w:rPr>
-            <w:instrText xml:space="preserve"> HYPERLINK \l _Toc18576 </w:instrText>
-          </w:r>
-          <w:r>
-            <w:rPr>
-              <w:rFonts w:ascii="Microsoft JhengHei" w:eastAsia="Microsoft JhengHei" w:hAnsi="Microsoft JhengHei" w:cs="Microsoft JhengHei" w:hint="eastAsia"/>
+              <w:rFonts w:hint="eastAsia" w:ascii="Microsoft JhengHei" w:hAnsi="Microsoft JhengHei" w:eastAsia="Microsoft JhengHei" w:cs="Microsoft JhengHei"/>
+              <w:szCs w:val="24"/>
+            </w:rPr>
+            <w:instrText xml:space="preserve"> HYPERLINK \l _Toc8672 </w:instrText>
+          </w:r>
+          <w:r>
+            <w:rPr>
+              <w:rFonts w:hint="eastAsia" w:ascii="Microsoft JhengHei" w:hAnsi="Microsoft JhengHei" w:eastAsia="Microsoft JhengHei" w:cs="Microsoft JhengHei"/>
               <w:szCs w:val="24"/>
             </w:rPr>
             <w:fldChar w:fldCharType="separate"/>
@@ -1816,7 +1855,7 @@
             <w:fldChar w:fldCharType="begin"/>
           </w:r>
           <w:r>
-            <w:instrText xml:space="preserve"> PAGEREF _Toc18576 \h </w:instrText>
+            <w:instrText xml:space="preserve"> PAGEREF _Toc8672 \h </w:instrText>
           </w:r>
           <w:r>
             <w:fldChar w:fldCharType="separate"/>
@@ -1829,7 +1868,7 @@
           </w:r>
           <w:r>
             <w:rPr>
-              <w:rFonts w:ascii="Microsoft JhengHei" w:eastAsia="Microsoft JhengHei" w:hAnsi="Microsoft JhengHei" w:cs="Microsoft JhengHei" w:hint="eastAsia"/>
+              <w:rFonts w:hint="eastAsia" w:ascii="Microsoft JhengHei" w:hAnsi="Microsoft JhengHei" w:eastAsia="Microsoft JhengHei" w:cs="Microsoft JhengHei"/>
               <w:szCs w:val="24"/>
             </w:rPr>
             <w:fldChar w:fldCharType="end"/>
@@ -1837,35 +1876,35 @@
         </w:p>
         <w:p>
           <w:pPr>
-            <w:pStyle w:val="TOC1"/>
+            <w:pStyle w:val="16"/>
             <w:tabs>
               <w:tab w:val="right" w:leader="dot" w:pos="8371"/>
             </w:tabs>
           </w:pPr>
           <w:r>
             <w:rPr>
-              <w:rFonts w:ascii="Microsoft JhengHei" w:eastAsia="Microsoft JhengHei" w:hAnsi="Microsoft JhengHei" w:cs="Microsoft JhengHei" w:hint="eastAsia"/>
+              <w:rFonts w:hint="eastAsia" w:ascii="Microsoft JhengHei" w:hAnsi="Microsoft JhengHei" w:eastAsia="Microsoft JhengHei" w:cs="Microsoft JhengHei"/>
               <w:szCs w:val="24"/>
             </w:rPr>
             <w:fldChar w:fldCharType="begin"/>
           </w:r>
           <w:r>
             <w:rPr>
-              <w:rFonts w:ascii="Microsoft JhengHei" w:eastAsia="Microsoft JhengHei" w:hAnsi="Microsoft JhengHei" w:cs="Microsoft JhengHei" w:hint="eastAsia"/>
-              <w:szCs w:val="24"/>
-            </w:rPr>
-            <w:instrText xml:space="preserve"> HYPERLINK \l _Toc26349 </w:instrText>
-          </w:r>
-          <w:r>
-            <w:rPr>
-              <w:rFonts w:ascii="Microsoft JhengHei" w:eastAsia="Microsoft JhengHei" w:hAnsi="Microsoft JhengHei" w:cs="Microsoft JhengHei" w:hint="eastAsia"/>
+              <w:rFonts w:hint="eastAsia" w:ascii="Microsoft JhengHei" w:hAnsi="Microsoft JhengHei" w:eastAsia="Microsoft JhengHei" w:cs="Microsoft JhengHei"/>
+              <w:szCs w:val="24"/>
+            </w:rPr>
+            <w:instrText xml:space="preserve"> HYPERLINK \l _Toc6513 </w:instrText>
+          </w:r>
+          <w:r>
+            <w:rPr>
+              <w:rFonts w:hint="eastAsia" w:ascii="Microsoft JhengHei" w:hAnsi="Microsoft JhengHei" w:eastAsia="Microsoft JhengHei" w:cs="Microsoft JhengHei"/>
               <w:szCs w:val="24"/>
             </w:rPr>
             <w:fldChar w:fldCharType="separate"/>
           </w:r>
           <w:r>
             <w:rPr>
-              <w:rFonts w:ascii="宋体" w:eastAsia="宋体" w:hAnsi="宋体" w:cs="宋体"/>
+              <w:rFonts w:ascii="宋体" w:hAnsi="宋体" w:eastAsia="宋体" w:cs="宋体"/>
               <w:spacing w:val="-3"/>
               <w:szCs w:val="28"/>
             </w:rPr>
@@ -1878,7 +1917,7 @@
             <w:fldChar w:fldCharType="begin"/>
           </w:r>
           <w:r>
-            <w:instrText xml:space="preserve"> PAGEREF _Toc26349 \h </w:instrText>
+            <w:instrText xml:space="preserve"> PAGEREF _Toc6513 \h </w:instrText>
           </w:r>
           <w:r>
             <w:fldChar w:fldCharType="separate"/>
@@ -1891,7 +1930,7 @@
           </w:r>
           <w:r>
             <w:rPr>
-              <w:rFonts w:ascii="Microsoft JhengHei" w:eastAsia="Microsoft JhengHei" w:hAnsi="Microsoft JhengHei" w:cs="Microsoft JhengHei" w:hint="eastAsia"/>
+              <w:rFonts w:hint="eastAsia" w:ascii="Microsoft JhengHei" w:hAnsi="Microsoft JhengHei" w:eastAsia="Microsoft JhengHei" w:cs="Microsoft JhengHei"/>
               <w:szCs w:val="24"/>
             </w:rPr>
             <w:fldChar w:fldCharType="end"/>
@@ -1899,28 +1938,28 @@
         </w:p>
         <w:p>
           <w:pPr>
-            <w:pStyle w:val="TOC1"/>
+            <w:pStyle w:val="16"/>
             <w:tabs>
               <w:tab w:val="right" w:leader="dot" w:pos="8371"/>
             </w:tabs>
           </w:pPr>
           <w:r>
             <w:rPr>
-              <w:rFonts w:ascii="Microsoft JhengHei" w:eastAsia="Microsoft JhengHei" w:hAnsi="Microsoft JhengHei" w:cs="Microsoft JhengHei" w:hint="eastAsia"/>
+              <w:rFonts w:hint="eastAsia" w:ascii="Microsoft JhengHei" w:hAnsi="Microsoft JhengHei" w:eastAsia="Microsoft JhengHei" w:cs="Microsoft JhengHei"/>
               <w:szCs w:val="24"/>
             </w:rPr>
             <w:fldChar w:fldCharType="begin"/>
           </w:r>
           <w:r>
             <w:rPr>
-              <w:rFonts w:ascii="Microsoft JhengHei" w:eastAsia="Microsoft JhengHei" w:hAnsi="Microsoft JhengHei" w:cs="Microsoft JhengHei" w:hint="eastAsia"/>
-              <w:szCs w:val="24"/>
-            </w:rPr>
-            <w:instrText xml:space="preserve"> HYPERLINK \l _Toc2813 </w:instrText>
-          </w:r>
-          <w:r>
-            <w:rPr>
-              <w:rFonts w:ascii="Microsoft JhengHei" w:eastAsia="Microsoft JhengHei" w:hAnsi="Microsoft JhengHei" w:cs="Microsoft JhengHei" w:hint="eastAsia"/>
+              <w:rFonts w:hint="eastAsia" w:ascii="Microsoft JhengHei" w:hAnsi="Microsoft JhengHei" w:eastAsia="Microsoft JhengHei" w:cs="Microsoft JhengHei"/>
+              <w:szCs w:val="24"/>
+            </w:rPr>
+            <w:instrText xml:space="preserve"> HYPERLINK \l _Toc22144 </w:instrText>
+          </w:r>
+          <w:r>
+            <w:rPr>
+              <w:rFonts w:hint="eastAsia" w:ascii="Microsoft JhengHei" w:hAnsi="Microsoft JhengHei" w:eastAsia="Microsoft JhengHei" w:cs="Microsoft JhengHei"/>
               <w:szCs w:val="24"/>
             </w:rPr>
             <w:fldChar w:fldCharType="separate"/>
@@ -1941,7 +1980,7 @@
             <w:fldChar w:fldCharType="begin"/>
           </w:r>
           <w:r>
-            <w:instrText xml:space="preserve"> PAGEREF _Toc2813 \h </w:instrText>
+            <w:instrText xml:space="preserve"> PAGEREF _Toc22144 \h </w:instrText>
           </w:r>
           <w:r>
             <w:fldChar w:fldCharType="separate"/>
@@ -1954,7 +1993,7 @@
           </w:r>
           <w:r>
             <w:rPr>
-              <w:rFonts w:ascii="Microsoft JhengHei" w:eastAsia="Microsoft JhengHei" w:hAnsi="Microsoft JhengHei" w:cs="Microsoft JhengHei" w:hint="eastAsia"/>
+              <w:rFonts w:hint="eastAsia" w:ascii="Microsoft JhengHei" w:hAnsi="Microsoft JhengHei" w:eastAsia="Microsoft JhengHei" w:cs="Microsoft JhengHei"/>
               <w:szCs w:val="24"/>
             </w:rPr>
             <w:fldChar w:fldCharType="end"/>
@@ -1962,28 +2001,28 @@
         </w:p>
         <w:p>
           <w:pPr>
-            <w:pStyle w:val="TOC1"/>
+            <w:pStyle w:val="16"/>
             <w:tabs>
               <w:tab w:val="right" w:leader="dot" w:pos="8371"/>
             </w:tabs>
           </w:pPr>
           <w:r>
             <w:rPr>
-              <w:rFonts w:ascii="Microsoft JhengHei" w:eastAsia="Microsoft JhengHei" w:hAnsi="Microsoft JhengHei" w:cs="Microsoft JhengHei" w:hint="eastAsia"/>
+              <w:rFonts w:hint="eastAsia" w:ascii="Microsoft JhengHei" w:hAnsi="Microsoft JhengHei" w:eastAsia="Microsoft JhengHei" w:cs="Microsoft JhengHei"/>
               <w:szCs w:val="24"/>
             </w:rPr>
             <w:fldChar w:fldCharType="begin"/>
           </w:r>
           <w:r>
             <w:rPr>
-              <w:rFonts w:ascii="Microsoft JhengHei" w:eastAsia="Microsoft JhengHei" w:hAnsi="Microsoft JhengHei" w:cs="Microsoft JhengHei" w:hint="eastAsia"/>
-              <w:szCs w:val="24"/>
-            </w:rPr>
-            <w:instrText xml:space="preserve"> HYPERLINK \l _Toc16709 </w:instrText>
-          </w:r>
-          <w:r>
-            <w:rPr>
-              <w:rFonts w:ascii="Microsoft JhengHei" w:eastAsia="Microsoft JhengHei" w:hAnsi="Microsoft JhengHei" w:cs="Microsoft JhengHei" w:hint="eastAsia"/>
+              <w:rFonts w:hint="eastAsia" w:ascii="Microsoft JhengHei" w:hAnsi="Microsoft JhengHei" w:eastAsia="Microsoft JhengHei" w:cs="Microsoft JhengHei"/>
+              <w:szCs w:val="24"/>
+            </w:rPr>
+            <w:instrText xml:space="preserve"> HYPERLINK \l _Toc6712 </w:instrText>
+          </w:r>
+          <w:r>
+            <w:rPr>
+              <w:rFonts w:hint="eastAsia" w:ascii="Microsoft JhengHei" w:hAnsi="Microsoft JhengHei" w:eastAsia="Microsoft JhengHei" w:cs="Microsoft JhengHei"/>
               <w:szCs w:val="24"/>
             </w:rPr>
             <w:fldChar w:fldCharType="separate"/>
@@ -2004,7 +2043,7 @@
             <w:fldChar w:fldCharType="begin"/>
           </w:r>
           <w:r>
-            <w:instrText xml:space="preserve"> PAGEREF _Toc16709 \h </w:instrText>
+            <w:instrText xml:space="preserve"> PAGEREF _Toc6712 \h </w:instrText>
           </w:r>
           <w:r>
             <w:fldChar w:fldCharType="separate"/>
@@ -2017,7 +2056,7 @@
           </w:r>
           <w:r>
             <w:rPr>
-              <w:rFonts w:ascii="Microsoft JhengHei" w:eastAsia="Microsoft JhengHei" w:hAnsi="Microsoft JhengHei" w:cs="Microsoft JhengHei" w:hint="eastAsia"/>
+              <w:rFonts w:hint="eastAsia" w:ascii="Microsoft JhengHei" w:hAnsi="Microsoft JhengHei" w:eastAsia="Microsoft JhengHei" w:cs="Microsoft JhengHei"/>
               <w:szCs w:val="24"/>
             </w:rPr>
             <w:fldChar w:fldCharType="end"/>
@@ -2025,28 +2064,28 @@
         </w:p>
         <w:p>
           <w:pPr>
-            <w:pStyle w:val="TOC1"/>
+            <w:pStyle w:val="16"/>
             <w:tabs>
               <w:tab w:val="right" w:leader="dot" w:pos="8371"/>
             </w:tabs>
           </w:pPr>
           <w:r>
             <w:rPr>
-              <w:rFonts w:ascii="Microsoft JhengHei" w:eastAsia="Microsoft JhengHei" w:hAnsi="Microsoft JhengHei" w:cs="Microsoft JhengHei" w:hint="eastAsia"/>
+              <w:rFonts w:hint="eastAsia" w:ascii="Microsoft JhengHei" w:hAnsi="Microsoft JhengHei" w:eastAsia="Microsoft JhengHei" w:cs="Microsoft JhengHei"/>
               <w:szCs w:val="24"/>
             </w:rPr>
             <w:fldChar w:fldCharType="begin"/>
           </w:r>
           <w:r>
             <w:rPr>
-              <w:rFonts w:ascii="Microsoft JhengHei" w:eastAsia="Microsoft JhengHei" w:hAnsi="Microsoft JhengHei" w:cs="Microsoft JhengHei" w:hint="eastAsia"/>
-              <w:szCs w:val="24"/>
-            </w:rPr>
-            <w:instrText xml:space="preserve"> HYPERLINK \l _Toc5935 </w:instrText>
-          </w:r>
-          <w:r>
-            <w:rPr>
-              <w:rFonts w:ascii="Microsoft JhengHei" w:eastAsia="Microsoft JhengHei" w:hAnsi="Microsoft JhengHei" w:cs="Microsoft JhengHei" w:hint="eastAsia"/>
+              <w:rFonts w:hint="eastAsia" w:ascii="Microsoft JhengHei" w:hAnsi="Microsoft JhengHei" w:eastAsia="Microsoft JhengHei" w:cs="Microsoft JhengHei"/>
+              <w:szCs w:val="24"/>
+            </w:rPr>
+            <w:instrText xml:space="preserve"> HYPERLINK \l _Toc27602 </w:instrText>
+          </w:r>
+          <w:r>
+            <w:rPr>
+              <w:rFonts w:hint="eastAsia" w:ascii="Microsoft JhengHei" w:hAnsi="Microsoft JhengHei" w:eastAsia="Microsoft JhengHei" w:cs="Microsoft JhengHei"/>
               <w:szCs w:val="24"/>
             </w:rPr>
             <w:fldChar w:fldCharType="separate"/>
@@ -2067,7 +2106,7 @@
             <w:fldChar w:fldCharType="begin"/>
           </w:r>
           <w:r>
-            <w:instrText xml:space="preserve"> PAGEREF _Toc5935 \h </w:instrText>
+            <w:instrText xml:space="preserve"> PAGEREF _Toc27602 \h </w:instrText>
           </w:r>
           <w:r>
             <w:fldChar w:fldCharType="separate"/>
@@ -2080,7 +2119,7 @@
           </w:r>
           <w:r>
             <w:rPr>
-              <w:rFonts w:ascii="Microsoft JhengHei" w:eastAsia="Microsoft JhengHei" w:hAnsi="Microsoft JhengHei" w:cs="Microsoft JhengHei" w:hint="eastAsia"/>
+              <w:rFonts w:hint="eastAsia" w:ascii="Microsoft JhengHei" w:hAnsi="Microsoft JhengHei" w:eastAsia="Microsoft JhengHei" w:cs="Microsoft JhengHei"/>
               <w:szCs w:val="24"/>
             </w:rPr>
             <w:fldChar w:fldCharType="end"/>
@@ -2088,28 +2127,28 @@
         </w:p>
         <w:p>
           <w:pPr>
-            <w:pStyle w:val="TOC2"/>
+            <w:pStyle w:val="17"/>
             <w:tabs>
               <w:tab w:val="right" w:leader="dot" w:pos="8371"/>
             </w:tabs>
           </w:pPr>
           <w:r>
             <w:rPr>
-              <w:rFonts w:ascii="Microsoft JhengHei" w:eastAsia="Microsoft JhengHei" w:hAnsi="Microsoft JhengHei" w:cs="Microsoft JhengHei" w:hint="eastAsia"/>
+              <w:rFonts w:hint="eastAsia" w:ascii="Microsoft JhengHei" w:hAnsi="Microsoft JhengHei" w:eastAsia="Microsoft JhengHei" w:cs="Microsoft JhengHei"/>
               <w:szCs w:val="24"/>
             </w:rPr>
             <w:fldChar w:fldCharType="begin"/>
           </w:r>
           <w:r>
             <w:rPr>
-              <w:rFonts w:ascii="Microsoft JhengHei" w:eastAsia="Microsoft JhengHei" w:hAnsi="Microsoft JhengHei" w:cs="Microsoft JhengHei" w:hint="eastAsia"/>
-              <w:szCs w:val="24"/>
-            </w:rPr>
-            <w:instrText xml:space="preserve"> HYPERLINK \l _Toc19101 </w:instrText>
-          </w:r>
-          <w:r>
-            <w:rPr>
-              <w:rFonts w:ascii="Microsoft JhengHei" w:eastAsia="Microsoft JhengHei" w:hAnsi="Microsoft JhengHei" w:cs="Microsoft JhengHei" w:hint="eastAsia"/>
+              <w:rFonts w:hint="eastAsia" w:ascii="Microsoft JhengHei" w:hAnsi="Microsoft JhengHei" w:eastAsia="Microsoft JhengHei" w:cs="Microsoft JhengHei"/>
+              <w:szCs w:val="24"/>
+            </w:rPr>
+            <w:instrText xml:space="preserve"> HYPERLINK \l _Toc14446 </w:instrText>
+          </w:r>
+          <w:r>
+            <w:rPr>
+              <w:rFonts w:hint="eastAsia" w:ascii="Microsoft JhengHei" w:hAnsi="Microsoft JhengHei" w:eastAsia="Microsoft JhengHei" w:cs="Microsoft JhengHei"/>
               <w:szCs w:val="24"/>
             </w:rPr>
             <w:fldChar w:fldCharType="separate"/>
@@ -2130,7 +2169,7 @@
             <w:fldChar w:fldCharType="begin"/>
           </w:r>
           <w:r>
-            <w:instrText xml:space="preserve"> PAGEREF _Toc19101 \h </w:instrText>
+            <w:instrText xml:space="preserve"> PAGEREF _Toc14446 \h </w:instrText>
           </w:r>
           <w:r>
             <w:fldChar w:fldCharType="separate"/>
@@ -2143,7 +2182,7 @@
           </w:r>
           <w:r>
             <w:rPr>
-              <w:rFonts w:ascii="Microsoft JhengHei" w:eastAsia="Microsoft JhengHei" w:hAnsi="Microsoft JhengHei" w:cs="Microsoft JhengHei" w:hint="eastAsia"/>
+              <w:rFonts w:hint="eastAsia" w:ascii="Microsoft JhengHei" w:hAnsi="Microsoft JhengHei" w:eastAsia="Microsoft JhengHei" w:cs="Microsoft JhengHei"/>
               <w:szCs w:val="24"/>
             </w:rPr>
             <w:fldChar w:fldCharType="end"/>
@@ -2151,28 +2190,28 @@
         </w:p>
         <w:p>
           <w:pPr>
-            <w:pStyle w:val="TOC2"/>
+            <w:pStyle w:val="17"/>
             <w:tabs>
               <w:tab w:val="right" w:leader="dot" w:pos="8371"/>
             </w:tabs>
           </w:pPr>
           <w:r>
             <w:rPr>
-              <w:rFonts w:ascii="Microsoft JhengHei" w:eastAsia="Microsoft JhengHei" w:hAnsi="Microsoft JhengHei" w:cs="Microsoft JhengHei" w:hint="eastAsia"/>
+              <w:rFonts w:hint="eastAsia" w:ascii="Microsoft JhengHei" w:hAnsi="Microsoft JhengHei" w:eastAsia="Microsoft JhengHei" w:cs="Microsoft JhengHei"/>
               <w:szCs w:val="24"/>
             </w:rPr>
             <w:fldChar w:fldCharType="begin"/>
           </w:r>
           <w:r>
             <w:rPr>
-              <w:rFonts w:ascii="Microsoft JhengHei" w:eastAsia="Microsoft JhengHei" w:hAnsi="Microsoft JhengHei" w:cs="Microsoft JhengHei" w:hint="eastAsia"/>
-              <w:szCs w:val="24"/>
-            </w:rPr>
-            <w:instrText xml:space="preserve"> HYPERLINK \l _Toc29309 </w:instrText>
-          </w:r>
-          <w:r>
-            <w:rPr>
-              <w:rFonts w:ascii="Microsoft JhengHei" w:eastAsia="Microsoft JhengHei" w:hAnsi="Microsoft JhengHei" w:cs="Microsoft JhengHei" w:hint="eastAsia"/>
+              <w:rFonts w:hint="eastAsia" w:ascii="Microsoft JhengHei" w:hAnsi="Microsoft JhengHei" w:eastAsia="Microsoft JhengHei" w:cs="Microsoft JhengHei"/>
+              <w:szCs w:val="24"/>
+            </w:rPr>
+            <w:instrText xml:space="preserve"> HYPERLINK \l _Toc1871 </w:instrText>
+          </w:r>
+          <w:r>
+            <w:rPr>
+              <w:rFonts w:hint="eastAsia" w:ascii="Microsoft JhengHei" w:hAnsi="Microsoft JhengHei" w:eastAsia="Microsoft JhengHei" w:cs="Microsoft JhengHei"/>
               <w:szCs w:val="24"/>
             </w:rPr>
             <w:fldChar w:fldCharType="separate"/>
@@ -2193,7 +2232,7 @@
             <w:fldChar w:fldCharType="begin"/>
           </w:r>
           <w:r>
-            <w:instrText xml:space="preserve"> PAGEREF _Toc29309 \h </w:instrText>
+            <w:instrText xml:space="preserve"> PAGEREF _Toc1871 \h </w:instrText>
           </w:r>
           <w:r>
             <w:fldChar w:fldCharType="separate"/>
@@ -2206,7 +2245,7 @@
           </w:r>
           <w:r>
             <w:rPr>
-              <w:rFonts w:ascii="Microsoft JhengHei" w:eastAsia="Microsoft JhengHei" w:hAnsi="Microsoft JhengHei" w:cs="Microsoft JhengHei" w:hint="eastAsia"/>
+              <w:rFonts w:hint="eastAsia" w:ascii="Microsoft JhengHei" w:hAnsi="Microsoft JhengHei" w:eastAsia="Microsoft JhengHei" w:cs="Microsoft JhengHei"/>
               <w:szCs w:val="24"/>
             </w:rPr>
             <w:fldChar w:fldCharType="end"/>
@@ -2214,28 +2253,28 @@
         </w:p>
         <w:p>
           <w:pPr>
-            <w:pStyle w:val="TOC2"/>
+            <w:pStyle w:val="17"/>
             <w:tabs>
               <w:tab w:val="right" w:leader="dot" w:pos="8371"/>
             </w:tabs>
           </w:pPr>
           <w:r>
             <w:rPr>
-              <w:rFonts w:ascii="Microsoft JhengHei" w:eastAsia="Microsoft JhengHei" w:hAnsi="Microsoft JhengHei" w:cs="Microsoft JhengHei" w:hint="eastAsia"/>
+              <w:rFonts w:hint="eastAsia" w:ascii="Microsoft JhengHei" w:hAnsi="Microsoft JhengHei" w:eastAsia="Microsoft JhengHei" w:cs="Microsoft JhengHei"/>
               <w:szCs w:val="24"/>
             </w:rPr>
             <w:fldChar w:fldCharType="begin"/>
           </w:r>
           <w:r>
             <w:rPr>
-              <w:rFonts w:ascii="Microsoft JhengHei" w:eastAsia="Microsoft JhengHei" w:hAnsi="Microsoft JhengHei" w:cs="Microsoft JhengHei" w:hint="eastAsia"/>
-              <w:szCs w:val="24"/>
-            </w:rPr>
-            <w:instrText xml:space="preserve"> HYPERLINK \l _Toc20305 </w:instrText>
-          </w:r>
-          <w:r>
-            <w:rPr>
-              <w:rFonts w:ascii="Microsoft JhengHei" w:eastAsia="Microsoft JhengHei" w:hAnsi="Microsoft JhengHei" w:cs="Microsoft JhengHei" w:hint="eastAsia"/>
+              <w:rFonts w:hint="eastAsia" w:ascii="Microsoft JhengHei" w:hAnsi="Microsoft JhengHei" w:eastAsia="Microsoft JhengHei" w:cs="Microsoft JhengHei"/>
+              <w:szCs w:val="24"/>
+            </w:rPr>
+            <w:instrText xml:space="preserve"> HYPERLINK \l _Toc20930 </w:instrText>
+          </w:r>
+          <w:r>
+            <w:rPr>
+              <w:rFonts w:hint="eastAsia" w:ascii="Microsoft JhengHei" w:hAnsi="Microsoft JhengHei" w:eastAsia="Microsoft JhengHei" w:cs="Microsoft JhengHei"/>
               <w:szCs w:val="24"/>
             </w:rPr>
             <w:fldChar w:fldCharType="separate"/>
@@ -2256,7 +2295,7 @@
             <w:fldChar w:fldCharType="begin"/>
           </w:r>
           <w:r>
-            <w:instrText xml:space="preserve"> PAGEREF _Toc20305 \h </w:instrText>
+            <w:instrText xml:space="preserve"> PAGEREF _Toc20930 \h </w:instrText>
           </w:r>
           <w:r>
             <w:fldChar w:fldCharType="separate"/>
@@ -2269,7 +2308,7 @@
           </w:r>
           <w:r>
             <w:rPr>
-              <w:rFonts w:ascii="Microsoft JhengHei" w:eastAsia="Microsoft JhengHei" w:hAnsi="Microsoft JhengHei" w:cs="Microsoft JhengHei" w:hint="eastAsia"/>
+              <w:rFonts w:hint="eastAsia" w:ascii="Microsoft JhengHei" w:hAnsi="Microsoft JhengHei" w:eastAsia="Microsoft JhengHei" w:cs="Microsoft JhengHei"/>
               <w:szCs w:val="24"/>
             </w:rPr>
             <w:fldChar w:fldCharType="end"/>
@@ -2277,28 +2316,28 @@
         </w:p>
         <w:p>
           <w:pPr>
-            <w:pStyle w:val="TOC3"/>
+            <w:pStyle w:val="13"/>
             <w:tabs>
               <w:tab w:val="right" w:leader="dot" w:pos="8371"/>
             </w:tabs>
           </w:pPr>
           <w:r>
             <w:rPr>
-              <w:rFonts w:ascii="Microsoft JhengHei" w:eastAsia="Microsoft JhengHei" w:hAnsi="Microsoft JhengHei" w:cs="Microsoft JhengHei" w:hint="eastAsia"/>
+              <w:rFonts w:hint="eastAsia" w:ascii="Microsoft JhengHei" w:hAnsi="Microsoft JhengHei" w:eastAsia="Microsoft JhengHei" w:cs="Microsoft JhengHei"/>
               <w:szCs w:val="24"/>
             </w:rPr>
             <w:fldChar w:fldCharType="begin"/>
           </w:r>
           <w:r>
             <w:rPr>
-              <w:rFonts w:ascii="Microsoft JhengHei" w:eastAsia="Microsoft JhengHei" w:hAnsi="Microsoft JhengHei" w:cs="Microsoft JhengHei" w:hint="eastAsia"/>
-              <w:szCs w:val="24"/>
-            </w:rPr>
-            <w:instrText xml:space="preserve"> HYPERLINK \l _Toc10928 </w:instrText>
-          </w:r>
-          <w:r>
-            <w:rPr>
-              <w:rFonts w:ascii="Microsoft JhengHei" w:eastAsia="Microsoft JhengHei" w:hAnsi="Microsoft JhengHei" w:cs="Microsoft JhengHei" w:hint="eastAsia"/>
+              <w:rFonts w:hint="eastAsia" w:ascii="Microsoft JhengHei" w:hAnsi="Microsoft JhengHei" w:eastAsia="Microsoft JhengHei" w:cs="Microsoft JhengHei"/>
+              <w:szCs w:val="24"/>
+            </w:rPr>
+            <w:instrText xml:space="preserve"> HYPERLINK \l _Toc3480 </w:instrText>
+          </w:r>
+          <w:r>
+            <w:rPr>
+              <w:rFonts w:hint="eastAsia" w:ascii="Microsoft JhengHei" w:hAnsi="Microsoft JhengHei" w:eastAsia="Microsoft JhengHei" w:cs="Microsoft JhengHei"/>
               <w:szCs w:val="24"/>
             </w:rPr>
             <w:fldChar w:fldCharType="separate"/>
@@ -2322,7 +2361,7 @@
             <w:fldChar w:fldCharType="begin"/>
           </w:r>
           <w:r>
-            <w:instrText xml:space="preserve"> PAGEREF _Toc10928 \h </w:instrText>
+            <w:instrText xml:space="preserve"> PAGEREF _Toc3480 \h </w:instrText>
           </w:r>
           <w:r>
             <w:fldChar w:fldCharType="separate"/>
@@ -2335,7 +2374,7 @@
           </w:r>
           <w:r>
             <w:rPr>
-              <w:rFonts w:ascii="Microsoft JhengHei" w:eastAsia="Microsoft JhengHei" w:hAnsi="Microsoft JhengHei" w:cs="Microsoft JhengHei" w:hint="eastAsia"/>
+              <w:rFonts w:hint="eastAsia" w:ascii="Microsoft JhengHei" w:hAnsi="Microsoft JhengHei" w:eastAsia="Microsoft JhengHei" w:cs="Microsoft JhengHei"/>
               <w:szCs w:val="24"/>
             </w:rPr>
             <w:fldChar w:fldCharType="end"/>
@@ -2343,28 +2382,28 @@
         </w:p>
         <w:p>
           <w:pPr>
-            <w:pStyle w:val="TOC3"/>
+            <w:pStyle w:val="13"/>
             <w:tabs>
               <w:tab w:val="right" w:leader="dot" w:pos="8371"/>
             </w:tabs>
           </w:pPr>
           <w:r>
             <w:rPr>
-              <w:rFonts w:ascii="Microsoft JhengHei" w:eastAsia="Microsoft JhengHei" w:hAnsi="Microsoft JhengHei" w:cs="Microsoft JhengHei" w:hint="eastAsia"/>
+              <w:rFonts w:hint="eastAsia" w:ascii="Microsoft JhengHei" w:hAnsi="Microsoft JhengHei" w:eastAsia="Microsoft JhengHei" w:cs="Microsoft JhengHei"/>
               <w:szCs w:val="24"/>
             </w:rPr>
             <w:fldChar w:fldCharType="begin"/>
           </w:r>
           <w:r>
             <w:rPr>
-              <w:rFonts w:ascii="Microsoft JhengHei" w:eastAsia="Microsoft JhengHei" w:hAnsi="Microsoft JhengHei" w:cs="Microsoft JhengHei" w:hint="eastAsia"/>
-              <w:szCs w:val="24"/>
-            </w:rPr>
-            <w:instrText xml:space="preserve"> HYPERLINK \l _Toc13685 </w:instrText>
-          </w:r>
-          <w:r>
-            <w:rPr>
-              <w:rFonts w:ascii="Microsoft JhengHei" w:eastAsia="Microsoft JhengHei" w:hAnsi="Microsoft JhengHei" w:cs="Microsoft JhengHei" w:hint="eastAsia"/>
+              <w:rFonts w:hint="eastAsia" w:ascii="Microsoft JhengHei" w:hAnsi="Microsoft JhengHei" w:eastAsia="Microsoft JhengHei" w:cs="Microsoft JhengHei"/>
+              <w:szCs w:val="24"/>
+            </w:rPr>
+            <w:instrText xml:space="preserve"> HYPERLINK \l _Toc1846 </w:instrText>
+          </w:r>
+          <w:r>
+            <w:rPr>
+              <w:rFonts w:hint="eastAsia" w:ascii="Microsoft JhengHei" w:hAnsi="Microsoft JhengHei" w:eastAsia="Microsoft JhengHei" w:cs="Microsoft JhengHei"/>
               <w:szCs w:val="24"/>
             </w:rPr>
             <w:fldChar w:fldCharType="separate"/>
@@ -2388,7 +2427,7 @@
             <w:fldChar w:fldCharType="begin"/>
           </w:r>
           <w:r>
-            <w:instrText xml:space="preserve"> PAGEREF _Toc13685 \h </w:instrText>
+            <w:instrText xml:space="preserve"> PAGEREF _Toc1846 \h </w:instrText>
           </w:r>
           <w:r>
             <w:fldChar w:fldCharType="separate"/>
@@ -2401,7 +2440,7 @@
           </w:r>
           <w:r>
             <w:rPr>
-              <w:rFonts w:ascii="Microsoft JhengHei" w:eastAsia="Microsoft JhengHei" w:hAnsi="Microsoft JhengHei" w:cs="Microsoft JhengHei" w:hint="eastAsia"/>
+              <w:rFonts w:hint="eastAsia" w:ascii="Microsoft JhengHei" w:hAnsi="Microsoft JhengHei" w:eastAsia="Microsoft JhengHei" w:cs="Microsoft JhengHei"/>
               <w:szCs w:val="24"/>
             </w:rPr>
             <w:fldChar w:fldCharType="end"/>
@@ -2409,28 +2448,28 @@
         </w:p>
         <w:p>
           <w:pPr>
-            <w:pStyle w:val="TOC3"/>
+            <w:pStyle w:val="13"/>
             <w:tabs>
               <w:tab w:val="right" w:leader="dot" w:pos="8371"/>
             </w:tabs>
           </w:pPr>
           <w:r>
             <w:rPr>
-              <w:rFonts w:ascii="Microsoft JhengHei" w:eastAsia="Microsoft JhengHei" w:hAnsi="Microsoft JhengHei" w:cs="Microsoft JhengHei" w:hint="eastAsia"/>
+              <w:rFonts w:hint="eastAsia" w:ascii="Microsoft JhengHei" w:hAnsi="Microsoft JhengHei" w:eastAsia="Microsoft JhengHei" w:cs="Microsoft JhengHei"/>
               <w:szCs w:val="24"/>
             </w:rPr>
             <w:fldChar w:fldCharType="begin"/>
           </w:r>
           <w:r>
             <w:rPr>
-              <w:rFonts w:ascii="Microsoft JhengHei" w:eastAsia="Microsoft JhengHei" w:hAnsi="Microsoft JhengHei" w:cs="Microsoft JhengHei" w:hint="eastAsia"/>
-              <w:szCs w:val="24"/>
-            </w:rPr>
-            <w:instrText xml:space="preserve"> HYPERLINK \l _Toc10030 </w:instrText>
-          </w:r>
-          <w:r>
-            <w:rPr>
-              <w:rFonts w:ascii="Microsoft JhengHei" w:eastAsia="Microsoft JhengHei" w:hAnsi="Microsoft JhengHei" w:cs="Microsoft JhengHei" w:hint="eastAsia"/>
+              <w:rFonts w:hint="eastAsia" w:ascii="Microsoft JhengHei" w:hAnsi="Microsoft JhengHei" w:eastAsia="Microsoft JhengHei" w:cs="Microsoft JhengHei"/>
+              <w:szCs w:val="24"/>
+            </w:rPr>
+            <w:instrText xml:space="preserve"> HYPERLINK \l _Toc22250 </w:instrText>
+          </w:r>
+          <w:r>
+            <w:rPr>
+              <w:rFonts w:hint="eastAsia" w:ascii="Microsoft JhengHei" w:hAnsi="Microsoft JhengHei" w:eastAsia="Microsoft JhengHei" w:cs="Microsoft JhengHei"/>
               <w:szCs w:val="24"/>
             </w:rPr>
             <w:fldChar w:fldCharType="separate"/>
@@ -2454,7 +2493,7 @@
             <w:fldChar w:fldCharType="begin"/>
           </w:r>
           <w:r>
-            <w:instrText xml:space="preserve"> PAGEREF _Toc10030 \h </w:instrText>
+            <w:instrText xml:space="preserve"> PAGEREF _Toc22250 \h </w:instrText>
           </w:r>
           <w:r>
             <w:fldChar w:fldCharType="separate"/>
@@ -2467,7 +2506,7 @@
           </w:r>
           <w:r>
             <w:rPr>
-              <w:rFonts w:ascii="Microsoft JhengHei" w:eastAsia="Microsoft JhengHei" w:hAnsi="Microsoft JhengHei" w:cs="Microsoft JhengHei" w:hint="eastAsia"/>
+              <w:rFonts w:hint="eastAsia" w:ascii="Microsoft JhengHei" w:hAnsi="Microsoft JhengHei" w:eastAsia="Microsoft JhengHei" w:cs="Microsoft JhengHei"/>
               <w:szCs w:val="24"/>
             </w:rPr>
             <w:fldChar w:fldCharType="end"/>
@@ -2475,28 +2514,28 @@
         </w:p>
         <w:p>
           <w:pPr>
-            <w:pStyle w:val="TOC2"/>
+            <w:pStyle w:val="17"/>
             <w:tabs>
               <w:tab w:val="right" w:leader="dot" w:pos="8371"/>
             </w:tabs>
           </w:pPr>
           <w:r>
             <w:rPr>
-              <w:rFonts w:ascii="Microsoft JhengHei" w:eastAsia="Microsoft JhengHei" w:hAnsi="Microsoft JhengHei" w:cs="Microsoft JhengHei" w:hint="eastAsia"/>
+              <w:rFonts w:hint="eastAsia" w:ascii="Microsoft JhengHei" w:hAnsi="Microsoft JhengHei" w:eastAsia="Microsoft JhengHei" w:cs="Microsoft JhengHei"/>
               <w:szCs w:val="24"/>
             </w:rPr>
             <w:fldChar w:fldCharType="begin"/>
           </w:r>
           <w:r>
             <w:rPr>
-              <w:rFonts w:ascii="Microsoft JhengHei" w:eastAsia="Microsoft JhengHei" w:hAnsi="Microsoft JhengHei" w:cs="Microsoft JhengHei" w:hint="eastAsia"/>
-              <w:szCs w:val="24"/>
-            </w:rPr>
-            <w:instrText xml:space="preserve"> HYPERLINK \l _Toc8663 </w:instrText>
-          </w:r>
-          <w:r>
-            <w:rPr>
-              <w:rFonts w:ascii="Microsoft JhengHei" w:eastAsia="Microsoft JhengHei" w:hAnsi="Microsoft JhengHei" w:cs="Microsoft JhengHei" w:hint="eastAsia"/>
+              <w:rFonts w:hint="eastAsia" w:ascii="Microsoft JhengHei" w:hAnsi="Microsoft JhengHei" w:eastAsia="Microsoft JhengHei" w:cs="Microsoft JhengHei"/>
+              <w:szCs w:val="24"/>
+            </w:rPr>
+            <w:instrText xml:space="preserve"> HYPERLINK \l _Toc9808 </w:instrText>
+          </w:r>
+          <w:r>
+            <w:rPr>
+              <w:rFonts w:hint="eastAsia" w:ascii="Microsoft JhengHei" w:hAnsi="Microsoft JhengHei" w:eastAsia="Microsoft JhengHei" w:cs="Microsoft JhengHei"/>
               <w:szCs w:val="24"/>
             </w:rPr>
             <w:fldChar w:fldCharType="separate"/>
@@ -2520,7 +2559,7 @@
             <w:fldChar w:fldCharType="begin"/>
           </w:r>
           <w:r>
-            <w:instrText xml:space="preserve"> PAGEREF _Toc8663 \h </w:instrText>
+            <w:instrText xml:space="preserve"> PAGEREF _Toc9808 \h </w:instrText>
           </w:r>
           <w:r>
             <w:fldChar w:fldCharType="separate"/>
@@ -2533,7 +2572,7 @@
           </w:r>
           <w:r>
             <w:rPr>
-              <w:rFonts w:ascii="Microsoft JhengHei" w:eastAsia="Microsoft JhengHei" w:hAnsi="Microsoft JhengHei" w:cs="Microsoft JhengHei" w:hint="eastAsia"/>
+              <w:rFonts w:hint="eastAsia" w:ascii="Microsoft JhengHei" w:hAnsi="Microsoft JhengHei" w:eastAsia="Microsoft JhengHei" w:cs="Microsoft JhengHei"/>
               <w:szCs w:val="24"/>
             </w:rPr>
             <w:fldChar w:fldCharType="end"/>
@@ -2541,28 +2580,28 @@
         </w:p>
         <w:p>
           <w:pPr>
-            <w:pStyle w:val="TOC2"/>
+            <w:pStyle w:val="17"/>
             <w:tabs>
               <w:tab w:val="right" w:leader="dot" w:pos="8371"/>
             </w:tabs>
           </w:pPr>
           <w:r>
             <w:rPr>
-              <w:rFonts w:ascii="Microsoft JhengHei" w:eastAsia="Microsoft JhengHei" w:hAnsi="Microsoft JhengHei" w:cs="Microsoft JhengHei" w:hint="eastAsia"/>
+              <w:rFonts w:hint="eastAsia" w:ascii="Microsoft JhengHei" w:hAnsi="Microsoft JhengHei" w:eastAsia="Microsoft JhengHei" w:cs="Microsoft JhengHei"/>
               <w:szCs w:val="24"/>
             </w:rPr>
             <w:fldChar w:fldCharType="begin"/>
           </w:r>
           <w:r>
             <w:rPr>
-              <w:rFonts w:ascii="Microsoft JhengHei" w:eastAsia="Microsoft JhengHei" w:hAnsi="Microsoft JhengHei" w:cs="Microsoft JhengHei" w:hint="eastAsia"/>
-              <w:szCs w:val="24"/>
-            </w:rPr>
-            <w:instrText xml:space="preserve"> HYPERLINK \l _Toc28810 </w:instrText>
-          </w:r>
-          <w:r>
-            <w:rPr>
-              <w:rFonts w:ascii="Microsoft JhengHei" w:eastAsia="Microsoft JhengHei" w:hAnsi="Microsoft JhengHei" w:cs="Microsoft JhengHei" w:hint="eastAsia"/>
+              <w:rFonts w:hint="eastAsia" w:ascii="Microsoft JhengHei" w:hAnsi="Microsoft JhengHei" w:eastAsia="Microsoft JhengHei" w:cs="Microsoft JhengHei"/>
+              <w:szCs w:val="24"/>
+            </w:rPr>
+            <w:instrText xml:space="preserve"> HYPERLINK \l _Toc24585 </w:instrText>
+          </w:r>
+          <w:r>
+            <w:rPr>
+              <w:rFonts w:hint="eastAsia" w:ascii="Microsoft JhengHei" w:hAnsi="Microsoft JhengHei" w:eastAsia="Microsoft JhengHei" w:cs="Microsoft JhengHei"/>
               <w:szCs w:val="24"/>
             </w:rPr>
             <w:fldChar w:fldCharType="separate"/>
@@ -2583,7 +2622,7 @@
             <w:fldChar w:fldCharType="begin"/>
           </w:r>
           <w:r>
-            <w:instrText xml:space="preserve"> PAGEREF _Toc28810 \h </w:instrText>
+            <w:instrText xml:space="preserve"> PAGEREF _Toc24585 \h </w:instrText>
           </w:r>
           <w:r>
             <w:fldChar w:fldCharType="separate"/>
@@ -2596,7 +2635,7 @@
           </w:r>
           <w:r>
             <w:rPr>
-              <w:rFonts w:ascii="Microsoft JhengHei" w:eastAsia="Microsoft JhengHei" w:hAnsi="Microsoft JhengHei" w:cs="Microsoft JhengHei" w:hint="eastAsia"/>
+              <w:rFonts w:hint="eastAsia" w:ascii="Microsoft JhengHei" w:hAnsi="Microsoft JhengHei" w:eastAsia="Microsoft JhengHei" w:cs="Microsoft JhengHei"/>
               <w:szCs w:val="24"/>
             </w:rPr>
             <w:fldChar w:fldCharType="end"/>
@@ -2604,28 +2643,28 @@
         </w:p>
         <w:p>
           <w:pPr>
-            <w:pStyle w:val="TOC1"/>
+            <w:pStyle w:val="16"/>
             <w:tabs>
               <w:tab w:val="right" w:leader="dot" w:pos="8371"/>
             </w:tabs>
           </w:pPr>
           <w:r>
             <w:rPr>
-              <w:rFonts w:ascii="Microsoft JhengHei" w:eastAsia="Microsoft JhengHei" w:hAnsi="Microsoft JhengHei" w:cs="Microsoft JhengHei" w:hint="eastAsia"/>
+              <w:rFonts w:hint="eastAsia" w:ascii="Microsoft JhengHei" w:hAnsi="Microsoft JhengHei" w:eastAsia="Microsoft JhengHei" w:cs="Microsoft JhengHei"/>
               <w:szCs w:val="24"/>
             </w:rPr>
             <w:fldChar w:fldCharType="begin"/>
           </w:r>
           <w:r>
             <w:rPr>
-              <w:rFonts w:ascii="Microsoft JhengHei" w:eastAsia="Microsoft JhengHei" w:hAnsi="Microsoft JhengHei" w:cs="Microsoft JhengHei" w:hint="eastAsia"/>
-              <w:szCs w:val="24"/>
-            </w:rPr>
-            <w:instrText xml:space="preserve"> HYPERLINK \l _Toc32214 </w:instrText>
-          </w:r>
-          <w:r>
-            <w:rPr>
-              <w:rFonts w:ascii="Microsoft JhengHei" w:eastAsia="Microsoft JhengHei" w:hAnsi="Microsoft JhengHei" w:cs="Microsoft JhengHei" w:hint="eastAsia"/>
+              <w:rFonts w:hint="eastAsia" w:ascii="Microsoft JhengHei" w:hAnsi="Microsoft JhengHei" w:eastAsia="Microsoft JhengHei" w:cs="Microsoft JhengHei"/>
+              <w:szCs w:val="24"/>
+            </w:rPr>
+            <w:instrText xml:space="preserve"> HYPERLINK \l _Toc20690 </w:instrText>
+          </w:r>
+          <w:r>
+            <w:rPr>
+              <w:rFonts w:hint="eastAsia" w:ascii="Microsoft JhengHei" w:hAnsi="Microsoft JhengHei" w:eastAsia="Microsoft JhengHei" w:cs="Microsoft JhengHei"/>
               <w:szCs w:val="24"/>
             </w:rPr>
             <w:fldChar w:fldCharType="separate"/>
@@ -2646,7 +2685,7 @@
             <w:fldChar w:fldCharType="begin"/>
           </w:r>
           <w:r>
-            <w:instrText xml:space="preserve"> PAGEREF _Toc32214 \h </w:instrText>
+            <w:instrText xml:space="preserve"> PAGEREF _Toc20690 \h </w:instrText>
           </w:r>
           <w:r>
             <w:fldChar w:fldCharType="separate"/>
@@ -2659,7 +2698,7 @@
           </w:r>
           <w:r>
             <w:rPr>
-              <w:rFonts w:ascii="Microsoft JhengHei" w:eastAsia="Microsoft JhengHei" w:hAnsi="Microsoft JhengHei" w:cs="Microsoft JhengHei" w:hint="eastAsia"/>
+              <w:rFonts w:hint="eastAsia" w:ascii="Microsoft JhengHei" w:hAnsi="Microsoft JhengHei" w:eastAsia="Microsoft JhengHei" w:cs="Microsoft JhengHei"/>
               <w:szCs w:val="24"/>
             </w:rPr>
             <w:fldChar w:fldCharType="end"/>
@@ -2667,28 +2706,28 @@
         </w:p>
         <w:p>
           <w:pPr>
-            <w:pStyle w:val="TOC1"/>
+            <w:pStyle w:val="16"/>
             <w:tabs>
               <w:tab w:val="right" w:leader="dot" w:pos="8371"/>
             </w:tabs>
           </w:pPr>
           <w:r>
             <w:rPr>
-              <w:rFonts w:ascii="Microsoft JhengHei" w:eastAsia="Microsoft JhengHei" w:hAnsi="Microsoft JhengHei" w:cs="Microsoft JhengHei" w:hint="eastAsia"/>
+              <w:rFonts w:hint="eastAsia" w:ascii="Microsoft JhengHei" w:hAnsi="Microsoft JhengHei" w:eastAsia="Microsoft JhengHei" w:cs="Microsoft JhengHei"/>
               <w:szCs w:val="24"/>
             </w:rPr>
             <w:fldChar w:fldCharType="begin"/>
           </w:r>
           <w:r>
             <w:rPr>
-              <w:rFonts w:ascii="Microsoft JhengHei" w:eastAsia="Microsoft JhengHei" w:hAnsi="Microsoft JhengHei" w:cs="Microsoft JhengHei" w:hint="eastAsia"/>
-              <w:szCs w:val="24"/>
-            </w:rPr>
-            <w:instrText xml:space="preserve"> HYPERLINK \l _Toc2422 </w:instrText>
-          </w:r>
-          <w:r>
-            <w:rPr>
-              <w:rFonts w:ascii="Microsoft JhengHei" w:eastAsia="Microsoft JhengHei" w:hAnsi="Microsoft JhengHei" w:cs="Microsoft JhengHei" w:hint="eastAsia"/>
+              <w:rFonts w:hint="eastAsia" w:ascii="Microsoft JhengHei" w:hAnsi="Microsoft JhengHei" w:eastAsia="Microsoft JhengHei" w:cs="Microsoft JhengHei"/>
+              <w:szCs w:val="24"/>
+            </w:rPr>
+            <w:instrText xml:space="preserve"> HYPERLINK \l _Toc9101 </w:instrText>
+          </w:r>
+          <w:r>
+            <w:rPr>
+              <w:rFonts w:hint="eastAsia" w:ascii="Microsoft JhengHei" w:hAnsi="Microsoft JhengHei" w:eastAsia="Microsoft JhengHei" w:cs="Microsoft JhengHei"/>
               <w:szCs w:val="24"/>
             </w:rPr>
             <w:fldChar w:fldCharType="separate"/>
@@ -2709,7 +2748,7 @@
             <w:fldChar w:fldCharType="begin"/>
           </w:r>
           <w:r>
-            <w:instrText xml:space="preserve"> PAGEREF _Toc2422 \h </w:instrText>
+            <w:instrText xml:space="preserve"> PAGEREF _Toc9101 \h </w:instrText>
           </w:r>
           <w:r>
             <w:fldChar w:fldCharType="separate"/>
@@ -2722,7 +2761,7 @@
           </w:r>
           <w:r>
             <w:rPr>
-              <w:rFonts w:ascii="Microsoft JhengHei" w:eastAsia="Microsoft JhengHei" w:hAnsi="Microsoft JhengHei" w:cs="Microsoft JhengHei" w:hint="eastAsia"/>
+              <w:rFonts w:hint="eastAsia" w:ascii="Microsoft JhengHei" w:hAnsi="Microsoft JhengHei" w:eastAsia="Microsoft JhengHei" w:cs="Microsoft JhengHei"/>
               <w:szCs w:val="24"/>
             </w:rPr>
             <w:fldChar w:fldCharType="end"/>
@@ -2730,28 +2769,28 @@
         </w:p>
         <w:p>
           <w:pPr>
-            <w:pStyle w:val="TOC1"/>
+            <w:pStyle w:val="16"/>
             <w:tabs>
               <w:tab w:val="right" w:leader="dot" w:pos="8371"/>
             </w:tabs>
           </w:pPr>
           <w:r>
             <w:rPr>
-              <w:rFonts w:ascii="Microsoft JhengHei" w:eastAsia="Microsoft JhengHei" w:hAnsi="Microsoft JhengHei" w:cs="Microsoft JhengHei" w:hint="eastAsia"/>
+              <w:rFonts w:hint="eastAsia" w:ascii="Microsoft JhengHei" w:hAnsi="Microsoft JhengHei" w:eastAsia="Microsoft JhengHei" w:cs="Microsoft JhengHei"/>
               <w:szCs w:val="24"/>
             </w:rPr>
             <w:fldChar w:fldCharType="begin"/>
           </w:r>
           <w:r>
             <w:rPr>
-              <w:rFonts w:ascii="Microsoft JhengHei" w:eastAsia="Microsoft JhengHei" w:hAnsi="Microsoft JhengHei" w:cs="Microsoft JhengHei" w:hint="eastAsia"/>
-              <w:szCs w:val="24"/>
-            </w:rPr>
-            <w:instrText xml:space="preserve"> HYPERLINK \l _Toc11515 </w:instrText>
-          </w:r>
-          <w:r>
-            <w:rPr>
-              <w:rFonts w:ascii="Microsoft JhengHei" w:eastAsia="Microsoft JhengHei" w:hAnsi="Microsoft JhengHei" w:cs="Microsoft JhengHei" w:hint="eastAsia"/>
+              <w:rFonts w:hint="eastAsia" w:ascii="Microsoft JhengHei" w:hAnsi="Microsoft JhengHei" w:eastAsia="Microsoft JhengHei" w:cs="Microsoft JhengHei"/>
+              <w:szCs w:val="24"/>
+            </w:rPr>
+            <w:instrText xml:space="preserve"> HYPERLINK \l _Toc32583 </w:instrText>
+          </w:r>
+          <w:r>
+            <w:rPr>
+              <w:rFonts w:hint="eastAsia" w:ascii="Microsoft JhengHei" w:hAnsi="Microsoft JhengHei" w:eastAsia="Microsoft JhengHei" w:cs="Microsoft JhengHei"/>
               <w:szCs w:val="24"/>
             </w:rPr>
             <w:fldChar w:fldCharType="separate"/>
@@ -2772,7 +2811,7 @@
             <w:fldChar w:fldCharType="begin"/>
           </w:r>
           <w:r>
-            <w:instrText xml:space="preserve"> PAGEREF _Toc11515 \h </w:instrText>
+            <w:instrText xml:space="preserve"> PAGEREF _Toc32583 \h </w:instrText>
           </w:r>
           <w:r>
             <w:fldChar w:fldCharType="separate"/>
@@ -2785,7 +2824,7 @@
           </w:r>
           <w:r>
             <w:rPr>
-              <w:rFonts w:ascii="Microsoft JhengHei" w:eastAsia="Microsoft JhengHei" w:hAnsi="Microsoft JhengHei" w:cs="Microsoft JhengHei" w:hint="eastAsia"/>
+              <w:rFonts w:hint="eastAsia" w:ascii="Microsoft JhengHei" w:hAnsi="Microsoft JhengHei" w:eastAsia="Microsoft JhengHei" w:cs="Microsoft JhengHei"/>
               <w:szCs w:val="24"/>
             </w:rPr>
             <w:fldChar w:fldCharType="end"/>
@@ -2793,28 +2832,28 @@
         </w:p>
         <w:p>
           <w:pPr>
-            <w:pStyle w:val="TOC1"/>
+            <w:pStyle w:val="16"/>
             <w:tabs>
               <w:tab w:val="right" w:leader="dot" w:pos="8371"/>
             </w:tabs>
           </w:pPr>
           <w:r>
             <w:rPr>
-              <w:rFonts w:ascii="Microsoft JhengHei" w:eastAsia="Microsoft JhengHei" w:hAnsi="Microsoft JhengHei" w:cs="Microsoft JhengHei" w:hint="eastAsia"/>
+              <w:rFonts w:hint="eastAsia" w:ascii="Microsoft JhengHei" w:hAnsi="Microsoft JhengHei" w:eastAsia="Microsoft JhengHei" w:cs="Microsoft JhengHei"/>
               <w:szCs w:val="24"/>
             </w:rPr>
             <w:fldChar w:fldCharType="begin"/>
           </w:r>
           <w:r>
             <w:rPr>
-              <w:rFonts w:ascii="Microsoft JhengHei" w:eastAsia="Microsoft JhengHei" w:hAnsi="Microsoft JhengHei" w:cs="Microsoft JhengHei" w:hint="eastAsia"/>
-              <w:szCs w:val="24"/>
-            </w:rPr>
-            <w:instrText xml:space="preserve"> HYPERLINK \l _Toc3181 </w:instrText>
-          </w:r>
-          <w:r>
-            <w:rPr>
-              <w:rFonts w:ascii="Microsoft JhengHei" w:eastAsia="Microsoft JhengHei" w:hAnsi="Microsoft JhengHei" w:cs="Microsoft JhengHei" w:hint="eastAsia"/>
+              <w:rFonts w:hint="eastAsia" w:ascii="Microsoft JhengHei" w:hAnsi="Microsoft JhengHei" w:eastAsia="Microsoft JhengHei" w:cs="Microsoft JhengHei"/>
+              <w:szCs w:val="24"/>
+            </w:rPr>
+            <w:instrText xml:space="preserve"> HYPERLINK \l _Toc26312 </w:instrText>
+          </w:r>
+          <w:r>
+            <w:rPr>
+              <w:rFonts w:hint="eastAsia" w:ascii="Microsoft JhengHei" w:hAnsi="Microsoft JhengHei" w:eastAsia="Microsoft JhengHei" w:cs="Microsoft JhengHei"/>
               <w:szCs w:val="24"/>
             </w:rPr>
             <w:fldChar w:fldCharType="separate"/>
@@ -2835,7 +2874,7 @@
             <w:fldChar w:fldCharType="begin"/>
           </w:r>
           <w:r>
-            <w:instrText xml:space="preserve"> PAGEREF _Toc3181 \h </w:instrText>
+            <w:instrText xml:space="preserve"> PAGEREF _Toc26312 \h </w:instrText>
           </w:r>
           <w:r>
             <w:fldChar w:fldCharType="separate"/>
@@ -2848,7 +2887,7 @@
           </w:r>
           <w:r>
             <w:rPr>
-              <w:rFonts w:ascii="Microsoft JhengHei" w:eastAsia="Microsoft JhengHei" w:hAnsi="Microsoft JhengHei" w:cs="Microsoft JhengHei" w:hint="eastAsia"/>
+              <w:rFonts w:hint="eastAsia" w:ascii="Microsoft JhengHei" w:hAnsi="Microsoft JhengHei" w:eastAsia="Microsoft JhengHei" w:cs="Microsoft JhengHei"/>
               <w:szCs w:val="24"/>
             </w:rPr>
             <w:fldChar w:fldCharType="end"/>
@@ -2856,28 +2895,28 @@
         </w:p>
         <w:p>
           <w:pPr>
-            <w:pStyle w:val="TOC1"/>
+            <w:pStyle w:val="16"/>
             <w:tabs>
               <w:tab w:val="right" w:leader="dot" w:pos="8371"/>
             </w:tabs>
           </w:pPr>
           <w:r>
             <w:rPr>
-              <w:rFonts w:ascii="Microsoft JhengHei" w:eastAsia="Microsoft JhengHei" w:hAnsi="Microsoft JhengHei" w:cs="Microsoft JhengHei" w:hint="eastAsia"/>
+              <w:rFonts w:hint="eastAsia" w:ascii="Microsoft JhengHei" w:hAnsi="Microsoft JhengHei" w:eastAsia="Microsoft JhengHei" w:cs="Microsoft JhengHei"/>
               <w:szCs w:val="24"/>
             </w:rPr>
             <w:fldChar w:fldCharType="begin"/>
           </w:r>
           <w:r>
             <w:rPr>
-              <w:rFonts w:ascii="Microsoft JhengHei" w:eastAsia="Microsoft JhengHei" w:hAnsi="Microsoft JhengHei" w:cs="Microsoft JhengHei" w:hint="eastAsia"/>
-              <w:szCs w:val="24"/>
-            </w:rPr>
-            <w:instrText xml:space="preserve"> HYPERLINK \l _Toc30856 </w:instrText>
-          </w:r>
-          <w:r>
-            <w:rPr>
-              <w:rFonts w:ascii="Microsoft JhengHei" w:eastAsia="Microsoft JhengHei" w:hAnsi="Microsoft JhengHei" w:cs="Microsoft JhengHei" w:hint="eastAsia"/>
+              <w:rFonts w:hint="eastAsia" w:ascii="Microsoft JhengHei" w:hAnsi="Microsoft JhengHei" w:eastAsia="Microsoft JhengHei" w:cs="Microsoft JhengHei"/>
+              <w:szCs w:val="24"/>
+            </w:rPr>
+            <w:instrText xml:space="preserve"> HYPERLINK \l _Toc7399 </w:instrText>
+          </w:r>
+          <w:r>
+            <w:rPr>
+              <w:rFonts w:hint="eastAsia" w:ascii="Microsoft JhengHei" w:hAnsi="Microsoft JhengHei" w:eastAsia="Microsoft JhengHei" w:cs="Microsoft JhengHei"/>
               <w:szCs w:val="24"/>
             </w:rPr>
             <w:fldChar w:fldCharType="separate"/>
@@ -2898,7 +2937,7 @@
             <w:fldChar w:fldCharType="begin"/>
           </w:r>
           <w:r>
-            <w:instrText xml:space="preserve"> PAGEREF _Toc30856 \h </w:instrText>
+            <w:instrText xml:space="preserve"> PAGEREF _Toc7399 \h </w:instrText>
           </w:r>
           <w:r>
             <w:fldChar w:fldCharType="separate"/>
@@ -2911,7 +2950,7 @@
           </w:r>
           <w:r>
             <w:rPr>
-              <w:rFonts w:ascii="Microsoft JhengHei" w:eastAsia="Microsoft JhengHei" w:hAnsi="Microsoft JhengHei" w:cs="Microsoft JhengHei" w:hint="eastAsia"/>
+              <w:rFonts w:hint="eastAsia" w:ascii="Microsoft JhengHei" w:hAnsi="Microsoft JhengHei" w:eastAsia="Microsoft JhengHei" w:cs="Microsoft JhengHei"/>
               <w:szCs w:val="24"/>
             </w:rPr>
             <w:fldChar w:fldCharType="end"/>
@@ -2919,28 +2958,28 @@
         </w:p>
         <w:p>
           <w:pPr>
-            <w:pStyle w:val="TOC1"/>
+            <w:pStyle w:val="16"/>
             <w:tabs>
               <w:tab w:val="right" w:leader="dot" w:pos="8371"/>
             </w:tabs>
           </w:pPr>
           <w:r>
             <w:rPr>
-              <w:rFonts w:ascii="Microsoft JhengHei" w:eastAsia="Microsoft JhengHei" w:hAnsi="Microsoft JhengHei" w:cs="Microsoft JhengHei" w:hint="eastAsia"/>
+              <w:rFonts w:hint="eastAsia" w:ascii="Microsoft JhengHei" w:hAnsi="Microsoft JhengHei" w:eastAsia="Microsoft JhengHei" w:cs="Microsoft JhengHei"/>
               <w:szCs w:val="24"/>
             </w:rPr>
             <w:fldChar w:fldCharType="begin"/>
           </w:r>
           <w:r>
             <w:rPr>
-              <w:rFonts w:ascii="Microsoft JhengHei" w:eastAsia="Microsoft JhengHei" w:hAnsi="Microsoft JhengHei" w:cs="Microsoft JhengHei" w:hint="eastAsia"/>
-              <w:szCs w:val="24"/>
-            </w:rPr>
-            <w:instrText xml:space="preserve"> HYPERLINK \l _Toc7057 </w:instrText>
-          </w:r>
-          <w:r>
-            <w:rPr>
-              <w:rFonts w:ascii="Microsoft JhengHei" w:eastAsia="Microsoft JhengHei" w:hAnsi="Microsoft JhengHei" w:cs="Microsoft JhengHei" w:hint="eastAsia"/>
+              <w:rFonts w:hint="eastAsia" w:ascii="Microsoft JhengHei" w:hAnsi="Microsoft JhengHei" w:eastAsia="Microsoft JhengHei" w:cs="Microsoft JhengHei"/>
+              <w:szCs w:val="24"/>
+            </w:rPr>
+            <w:instrText xml:space="preserve"> HYPERLINK \l _Toc24213 </w:instrText>
+          </w:r>
+          <w:r>
+            <w:rPr>
+              <w:rFonts w:hint="eastAsia" w:ascii="Microsoft JhengHei" w:hAnsi="Microsoft JhengHei" w:eastAsia="Microsoft JhengHei" w:cs="Microsoft JhengHei"/>
               <w:szCs w:val="24"/>
             </w:rPr>
             <w:fldChar w:fldCharType="separate"/>
@@ -2961,7 +3000,7 @@
             <w:fldChar w:fldCharType="begin"/>
           </w:r>
           <w:r>
-            <w:instrText xml:space="preserve"> PAGEREF _Toc7057 \h </w:instrText>
+            <w:instrText xml:space="preserve"> PAGEREF _Toc24213 \h </w:instrText>
           </w:r>
           <w:r>
             <w:fldChar w:fldCharType="separate"/>
@@ -2974,7 +3013,7 @@
           </w:r>
           <w:r>
             <w:rPr>
-              <w:rFonts w:ascii="Microsoft JhengHei" w:eastAsia="Microsoft JhengHei" w:hAnsi="Microsoft JhengHei" w:cs="Microsoft JhengHei" w:hint="eastAsia"/>
+              <w:rFonts w:hint="eastAsia" w:ascii="Microsoft JhengHei" w:hAnsi="Microsoft JhengHei" w:eastAsia="Microsoft JhengHei" w:cs="Microsoft JhengHei"/>
               <w:szCs w:val="24"/>
             </w:rPr>
             <w:fldChar w:fldCharType="end"/>
@@ -2982,28 +3021,28 @@
         </w:p>
         <w:p>
           <w:pPr>
-            <w:pStyle w:val="TOC1"/>
+            <w:pStyle w:val="16"/>
             <w:tabs>
               <w:tab w:val="right" w:leader="dot" w:pos="8371"/>
             </w:tabs>
           </w:pPr>
           <w:r>
             <w:rPr>
-              <w:rFonts w:ascii="Microsoft JhengHei" w:eastAsia="Microsoft JhengHei" w:hAnsi="Microsoft JhengHei" w:cs="Microsoft JhengHei" w:hint="eastAsia"/>
+              <w:rFonts w:hint="eastAsia" w:ascii="Microsoft JhengHei" w:hAnsi="Microsoft JhengHei" w:eastAsia="Microsoft JhengHei" w:cs="Microsoft JhengHei"/>
               <w:szCs w:val="24"/>
             </w:rPr>
             <w:fldChar w:fldCharType="begin"/>
           </w:r>
           <w:r>
             <w:rPr>
-              <w:rFonts w:ascii="Microsoft JhengHei" w:eastAsia="Microsoft JhengHei" w:hAnsi="Microsoft JhengHei" w:cs="Microsoft JhengHei" w:hint="eastAsia"/>
-              <w:szCs w:val="24"/>
-            </w:rPr>
-            <w:instrText xml:space="preserve"> HYPERLINK \l _Toc10328 </w:instrText>
-          </w:r>
-          <w:r>
-            <w:rPr>
-              <w:rFonts w:ascii="Microsoft JhengHei" w:eastAsia="Microsoft JhengHei" w:hAnsi="Microsoft JhengHei" w:cs="Microsoft JhengHei" w:hint="eastAsia"/>
+              <w:rFonts w:hint="eastAsia" w:ascii="Microsoft JhengHei" w:hAnsi="Microsoft JhengHei" w:eastAsia="Microsoft JhengHei" w:cs="Microsoft JhengHei"/>
+              <w:szCs w:val="24"/>
+            </w:rPr>
+            <w:instrText xml:space="preserve"> HYPERLINK \l _Toc12187 </w:instrText>
+          </w:r>
+          <w:r>
+            <w:rPr>
+              <w:rFonts w:hint="eastAsia" w:ascii="Microsoft JhengHei" w:hAnsi="Microsoft JhengHei" w:eastAsia="Microsoft JhengHei" w:cs="Microsoft JhengHei"/>
               <w:szCs w:val="24"/>
             </w:rPr>
             <w:fldChar w:fldCharType="separate"/>
@@ -3024,7 +3063,7 @@
             <w:fldChar w:fldCharType="begin"/>
           </w:r>
           <w:r>
-            <w:instrText xml:space="preserve"> PAGEREF _Toc10328 \h </w:instrText>
+            <w:instrText xml:space="preserve"> PAGEREF _Toc12187 \h </w:instrText>
           </w:r>
           <w:r>
             <w:fldChar w:fldCharType="separate"/>
@@ -3037,7 +3076,7 @@
           </w:r>
           <w:r>
             <w:rPr>
-              <w:rFonts w:ascii="Microsoft JhengHei" w:eastAsia="Microsoft JhengHei" w:hAnsi="Microsoft JhengHei" w:cs="Microsoft JhengHei" w:hint="eastAsia"/>
+              <w:rFonts w:hint="eastAsia" w:ascii="Microsoft JhengHei" w:hAnsi="Microsoft JhengHei" w:eastAsia="Microsoft JhengHei" w:cs="Microsoft JhengHei"/>
               <w:szCs w:val="24"/>
             </w:rPr>
             <w:fldChar w:fldCharType="end"/>
@@ -3045,28 +3084,28 @@
         </w:p>
         <w:p>
           <w:pPr>
-            <w:pStyle w:val="TOC1"/>
+            <w:pStyle w:val="16"/>
             <w:tabs>
               <w:tab w:val="right" w:leader="dot" w:pos="8371"/>
             </w:tabs>
           </w:pPr>
           <w:r>
             <w:rPr>
-              <w:rFonts w:ascii="Microsoft JhengHei" w:eastAsia="Microsoft JhengHei" w:hAnsi="Microsoft JhengHei" w:cs="Microsoft JhengHei" w:hint="eastAsia"/>
+              <w:rFonts w:hint="eastAsia" w:ascii="Microsoft JhengHei" w:hAnsi="Microsoft JhengHei" w:eastAsia="Microsoft JhengHei" w:cs="Microsoft JhengHei"/>
               <w:szCs w:val="24"/>
             </w:rPr>
             <w:fldChar w:fldCharType="begin"/>
           </w:r>
           <w:r>
             <w:rPr>
-              <w:rFonts w:ascii="Microsoft JhengHei" w:eastAsia="Microsoft JhengHei" w:hAnsi="Microsoft JhengHei" w:cs="Microsoft JhengHei" w:hint="eastAsia"/>
-              <w:szCs w:val="24"/>
-            </w:rPr>
-            <w:instrText xml:space="preserve"> HYPERLINK \l _Toc23694 </w:instrText>
-          </w:r>
-          <w:r>
-            <w:rPr>
-              <w:rFonts w:ascii="Microsoft JhengHei" w:eastAsia="Microsoft JhengHei" w:hAnsi="Microsoft JhengHei" w:cs="Microsoft JhengHei" w:hint="eastAsia"/>
+              <w:rFonts w:hint="eastAsia" w:ascii="Microsoft JhengHei" w:hAnsi="Microsoft JhengHei" w:eastAsia="Microsoft JhengHei" w:cs="Microsoft JhengHei"/>
+              <w:szCs w:val="24"/>
+            </w:rPr>
+            <w:instrText xml:space="preserve"> HYPERLINK \l _Toc29641 </w:instrText>
+          </w:r>
+          <w:r>
+            <w:rPr>
+              <w:rFonts w:hint="eastAsia" w:ascii="Microsoft JhengHei" w:hAnsi="Microsoft JhengHei" w:eastAsia="Microsoft JhengHei" w:cs="Microsoft JhengHei"/>
               <w:szCs w:val="24"/>
             </w:rPr>
             <w:fldChar w:fldCharType="separate"/>
@@ -3092,7 +3131,7 @@
             <w:fldChar w:fldCharType="begin"/>
           </w:r>
           <w:r>
-            <w:instrText xml:space="preserve"> PAGEREF _Toc23694 \h </w:instrText>
+            <w:instrText xml:space="preserve"> PAGEREF _Toc29641 \h </w:instrText>
           </w:r>
           <w:r>
             <w:fldChar w:fldCharType="separate"/>
@@ -3105,7 +3144,7 @@
           </w:r>
           <w:r>
             <w:rPr>
-              <w:rFonts w:ascii="Microsoft JhengHei" w:eastAsia="Microsoft JhengHei" w:hAnsi="Microsoft JhengHei" w:cs="Microsoft JhengHei" w:hint="eastAsia"/>
+              <w:rFonts w:hint="eastAsia" w:ascii="Microsoft JhengHei" w:hAnsi="Microsoft JhengHei" w:eastAsia="Microsoft JhengHei" w:cs="Microsoft JhengHei"/>
               <w:szCs w:val="24"/>
             </w:rPr>
             <w:fldChar w:fldCharType="end"/>
@@ -3113,28 +3152,28 @@
         </w:p>
         <w:p>
           <w:pPr>
-            <w:pStyle w:val="TOC1"/>
+            <w:pStyle w:val="16"/>
             <w:tabs>
               <w:tab w:val="right" w:leader="dot" w:pos="8371"/>
             </w:tabs>
           </w:pPr>
           <w:r>
             <w:rPr>
-              <w:rFonts w:ascii="Microsoft JhengHei" w:eastAsia="Microsoft JhengHei" w:hAnsi="Microsoft JhengHei" w:cs="Microsoft JhengHei" w:hint="eastAsia"/>
+              <w:rFonts w:hint="eastAsia" w:ascii="Microsoft JhengHei" w:hAnsi="Microsoft JhengHei" w:eastAsia="Microsoft JhengHei" w:cs="Microsoft JhengHei"/>
               <w:szCs w:val="24"/>
             </w:rPr>
             <w:fldChar w:fldCharType="begin"/>
           </w:r>
           <w:r>
             <w:rPr>
-              <w:rFonts w:ascii="Microsoft JhengHei" w:eastAsia="Microsoft JhengHei" w:hAnsi="Microsoft JhengHei" w:cs="Microsoft JhengHei" w:hint="eastAsia"/>
-              <w:szCs w:val="24"/>
-            </w:rPr>
-            <w:instrText xml:space="preserve"> HYPERLINK \l _Toc15290 </w:instrText>
-          </w:r>
-          <w:r>
-            <w:rPr>
-              <w:rFonts w:ascii="Microsoft JhengHei" w:eastAsia="Microsoft JhengHei" w:hAnsi="Microsoft JhengHei" w:cs="Microsoft JhengHei" w:hint="eastAsia"/>
+              <w:rFonts w:hint="eastAsia" w:ascii="Microsoft JhengHei" w:hAnsi="Microsoft JhengHei" w:eastAsia="Microsoft JhengHei" w:cs="Microsoft JhengHei"/>
+              <w:szCs w:val="24"/>
+            </w:rPr>
+            <w:instrText xml:space="preserve"> HYPERLINK \l _Toc21805 </w:instrText>
+          </w:r>
+          <w:r>
+            <w:rPr>
+              <w:rFonts w:hint="eastAsia" w:ascii="Microsoft JhengHei" w:hAnsi="Microsoft JhengHei" w:eastAsia="Microsoft JhengHei" w:cs="Microsoft JhengHei"/>
               <w:szCs w:val="24"/>
             </w:rPr>
             <w:fldChar w:fldCharType="separate"/>
@@ -3155,7 +3194,7 @@
             <w:fldChar w:fldCharType="begin"/>
           </w:r>
           <w:r>
-            <w:instrText xml:space="preserve"> PAGEREF _Toc15290 \h </w:instrText>
+            <w:instrText xml:space="preserve"> PAGEREF _Toc21805 \h </w:instrText>
           </w:r>
           <w:r>
             <w:fldChar w:fldCharType="separate"/>
@@ -3168,7 +3207,7 @@
           </w:r>
           <w:r>
             <w:rPr>
-              <w:rFonts w:ascii="Microsoft JhengHei" w:eastAsia="Microsoft JhengHei" w:hAnsi="Microsoft JhengHei" w:cs="Microsoft JhengHei" w:hint="eastAsia"/>
+              <w:rFonts w:hint="eastAsia" w:ascii="Microsoft JhengHei" w:hAnsi="Microsoft JhengHei" w:eastAsia="Microsoft JhengHei" w:cs="Microsoft JhengHei"/>
               <w:szCs w:val="24"/>
             </w:rPr>
             <w:fldChar w:fldCharType="end"/>
@@ -3192,7 +3231,7 @@
             <w:spacing w:line="220" w:lineRule="auto"/>
             <w:textAlignment w:val="baseline"/>
             <w:rPr>
-              <w:rFonts w:ascii="Microsoft JhengHei" w:eastAsia="Microsoft JhengHei" w:hAnsi="Microsoft JhengHei" w:cs="Microsoft JhengHei" w:hint="eastAsia"/>
+              <w:rFonts w:hint="eastAsia" w:ascii="Microsoft JhengHei" w:hAnsi="Microsoft JhengHei" w:eastAsia="Microsoft JhengHei" w:cs="Microsoft JhengHei"/>
               <w:snapToGrid w:val="0"/>
               <w:color w:val="000000"/>
               <w:kern w:val="0"/>
@@ -3203,7 +3242,7 @@
           </w:pPr>
           <w:r>
             <w:rPr>
-              <w:rFonts w:ascii="Microsoft JhengHei" w:eastAsia="Microsoft JhengHei" w:hAnsi="Microsoft JhengHei" w:cs="Microsoft JhengHei" w:hint="eastAsia"/>
+              <w:rFonts w:hint="eastAsia" w:ascii="Microsoft JhengHei" w:hAnsi="Microsoft JhengHei" w:eastAsia="Microsoft JhengHei" w:cs="Microsoft JhengHei"/>
               <w:szCs w:val="24"/>
             </w:rPr>
             <w:fldChar w:fldCharType="end"/>
@@ -3229,7 +3268,7 @@
         <w:spacing w:line="220" w:lineRule="auto"/>
         <w:textAlignment w:val="baseline"/>
         <w:rPr>
-          <w:rFonts w:ascii="宋体" w:eastAsia="宋体" w:hAnsi="宋体" w:cs="宋体"/>
+          <w:rFonts w:ascii="宋体" w:hAnsi="宋体" w:eastAsia="宋体" w:cs="宋体"/>
           <w:snapToGrid w:val="0"/>
           <w:color w:val="000000"/>
           <w:kern w:val="0"/>
@@ -3238,17 +3277,17 @@
           <w:lang w:val="en-US" w:eastAsia="en-US" w:bidi="ar-SA"/>
         </w:rPr>
         <w:sectPr>
-          <w:headerReference w:type="default" r:id="rId5"/>
-          <w:footerReference w:type="default" r:id="rId6"/>
+          <w:headerReference r:id="rId5" w:type="default"/>
+          <w:footerReference r:id="rId6" w:type="default"/>
           <w:pgSz w:w="11907" w:h="16840"/>
           <w:pgMar w:top="1162" w:right="1768" w:bottom="1359" w:left="1768" w:header="830" w:footer="1198" w:gutter="0"/>
-          <w:cols w:num="1" w:space="720"/>
+          <w:cols w:space="720" w:num="1"/>
         </w:sectPr>
       </w:pPr>
     </w:p>
     <w:p>
       <w:pPr>
-        <w:pStyle w:val="1"/>
+        <w:pStyle w:val="26"/>
         <w:keepNext w:val="0"/>
         <w:keepLines w:val="0"/>
         <w:pageBreakBefore w:val="0"/>
@@ -3264,15 +3303,15 @@
         <w:snapToGrid w:val="0"/>
         <w:textAlignment w:val="baseline"/>
       </w:pPr>
-      <w:bookmarkStart w:id="4" w:name="_Toc2813"/>
+      <w:bookmarkStart w:id="3" w:name="_Toc22144"/>
       <w:r>
         <w:t>目的</w:t>
       </w:r>
-      <w:bookmarkEnd w:id="4"/>
-    </w:p>
-    <w:p>
-      <w:pPr>
-        <w:pStyle w:val="a"/>
+      <w:bookmarkEnd w:id="3"/>
+    </w:p>
+    <w:p>
+      <w:pPr>
+        <w:pStyle w:val="27"/>
         <w:keepNext w:val="0"/>
         <w:keepLines w:val="0"/>
         <w:pageBreakBefore w:val="0"/>
@@ -3294,7 +3333,7 @@
     </w:p>
     <w:p>
       <w:pPr>
-        <w:pStyle w:val="1"/>
+        <w:pStyle w:val="26"/>
         <w:keepNext w:val="0"/>
         <w:keepLines w:val="0"/>
         <w:pageBreakBefore w:val="0"/>
@@ -3310,15 +3349,15 @@
         <w:snapToGrid w:val="0"/>
         <w:textAlignment w:val="baseline"/>
       </w:pPr>
-      <w:bookmarkStart w:id="5" w:name="_Toc16709"/>
+      <w:bookmarkStart w:id="4" w:name="_Toc6712"/>
       <w:r>
         <w:t>适用范围</w:t>
       </w:r>
-      <w:bookmarkEnd w:id="5"/>
-    </w:p>
-    <w:p>
-      <w:pPr>
-        <w:pStyle w:val="a"/>
+      <w:bookmarkEnd w:id="4"/>
+    </w:p>
+    <w:p>
+      <w:pPr>
+        <w:pStyle w:val="27"/>
         <w:keepNext w:val="0"/>
         <w:keepLines w:val="0"/>
         <w:pageBreakBefore w:val="0"/>
@@ -3340,7 +3379,7 @@
     </w:p>
     <w:p>
       <w:pPr>
-        <w:pStyle w:val="1"/>
+        <w:pStyle w:val="26"/>
         <w:keepNext w:val="0"/>
         <w:keepLines w:val="0"/>
         <w:pageBreakBefore w:val="0"/>
@@ -3356,15 +3395,15 @@
         <w:snapToGrid w:val="0"/>
         <w:textAlignment w:val="baseline"/>
       </w:pPr>
-      <w:bookmarkStart w:id="6" w:name="_Toc5935"/>
+      <w:bookmarkStart w:id="5" w:name="_Toc27602"/>
       <w:r>
         <w:t>职责</w:t>
       </w:r>
-      <w:bookmarkEnd w:id="6"/>
-    </w:p>
-    <w:p>
-      <w:pPr>
-        <w:pStyle w:val="2"/>
+      <w:bookmarkEnd w:id="5"/>
+    </w:p>
+    <w:p>
+      <w:pPr>
+        <w:pStyle w:val="28"/>
         <w:keepNext w:val="0"/>
         <w:keepLines w:val="0"/>
         <w:pageBreakBefore w:val="0"/>
@@ -3380,17 +3419,17 @@
         <w:snapToGrid w:val="0"/>
         <w:textAlignment w:val="baseline"/>
       </w:pPr>
-      <w:bookmarkStart w:id="7" w:name="bookmark21"/>
+      <w:bookmarkStart w:id="6" w:name="bookmark21"/>
+      <w:bookmarkEnd w:id="6"/>
+      <w:bookmarkStart w:id="7" w:name="_Toc14446"/>
+      <w:r>
+        <w:t>质量部</w:t>
+      </w:r>
       <w:bookmarkEnd w:id="7"/>
-      <w:bookmarkStart w:id="8" w:name="_Toc19101"/>
-      <w:r>
-        <w:t>质量部</w:t>
-      </w:r>
-      <w:bookmarkEnd w:id="8"/>
-    </w:p>
-    <w:p>
-      <w:pPr>
-        <w:pStyle w:val="a"/>
+    </w:p>
+    <w:p>
+      <w:pPr>
+        <w:pStyle w:val="27"/>
         <w:keepNext w:val="0"/>
         <w:keepLines w:val="0"/>
         <w:pageBreakBefore w:val="0"/>
@@ -3408,7 +3447,7 @@
         <w:bidi w:val="0"/>
         <w:adjustRightInd w:val="0"/>
         <w:snapToGrid w:val="0"/>
-        <w:ind w:left="425" w:hanging="425" w:leftChars="0" w:firstLineChars="0"/>
+        <w:ind w:left="425" w:leftChars="0" w:hanging="425" w:firstLineChars="0"/>
         <w:textAlignment w:val="baseline"/>
       </w:pPr>
       <w:r>
@@ -3427,7 +3466,7 @@
     </w:p>
     <w:p>
       <w:pPr>
-        <w:pStyle w:val="a"/>
+        <w:pStyle w:val="27"/>
         <w:keepNext w:val="0"/>
         <w:keepLines w:val="0"/>
         <w:pageBreakBefore w:val="0"/>
@@ -3445,7 +3484,7 @@
         <w:bidi w:val="0"/>
         <w:adjustRightInd w:val="0"/>
         <w:snapToGrid w:val="0"/>
-        <w:ind w:left="425" w:hanging="425" w:leftChars="0" w:firstLineChars="0"/>
+        <w:ind w:left="425" w:leftChars="0" w:hanging="425" w:firstLineChars="0"/>
         <w:textAlignment w:val="baseline"/>
       </w:pPr>
       <w:r>
@@ -3454,7 +3493,7 @@
     </w:p>
     <w:p>
       <w:pPr>
-        <w:pStyle w:val="2"/>
+        <w:pStyle w:val="28"/>
         <w:keepNext w:val="0"/>
         <w:keepLines w:val="0"/>
         <w:pageBreakBefore w:val="0"/>
@@ -3470,15 +3509,15 @@
         <w:snapToGrid w:val="0"/>
         <w:textAlignment w:val="baseline"/>
       </w:pPr>
-      <w:bookmarkStart w:id="9" w:name="_Toc29309"/>
+      <w:bookmarkStart w:id="8" w:name="_Toc1871"/>
       <w:r>
         <w:t>其他相关部门</w:t>
       </w:r>
-      <w:bookmarkEnd w:id="9"/>
-    </w:p>
-    <w:p>
-      <w:pPr>
-        <w:pStyle w:val="a"/>
+      <w:bookmarkEnd w:id="8"/>
+    </w:p>
+    <w:p>
+      <w:pPr>
+        <w:pStyle w:val="27"/>
         <w:keepNext w:val="0"/>
         <w:keepLines w:val="0"/>
         <w:pageBreakBefore w:val="0"/>
@@ -3500,7 +3539,7 @@
     </w:p>
     <w:p>
       <w:pPr>
-        <w:pStyle w:val="2"/>
+        <w:pStyle w:val="28"/>
         <w:keepNext w:val="0"/>
         <w:keepLines w:val="0"/>
         <w:pageBreakBefore w:val="0"/>
@@ -3516,15 +3555,15 @@
         <w:snapToGrid w:val="0"/>
         <w:textAlignment w:val="baseline"/>
       </w:pPr>
-      <w:bookmarkStart w:id="10" w:name="_Toc20305"/>
+      <w:bookmarkStart w:id="9" w:name="_Toc20930"/>
       <w:r>
         <w:t>工作程序</w:t>
       </w:r>
-      <w:bookmarkEnd w:id="10"/>
-    </w:p>
-    <w:p>
-      <w:pPr>
-        <w:pStyle w:val="3"/>
+      <w:bookmarkEnd w:id="9"/>
+    </w:p>
+    <w:p>
+      <w:pPr>
+        <w:pStyle w:val="29"/>
         <w:keepNext w:val="0"/>
         <w:keepLines w:val="0"/>
         <w:pageBreakBefore w:val="0"/>
@@ -3543,20 +3582,20 @@
           <w:rFonts w:hint="eastAsia"/>
         </w:rPr>
       </w:pPr>
-      <w:bookmarkStart w:id="11" w:name="bookmark22"/>
-      <w:bookmarkEnd w:id="11"/>
-      <w:bookmarkStart w:id="12" w:name="_Toc10928"/>
+      <w:bookmarkStart w:id="10" w:name="bookmark22"/>
+      <w:bookmarkEnd w:id="10"/>
+      <w:bookmarkStart w:id="11" w:name="_Toc3480"/>
       <w:r>
         <w:rPr>
           <w:rFonts w:hint="eastAsia"/>
         </w:rPr>
         <w:t>审核的频次</w:t>
       </w:r>
-      <w:bookmarkEnd w:id="12"/>
-    </w:p>
-    <w:p>
-      <w:pPr>
-        <w:pStyle w:val="a3"/>
+      <w:bookmarkEnd w:id="11"/>
+    </w:p>
+    <w:p>
+      <w:pPr>
+        <w:pStyle w:val="39"/>
         <w:keepNext w:val="0"/>
         <w:keepLines w:val="0"/>
         <w:pageBreakBefore w:val="0"/>
@@ -3574,7 +3613,7 @@
         <w:bidi w:val="0"/>
         <w:adjustRightInd w:val="0"/>
         <w:snapToGrid w:val="0"/>
-        <w:ind w:left="425" w:hanging="425" w:leftChars="0" w:firstLineChars="0"/>
+        <w:ind w:left="425" w:leftChars="0" w:hanging="425" w:firstLineChars="0"/>
         <w:textAlignment w:val="baseline"/>
       </w:pPr>
       <w:r>
@@ -3583,7 +3622,7 @@
     </w:p>
     <w:p>
       <w:pPr>
-        <w:pStyle w:val="a3"/>
+        <w:pStyle w:val="39"/>
         <w:keepNext w:val="0"/>
         <w:keepLines w:val="0"/>
         <w:pageBreakBefore w:val="0"/>
@@ -3601,7 +3640,7 @@
         <w:bidi w:val="0"/>
         <w:adjustRightInd w:val="0"/>
         <w:snapToGrid w:val="0"/>
-        <w:ind w:left="425" w:hanging="425" w:leftChars="0" w:firstLineChars="0"/>
+        <w:ind w:left="425" w:leftChars="0" w:hanging="425" w:firstLineChars="0"/>
         <w:textAlignment w:val="baseline"/>
       </w:pPr>
       <w:r>
@@ -3610,7 +3649,7 @@
     </w:p>
     <w:p>
       <w:pPr>
-        <w:pStyle w:val="3"/>
+        <w:pStyle w:val="29"/>
         <w:keepNext w:val="0"/>
         <w:keepLines w:val="0"/>
         <w:pageBreakBefore w:val="0"/>
@@ -3629,16 +3668,16 @@
           <w:rFonts w:hint="eastAsia"/>
         </w:rPr>
       </w:pPr>
-      <w:bookmarkStart w:id="13" w:name="bookmark23"/>
-      <w:bookmarkEnd w:id="13"/>
-      <w:bookmarkStart w:id="14" w:name="_Toc13685"/>
+      <w:bookmarkStart w:id="12" w:name="bookmark23"/>
+      <w:bookmarkEnd w:id="12"/>
+      <w:bookmarkStart w:id="13" w:name="_Toc1846"/>
       <w:r>
         <w:rPr>
           <w:rFonts w:hint="eastAsia"/>
         </w:rPr>
         <w:t>审核的策划</w:t>
       </w:r>
-      <w:bookmarkEnd w:id="14"/>
+      <w:bookmarkEnd w:id="13"/>
     </w:p>
     <w:p>
       <w:pPr>
@@ -3660,10 +3699,10 @@
         <w:adjustRightInd w:val="0"/>
         <w:snapToGrid w:val="0"/>
         <w:spacing w:line="360" w:lineRule="auto"/>
-        <w:ind w:left="425" w:right="0" w:hanging="425" w:leftChars="0" w:firstLineChars="0"/>
+        <w:ind w:left="425" w:leftChars="0" w:right="0" w:hanging="425" w:firstLineChars="0"/>
         <w:textAlignment w:val="baseline"/>
         <w:rPr>
-          <w:rFonts w:ascii="宋体" w:eastAsia="宋体" w:hAnsi="宋体" w:cs="宋体"/>
+          <w:rFonts w:ascii="宋体" w:hAnsi="宋体" w:eastAsia="宋体" w:cs="宋体"/>
           <w:spacing w:val="-1"/>
           <w:sz w:val="24"/>
           <w:szCs w:val="24"/>
@@ -3671,7 +3710,7 @@
       </w:pPr>
       <w:r>
         <w:rPr>
-          <w:rFonts w:ascii="宋体" w:eastAsia="宋体" w:hAnsi="宋体" w:cs="宋体"/>
+          <w:rFonts w:ascii="宋体" w:hAnsi="宋体" w:eastAsia="宋体" w:cs="宋体"/>
           <w:spacing w:val="-1"/>
           <w:sz w:val="24"/>
           <w:szCs w:val="24"/>
@@ -3699,10 +3738,10 @@
         <w:adjustRightInd w:val="0"/>
         <w:snapToGrid w:val="0"/>
         <w:spacing w:line="360" w:lineRule="auto"/>
-        <w:ind w:left="425" w:right="0" w:hanging="425" w:leftChars="0" w:firstLineChars="0"/>
+        <w:ind w:left="425" w:leftChars="0" w:right="0" w:hanging="425" w:firstLineChars="0"/>
         <w:textAlignment w:val="baseline"/>
         <w:rPr>
-          <w:rFonts w:ascii="宋体" w:eastAsia="宋体" w:hAnsi="宋体" w:cs="宋体"/>
+          <w:rFonts w:ascii="宋体" w:hAnsi="宋体" w:eastAsia="宋体" w:cs="宋体"/>
           <w:spacing w:val="-1"/>
           <w:sz w:val="24"/>
           <w:szCs w:val="24"/>
@@ -3710,7 +3749,7 @@
       </w:pPr>
       <w:r>
         <w:rPr>
-          <w:rFonts w:ascii="宋体" w:eastAsia="宋体" w:hAnsi="宋体" w:cs="宋体"/>
+          <w:rFonts w:ascii="宋体" w:hAnsi="宋体" w:eastAsia="宋体" w:cs="宋体"/>
           <w:spacing w:val="-1"/>
           <w:sz w:val="24"/>
           <w:szCs w:val="24"/>
@@ -3720,7 +3759,7 @@
     </w:p>
     <w:p>
       <w:pPr>
-        <w:pStyle w:val="3"/>
+        <w:pStyle w:val="29"/>
         <w:keepNext w:val="0"/>
         <w:keepLines w:val="0"/>
         <w:pageBreakBefore w:val="0"/>
@@ -3739,18 +3778,18 @@
           <w:rFonts w:hint="eastAsia"/>
         </w:rPr>
       </w:pPr>
-      <w:bookmarkStart w:id="15" w:name="_Toc10030"/>
+      <w:bookmarkStart w:id="14" w:name="_Toc22250"/>
       <w:r>
         <w:rPr>
           <w:rFonts w:hint="eastAsia"/>
         </w:rPr>
         <w:t>审核组</w:t>
       </w:r>
-      <w:bookmarkEnd w:id="15"/>
-    </w:p>
-    <w:p>
-      <w:pPr>
-        <w:pStyle w:val="4"/>
+      <w:bookmarkEnd w:id="14"/>
+    </w:p>
+    <w:p>
+      <w:pPr>
+        <w:pStyle w:val="40"/>
         <w:keepNext w:val="0"/>
         <w:keepLines w:val="0"/>
         <w:pageBreakBefore w:val="0"/>
@@ -3772,7 +3811,7 @@
     </w:p>
     <w:p>
       <w:pPr>
-        <w:pStyle w:val="a"/>
+        <w:pStyle w:val="27"/>
         <w:keepNext w:val="0"/>
         <w:keepLines w:val="0"/>
         <w:pageBreakBefore w:val="0"/>
@@ -3794,7 +3833,7 @@
     </w:p>
     <w:p>
       <w:pPr>
-        <w:pStyle w:val="4"/>
+        <w:pStyle w:val="40"/>
         <w:keepNext w:val="0"/>
         <w:keepLines w:val="0"/>
         <w:pageBreakBefore w:val="0"/>
@@ -3816,7 +3855,7 @@
     </w:p>
     <w:p>
       <w:pPr>
-        <w:pStyle w:val="a"/>
+        <w:pStyle w:val="27"/>
         <w:keepNext w:val="0"/>
         <w:keepLines w:val="0"/>
         <w:pageBreakBefore w:val="0"/>
@@ -3838,7 +3877,7 @@
     </w:p>
     <w:p>
       <w:pPr>
-        <w:pStyle w:val="a3"/>
+        <w:pStyle w:val="39"/>
         <w:keepNext w:val="0"/>
         <w:keepLines w:val="0"/>
         <w:pageBreakBefore w:val="0"/>
@@ -3856,7 +3895,7 @@
         <w:bidi w:val="0"/>
         <w:adjustRightInd w:val="0"/>
         <w:snapToGrid w:val="0"/>
-        <w:ind w:left="425" w:hanging="425" w:leftChars="0" w:firstLineChars="0"/>
+        <w:ind w:left="425" w:leftChars="0" w:hanging="425" w:firstLineChars="0"/>
         <w:textAlignment w:val="baseline"/>
       </w:pPr>
       <w:r>
@@ -3865,7 +3904,7 @@
     </w:p>
     <w:p>
       <w:pPr>
-        <w:pStyle w:val="a3"/>
+        <w:pStyle w:val="39"/>
         <w:keepNext w:val="0"/>
         <w:keepLines w:val="0"/>
         <w:pageBreakBefore w:val="0"/>
@@ -3883,7 +3922,7 @@
         <w:bidi w:val="0"/>
         <w:adjustRightInd w:val="0"/>
         <w:snapToGrid w:val="0"/>
-        <w:ind w:left="425" w:hanging="425" w:leftChars="0" w:firstLineChars="0"/>
+        <w:ind w:left="425" w:leftChars="0" w:hanging="425" w:firstLineChars="0"/>
         <w:textAlignment w:val="baseline"/>
       </w:pPr>
       <w:r>
@@ -3892,7 +3931,7 @@
     </w:p>
     <w:p>
       <w:pPr>
-        <w:pStyle w:val="a3"/>
+        <w:pStyle w:val="39"/>
         <w:keepNext w:val="0"/>
         <w:keepLines w:val="0"/>
         <w:pageBreakBefore w:val="0"/>
@@ -3910,7 +3949,7 @@
         <w:bidi w:val="0"/>
         <w:adjustRightInd w:val="0"/>
         <w:snapToGrid w:val="0"/>
-        <w:ind w:left="425" w:hanging="425" w:leftChars="0" w:firstLineChars="0"/>
+        <w:ind w:left="425" w:leftChars="0" w:hanging="425" w:firstLineChars="0"/>
         <w:textAlignment w:val="baseline"/>
       </w:pPr>
       <w:r>
@@ -3919,7 +3958,7 @@
     </w:p>
     <w:p>
       <w:pPr>
-        <w:pStyle w:val="2"/>
+        <w:pStyle w:val="28"/>
         <w:keepNext w:val="0"/>
         <w:keepLines w:val="0"/>
         <w:pageBreakBefore w:val="0"/>
@@ -3935,18 +3974,18 @@
         <w:snapToGrid w:val="0"/>
         <w:textAlignment w:val="baseline"/>
       </w:pPr>
-      <w:bookmarkStart w:id="16" w:name="_Toc8663"/>
+      <w:bookmarkStart w:id="15" w:name="_Toc9808"/>
       <w:r>
         <w:rPr>
           <w:rFonts w:hint="eastAsia"/>
         </w:rPr>
         <w:t>审核依据</w:t>
       </w:r>
-      <w:bookmarkEnd w:id="16"/>
-    </w:p>
-    <w:p>
-      <w:pPr>
-        <w:pStyle w:val="a3"/>
+      <w:bookmarkEnd w:id="15"/>
+    </w:p>
+    <w:p>
+      <w:pPr>
+        <w:pStyle w:val="39"/>
         <w:keepNext w:val="0"/>
         <w:keepLines w:val="0"/>
         <w:pageBreakBefore w:val="0"/>
@@ -3964,7 +4003,7 @@
         <w:bidi w:val="0"/>
         <w:adjustRightInd w:val="0"/>
         <w:snapToGrid w:val="0"/>
-        <w:ind w:left="425" w:hanging="425" w:leftChars="0" w:firstLineChars="0"/>
+        <w:ind w:left="425" w:leftChars="0" w:hanging="425" w:firstLineChars="0"/>
         <w:textAlignment w:val="baseline"/>
       </w:pPr>
       <w:r>
@@ -4003,7 +4042,7 @@
     </w:p>
     <w:p>
       <w:pPr>
-        <w:pStyle w:val="a3"/>
+        <w:pStyle w:val="39"/>
         <w:keepNext w:val="0"/>
         <w:keepLines w:val="0"/>
         <w:pageBreakBefore w:val="0"/>
@@ -4021,7 +4060,7 @@
         <w:bidi w:val="0"/>
         <w:adjustRightInd w:val="0"/>
         <w:snapToGrid w:val="0"/>
-        <w:ind w:left="425" w:hanging="425" w:leftChars="0" w:firstLineChars="0"/>
+        <w:ind w:left="425" w:leftChars="0" w:hanging="425" w:firstLineChars="0"/>
         <w:textAlignment w:val="baseline"/>
       </w:pPr>
       <w:r>
@@ -4050,7 +4089,7 @@
     </w:p>
     <w:p>
       <w:pPr>
-        <w:pStyle w:val="a3"/>
+        <w:pStyle w:val="39"/>
         <w:keepNext w:val="0"/>
         <w:keepLines w:val="0"/>
         <w:pageBreakBefore w:val="0"/>
@@ -4068,7 +4107,7 @@
         <w:bidi w:val="0"/>
         <w:adjustRightInd w:val="0"/>
         <w:snapToGrid w:val="0"/>
-        <w:ind w:left="425" w:hanging="425" w:leftChars="0" w:firstLineChars="0"/>
+        <w:ind w:left="425" w:leftChars="0" w:hanging="425" w:firstLineChars="0"/>
         <w:textAlignment w:val="baseline"/>
       </w:pPr>
       <w:r>
@@ -4077,7 +4116,7 @@
     </w:p>
     <w:p>
       <w:pPr>
-        <w:pStyle w:val="a3"/>
+        <w:pStyle w:val="39"/>
         <w:keepNext w:val="0"/>
         <w:keepLines w:val="0"/>
         <w:pageBreakBefore w:val="0"/>
@@ -4095,7 +4134,7 @@
         <w:bidi w:val="0"/>
         <w:adjustRightInd w:val="0"/>
         <w:snapToGrid w:val="0"/>
-        <w:ind w:left="425" w:hanging="425" w:leftChars="0" w:firstLineChars="0"/>
+        <w:ind w:left="425" w:leftChars="0" w:hanging="425" w:firstLineChars="0"/>
         <w:textAlignment w:val="baseline"/>
       </w:pPr>
       <w:r>
@@ -4110,7 +4149,7 @@
     </w:p>
     <w:p>
       <w:pPr>
-        <w:pStyle w:val="2"/>
+        <w:pStyle w:val="28"/>
         <w:keepNext w:val="0"/>
         <w:keepLines w:val="0"/>
         <w:pageBreakBefore w:val="0"/>
@@ -4126,15 +4165,15 @@
         <w:snapToGrid w:val="0"/>
         <w:textAlignment w:val="baseline"/>
       </w:pPr>
-      <w:bookmarkStart w:id="17" w:name="_Toc28810"/>
+      <w:bookmarkStart w:id="16" w:name="_Toc24585"/>
       <w:r>
         <w:t>审核的计划</w:t>
       </w:r>
-      <w:bookmarkEnd w:id="17"/>
-    </w:p>
-    <w:p>
-      <w:pPr>
-        <w:pStyle w:val="a"/>
+      <w:bookmarkEnd w:id="16"/>
+    </w:p>
+    <w:p>
+      <w:pPr>
+        <w:pStyle w:val="27"/>
         <w:keepNext w:val="0"/>
         <w:keepLines w:val="0"/>
         <w:pageBreakBefore w:val="0"/>
@@ -4156,7 +4195,7 @@
     </w:p>
     <w:p>
       <w:pPr>
-        <w:pStyle w:val="1"/>
+        <w:pStyle w:val="26"/>
         <w:keepNext w:val="0"/>
         <w:keepLines w:val="0"/>
         <w:pageBreakBefore w:val="0"/>
@@ -4172,17 +4211,17 @@
         <w:snapToGrid w:val="0"/>
         <w:textAlignment w:val="baseline"/>
       </w:pPr>
-      <w:bookmarkStart w:id="18" w:name="bookmark1"/>
+      <w:bookmarkStart w:id="17" w:name="bookmark1"/>
+      <w:bookmarkEnd w:id="17"/>
+      <w:bookmarkStart w:id="18" w:name="_Toc20690"/>
+      <w:r>
+        <w:t>审核的准备</w:t>
+      </w:r>
       <w:bookmarkEnd w:id="18"/>
-      <w:bookmarkStart w:id="19" w:name="_Toc32214"/>
-      <w:r>
-        <w:t>审核的准备</w:t>
-      </w:r>
-      <w:bookmarkEnd w:id="19"/>
-    </w:p>
-    <w:p>
-      <w:pPr>
-        <w:pStyle w:val="a"/>
+    </w:p>
+    <w:p>
+      <w:pPr>
+        <w:pStyle w:val="27"/>
         <w:keepNext w:val="0"/>
         <w:keepLines w:val="0"/>
         <w:pageBreakBefore w:val="0"/>
@@ -4204,7 +4243,7 @@
     </w:p>
     <w:p>
       <w:pPr>
-        <w:pStyle w:val="1"/>
+        <w:pStyle w:val="26"/>
         <w:keepNext w:val="0"/>
         <w:keepLines w:val="0"/>
         <w:pageBreakBefore w:val="0"/>
@@ -4220,15 +4259,15 @@
         <w:snapToGrid w:val="0"/>
         <w:textAlignment w:val="baseline"/>
       </w:pPr>
-      <w:bookmarkStart w:id="20" w:name="_Toc2422"/>
+      <w:bookmarkStart w:id="19" w:name="_Toc9101"/>
       <w:r>
         <w:t>审核的实施</w:t>
       </w:r>
-      <w:bookmarkEnd w:id="20"/>
-    </w:p>
-    <w:p>
-      <w:pPr>
-        <w:pStyle w:val="a3"/>
+      <w:bookmarkEnd w:id="19"/>
+    </w:p>
+    <w:p>
+      <w:pPr>
+        <w:pStyle w:val="39"/>
         <w:keepNext w:val="0"/>
         <w:keepLines w:val="0"/>
         <w:pageBreakBefore w:val="0"/>
@@ -4254,7 +4293,7 @@
     </w:p>
     <w:p>
       <w:pPr>
-        <w:pStyle w:val="a3"/>
+        <w:pStyle w:val="39"/>
         <w:keepNext w:val="0"/>
         <w:keepLines w:val="0"/>
         <w:pageBreakBefore w:val="0"/>
@@ -4280,7 +4319,7 @@
     </w:p>
     <w:p>
       <w:pPr>
-        <w:pStyle w:val="a3"/>
+        <w:pStyle w:val="39"/>
         <w:keepNext w:val="0"/>
         <w:keepLines w:val="0"/>
         <w:pageBreakBefore w:val="0"/>
@@ -4306,7 +4345,7 @@
     </w:p>
     <w:p>
       <w:pPr>
-        <w:pStyle w:val="a3"/>
+        <w:pStyle w:val="39"/>
         <w:keepNext w:val="0"/>
         <w:keepLines w:val="0"/>
         <w:pageBreakBefore w:val="0"/>
@@ -4332,7 +4371,7 @@
     </w:p>
     <w:p>
       <w:pPr>
-        <w:pStyle w:val="a3"/>
+        <w:pStyle w:val="39"/>
         <w:keepNext w:val="0"/>
         <w:keepLines w:val="0"/>
         <w:pageBreakBefore w:val="0"/>
@@ -4358,7 +4397,7 @@
     </w:p>
     <w:p>
       <w:pPr>
-        <w:pStyle w:val="a3"/>
+        <w:pStyle w:val="39"/>
         <w:keepNext w:val="0"/>
         <w:keepLines w:val="0"/>
         <w:pageBreakBefore w:val="0"/>
@@ -4384,7 +4423,7 @@
     </w:p>
     <w:p>
       <w:pPr>
-        <w:pStyle w:val="a3"/>
+        <w:pStyle w:val="39"/>
         <w:keepNext w:val="0"/>
         <w:keepLines w:val="0"/>
         <w:pageBreakBefore w:val="0"/>
@@ -4410,7 +4449,7 @@
     </w:p>
     <w:p>
       <w:pPr>
-        <w:pStyle w:val="a3"/>
+        <w:pStyle w:val="39"/>
         <w:keepNext w:val="0"/>
         <w:keepLines w:val="0"/>
         <w:pageBreakBefore w:val="0"/>
@@ -4428,16 +4467,26 @@
         <w:bidi w:val="0"/>
         <w:adjustRightInd w:val="0"/>
         <w:snapToGrid w:val="0"/>
-        <w:ind w:left="845" w:hanging="425" w:leftChars="0" w:firstLineChars="0"/>
+        <w:ind w:left="845" w:leftChars="0" w:hanging="425" w:firstLineChars="0"/>
         <w:textAlignment w:val="baseline"/>
       </w:pPr>
       <w:r>
-        <w:t>严重不符合项：凡是审核中发现明显不符合 ITSS 能力成熟度三级要求标准规定的;  违反法律法规而造成严重质量事故的;   多次出现同一类一般不符合项而造成运维服务管理体系失效的;  对以前提出的不符合项采取纠正措施无效的;  以上违反任一条均判定为严重不符合项。</w:t>
-      </w:r>
-    </w:p>
-    <w:p>
-      <w:pPr>
-        <w:pStyle w:val="a3"/>
+        <w:t>严重不符合项：凡是审核中发现明显不符合 ITSS 能力成熟度三级要求标准规定的;  违反法律法规而造成严重质量事故的;   多次出现同一类一般不符合项而造成运维服务管理体系失效的;  对以前提出的不符合项采取纠正措施无效的</w:t>
+      </w:r>
+      <w:r>
+        <w:rPr>
+          <w:rFonts w:hint="eastAsia"/>
+          <w:lang w:eastAsia="zh-CN"/>
+        </w:rPr>
+        <w:t>；</w:t>
+      </w:r>
+      <w:r>
+        <w:t>以上违反任一条均判定为严重不符合项。</w:t>
+      </w:r>
+    </w:p>
+    <w:p>
+      <w:pPr>
+        <w:pStyle w:val="39"/>
         <w:keepNext w:val="0"/>
         <w:keepLines w:val="0"/>
         <w:pageBreakBefore w:val="0"/>
@@ -4455,16 +4504,21 @@
         <w:bidi w:val="0"/>
         <w:adjustRightInd w:val="0"/>
         <w:snapToGrid w:val="0"/>
-        <w:ind w:left="845" w:hanging="425" w:leftChars="0" w:firstLineChars="0"/>
+        <w:ind w:left="845" w:leftChars="0" w:hanging="425" w:firstLineChars="0"/>
         <w:textAlignment w:val="baseline"/>
       </w:pPr>
       <w:r>
-        <w:t>一般不符合项： 对偶尔人为造成的不符合项且易于纠正，不造成严重后果的，不造成质量管理体系失效的不符合项，判定为一般不符合项。</w:t>
-      </w:r>
-    </w:p>
-    <w:p>
-      <w:pPr>
-        <w:pStyle w:val="a3"/>
+        <w:t>一般不符合项：</w:t>
+      </w:r>
+      <w:bookmarkStart w:id="27" w:name="_GoBack"/>
+      <w:bookmarkEnd w:id="27"/>
+      <w:r>
+        <w:t>对偶尔人为造成的不符合项且易于纠正，不造成严重后果的，不造成质量管理体系失效的不符合项，判定为一般不符合项。</w:t>
+      </w:r>
+    </w:p>
+    <w:p>
+      <w:pPr>
+        <w:pStyle w:val="39"/>
         <w:keepNext w:val="0"/>
         <w:keepLines w:val="0"/>
         <w:pageBreakBefore w:val="0"/>
@@ -4482,7 +4536,7 @@
         <w:bidi w:val="0"/>
         <w:adjustRightInd w:val="0"/>
         <w:snapToGrid w:val="0"/>
-        <w:ind w:left="845" w:hanging="425" w:leftChars="0" w:firstLineChars="0"/>
+        <w:ind w:left="845" w:leftChars="0" w:hanging="425" w:firstLineChars="0"/>
         <w:textAlignment w:val="baseline"/>
       </w:pPr>
       <w:r>
@@ -4491,7 +4545,7 @@
     </w:p>
     <w:p>
       <w:pPr>
-        <w:pStyle w:val="1"/>
+        <w:pStyle w:val="26"/>
         <w:keepNext w:val="0"/>
         <w:keepLines w:val="0"/>
         <w:pageBreakBefore w:val="0"/>
@@ -4507,15 +4561,15 @@
         <w:snapToGrid w:val="0"/>
         <w:textAlignment w:val="baseline"/>
       </w:pPr>
-      <w:bookmarkStart w:id="21" w:name="_Toc11515"/>
+      <w:bookmarkStart w:id="20" w:name="_Toc32583"/>
       <w:r>
         <w:t>不符合项报告</w:t>
       </w:r>
-      <w:bookmarkEnd w:id="21"/>
-    </w:p>
-    <w:p>
-      <w:pPr>
-        <w:pStyle w:val="a"/>
+      <w:bookmarkEnd w:id="20"/>
+    </w:p>
+    <w:p>
+      <w:pPr>
+        <w:pStyle w:val="27"/>
         <w:bidi w:val="0"/>
       </w:pPr>
       <w:r>
@@ -4524,7 +4578,7 @@
     </w:p>
     <w:p>
       <w:pPr>
-        <w:pStyle w:val="a"/>
+        <w:pStyle w:val="27"/>
         <w:bidi w:val="0"/>
       </w:pPr>
       <w:r>
@@ -4533,13 +4587,13 @@
     </w:p>
     <w:p>
       <w:pPr>
-        <w:pStyle w:val="a3"/>
+        <w:pStyle w:val="39"/>
         <w:numPr>
           <w:ilvl w:val="0"/>
           <w:numId w:val="10"/>
         </w:numPr>
         <w:bidi w:val="0"/>
-        <w:ind w:left="425" w:hanging="425" w:leftChars="0" w:firstLineChars="0"/>
+        <w:ind w:left="425" w:leftChars="0" w:hanging="425" w:firstLineChars="0"/>
       </w:pPr>
       <w:r>
         <w:t>填写的不符合事实陈述要全面、清楚、正确、精练地用文字表达出来。</w:t>
@@ -4547,13 +4601,13 @@
     </w:p>
     <w:p>
       <w:pPr>
-        <w:pStyle w:val="a3"/>
+        <w:pStyle w:val="39"/>
         <w:numPr>
           <w:ilvl w:val="0"/>
           <w:numId w:val="10"/>
         </w:numPr>
         <w:bidi w:val="0"/>
-        <w:ind w:left="425" w:hanging="425" w:leftChars="0" w:firstLineChars="0"/>
+        <w:ind w:left="425" w:leftChars="0" w:hanging="425" w:firstLineChars="0"/>
       </w:pPr>
       <w:r>
         <w:t>写明判为不合格的理由，为什么判为不合格。</w:t>
@@ -4561,13 +4615,13 @@
     </w:p>
     <w:p>
       <w:pPr>
-        <w:pStyle w:val="a3"/>
+        <w:pStyle w:val="39"/>
         <w:numPr>
           <w:ilvl w:val="0"/>
           <w:numId w:val="10"/>
         </w:numPr>
         <w:bidi w:val="0"/>
-        <w:ind w:left="425" w:hanging="425" w:leftChars="0" w:firstLineChars="0"/>
+        <w:ind w:left="425" w:leftChars="0" w:hanging="425" w:firstLineChars="0"/>
       </w:pPr>
       <w:r>
         <w:t>不符合标准或相关文件的哪一条要判断正确。</w:t>
@@ -4575,13 +4629,13 @@
     </w:p>
     <w:p>
       <w:pPr>
-        <w:pStyle w:val="a3"/>
+        <w:pStyle w:val="39"/>
         <w:numPr>
           <w:ilvl w:val="0"/>
           <w:numId w:val="10"/>
         </w:numPr>
         <w:bidi w:val="0"/>
-        <w:ind w:left="425" w:hanging="425" w:leftChars="0" w:firstLineChars="0"/>
+        <w:ind w:left="425" w:leftChars="0" w:hanging="425" w:firstLineChars="0"/>
       </w:pPr>
       <w:r>
         <w:t>不符合的类型和程度要在报告中表达清楚。</w:t>
@@ -4589,7 +4643,7 @@
     </w:p>
     <w:p>
       <w:pPr>
-        <w:pStyle w:val="1"/>
+        <w:pStyle w:val="26"/>
         <w:keepNext w:val="0"/>
         <w:keepLines w:val="0"/>
         <w:pageBreakBefore w:val="0"/>
@@ -4605,15 +4659,15 @@
         <w:snapToGrid w:val="0"/>
         <w:textAlignment w:val="baseline"/>
       </w:pPr>
-      <w:bookmarkStart w:id="22" w:name="_Toc3181"/>
+      <w:bookmarkStart w:id="21" w:name="_Toc26312"/>
       <w:r>
         <w:t>审核报告</w:t>
       </w:r>
-      <w:bookmarkEnd w:id="22"/>
-    </w:p>
-    <w:p>
-      <w:pPr>
-        <w:pStyle w:val="a"/>
+      <w:bookmarkEnd w:id="21"/>
+    </w:p>
+    <w:p>
+      <w:pPr>
+        <w:pStyle w:val="27"/>
         <w:bidi w:val="0"/>
       </w:pPr>
       <w:r>
@@ -4622,7 +4676,7 @@
     </w:p>
     <w:p>
       <w:pPr>
-        <w:pStyle w:val="1"/>
+        <w:pStyle w:val="26"/>
         <w:keepNext w:val="0"/>
         <w:keepLines w:val="0"/>
         <w:pageBreakBefore w:val="0"/>
@@ -4638,15 +4692,15 @@
         <w:snapToGrid w:val="0"/>
         <w:textAlignment w:val="baseline"/>
       </w:pPr>
-      <w:bookmarkStart w:id="23" w:name="_Toc30856"/>
+      <w:bookmarkStart w:id="22" w:name="_Toc7399"/>
       <w:r>
         <w:t>总结会议</w:t>
       </w:r>
-      <w:bookmarkEnd w:id="23"/>
-    </w:p>
-    <w:p>
-      <w:pPr>
-        <w:pStyle w:val="a"/>
+      <w:bookmarkEnd w:id="22"/>
+    </w:p>
+    <w:p>
+      <w:pPr>
+        <w:pStyle w:val="27"/>
         <w:bidi w:val="0"/>
       </w:pPr>
       <w:r>
@@ -4655,7 +4709,7 @@
     </w:p>
     <w:p>
       <w:pPr>
-        <w:pStyle w:val="1"/>
+        <w:pStyle w:val="26"/>
         <w:keepNext w:val="0"/>
         <w:keepLines w:val="0"/>
         <w:pageBreakBefore w:val="0"/>
@@ -4671,15 +4725,15 @@
         <w:snapToGrid w:val="0"/>
         <w:textAlignment w:val="baseline"/>
       </w:pPr>
-      <w:bookmarkStart w:id="24" w:name="_Toc7057"/>
+      <w:bookmarkStart w:id="23" w:name="_Toc24213"/>
       <w:r>
         <w:t>服务改进措施</w:t>
       </w:r>
-      <w:bookmarkEnd w:id="24"/>
-    </w:p>
-    <w:p>
-      <w:pPr>
-        <w:pStyle w:val="a"/>
+      <w:bookmarkEnd w:id="23"/>
+    </w:p>
+    <w:p>
+      <w:pPr>
+        <w:pStyle w:val="27"/>
         <w:bidi w:val="0"/>
       </w:pPr>
       <w:r>
@@ -4688,7 +4742,7 @@
     </w:p>
     <w:p>
       <w:pPr>
-        <w:pStyle w:val="1"/>
+        <w:pStyle w:val="26"/>
         <w:keepNext w:val="0"/>
         <w:keepLines w:val="0"/>
         <w:pageBreakBefore w:val="0"/>
@@ -4704,15 +4758,15 @@
         <w:snapToGrid w:val="0"/>
         <w:textAlignment w:val="baseline"/>
       </w:pPr>
-      <w:bookmarkStart w:id="25" w:name="_Toc10328"/>
+      <w:bookmarkStart w:id="24" w:name="_Toc12187"/>
       <w:r>
         <w:t>跟踪验证</w:t>
       </w:r>
-      <w:bookmarkEnd w:id="25"/>
-    </w:p>
-    <w:p>
-      <w:pPr>
-        <w:pStyle w:val="a"/>
+      <w:bookmarkEnd w:id="24"/>
+    </w:p>
+    <w:p>
+      <w:pPr>
+        <w:pStyle w:val="27"/>
         <w:bidi w:val="0"/>
       </w:pPr>
       <w:r>
@@ -4721,7 +4775,7 @@
     </w:p>
     <w:p>
       <w:pPr>
-        <w:pStyle w:val="1"/>
+        <w:pStyle w:val="26"/>
         <w:keepNext w:val="0"/>
         <w:keepLines w:val="0"/>
         <w:pageBreakBefore w:val="0"/>
@@ -4741,7 +4795,7 @@
           <w:lang w:val="en-US" w:eastAsia="zh-CN"/>
         </w:rPr>
       </w:pPr>
-      <w:bookmarkStart w:id="26" w:name="_Toc23694"/>
+      <w:bookmarkStart w:id="25" w:name="_Toc29641"/>
       <w:r>
         <w:rPr>
           <w:rFonts w:hint="eastAsia"/>
@@ -4749,20 +4803,20 @@
         </w:rPr>
         <w:t>流程衡量指标</w:t>
       </w:r>
-      <w:bookmarkEnd w:id="26"/>
+      <w:bookmarkEnd w:id="25"/>
     </w:p>
     <w:tbl>
       <w:tblPr>
-        <w:tblStyle w:val="TableNormal0"/>
+        <w:tblStyle w:val="24"/>
         <w:tblW w:w="8515" w:type="dxa"/>
         <w:tblInd w:w="130" w:type="dxa"/>
         <w:tblBorders>
-          <w:top w:val="single" w:sz="2" w:space="0" w:color="000000"/>
-          <w:left w:val="single" w:sz="2" w:space="0" w:color="000000"/>
-          <w:bottom w:val="single" w:sz="2" w:space="0" w:color="000000"/>
-          <w:right w:val="single" w:sz="2" w:space="0" w:color="000000"/>
-          <w:insideH w:val="single" w:sz="2" w:space="0" w:color="000000"/>
-          <w:insideV w:val="single" w:sz="2" w:space="0" w:color="000000"/>
+          <w:top w:val="single" w:color="000000" w:sz="2" w:space="0"/>
+          <w:left w:val="single" w:color="000000" w:sz="2" w:space="0"/>
+          <w:bottom w:val="single" w:color="000000" w:sz="2" w:space="0"/>
+          <w:right w:val="single" w:color="000000" w:sz="2" w:space="0"/>
+          <w:insideH w:val="single" w:color="000000" w:sz="2" w:space="0"/>
+          <w:insideV w:val="single" w:color="000000" w:sz="2" w:space="0"/>
         </w:tblBorders>
         <w:tblLayout w:type="fixed"/>
         <w:tblCellMar>
@@ -4781,17 +4835,14 @@
       </w:tblGrid>
       <w:tr>
         <w:tblPrEx>
-          <w:tblW w:w="8515" w:type="dxa"/>
-          <w:tblInd w:w="130" w:type="dxa"/>
           <w:tblBorders>
-            <w:top w:val="single" w:sz="2" w:space="0" w:color="000000"/>
-            <w:left w:val="single" w:sz="2" w:space="0" w:color="000000"/>
-            <w:bottom w:val="single" w:sz="2" w:space="0" w:color="000000"/>
-            <w:right w:val="single" w:sz="2" w:space="0" w:color="000000"/>
-            <w:insideH w:val="single" w:sz="2" w:space="0" w:color="000000"/>
-            <w:insideV w:val="single" w:sz="2" w:space="0" w:color="000000"/>
+            <w:top w:val="single" w:color="000000" w:sz="2" w:space="0"/>
+            <w:left w:val="single" w:color="000000" w:sz="2" w:space="0"/>
+            <w:bottom w:val="single" w:color="000000" w:sz="2" w:space="0"/>
+            <w:right w:val="single" w:color="000000" w:sz="2" w:space="0"/>
+            <w:insideH w:val="single" w:color="000000" w:sz="2" w:space="0"/>
+            <w:insideV w:val="single" w:color="000000" w:sz="2" w:space="0"/>
           </w:tblBorders>
-          <w:tblLayout w:type="fixed"/>
           <w:tblCellMar>
             <w:top w:w="0" w:type="dxa"/>
             <w:left w:w="0" w:type="dxa"/>
@@ -4800,15 +4851,15 @@
           </w:tblCellMar>
         </w:tblPrEx>
         <w:trPr>
-          <w:trHeight w:val="583"/>
+          <w:trHeight w:val="583" w:hRule="atLeast"/>
         </w:trPr>
         <w:tc>
           <w:tcPr>
             <w:tcW w:w="727" w:type="dxa"/>
             <w:tcBorders>
-              <w:top w:val="single" w:sz="6" w:space="0" w:color="000000"/>
-              <w:left w:val="single" w:sz="6" w:space="0" w:color="000000"/>
-              <w:bottom w:val="single" w:sz="6" w:space="0" w:color="000000"/>
+              <w:top w:val="single" w:color="000000" w:sz="6" w:space="0"/>
+              <w:left w:val="single" w:color="000000" w:sz="6" w:space="0"/>
+              <w:bottom w:val="single" w:color="000000" w:sz="6" w:space="0"/>
             </w:tcBorders>
             <w:shd w:val="clear" w:color="auto" w:fill="C0C0C0"/>
           </w:tcPr>
@@ -4831,7 +4882,7 @@
               <w:ind w:left="195"/>
               <w:textAlignment w:val="baseline"/>
               <w:rPr>
-                <w:rFonts w:ascii="宋体" w:eastAsia="宋体" w:hAnsi="宋体" w:cs="宋体"/>
+                <w:rFonts w:ascii="宋体" w:hAnsi="宋体" w:eastAsia="宋体" w:cs="宋体"/>
                 <w:b/>
                 <w:bCs/>
                 <w:spacing w:val="-7"/>
@@ -4841,7 +4892,7 @@
             </w:pPr>
             <w:r>
               <w:rPr>
-                <w:rFonts w:ascii="宋体" w:eastAsia="宋体" w:hAnsi="宋体" w:cs="宋体"/>
+                <w:rFonts w:ascii="宋体" w:hAnsi="宋体" w:eastAsia="宋体" w:cs="宋体"/>
                 <w:b/>
                 <w:bCs/>
                 <w:spacing w:val="-7"/>
@@ -4856,8 +4907,8 @@
           <w:tcPr>
             <w:tcW w:w="1337" w:type="dxa"/>
             <w:tcBorders>
-              <w:top w:val="single" w:sz="6" w:space="0" w:color="000000"/>
-              <w:bottom w:val="single" w:sz="6" w:space="0" w:color="000000"/>
+              <w:top w:val="single" w:color="000000" w:sz="6" w:space="0"/>
+              <w:bottom w:val="single" w:color="000000" w:sz="6" w:space="0"/>
             </w:tcBorders>
             <w:shd w:val="clear" w:color="auto" w:fill="C0C0C0"/>
           </w:tcPr>
@@ -4880,7 +4931,7 @@
               <w:ind w:left="195"/>
               <w:textAlignment w:val="baseline"/>
               <w:rPr>
-                <w:rFonts w:ascii="宋体" w:eastAsia="宋体" w:hAnsi="宋体" w:cs="宋体"/>
+                <w:rFonts w:ascii="宋体" w:hAnsi="宋体" w:eastAsia="宋体" w:cs="宋体"/>
                 <w:b/>
                 <w:bCs/>
                 <w:spacing w:val="-7"/>
@@ -4890,7 +4941,7 @@
             </w:pPr>
             <w:r>
               <w:rPr>
-                <w:rFonts w:ascii="宋体" w:eastAsia="宋体" w:hAnsi="宋体" w:cs="宋体"/>
+                <w:rFonts w:ascii="宋体" w:hAnsi="宋体" w:eastAsia="宋体" w:cs="宋体"/>
                 <w:b/>
                 <w:bCs/>
                 <w:spacing w:val="-7"/>
@@ -4905,9 +4956,9 @@
           <w:tcPr>
             <w:tcW w:w="3545" w:type="dxa"/>
             <w:tcBorders>
-              <w:top w:val="single" w:sz="6" w:space="0" w:color="000000"/>
-              <w:bottom w:val="single" w:sz="6" w:space="0" w:color="000000"/>
-              <w:right w:val="single" w:sz="6" w:space="0" w:color="000000"/>
+              <w:top w:val="single" w:color="000000" w:sz="6" w:space="0"/>
+              <w:bottom w:val="single" w:color="000000" w:sz="6" w:space="0"/>
+              <w:right w:val="single" w:color="000000" w:sz="6" w:space="0"/>
             </w:tcBorders>
             <w:shd w:val="clear" w:color="auto" w:fill="C0C0C0"/>
           </w:tcPr>
@@ -4930,7 +4981,7 @@
               <w:ind w:left="195"/>
               <w:textAlignment w:val="baseline"/>
               <w:rPr>
-                <w:rFonts w:ascii="宋体" w:eastAsia="宋体" w:hAnsi="宋体" w:cs="宋体"/>
+                <w:rFonts w:ascii="宋体" w:hAnsi="宋体" w:eastAsia="宋体" w:cs="宋体"/>
                 <w:b/>
                 <w:bCs/>
                 <w:spacing w:val="-7"/>
@@ -4940,7 +4991,7 @@
             </w:pPr>
             <w:r>
               <w:rPr>
-                <w:rFonts w:ascii="宋体" w:eastAsia="宋体" w:hAnsi="宋体" w:cs="宋体"/>
+                <w:rFonts w:ascii="宋体" w:hAnsi="宋体" w:eastAsia="宋体" w:cs="宋体"/>
                 <w:b/>
                 <w:bCs/>
                 <w:spacing w:val="-7"/>
@@ -4955,9 +5006,9 @@
           <w:tcPr>
             <w:tcW w:w="1453" w:type="dxa"/>
             <w:tcBorders>
-              <w:top w:val="single" w:sz="6" w:space="0" w:color="000000"/>
-              <w:bottom w:val="single" w:sz="6" w:space="0" w:color="000000"/>
-              <w:right w:val="single" w:sz="6" w:space="0" w:color="000000"/>
+              <w:top w:val="single" w:color="000000" w:sz="6" w:space="0"/>
+              <w:bottom w:val="single" w:color="000000" w:sz="6" w:space="0"/>
+              <w:right w:val="single" w:color="000000" w:sz="6" w:space="0"/>
             </w:tcBorders>
             <w:shd w:val="clear" w:color="auto" w:fill="C0C0C0"/>
           </w:tcPr>
@@ -4980,7 +5031,7 @@
               <w:ind w:left="195"/>
               <w:textAlignment w:val="baseline"/>
               <w:rPr>
-                <w:rFonts w:ascii="宋体" w:eastAsia="宋体" w:hAnsi="宋体" w:cs="宋体" w:hint="default"/>
+                <w:rFonts w:hint="default" w:ascii="宋体" w:hAnsi="宋体" w:eastAsia="宋体" w:cs="宋体"/>
                 <w:b/>
                 <w:bCs/>
                 <w:spacing w:val="-7"/>
@@ -4991,7 +5042,7 @@
             </w:pPr>
             <w:r>
               <w:rPr>
-                <w:rFonts w:ascii="宋体" w:eastAsia="宋体" w:hAnsi="宋体" w:cs="宋体" w:hint="eastAsia"/>
+                <w:rFonts w:hint="eastAsia" w:ascii="宋体" w:hAnsi="宋体" w:eastAsia="宋体" w:cs="宋体"/>
                 <w:b/>
                 <w:bCs/>
                 <w:spacing w:val="-7"/>
@@ -5007,9 +5058,9 @@
           <w:tcPr>
             <w:tcW w:w="1453" w:type="dxa"/>
             <w:tcBorders>
-              <w:top w:val="single" w:sz="6" w:space="0" w:color="000000"/>
-              <w:bottom w:val="single" w:sz="6" w:space="0" w:color="000000"/>
-              <w:right w:val="single" w:sz="6" w:space="0" w:color="000000"/>
+              <w:top w:val="single" w:color="000000" w:sz="6" w:space="0"/>
+              <w:bottom w:val="single" w:color="000000" w:sz="6" w:space="0"/>
+              <w:right w:val="single" w:color="000000" w:sz="6" w:space="0"/>
             </w:tcBorders>
             <w:shd w:val="clear" w:color="auto" w:fill="C0C0C0"/>
           </w:tcPr>
@@ -5032,7 +5083,7 @@
               <w:ind w:left="195"/>
               <w:textAlignment w:val="baseline"/>
               <w:rPr>
-                <w:rFonts w:ascii="宋体" w:eastAsia="宋体" w:hAnsi="宋体" w:cs="宋体" w:hint="default"/>
+                <w:rFonts w:hint="default" w:ascii="宋体" w:hAnsi="宋体" w:eastAsia="宋体" w:cs="宋体"/>
                 <w:b/>
                 <w:bCs/>
                 <w:spacing w:val="-7"/>
@@ -5043,7 +5094,7 @@
             </w:pPr>
             <w:r>
               <w:rPr>
-                <w:rFonts w:ascii="宋体" w:hAnsi="宋体" w:cs="宋体" w:hint="eastAsia"/>
+                <w:rFonts w:hint="eastAsia" w:ascii="宋体" w:hAnsi="宋体" w:cs="宋体"/>
                 <w:b/>
                 <w:bCs/>
                 <w:spacing w:val="-7"/>
@@ -5058,9 +5109,14 @@
       </w:tr>
       <w:tr>
         <w:tblPrEx>
-          <w:tblW w:w="8515" w:type="dxa"/>
-          <w:tblInd w:w="130" w:type="dxa"/>
-          <w:tblLayout w:type="fixed"/>
+          <w:tblBorders>
+            <w:top w:val="single" w:color="000000" w:sz="2" w:space="0"/>
+            <w:left w:val="single" w:color="000000" w:sz="2" w:space="0"/>
+            <w:bottom w:val="single" w:color="000000" w:sz="2" w:space="0"/>
+            <w:right w:val="single" w:color="000000" w:sz="2" w:space="0"/>
+            <w:insideH w:val="single" w:color="000000" w:sz="2" w:space="0"/>
+            <w:insideV w:val="single" w:color="000000" w:sz="2" w:space="0"/>
+          </w:tblBorders>
           <w:tblCellMar>
             <w:top w:w="0" w:type="dxa"/>
             <w:left w:w="0" w:type="dxa"/>
@@ -5069,14 +5125,14 @@
           </w:tblCellMar>
         </w:tblPrEx>
         <w:trPr>
-          <w:trHeight w:val="549"/>
+          <w:trHeight w:val="549" w:hRule="atLeast"/>
         </w:trPr>
         <w:tc>
           <w:tcPr>
             <w:tcW w:w="727" w:type="dxa"/>
             <w:tcBorders>
-              <w:top w:val="single" w:sz="6" w:space="0" w:color="000000"/>
-              <w:left w:val="single" w:sz="6" w:space="0" w:color="000000"/>
+              <w:top w:val="single" w:color="000000" w:sz="6" w:space="0"/>
+              <w:left w:val="single" w:color="000000" w:sz="6" w:space="0"/>
             </w:tcBorders>
           </w:tcPr>
           <w:p>
@@ -5098,7 +5154,7 @@
               <w:ind w:left="123"/>
               <w:textAlignment w:val="baseline"/>
               <w:rPr>
-                <w:rFonts w:ascii="宋体" w:eastAsia="宋体" w:hAnsi="宋体" w:cs="宋体" w:hint="eastAsia"/>
+                <w:rFonts w:hint="eastAsia" w:ascii="宋体" w:hAnsi="宋体" w:eastAsia="宋体" w:cs="宋体"/>
                 <w:spacing w:val="-2"/>
                 <w:sz w:val="24"/>
                 <w:szCs w:val="24"/>
@@ -5107,7 +5163,7 @@
             </w:pPr>
             <w:r>
               <w:rPr>
-                <w:rFonts w:ascii="宋体" w:eastAsia="宋体" w:hAnsi="宋体" w:cs="宋体" w:hint="eastAsia"/>
+                <w:rFonts w:hint="eastAsia" w:ascii="宋体" w:hAnsi="宋体" w:eastAsia="宋体" w:cs="宋体"/>
                 <w:spacing w:val="-2"/>
                 <w:sz w:val="24"/>
                 <w:szCs w:val="24"/>
@@ -5121,7 +5177,7 @@
           <w:tcPr>
             <w:tcW w:w="1337" w:type="dxa"/>
             <w:tcBorders>
-              <w:top w:val="single" w:sz="6" w:space="0" w:color="000000"/>
+              <w:top w:val="single" w:color="000000" w:sz="6" w:space="0"/>
             </w:tcBorders>
           </w:tcPr>
           <w:p>
@@ -5143,7 +5199,7 @@
               <w:ind w:left="123"/>
               <w:textAlignment w:val="baseline"/>
               <w:rPr>
-                <w:rFonts w:ascii="宋体" w:eastAsia="宋体" w:hAnsi="宋体" w:cs="宋体" w:hint="eastAsia"/>
+                <w:rFonts w:hint="eastAsia" w:ascii="宋体" w:hAnsi="宋体" w:eastAsia="宋体" w:cs="宋体"/>
                 <w:spacing w:val="-2"/>
                 <w:sz w:val="24"/>
                 <w:szCs w:val="24"/>
@@ -5152,7 +5208,7 @@
             </w:pPr>
             <w:r>
               <w:rPr>
-                <w:rFonts w:ascii="宋体" w:eastAsia="宋体" w:hAnsi="宋体" w:cs="宋体" w:hint="eastAsia"/>
+                <w:rFonts w:hint="eastAsia" w:ascii="宋体" w:hAnsi="宋体" w:eastAsia="宋体" w:cs="宋体"/>
                 <w:spacing w:val="-2"/>
                 <w:sz w:val="24"/>
                 <w:szCs w:val="24"/>
@@ -5166,8 +5222,8 @@
           <w:tcPr>
             <w:tcW w:w="3545" w:type="dxa"/>
             <w:tcBorders>
-              <w:top w:val="single" w:sz="6" w:space="0" w:color="000000"/>
-              <w:right w:val="single" w:sz="6" w:space="0" w:color="000000"/>
+              <w:top w:val="single" w:color="000000" w:sz="6" w:space="0"/>
+              <w:right w:val="single" w:color="000000" w:sz="6" w:space="0"/>
             </w:tcBorders>
           </w:tcPr>
           <w:p>
@@ -5189,7 +5245,7 @@
               <w:ind w:left="123"/>
               <w:textAlignment w:val="baseline"/>
               <w:rPr>
-                <w:rFonts w:ascii="宋体" w:eastAsia="宋体" w:hAnsi="宋体" w:cs="宋体" w:hint="default"/>
+                <w:rFonts w:hint="default" w:ascii="宋体" w:hAnsi="宋体" w:eastAsia="宋体" w:cs="宋体"/>
                 <w:spacing w:val="-2"/>
                 <w:sz w:val="24"/>
                 <w:szCs w:val="24"/>
@@ -5198,7 +5254,7 @@
             </w:pPr>
             <w:r>
               <w:rPr>
-                <w:rFonts w:ascii="宋体" w:eastAsia="宋体" w:hAnsi="宋体" w:cs="宋体" w:hint="eastAsia"/>
+                <w:rFonts w:hint="eastAsia" w:ascii="宋体" w:hAnsi="宋体" w:eastAsia="宋体" w:cs="宋体"/>
                 <w:spacing w:val="-2"/>
                 <w:sz w:val="24"/>
                 <w:szCs w:val="24"/>
@@ -5212,8 +5268,8 @@
           <w:tcPr>
             <w:tcW w:w="1453" w:type="dxa"/>
             <w:tcBorders>
-              <w:top w:val="single" w:sz="6" w:space="0" w:color="000000"/>
-              <w:right w:val="single" w:sz="6" w:space="0" w:color="000000"/>
+              <w:top w:val="single" w:color="000000" w:sz="6" w:space="0"/>
+              <w:right w:val="single" w:color="000000" w:sz="6" w:space="0"/>
             </w:tcBorders>
           </w:tcPr>
           <w:p>
@@ -5235,7 +5291,7 @@
               <w:ind w:left="123"/>
               <w:textAlignment w:val="baseline"/>
               <w:rPr>
-                <w:rFonts w:ascii="宋体" w:eastAsia="宋体" w:hAnsi="宋体" w:cs="宋体" w:hint="eastAsia"/>
+                <w:rFonts w:hint="eastAsia" w:ascii="宋体" w:hAnsi="宋体" w:eastAsia="宋体" w:cs="宋体"/>
                 <w:spacing w:val="-2"/>
                 <w:sz w:val="24"/>
                 <w:szCs w:val="24"/>
@@ -5244,7 +5300,7 @@
             </w:pPr>
             <w:r>
               <w:rPr>
-                <w:rFonts w:ascii="宋体" w:eastAsia="宋体" w:hAnsi="宋体" w:cs="宋体" w:hint="eastAsia"/>
+                <w:rFonts w:hint="eastAsia" w:ascii="宋体" w:hAnsi="宋体" w:eastAsia="宋体" w:cs="宋体"/>
                 <w:spacing w:val="-2"/>
                 <w:sz w:val="24"/>
                 <w:szCs w:val="24"/>
@@ -5258,8 +5314,8 @@
           <w:tcPr>
             <w:tcW w:w="1453" w:type="dxa"/>
             <w:tcBorders>
-              <w:top w:val="single" w:sz="6" w:space="0" w:color="000000"/>
-              <w:right w:val="single" w:sz="6" w:space="0" w:color="000000"/>
+              <w:top w:val="single" w:color="000000" w:sz="6" w:space="0"/>
+              <w:right w:val="single" w:color="000000" w:sz="6" w:space="0"/>
             </w:tcBorders>
           </w:tcPr>
           <w:p>
@@ -5281,7 +5337,7 @@
               <w:ind w:left="123"/>
               <w:textAlignment w:val="baseline"/>
               <w:rPr>
-                <w:rFonts w:ascii="宋体" w:eastAsia="宋体" w:hAnsi="宋体" w:cs="宋体" w:hint="default"/>
+                <w:rFonts w:hint="default" w:ascii="宋体" w:hAnsi="宋体" w:eastAsia="宋体" w:cs="宋体"/>
                 <w:spacing w:val="-2"/>
                 <w:sz w:val="24"/>
                 <w:szCs w:val="24"/>
@@ -5290,7 +5346,7 @@
             </w:pPr>
             <w:r>
               <w:rPr>
-                <w:rFonts w:ascii="宋体" w:hAnsi="宋体" w:cs="宋体" w:hint="eastAsia"/>
+                <w:rFonts w:hint="eastAsia" w:ascii="宋体" w:hAnsi="宋体" w:cs="宋体"/>
                 <w:spacing w:val="-2"/>
                 <w:sz w:val="24"/>
                 <w:szCs w:val="24"/>
@@ -5304,7 +5360,7 @@
     </w:tbl>
     <w:p>
       <w:pPr>
-        <w:pStyle w:val="1"/>
+        <w:pStyle w:val="26"/>
         <w:keepNext w:val="0"/>
         <w:keepLines w:val="0"/>
         <w:pageBreakBefore w:val="0"/>
@@ -5320,15 +5376,15 @@
         <w:snapToGrid w:val="0"/>
         <w:textAlignment w:val="baseline"/>
       </w:pPr>
-      <w:bookmarkStart w:id="27" w:name="_Toc15290"/>
+      <w:bookmarkStart w:id="26" w:name="_Toc21805"/>
       <w:r>
         <w:t>内审记录</w:t>
       </w:r>
-      <w:bookmarkEnd w:id="27"/>
-    </w:p>
-    <w:p>
-      <w:pPr>
-        <w:pStyle w:val="a"/>
+      <w:bookmarkEnd w:id="26"/>
+    </w:p>
+    <w:p>
+      <w:pPr>
+        <w:pStyle w:val="27"/>
         <w:bidi w:val="0"/>
       </w:pPr>
       <w:r>
@@ -5337,13 +5393,13 @@
     </w:p>
     <w:p>
       <w:pPr>
-        <w:pStyle w:val="a"/>
+        <w:pStyle w:val="27"/>
         <w:numPr>
           <w:ilvl w:val="0"/>
           <w:numId w:val="11"/>
         </w:numPr>
         <w:bidi w:val="0"/>
-        <w:ind w:left="425" w:hanging="425" w:leftChars="0" w:firstLineChars="0"/>
+        <w:ind w:left="425" w:leftChars="0" w:hanging="425" w:firstLineChars="0"/>
       </w:pPr>
       <w:r>
         <w:t>《内审计划》</w:t>
@@ -5351,13 +5407,13 @@
     </w:p>
     <w:p>
       <w:pPr>
-        <w:pStyle w:val="a"/>
+        <w:pStyle w:val="27"/>
         <w:numPr>
           <w:ilvl w:val="0"/>
           <w:numId w:val="11"/>
         </w:numPr>
         <w:bidi w:val="0"/>
-        <w:ind w:left="425" w:hanging="425" w:leftChars="0" w:firstLineChars="0"/>
+        <w:ind w:left="425" w:leftChars="0" w:hanging="425" w:firstLineChars="0"/>
       </w:pPr>
       <w:r>
         <w:t>《内审检查表》</w:t>
@@ -5365,13 +5421,13 @@
     </w:p>
     <w:p>
       <w:pPr>
-        <w:pStyle w:val="a"/>
+        <w:pStyle w:val="27"/>
         <w:numPr>
           <w:ilvl w:val="0"/>
           <w:numId w:val="11"/>
         </w:numPr>
         <w:bidi w:val="0"/>
-        <w:ind w:left="425" w:hanging="425" w:leftChars="0" w:firstLineChars="0"/>
+        <w:ind w:left="425" w:leftChars="0" w:hanging="425" w:firstLineChars="0"/>
       </w:pPr>
       <w:r>
         <w:t>《内审报告》</w:t>
@@ -5379,44 +5435,69 @@
     </w:p>
     <w:p>
       <w:pPr>
-        <w:pStyle w:val="a"/>
+        <w:pStyle w:val="27"/>
         <w:numPr>
           <w:ilvl w:val="0"/>
           <w:numId w:val="11"/>
         </w:numPr>
         <w:bidi w:val="0"/>
-        <w:ind w:left="425" w:hanging="425" w:leftChars="0" w:firstLineChars="0"/>
+        <w:ind w:left="425" w:leftChars="0" w:hanging="425" w:firstLineChars="0"/>
       </w:pPr>
       <w:r>
         <w:t>《不符合项报告》</w:t>
       </w:r>
     </w:p>
     <w:sectPr>
-      <w:headerReference w:type="default" r:id="rId7"/>
-      <w:footerReference w:type="default" r:id="rId8"/>
+      <w:headerReference r:id="rId7" w:type="default"/>
+      <w:footerReference r:id="rId8" w:type="default"/>
       <w:pgSz w:w="11907" w:h="16840"/>
       <w:pgMar w:top="1162" w:right="1768" w:bottom="1359" w:left="1768" w:header="830" w:footer="1199" w:gutter="0"/>
-      <w:cols w:num="1" w:space="720"/>
+      <w:cols w:space="720" w:num="1"/>
     </w:sectPr>
   </w:body>
 </w:document>
 </file>
 
+<file path=word/endnotes.xml><?xml version="1.0" encoding="utf-8"?>
+<w:endnotes xmlns:wpc="http://schemas.microsoft.com/office/word/2010/wordprocessingCanvas" xmlns:mc="http://schemas.openxmlformats.org/markup-compatibility/2006" xmlns:o="urn:schemas-microsoft-com:office:office" xmlns:r="http://schemas.openxmlformats.org/officeDocument/2006/relationships" xmlns:m="http://schemas.openxmlformats.org/officeDocument/2006/math" xmlns:v="urn:schemas-microsoft-com:vml" xmlns:wp14="http://schemas.microsoft.com/office/word/2010/wordprocessingDrawing" xmlns:wp="http://schemas.openxmlformats.org/drawingml/2006/wordprocessingDrawing" xmlns:w="http://schemas.openxmlformats.org/wordprocessingml/2006/main" xmlns:w14="http://schemas.microsoft.com/office/word/2010/wordml" xmlns:w15="http://schemas.microsoft.com/office/word/2012/wordml" xmlns:w10="urn:schemas-microsoft-com:office:word" xmlns:wpg="http://schemas.microsoft.com/office/word/2010/wordprocessingGroup" xmlns:wpi="http://schemas.microsoft.com/office/word/2010/wordprocessingInk" xmlns:wne="http://schemas.microsoft.com/office/word/2006/wordml" xmlns:wps="http://schemas.microsoft.com/office/word/2010/wordprocessingShape" xmlns:wpsCustomData="http://www.wps.cn/officeDocument/2013/wpsCustomData" mc:Ignorable="w14 w15 wp14">
+  <w:endnote w:type="separator" w:id="0">
+    <w:p>
+      <w:pPr>
+        <w:spacing w:line="240" w:lineRule="auto"/>
+      </w:pPr>
+      <w:r>
+        <w:separator/>
+      </w:r>
+    </w:p>
+  </w:endnote>
+  <w:endnote w:type="continuationSeparator" w:id="1">
+    <w:p>
+      <w:pPr>
+        <w:spacing w:line="240" w:lineRule="auto"/>
+      </w:pPr>
+      <w:r>
+        <w:continuationSeparator/>
+      </w:r>
+    </w:p>
+  </w:endnote>
+</w:endnotes>
+</file>
+
 <file path=word/footer1.xml><?xml version="1.0" encoding="utf-8"?>
-<w:ftr xmlns:wpc="http://schemas.microsoft.com/office/word/2010/wordprocessingCanvas" xmlns:mc="http://schemas.openxmlformats.org/markup-compatibility/2006" xmlns:o="urn:schemas-microsoft-com:office:office" xmlns:r="http://schemas.openxmlformats.org/officeDocument/2006/relationships" xmlns:m="http://schemas.openxmlformats.org/officeDocument/2006/math" xmlns:v="urn:schemas-microsoft-com:vml" xmlns:wp14="http://schemas.microsoft.com/office/word/2010/wordprocessingDrawing" xmlns:wp="http://schemas.openxmlformats.org/drawingml/2006/wordprocessingDrawing" xmlns:w10="urn:schemas-microsoft-com:office:word" xmlns:w="http://schemas.openxmlformats.org/wordprocessingml/2006/main" xmlns:w14="http://schemas.microsoft.com/office/word/2010/wordml" xmlns:w15="http://schemas.microsoft.com/office/word/2012/wordml" xmlns:wne="http://schemas.microsoft.com/office/word/2006/wordml" xmlns:wpg="http://schemas.microsoft.com/office/word/2010/wordprocessingGroup" xmlns:wpi="http://schemas.microsoft.com/office/word/2010/wordprocessingInk" xmlns:wps="http://schemas.microsoft.com/office/word/2010/wordprocessingShape" mc:Ignorable="w14 w15 wp14">
+<w:ftr xmlns:wpc="http://schemas.microsoft.com/office/word/2010/wordprocessingCanvas" xmlns:mc="http://schemas.openxmlformats.org/markup-compatibility/2006" xmlns:o="urn:schemas-microsoft-com:office:office" xmlns:r="http://schemas.openxmlformats.org/officeDocument/2006/relationships" xmlns:m="http://schemas.openxmlformats.org/officeDocument/2006/math" xmlns:v="urn:schemas-microsoft-com:vml" xmlns:wp14="http://schemas.microsoft.com/office/word/2010/wordprocessingDrawing" xmlns:wp="http://schemas.openxmlformats.org/drawingml/2006/wordprocessingDrawing" xmlns:w10="urn:schemas-microsoft-com:office:word" xmlns:w="http://schemas.openxmlformats.org/wordprocessingml/2006/main" xmlns:w14="http://schemas.microsoft.com/office/word/2010/wordml" xmlns:w15="http://schemas.microsoft.com/office/word/2012/wordml" xmlns:wpg="http://schemas.microsoft.com/office/word/2010/wordprocessingGroup" xmlns:wpi="http://schemas.microsoft.com/office/word/2010/wordprocessingInk" xmlns:wne="http://schemas.microsoft.com/office/word/2006/wordml" xmlns:wps="http://schemas.microsoft.com/office/word/2010/wordprocessingShape" xmlns:wpsCustomData="http://www.wps.cn/officeDocument/2013/wpsCustomData" mc:Ignorable="w14 w15 wp14">
   <w:p>
     <w:pPr>
       <w:spacing w:line="174" w:lineRule="auto"/>
       <w:ind w:left="4161"/>
       <w:rPr>
-        <w:rFonts w:ascii="Times New Roman" w:eastAsia="Times New Roman" w:hAnsi="Times New Roman" w:cs="Times New Roman"/>
+        <w:rFonts w:ascii="Times New Roman" w:hAnsi="Times New Roman" w:eastAsia="Times New Roman" w:cs="Times New Roman"/>
         <w:sz w:val="18"/>
         <w:szCs w:val="18"/>
       </w:rPr>
     </w:pPr>
     <w:r>
       <w:rPr>
-        <w:rFonts w:ascii="Times New Roman" w:eastAsia="Times New Roman" w:hAnsi="Times New Roman" w:cs="Times New Roman"/>
+        <w:rFonts w:ascii="Times New Roman" w:hAnsi="Times New Roman" w:eastAsia="Times New Roman" w:cs="Times New Roman"/>
         <w:sz w:val="18"/>
         <w:szCs w:val="18"/>
       </w:rPr>
@@ -5427,20 +5508,20 @@
 </file>
 
 <file path=word/footer2.xml><?xml version="1.0" encoding="utf-8"?>
-<w:ftr xmlns:wpc="http://schemas.microsoft.com/office/word/2010/wordprocessingCanvas" xmlns:mc="http://schemas.openxmlformats.org/markup-compatibility/2006" xmlns:o="urn:schemas-microsoft-com:office:office" xmlns:r="http://schemas.openxmlformats.org/officeDocument/2006/relationships" xmlns:m="http://schemas.openxmlformats.org/officeDocument/2006/math" xmlns:v="urn:schemas-microsoft-com:vml" xmlns:wp14="http://schemas.microsoft.com/office/word/2010/wordprocessingDrawing" xmlns:wp="http://schemas.openxmlformats.org/drawingml/2006/wordprocessingDrawing" xmlns:w10="urn:schemas-microsoft-com:office:word" xmlns:w="http://schemas.openxmlformats.org/wordprocessingml/2006/main" xmlns:w14="http://schemas.microsoft.com/office/word/2010/wordml" xmlns:w15="http://schemas.microsoft.com/office/word/2012/wordml" xmlns:wne="http://schemas.microsoft.com/office/word/2006/wordml" xmlns:wpg="http://schemas.microsoft.com/office/word/2010/wordprocessingGroup" xmlns:wpi="http://schemas.microsoft.com/office/word/2010/wordprocessingInk" xmlns:wps="http://schemas.microsoft.com/office/word/2010/wordprocessingShape" mc:Ignorable="w14 w15 wp14">
+<w:ftr xmlns:wpc="http://schemas.microsoft.com/office/word/2010/wordprocessingCanvas" xmlns:mc="http://schemas.openxmlformats.org/markup-compatibility/2006" xmlns:o="urn:schemas-microsoft-com:office:office" xmlns:r="http://schemas.openxmlformats.org/officeDocument/2006/relationships" xmlns:m="http://schemas.openxmlformats.org/officeDocument/2006/math" xmlns:v="urn:schemas-microsoft-com:vml" xmlns:wp14="http://schemas.microsoft.com/office/word/2010/wordprocessingDrawing" xmlns:wp="http://schemas.openxmlformats.org/drawingml/2006/wordprocessingDrawing" xmlns:w10="urn:schemas-microsoft-com:office:word" xmlns:w="http://schemas.openxmlformats.org/wordprocessingml/2006/main" xmlns:w14="http://schemas.microsoft.com/office/word/2010/wordml" xmlns:w15="http://schemas.microsoft.com/office/word/2012/wordml" xmlns:wpg="http://schemas.microsoft.com/office/word/2010/wordprocessingGroup" xmlns:wpi="http://schemas.microsoft.com/office/word/2010/wordprocessingInk" xmlns:wne="http://schemas.microsoft.com/office/word/2006/wordml" xmlns:wps="http://schemas.microsoft.com/office/word/2010/wordprocessingShape" xmlns:wpsCustomData="http://www.wps.cn/officeDocument/2013/wpsCustomData" mc:Ignorable="w14 w15 wp14">
   <w:p>
     <w:pPr>
       <w:spacing w:line="174" w:lineRule="auto"/>
       <w:ind w:left="4148"/>
       <w:rPr>
-        <w:rFonts w:ascii="Times New Roman" w:eastAsia="Times New Roman" w:hAnsi="Times New Roman" w:cs="Times New Roman"/>
+        <w:rFonts w:ascii="Times New Roman" w:hAnsi="Times New Roman" w:eastAsia="Times New Roman" w:cs="Times New Roman"/>
         <w:sz w:val="18"/>
         <w:szCs w:val="18"/>
       </w:rPr>
     </w:pPr>
     <w:r>
       <w:rPr>
-        <w:rFonts w:ascii="Times New Roman" w:eastAsia="Times New Roman" w:hAnsi="Times New Roman" w:cs="Times New Roman"/>
+        <w:rFonts w:ascii="Times New Roman" w:hAnsi="Times New Roman" w:eastAsia="Times New Roman" w:cs="Times New Roman"/>
         <w:sz w:val="18"/>
         <w:szCs w:val="18"/>
       </w:rPr>
@@ -5450,29 +5531,57 @@
 </w:ftr>
 </file>
 
+<file path=word/footnotes.xml><?xml version="1.0" encoding="utf-8"?>
+<w:footnotes xmlns:wpc="http://schemas.microsoft.com/office/word/2010/wordprocessingCanvas" xmlns:mc="http://schemas.openxmlformats.org/markup-compatibility/2006" xmlns:o="urn:schemas-microsoft-com:office:office" xmlns:r="http://schemas.openxmlformats.org/officeDocument/2006/relationships" xmlns:m="http://schemas.openxmlformats.org/officeDocument/2006/math" xmlns:v="urn:schemas-microsoft-com:vml" xmlns:wp14="http://schemas.microsoft.com/office/word/2010/wordprocessingDrawing" xmlns:wp="http://schemas.openxmlformats.org/drawingml/2006/wordprocessingDrawing" xmlns:w="http://schemas.openxmlformats.org/wordprocessingml/2006/main" xmlns:w14="http://schemas.microsoft.com/office/word/2010/wordml" xmlns:w15="http://schemas.microsoft.com/office/word/2012/wordml" xmlns:w10="urn:schemas-microsoft-com:office:word" xmlns:wpg="http://schemas.microsoft.com/office/word/2010/wordprocessingGroup" xmlns:wpi="http://schemas.microsoft.com/office/word/2010/wordprocessingInk" xmlns:wne="http://schemas.microsoft.com/office/word/2006/wordml" xmlns:wps="http://schemas.microsoft.com/office/word/2010/wordprocessingShape" xmlns:wpsCustomData="http://www.wps.cn/officeDocument/2013/wpsCustomData" mc:Ignorable="w14 w15 wp14">
+  <w:footnote w:type="separator" w:id="0">
+    <w:p>
+      <w:pPr>
+        <w:spacing w:line="360" w:lineRule="auto"/>
+      </w:pPr>
+      <w:r>
+        <w:separator/>
+      </w:r>
+    </w:p>
+  </w:footnote>
+  <w:footnote w:type="continuationSeparator" w:id="1">
+    <w:p>
+      <w:pPr>
+        <w:spacing w:line="360" w:lineRule="auto"/>
+      </w:pPr>
+      <w:r>
+        <w:continuationSeparator/>
+      </w:r>
+    </w:p>
+  </w:footnote>
+</w:footnotes>
+</file>
+
 <file path=word/header1.xml><?xml version="1.0" encoding="utf-8"?>
-<w:hdr xmlns:wpc="http://schemas.microsoft.com/office/word/2010/wordprocessingCanvas" xmlns:mc="http://schemas.openxmlformats.org/markup-compatibility/2006" xmlns:o="urn:schemas-microsoft-com:office:office" xmlns:r="http://schemas.openxmlformats.org/officeDocument/2006/relationships" xmlns:m="http://schemas.openxmlformats.org/officeDocument/2006/math" xmlns:v="urn:schemas-microsoft-com:vml" xmlns:wp14="http://schemas.microsoft.com/office/word/2010/wordprocessingDrawing" xmlns:wp="http://schemas.openxmlformats.org/drawingml/2006/wordprocessingDrawing" xmlns:w10="urn:schemas-microsoft-com:office:word" xmlns:w="http://schemas.openxmlformats.org/wordprocessingml/2006/main" xmlns:w14="http://schemas.microsoft.com/office/word/2010/wordml" xmlns:w15="http://schemas.microsoft.com/office/word/2012/wordml" xmlns:wne="http://schemas.microsoft.com/office/word/2006/wordml" xmlns:wpg="http://schemas.microsoft.com/office/word/2010/wordprocessingGroup" xmlns:wpi="http://schemas.microsoft.com/office/word/2010/wordprocessingInk" xmlns:wps="http://schemas.microsoft.com/office/word/2010/wordprocessingShape" mc:Ignorable="w14 w15 wp14">
+<w:hdr xmlns:wpc="http://schemas.microsoft.com/office/word/2010/wordprocessingCanvas" xmlns:mc="http://schemas.openxmlformats.org/markup-compatibility/2006" xmlns:o="urn:schemas-microsoft-com:office:office" xmlns:r="http://schemas.openxmlformats.org/officeDocument/2006/relationships" xmlns:m="http://schemas.openxmlformats.org/officeDocument/2006/math" xmlns:v="urn:schemas-microsoft-com:vml" xmlns:wp14="http://schemas.microsoft.com/office/word/2010/wordprocessingDrawing" xmlns:wp="http://schemas.openxmlformats.org/drawingml/2006/wordprocessingDrawing" xmlns:w10="urn:schemas-microsoft-com:office:word" xmlns:w="http://schemas.openxmlformats.org/wordprocessingml/2006/main" xmlns:w14="http://schemas.microsoft.com/office/word/2010/wordml" xmlns:w15="http://schemas.microsoft.com/office/word/2012/wordml" xmlns:wpg="http://schemas.microsoft.com/office/word/2010/wordprocessingGroup" xmlns:wpi="http://schemas.microsoft.com/office/word/2010/wordprocessingInk" xmlns:wne="http://schemas.microsoft.com/office/word/2006/wordml" xmlns:wps="http://schemas.microsoft.com/office/word/2010/wordprocessingShape" xmlns:wpsCustomData="http://www.wps.cn/officeDocument/2013/wpsCustomData" mc:Ignorable="w14 w15 wp14">
   <w:p>
     <w:pPr>
       <w:spacing w:before="47" w:line="220" w:lineRule="auto"/>
       <w:ind w:right="25"/>
       <w:jc w:val="right"/>
       <w:rPr>
-        <w:rFonts w:ascii="宋体" w:eastAsia="宋体" w:hAnsi="宋体" w:cs="宋体"/>
+        <w:rFonts w:ascii="宋体" w:hAnsi="宋体" w:eastAsia="宋体" w:cs="宋体"/>
         <w:sz w:val="18"/>
         <w:szCs w:val="18"/>
       </w:rPr>
     </w:pPr>
     <w:r>
       <w:pict>
-        <v:shape id="_x0000_s4097" o:spid="_x0000_s2049" style="height:0.5pt;margin-left:88.4pt;margin-top:55.2pt;mso-height-relative:page;mso-position-horizontal-relative:page;mso-position-vertical-relative:page;mso-width-relative:page;position:absolute;width:418.55pt;z-index:251658240" coordsize="8370,10" o:allowincell="f" path="m,5l8370,5e" filled="f" stroked="t">
+        <v:shape id="_x0000_s2049" o:spid="_x0000_s2049" style="position:absolute;left:0pt;margin-left:88.4pt;margin-top:55.2pt;height:0.5pt;width:418.55pt;mso-position-horizontal-relative:page;mso-position-vertical-relative:page;z-index:251659264;mso-width-relative:page;mso-height-relative:page;" filled="f" stroked="t" coordsize="8370,10" o:allowincell="f" path="m0,5l8370,5e">
+          <v:fill on="f" focussize="0,0"/>
           <v:stroke joinstyle="miter"/>
+          <v:imagedata o:title=""/>
+          <o:lock v:ext="edit"/>
         </v:shape>
       </w:pict>
     </w:r>
     <w:r>
       <w:rPr>
-        <w:rFonts w:ascii="宋体" w:eastAsia="宋体" w:hAnsi="宋体" w:cs="宋体"/>
+        <w:rFonts w:ascii="宋体" w:hAnsi="宋体" w:eastAsia="宋体" w:cs="宋体"/>
         <w:spacing w:val="-4"/>
         <w:sz w:val="18"/>
         <w:szCs w:val="18"/>
@@ -5484,28 +5593,31 @@
 </file>
 
 <file path=word/header2.xml><?xml version="1.0" encoding="utf-8"?>
-<w:hdr xmlns:wpc="http://schemas.microsoft.com/office/word/2010/wordprocessingCanvas" xmlns:mc="http://schemas.openxmlformats.org/markup-compatibility/2006" xmlns:o="urn:schemas-microsoft-com:office:office" xmlns:r="http://schemas.openxmlformats.org/officeDocument/2006/relationships" xmlns:m="http://schemas.openxmlformats.org/officeDocument/2006/math" xmlns:v="urn:schemas-microsoft-com:vml" xmlns:wp14="http://schemas.microsoft.com/office/word/2010/wordprocessingDrawing" xmlns:wp="http://schemas.openxmlformats.org/drawingml/2006/wordprocessingDrawing" xmlns:w10="urn:schemas-microsoft-com:office:word" xmlns:w="http://schemas.openxmlformats.org/wordprocessingml/2006/main" xmlns:w14="http://schemas.microsoft.com/office/word/2010/wordml" xmlns:w15="http://schemas.microsoft.com/office/word/2012/wordml" xmlns:wne="http://schemas.microsoft.com/office/word/2006/wordml" xmlns:wpg="http://schemas.microsoft.com/office/word/2010/wordprocessingGroup" xmlns:wpi="http://schemas.microsoft.com/office/word/2010/wordprocessingInk" xmlns:wps="http://schemas.microsoft.com/office/word/2010/wordprocessingShape" mc:Ignorable="w14 w15 wp14">
+<w:hdr xmlns:wpc="http://schemas.microsoft.com/office/word/2010/wordprocessingCanvas" xmlns:mc="http://schemas.openxmlformats.org/markup-compatibility/2006" xmlns:o="urn:schemas-microsoft-com:office:office" xmlns:r="http://schemas.openxmlformats.org/officeDocument/2006/relationships" xmlns:m="http://schemas.openxmlformats.org/officeDocument/2006/math" xmlns:v="urn:schemas-microsoft-com:vml" xmlns:wp14="http://schemas.microsoft.com/office/word/2010/wordprocessingDrawing" xmlns:wp="http://schemas.openxmlformats.org/drawingml/2006/wordprocessingDrawing" xmlns:w10="urn:schemas-microsoft-com:office:word" xmlns:w="http://schemas.openxmlformats.org/wordprocessingml/2006/main" xmlns:w14="http://schemas.microsoft.com/office/word/2010/wordml" xmlns:w15="http://schemas.microsoft.com/office/word/2012/wordml" xmlns:wpg="http://schemas.microsoft.com/office/word/2010/wordprocessingGroup" xmlns:wpi="http://schemas.microsoft.com/office/word/2010/wordprocessingInk" xmlns:wne="http://schemas.microsoft.com/office/word/2006/wordml" xmlns:wps="http://schemas.microsoft.com/office/word/2010/wordprocessingShape" xmlns:wpsCustomData="http://www.wps.cn/officeDocument/2013/wpsCustomData" mc:Ignorable="w14 w15 wp14">
   <w:p>
     <w:pPr>
       <w:spacing w:before="47" w:line="220" w:lineRule="auto"/>
       <w:ind w:right="25"/>
       <w:jc w:val="right"/>
       <w:rPr>
-        <w:rFonts w:ascii="宋体" w:eastAsia="宋体" w:hAnsi="宋体" w:cs="宋体"/>
+        <w:rFonts w:ascii="宋体" w:hAnsi="宋体" w:eastAsia="宋体" w:cs="宋体"/>
         <w:sz w:val="18"/>
         <w:szCs w:val="18"/>
       </w:rPr>
     </w:pPr>
     <w:r>
       <w:pict>
-        <v:shape id="_x0000_s4098" o:spid="_x0000_s2050" style="height:0.5pt;margin-left:88.4pt;margin-top:55.2pt;mso-height-relative:page;mso-position-horizontal-relative:page;mso-position-vertical-relative:page;mso-width-relative:page;position:absolute;width:418.55pt;z-index:251659264" coordsize="8370,10" o:allowincell="f" path="m,5l8370,5e" filled="f" stroked="t">
+        <v:shape id="_x0000_s2050" o:spid="_x0000_s2050" style="position:absolute;left:0pt;margin-left:88.4pt;margin-top:55.2pt;height:0.5pt;width:418.55pt;mso-position-horizontal-relative:page;mso-position-vertical-relative:page;z-index:251660288;mso-width-relative:page;mso-height-relative:page;" filled="f" stroked="t" coordsize="8370,10" o:allowincell="f" path="m0,5l8370,5e">
+          <v:fill on="f" focussize="0,0"/>
           <v:stroke joinstyle="miter"/>
+          <v:imagedata o:title=""/>
+          <o:lock v:ext="edit"/>
         </v:shape>
       </w:pict>
     </w:r>
     <w:r>
       <w:rPr>
-        <w:rFonts w:ascii="宋体" w:eastAsia="宋体" w:hAnsi="宋体" w:cs="宋体"/>
+        <w:rFonts w:ascii="宋体" w:hAnsi="宋体" w:eastAsia="宋体" w:cs="宋体"/>
         <w:spacing w:val="-4"/>
         <w:sz w:val="18"/>
         <w:szCs w:val="18"/>
@@ -5517,12 +5629,12 @@
 </file>
 
 <file path=word/numbering.xml><?xml version="1.0" encoding="utf-8"?>
-<w:numbering xmlns:wpc="http://schemas.microsoft.com/office/word/2010/wordprocessingCanvas" xmlns:mc="http://schemas.openxmlformats.org/markup-compatibility/2006" xmlns:o="urn:schemas-microsoft-com:office:office" xmlns:r="http://schemas.openxmlformats.org/officeDocument/2006/relationships" xmlns:m="http://schemas.openxmlformats.org/officeDocument/2006/math" xmlns:v="urn:schemas-microsoft-com:vml" xmlns:wp14="http://schemas.microsoft.com/office/word/2010/wordprocessingDrawing" xmlns:wp="http://schemas.openxmlformats.org/drawingml/2006/wordprocessingDrawing" xmlns:w10="urn:schemas-microsoft-com:office:word" xmlns:w="http://schemas.openxmlformats.org/wordprocessingml/2006/main" xmlns:w14="http://schemas.microsoft.com/office/word/2010/wordml" xmlns:w15="http://schemas.microsoft.com/office/word/2012/wordml" xmlns:wne="http://schemas.microsoft.com/office/word/2006/wordml" xmlns:wpg="http://schemas.microsoft.com/office/word/2010/wordprocessingGroup" xmlns:wpi="http://schemas.microsoft.com/office/word/2010/wordprocessingInk" xmlns:wps="http://schemas.microsoft.com/office/word/2010/wordprocessingShape" mc:Ignorable="w14 w15 wp14">
+<w:numbering xmlns:wpc="http://schemas.microsoft.com/office/word/2010/wordprocessingCanvas" xmlns:mc="http://schemas.openxmlformats.org/markup-compatibility/2006" xmlns:o="urn:schemas-microsoft-com:office:office" xmlns:r="http://schemas.openxmlformats.org/officeDocument/2006/relationships" xmlns:m="http://schemas.openxmlformats.org/officeDocument/2006/math" xmlns:v="urn:schemas-microsoft-com:vml" xmlns:wp14="http://schemas.microsoft.com/office/word/2010/wordprocessingDrawing" xmlns:wp="http://schemas.openxmlformats.org/drawingml/2006/wordprocessingDrawing" xmlns:w10="urn:schemas-microsoft-com:office:word" xmlns:w="http://schemas.openxmlformats.org/wordprocessingml/2006/main" xmlns:w14="http://schemas.microsoft.com/office/word/2010/wordml" xmlns:wpg="http://schemas.microsoft.com/office/word/2010/wordprocessingGroup" xmlns:wpi="http://schemas.microsoft.com/office/word/2010/wordprocessingInk" xmlns:wne="http://schemas.microsoft.com/office/word/2006/wordml" xmlns:wps="http://schemas.microsoft.com/office/word/2010/wordprocessingShape" xmlns:wpsCustomData="http://www.wps.cn/officeDocument/2013/wpsCustomData" mc:Ignorable="w14 wp14">
   <w:abstractNum w:abstractNumId="0">
     <w:nsid w:val="8D6E13A4"/>
     <w:multiLevelType w:val="singleLevel"/>
     <w:tmpl w:val="8D6E13A4"/>
-    <w:lvl w:ilvl="0">
+    <w:lvl w:ilvl="0" w:tentative="0">
       <w:start w:val="1"/>
       <w:numFmt w:val="decimal"/>
       <w:lvlText w:val="%1."/>
@@ -5539,10 +5651,10 @@
     <w:nsid w:val="8E964DCE"/>
     <w:multiLevelType w:val="multilevel"/>
     <w:tmpl w:val="8E964DCE"/>
-    <w:lvl w:ilvl="0">
+    <w:lvl w:ilvl="0" w:tentative="0">
       <w:start w:val="1"/>
       <w:numFmt w:val="decimal"/>
-      <w:pStyle w:val="Heading1"/>
+      <w:pStyle w:val="2"/>
       <w:lvlText w:val="%1."/>
       <w:lvlJc w:val="left"/>
       <w:pPr>
@@ -5552,10 +5664,10 @@
         <w:rFonts w:hint="default"/>
       </w:rPr>
     </w:lvl>
-    <w:lvl w:ilvl="1">
+    <w:lvl w:ilvl="1" w:tentative="0">
       <w:start w:val="1"/>
       <w:numFmt w:val="decimal"/>
-      <w:pStyle w:val="Heading2"/>
+      <w:pStyle w:val="3"/>
       <w:lvlText w:val="%1.%2."/>
       <w:lvlJc w:val="left"/>
       <w:pPr>
@@ -5565,10 +5677,10 @@
         <w:rFonts w:hint="default"/>
       </w:rPr>
     </w:lvl>
-    <w:lvl w:ilvl="2">
+    <w:lvl w:ilvl="2" w:tentative="0">
       <w:start w:val="1"/>
       <w:numFmt w:val="decimal"/>
-      <w:pStyle w:val="Heading3"/>
+      <w:pStyle w:val="4"/>
       <w:lvlText w:val="%1.%2.%3."/>
       <w:lvlJc w:val="left"/>
       <w:pPr>
@@ -5578,10 +5690,10 @@
         <w:rFonts w:hint="default"/>
       </w:rPr>
     </w:lvl>
-    <w:lvl w:ilvl="3">
+    <w:lvl w:ilvl="3" w:tentative="0">
       <w:start w:val="1"/>
       <w:numFmt w:val="decimal"/>
-      <w:pStyle w:val="Heading4"/>
+      <w:pStyle w:val="5"/>
       <w:lvlText w:val="%1.%2.%3.%4."/>
       <w:lvlJc w:val="left"/>
       <w:pPr>
@@ -5591,10 +5703,10 @@
         <w:rFonts w:hint="default"/>
       </w:rPr>
     </w:lvl>
-    <w:lvl w:ilvl="4">
+    <w:lvl w:ilvl="4" w:tentative="0">
       <w:start w:val="1"/>
       <w:numFmt w:val="decimal"/>
-      <w:pStyle w:val="Heading5"/>
+      <w:pStyle w:val="6"/>
       <w:lvlText w:val="%1.%2.%3.%4.%5."/>
       <w:lvlJc w:val="left"/>
       <w:pPr>
@@ -5604,10 +5716,10 @@
         <w:rFonts w:hint="default"/>
       </w:rPr>
     </w:lvl>
-    <w:lvl w:ilvl="5">
+    <w:lvl w:ilvl="5" w:tentative="0">
       <w:start w:val="1"/>
       <w:numFmt w:val="decimal"/>
-      <w:pStyle w:val="Heading6"/>
+      <w:pStyle w:val="7"/>
       <w:lvlText w:val="%1.%2.%3.%4.%5.%6."/>
       <w:lvlJc w:val="left"/>
       <w:pPr>
@@ -5617,10 +5729,10 @@
         <w:rFonts w:hint="default"/>
       </w:rPr>
     </w:lvl>
-    <w:lvl w:ilvl="6">
+    <w:lvl w:ilvl="6" w:tentative="0">
       <w:start w:val="1"/>
       <w:numFmt w:val="decimal"/>
-      <w:pStyle w:val="Heading7"/>
+      <w:pStyle w:val="8"/>
       <w:lvlText w:val="%1.%2.%3.%4.%5.%6.%7."/>
       <w:lvlJc w:val="left"/>
       <w:pPr>
@@ -5630,10 +5742,10 @@
         <w:rFonts w:hint="default"/>
       </w:rPr>
     </w:lvl>
-    <w:lvl w:ilvl="7">
+    <w:lvl w:ilvl="7" w:tentative="0">
       <w:start w:val="1"/>
       <w:numFmt w:val="decimal"/>
-      <w:pStyle w:val="Heading8"/>
+      <w:pStyle w:val="9"/>
       <w:lvlText w:val="%1.%2.%3.%4.%5.%6.%7.%8."/>
       <w:lvlJc w:val="left"/>
       <w:pPr>
@@ -5643,10 +5755,10 @@
         <w:rFonts w:hint="default"/>
       </w:rPr>
     </w:lvl>
-    <w:lvl w:ilvl="8">
+    <w:lvl w:ilvl="8" w:tentative="0">
       <w:start w:val="1"/>
       <w:numFmt w:val="decimal"/>
-      <w:pStyle w:val="Heading9"/>
+      <w:pStyle w:val="10"/>
       <w:lvlText w:val="%1.%2.%3.%4.%5.%6.%7.%8.%9."/>
       <w:lvlJc w:val="left"/>
       <w:pPr>
@@ -5661,7 +5773,7 @@
     <w:nsid w:val="AC3B8FDD"/>
     <w:multiLevelType w:val="singleLevel"/>
     <w:tmpl w:val="AC3B8FDD"/>
-    <w:lvl w:ilvl="0">
+    <w:lvl w:ilvl="0" w:tentative="0">
       <w:start w:val="1"/>
       <w:numFmt w:val="decimal"/>
       <w:lvlText w:val="%1."/>
@@ -5678,7 +5790,7 @@
     <w:nsid w:val="BE79AE4C"/>
     <w:multiLevelType w:val="singleLevel"/>
     <w:tmpl w:val="BE79AE4C"/>
-    <w:lvl w:ilvl="0">
+    <w:lvl w:ilvl="0" w:tentative="0">
       <w:start w:val="1"/>
       <w:numFmt w:val="decimal"/>
       <w:lvlText w:val="%1."/>
@@ -5695,7 +5807,7 @@
     <w:nsid w:val="BE8BAB79"/>
     <w:multiLevelType w:val="singleLevel"/>
     <w:tmpl w:val="BE8BAB79"/>
-    <w:lvl w:ilvl="0">
+    <w:lvl w:ilvl="0" w:tentative="0">
       <w:start w:val="1"/>
       <w:numFmt w:val="decimal"/>
       <w:lvlText w:val="%1."/>
@@ -5712,7 +5824,7 @@
     <w:nsid w:val="CF48E4F4"/>
     <w:multiLevelType w:val="singleLevel"/>
     <w:tmpl w:val="CF48E4F4"/>
-    <w:lvl w:ilvl="0">
+    <w:lvl w:ilvl="0" w:tentative="0">
       <w:start w:val="1"/>
       <w:numFmt w:val="decimal"/>
       <w:lvlText w:val="%1."/>
@@ -5729,7 +5841,7 @@
     <w:nsid w:val="D25C43C5"/>
     <w:multiLevelType w:val="singleLevel"/>
     <w:tmpl w:val="D25C43C5"/>
-    <w:lvl w:ilvl="0">
+    <w:lvl w:ilvl="0" w:tentative="0">
       <w:start w:val="1"/>
       <w:numFmt w:val="decimal"/>
       <w:lvlText w:val="(%1)"/>
@@ -5749,7 +5861,7 @@
     <w:nsid w:val="DB1CC0C6"/>
     <w:multiLevelType w:val="singleLevel"/>
     <w:tmpl w:val="DB1CC0C6"/>
-    <w:lvl w:ilvl="0">
+    <w:lvl w:ilvl="0" w:tentative="0">
       <w:start w:val="1"/>
       <w:numFmt w:val="decimal"/>
       <w:lvlText w:val="%1."/>
@@ -5766,7 +5878,7 @@
     <w:nsid w:val="11DB900F"/>
     <w:multiLevelType w:val="singleLevel"/>
     <w:tmpl w:val="11DB900F"/>
-    <w:lvl w:ilvl="0">
+    <w:lvl w:ilvl="0" w:tentative="0">
       <w:start w:val="1"/>
       <w:numFmt w:val="decimal"/>
       <w:lvlText w:val="(%1)"/>
@@ -5786,7 +5898,7 @@
     <w:nsid w:val="4972AE3A"/>
     <w:multiLevelType w:val="singleLevel"/>
     <w:tmpl w:val="4972AE3A"/>
-    <w:lvl w:ilvl="0">
+    <w:lvl w:ilvl="0" w:tentative="0">
       <w:start w:val="1"/>
       <w:numFmt w:val="decimal"/>
       <w:lvlText w:val="%1."/>
@@ -5803,7 +5915,7 @@
     <w:nsid w:val="7EAC7345"/>
     <w:multiLevelType w:val="singleLevel"/>
     <w:tmpl w:val="7EAC7345"/>
-    <w:lvl w:ilvl="0">
+    <w:lvl w:ilvl="0" w:tentative="0">
       <w:start w:val="1"/>
       <w:numFmt w:val="decimal"/>
       <w:lvlText w:val="%1."/>
@@ -5853,267 +5965,269 @@
 </file>
 
 <file path=word/styles.xml><?xml version="1.0" encoding="utf-8"?>
-<w:styles xmlns:mc="http://schemas.openxmlformats.org/markup-compatibility/2006" xmlns:r="http://schemas.openxmlformats.org/officeDocument/2006/relationships" xmlns:w="http://schemas.openxmlformats.org/wordprocessingml/2006/main" xmlns:w14="http://schemas.microsoft.com/office/word/2010/wordml" xmlns:w15="http://schemas.microsoft.com/office/word/2012/wordml" mc:Ignorable="w14 w15">
+<w:styles xmlns:mc="http://schemas.openxmlformats.org/markup-compatibility/2006" xmlns:o="urn:schemas-microsoft-com:office:office" xmlns:r="http://schemas.openxmlformats.org/officeDocument/2006/relationships" xmlns:m="http://schemas.openxmlformats.org/officeDocument/2006/math" xmlns:v="urn:schemas-microsoft-com:vml" xmlns:w="http://schemas.openxmlformats.org/wordprocessingml/2006/main" xmlns:w14="http://schemas.microsoft.com/office/word/2010/wordml" xmlns:w10="urn:schemas-microsoft-com:office:word" xmlns:sl="http://schemas.openxmlformats.org/schemaLibrary/2006/main" xmlns:wpsCustomData="http://www.wps.cn/officeDocument/2013/wpsCustomData" mc:Ignorable="w14">
   <w:docDefaults>
     <w:rPrDefault>
       <w:rPr>
-        <w:rFonts w:ascii="Arial" w:eastAsia="Arial" w:hAnsi="Arial" w:cs="Arial"/>
+        <w:rFonts w:ascii="Arial" w:hAnsi="Arial" w:eastAsia="Arial" w:cs="Arial"/>
       </w:rPr>
     </w:rPrDefault>
     <w:pPrDefault/>
   </w:docDefaults>
-  <w:latentStyles w:defLockedState="0" w:defUIPriority="99" w:defSemiHidden="1" w:defUnhideWhenUsed="1" w:defQFormat="0" w:count="260">
-    <w:lsdException w:name="Normal" w:semiHidden="0" w:uiPriority="0" w:unhideWhenUsed="0" w:qFormat="1"/>
-    <w:lsdException w:name="heading 1" w:semiHidden="0" w:uiPriority="0" w:unhideWhenUsed="0" w:qFormat="1"/>
-    <w:lsdException w:name="heading 2" w:semiHidden="0" w:uiPriority="0" w:qFormat="1"/>
-    <w:lsdException w:name="heading 3" w:uiPriority="0" w:qFormat="1"/>
-    <w:lsdException w:name="heading 4" w:semiHidden="0" w:uiPriority="0" w:qFormat="1"/>
-    <w:lsdException w:name="heading 5" w:uiPriority="0" w:qFormat="1"/>
-    <w:lsdException w:name="heading 6" w:uiPriority="0" w:qFormat="1"/>
-    <w:lsdException w:name="heading 7" w:uiPriority="0" w:qFormat="1"/>
-    <w:lsdException w:name="heading 8" w:uiPriority="0" w:qFormat="1"/>
-    <w:lsdException w:name="heading 9" w:uiPriority="0" w:qFormat="1"/>
-    <w:lsdException w:name="index 1" w:semiHidden="0" w:uiPriority="0" w:unhideWhenUsed="0"/>
-    <w:lsdException w:name="index 2" w:semiHidden="0" w:uiPriority="0" w:unhideWhenUsed="0"/>
-    <w:lsdException w:name="index 3" w:semiHidden="0" w:uiPriority="0" w:unhideWhenUsed="0"/>
-    <w:lsdException w:name="index 4" w:semiHidden="0" w:uiPriority="0" w:unhideWhenUsed="0"/>
-    <w:lsdException w:name="index 5" w:semiHidden="0" w:uiPriority="0" w:unhideWhenUsed="0"/>
-    <w:lsdException w:name="index 6" w:semiHidden="0" w:uiPriority="0" w:unhideWhenUsed="0"/>
-    <w:lsdException w:name="index 7" w:semiHidden="0" w:uiPriority="0" w:unhideWhenUsed="0"/>
-    <w:lsdException w:name="index 8" w:semiHidden="0" w:uiPriority="0" w:unhideWhenUsed="0"/>
-    <w:lsdException w:name="index 9" w:semiHidden="0" w:uiPriority="0" w:unhideWhenUsed="0"/>
-    <w:lsdException w:name="toc 1" w:semiHidden="0" w:uiPriority="0" w:unhideWhenUsed="0" w:qFormat="1"/>
-    <w:lsdException w:name="toc 2" w:semiHidden="0" w:uiPriority="0" w:unhideWhenUsed="0" w:qFormat="1"/>
-    <w:lsdException w:name="toc 3" w:semiHidden="0" w:uiPriority="0" w:unhideWhenUsed="0" w:qFormat="1"/>
-    <w:lsdException w:name="toc 4" w:semiHidden="0" w:uiPriority="0" w:unhideWhenUsed="0"/>
-    <w:lsdException w:name="toc 5" w:semiHidden="0" w:uiPriority="0" w:unhideWhenUsed="0"/>
-    <w:lsdException w:name="toc 6" w:semiHidden="0" w:uiPriority="0" w:unhideWhenUsed="0"/>
-    <w:lsdException w:name="toc 7" w:semiHidden="0" w:uiPriority="0" w:unhideWhenUsed="0"/>
-    <w:lsdException w:name="toc 8" w:semiHidden="0" w:uiPriority="0" w:unhideWhenUsed="0"/>
-    <w:lsdException w:name="toc 9" w:semiHidden="0" w:uiPriority="0" w:unhideWhenUsed="0"/>
-    <w:lsdException w:name="Normal Indent" w:semiHidden="0" w:uiPriority="0" w:unhideWhenUsed="0"/>
-    <w:lsdException w:name="footnote text" w:semiHidden="0" w:uiPriority="0" w:unhideWhenUsed="0"/>
-    <w:lsdException w:name="annotation text" w:semiHidden="0" w:uiPriority="0" w:unhideWhenUsed="0" w:qFormat="1"/>
-    <w:lsdException w:name="header" w:semiHidden="0" w:uiPriority="0" w:unhideWhenUsed="0" w:qFormat="1"/>
-    <w:lsdException w:name="footer" w:semiHidden="0" w:uiPriority="0" w:unhideWhenUsed="0" w:qFormat="1"/>
-    <w:lsdException w:name="index heading" w:semiHidden="0" w:uiPriority="0" w:unhideWhenUsed="0"/>
-    <w:lsdException w:name="caption" w:uiPriority="0" w:qFormat="1"/>
-    <w:lsdException w:name="table of figures" w:semiHidden="0" w:uiPriority="0" w:unhideWhenUsed="0"/>
-    <w:lsdException w:name="envelope address" w:semiHidden="0" w:uiPriority="0" w:unhideWhenUsed="0"/>
-    <w:lsdException w:name="envelope return" w:semiHidden="0" w:uiPriority="0" w:unhideWhenUsed="0"/>
-    <w:lsdException w:name="footnote reference" w:semiHidden="0" w:uiPriority="0" w:unhideWhenUsed="0"/>
-    <w:lsdException w:name="annotation reference" w:semiHidden="0" w:uiPriority="0" w:unhideWhenUsed="0"/>
-    <w:lsdException w:name="line number" w:semiHidden="0" w:uiPriority="0" w:unhideWhenUsed="0"/>
-    <w:lsdException w:name="page number" w:semiHidden="0" w:uiPriority="0" w:unhideWhenUsed="0"/>
-    <w:lsdException w:name="endnote reference" w:semiHidden="0" w:uiPriority="0" w:unhideWhenUsed="0"/>
-    <w:lsdException w:name="endnote text" w:semiHidden="0" w:uiPriority="0" w:unhideWhenUsed="0"/>
-    <w:lsdException w:name="table of authorities" w:semiHidden="0" w:uiPriority="0" w:unhideWhenUsed="0"/>
-    <w:lsdException w:name="macro" w:semiHidden="0" w:uiPriority="0" w:unhideWhenUsed="0"/>
-    <w:lsdException w:name="toa heading" w:semiHidden="0" w:uiPriority="0" w:unhideWhenUsed="0"/>
-    <w:lsdException w:name="List" w:semiHidden="0" w:uiPriority="0" w:unhideWhenUsed="0"/>
-    <w:lsdException w:name="List Bullet" w:semiHidden="0" w:uiPriority="0" w:unhideWhenUsed="0"/>
-    <w:lsdException w:name="List Number" w:semiHidden="0" w:uiPriority="0" w:unhideWhenUsed="0"/>
-    <w:lsdException w:name="List 2" w:semiHidden="0" w:uiPriority="0" w:unhideWhenUsed="0"/>
-    <w:lsdException w:name="List 3" w:semiHidden="0" w:uiPriority="0" w:unhideWhenUsed="0"/>
-    <w:lsdException w:name="List 4" w:semiHidden="0" w:uiPriority="0" w:unhideWhenUsed="0"/>
-    <w:lsdException w:name="List 5" w:semiHidden="0" w:uiPriority="0" w:unhideWhenUsed="0"/>
-    <w:lsdException w:name="List Bullet 2" w:semiHidden="0" w:uiPriority="0" w:unhideWhenUsed="0"/>
-    <w:lsdException w:name="List Bullet 3" w:semiHidden="0" w:uiPriority="0" w:unhideWhenUsed="0"/>
-    <w:lsdException w:name="List Bullet 4" w:semiHidden="0" w:uiPriority="0" w:unhideWhenUsed="0"/>
-    <w:lsdException w:name="List Bullet 5" w:semiHidden="0" w:uiPriority="0" w:unhideWhenUsed="0"/>
-    <w:lsdException w:name="List Number 2" w:semiHidden="0" w:uiPriority="0" w:unhideWhenUsed="0"/>
-    <w:lsdException w:name="List Number 3" w:semiHidden="0" w:uiPriority="0" w:unhideWhenUsed="0"/>
-    <w:lsdException w:name="List Number 4" w:semiHidden="0" w:uiPriority="0" w:unhideWhenUsed="0"/>
-    <w:lsdException w:name="List Number 5" w:semiHidden="0" w:uiPriority="0" w:unhideWhenUsed="0"/>
-    <w:lsdException w:name="Title" w:semiHidden="0" w:uiPriority="0" w:unhideWhenUsed="0" w:qFormat="1"/>
-    <w:lsdException w:name="Closing" w:semiHidden="0" w:uiPriority="0" w:unhideWhenUsed="0"/>
-    <w:lsdException w:name="Signature" w:semiHidden="0" w:uiPriority="0" w:unhideWhenUsed="0"/>
-    <w:lsdException w:name="Default Paragraph Font" w:uiPriority="0" w:unhideWhenUsed="0" w:qFormat="1"/>
-    <w:lsdException w:name="Body Text" w:uiPriority="0" w:unhideWhenUsed="0" w:qFormat="1"/>
-    <w:lsdException w:name="Body Text Indent" w:semiHidden="0" w:uiPriority="0" w:unhideWhenUsed="0"/>
-    <w:lsdException w:name="List Continue" w:semiHidden="0" w:uiPriority="0" w:unhideWhenUsed="0"/>
-    <w:lsdException w:name="List Continue 2" w:semiHidden="0" w:uiPriority="0" w:unhideWhenUsed="0"/>
-    <w:lsdException w:name="List Continue 3" w:semiHidden="0" w:uiPriority="0" w:unhideWhenUsed="0"/>
-    <w:lsdException w:name="List Continue 4" w:semiHidden="0" w:uiPriority="0" w:unhideWhenUsed="0"/>
-    <w:lsdException w:name="List Continue 5" w:semiHidden="0" w:uiPriority="0" w:unhideWhenUsed="0"/>
-    <w:lsdException w:name="Message Header" w:semiHidden="0" w:uiPriority="0" w:unhideWhenUsed="0"/>
-    <w:lsdException w:name="Subtitle" w:semiHidden="0" w:uiPriority="0" w:unhideWhenUsed="0" w:qFormat="1"/>
-    <w:lsdException w:name="Salutation" w:semiHidden="0" w:uiPriority="0" w:unhideWhenUsed="0"/>
-    <w:lsdException w:name="Date" w:semiHidden="0" w:uiPriority="0" w:unhideWhenUsed="0"/>
-    <w:lsdException w:name="Body Text First Indent" w:semiHidden="0" w:uiPriority="0" w:unhideWhenUsed="0"/>
-    <w:lsdException w:name="Body Text First Indent 2" w:semiHidden="0" w:uiPriority="0" w:unhideWhenUsed="0"/>
-    <w:lsdException w:name="Body Text 2" w:semiHidden="0" w:uiPriority="0" w:unhideWhenUsed="0"/>
-    <w:lsdException w:name="Body Text 3" w:semiHidden="0" w:uiPriority="0" w:unhideWhenUsed="0"/>
-    <w:lsdException w:name="Body Text Indent 2" w:semiHidden="0" w:uiPriority="0" w:unhideWhenUsed="0"/>
-    <w:lsdException w:name="Body Text Indent 3" w:semiHidden="0" w:uiPriority="0" w:unhideWhenUsed="0"/>
-    <w:lsdException w:name="Block Text" w:semiHidden="0" w:uiPriority="0" w:unhideWhenUsed="0"/>
-    <w:lsdException w:name="Hyperlink" w:semiHidden="0" w:uiPriority="0" w:unhideWhenUsed="0"/>
-    <w:lsdException w:name="FollowedHyperlink" w:semiHidden="0" w:uiPriority="0" w:unhideWhenUsed="0"/>
-    <w:lsdException w:name="Strong" w:semiHidden="0" w:uiPriority="0" w:unhideWhenUsed="0" w:qFormat="1"/>
-    <w:lsdException w:name="Emphasis" w:semiHidden="0" w:uiPriority="0" w:unhideWhenUsed="0" w:qFormat="1"/>
-    <w:lsdException w:name="Document Map" w:semiHidden="0" w:uiPriority="0" w:unhideWhenUsed="0"/>
-    <w:lsdException w:name="Plain Text" w:semiHidden="0" w:uiPriority="0" w:unhideWhenUsed="0"/>
-    <w:lsdException w:name="E-mail Signature" w:semiHidden="0" w:uiPriority="0" w:unhideWhenUsed="0"/>
-    <w:lsdException w:name="Normal (Web)" w:semiHidden="0" w:uiPriority="0" w:unhideWhenUsed="0" w:qFormat="1"/>
-    <w:lsdException w:name="HTML Acronym" w:semiHidden="0" w:uiPriority="0" w:unhideWhenUsed="0"/>
-    <w:lsdException w:name="HTML Address" w:semiHidden="0" w:uiPriority="0" w:unhideWhenUsed="0"/>
-    <w:lsdException w:name="HTML Cite" w:semiHidden="0" w:uiPriority="0" w:unhideWhenUsed="0"/>
-    <w:lsdException w:name="HTML Code" w:semiHidden="0" w:uiPriority="0" w:unhideWhenUsed="0"/>
-    <w:lsdException w:name="HTML Definition" w:semiHidden="0" w:uiPriority="0" w:unhideWhenUsed="0"/>
-    <w:lsdException w:name="HTML Keyboard" w:semiHidden="0" w:uiPriority="0" w:unhideWhenUsed="0"/>
-    <w:lsdException w:name="HTML Preformatted" w:semiHidden="0" w:uiPriority="0" w:unhideWhenUsed="0"/>
-    <w:lsdException w:name="HTML Sample" w:semiHidden="0" w:uiPriority="0" w:unhideWhenUsed="0"/>
-    <w:lsdException w:name="HTML Typewriter" w:semiHidden="0" w:uiPriority="0" w:unhideWhenUsed="0"/>
-    <w:lsdException w:name="HTML Variable" w:semiHidden="0" w:uiPriority="0" w:unhideWhenUsed="0"/>
-    <w:lsdException w:name="Normal Table" w:uiPriority="0" w:unhideWhenUsed="0" w:qFormat="1"/>
-    <w:lsdException w:name="annotation subject" w:semiHidden="0" w:uiPriority="0" w:unhideWhenUsed="0"/>
-    <w:lsdException w:name="Table Simple 1" w:semiHidden="0" w:uiPriority="0" w:unhideWhenUsed="0"/>
-    <w:lsdException w:name="Table Simple 2" w:semiHidden="0" w:uiPriority="0" w:unhideWhenUsed="0"/>
-    <w:lsdException w:name="Table Simple 3" w:semiHidden="0" w:uiPriority="0" w:unhideWhenUsed="0"/>
-    <w:lsdException w:name="Table Classic 1" w:semiHidden="0" w:uiPriority="0" w:unhideWhenUsed="0"/>
-    <w:lsdException w:name="Table Classic 2" w:semiHidden="0" w:uiPriority="0" w:unhideWhenUsed="0"/>
-    <w:lsdException w:name="Table Classic 3" w:semiHidden="0" w:uiPriority="0" w:unhideWhenUsed="0"/>
-    <w:lsdException w:name="Table Classic 4" w:semiHidden="0" w:uiPriority="0" w:unhideWhenUsed="0"/>
-    <w:lsdException w:name="Table Colorful 1" w:semiHidden="0" w:uiPriority="0" w:unhideWhenUsed="0"/>
-    <w:lsdException w:name="Table Colorful 2" w:semiHidden="0" w:uiPriority="0" w:unhideWhenUsed="0"/>
-    <w:lsdException w:name="Table Colorful 3" w:semiHidden="0" w:uiPriority="0" w:unhideWhenUsed="0"/>
-    <w:lsdException w:name="Table Columns 1" w:semiHidden="0" w:uiPriority="0" w:unhideWhenUsed="0"/>
-    <w:lsdException w:name="Table Columns 2" w:semiHidden="0" w:uiPriority="0" w:unhideWhenUsed="0"/>
-    <w:lsdException w:name="Table Columns 3" w:semiHidden="0" w:uiPriority="0" w:unhideWhenUsed="0"/>
-    <w:lsdException w:name="Table Columns 4" w:semiHidden="0" w:uiPriority="0" w:unhideWhenUsed="0"/>
-    <w:lsdException w:name="Table Columns 5" w:semiHidden="0" w:uiPriority="0" w:unhideWhenUsed="0"/>
-    <w:lsdException w:name="Table Grid 1" w:semiHidden="0" w:uiPriority="0" w:unhideWhenUsed="0"/>
-    <w:lsdException w:name="Table Grid 2" w:semiHidden="0" w:uiPriority="0" w:unhideWhenUsed="0"/>
-    <w:lsdException w:name="Table Grid 3" w:semiHidden="0" w:uiPriority="0" w:unhideWhenUsed="0"/>
-    <w:lsdException w:name="Table Grid 4" w:semiHidden="0" w:uiPriority="0" w:unhideWhenUsed="0"/>
-    <w:lsdException w:name="Table Grid 5" w:semiHidden="0" w:uiPriority="0" w:unhideWhenUsed="0"/>
-    <w:lsdException w:name="Table Grid 6" w:semiHidden="0" w:uiPriority="0" w:unhideWhenUsed="0"/>
-    <w:lsdException w:name="Table Grid 7" w:semiHidden="0" w:uiPriority="0" w:unhideWhenUsed="0"/>
-    <w:lsdException w:name="Table Grid 8" w:semiHidden="0" w:uiPriority="0" w:unhideWhenUsed="0"/>
-    <w:lsdException w:name="Table List 1" w:semiHidden="0" w:uiPriority="0" w:unhideWhenUsed="0"/>
-    <w:lsdException w:name="Table List 2" w:semiHidden="0" w:uiPriority="0" w:unhideWhenUsed="0"/>
-    <w:lsdException w:name="Table List 3" w:semiHidden="0" w:uiPriority="0" w:unhideWhenUsed="0"/>
-    <w:lsdException w:name="Table List 4" w:semiHidden="0" w:uiPriority="0" w:unhideWhenUsed="0"/>
-    <w:lsdException w:name="Table List 5" w:semiHidden="0" w:uiPriority="0" w:unhideWhenUsed="0"/>
-    <w:lsdException w:name="Table List 6" w:semiHidden="0" w:uiPriority="0" w:unhideWhenUsed="0"/>
-    <w:lsdException w:name="Table List 7" w:semiHidden="0" w:uiPriority="0" w:unhideWhenUsed="0"/>
-    <w:lsdException w:name="Table List 8" w:semiHidden="0" w:uiPriority="0" w:unhideWhenUsed="0"/>
-    <w:lsdException w:name="Table 3D effects 1" w:semiHidden="0" w:uiPriority="0" w:unhideWhenUsed="0"/>
-    <w:lsdException w:name="Table 3D effects 2" w:semiHidden="0" w:uiPriority="0" w:unhideWhenUsed="0"/>
-    <w:lsdException w:name="Table 3D effects 3" w:semiHidden="0" w:uiPriority="0" w:unhideWhenUsed="0"/>
-    <w:lsdException w:name="Table Contemporary" w:semiHidden="0" w:uiPriority="0" w:unhideWhenUsed="0"/>
-    <w:lsdException w:name="Table Elegant" w:semiHidden="0" w:uiPriority="0" w:unhideWhenUsed="0"/>
-    <w:lsdException w:name="Table Professional" w:semiHidden="0" w:uiPriority="0" w:unhideWhenUsed="0"/>
-    <w:lsdException w:name="Table Subtle 1" w:semiHidden="0" w:uiPriority="0" w:unhideWhenUsed="0"/>
-    <w:lsdException w:name="Table Subtle 2" w:semiHidden="0" w:uiPriority="0" w:unhideWhenUsed="0"/>
-    <w:lsdException w:name="Table Web 1" w:semiHidden="0" w:uiPriority="0" w:unhideWhenUsed="0"/>
-    <w:lsdException w:name="Table Web 2" w:semiHidden="0" w:uiPriority="0" w:unhideWhenUsed="0"/>
-    <w:lsdException w:name="Table Web 3" w:semiHidden="0" w:uiPriority="0" w:unhideWhenUsed="0"/>
-    <w:lsdException w:name="Balloon Text" w:semiHidden="0" w:uiPriority="0" w:unhideWhenUsed="0"/>
-    <w:lsdException w:name="Table Grid" w:semiHidden="0" w:uiPriority="0" w:unhideWhenUsed="0" w:qFormat="1"/>
-    <w:lsdException w:name="Table Theme" w:semiHidden="0" w:uiPriority="0" w:unhideWhenUsed="0"/>
-    <w:lsdException w:name="Light Shading" w:semiHidden="0" w:uiPriority="60" w:unhideWhenUsed="0"/>
-    <w:lsdException w:name="Light List" w:semiHidden="0" w:uiPriority="61" w:unhideWhenUsed="0"/>
-    <w:lsdException w:name="Light Grid" w:semiHidden="0" w:uiPriority="62" w:unhideWhenUsed="0"/>
-    <w:lsdException w:name="Medium Shading 1" w:semiHidden="0" w:uiPriority="63" w:unhideWhenUsed="0"/>
-    <w:lsdException w:name="Medium Shading 2" w:semiHidden="0" w:uiPriority="64" w:unhideWhenUsed="0"/>
-    <w:lsdException w:name="Medium List 1" w:semiHidden="0" w:uiPriority="65" w:unhideWhenUsed="0"/>
-    <w:lsdException w:name="Medium List 2" w:semiHidden="0" w:uiPriority="66" w:unhideWhenUsed="0"/>
-    <w:lsdException w:name="Medium Grid 1" w:semiHidden="0" w:uiPriority="67" w:unhideWhenUsed="0"/>
-    <w:lsdException w:name="Medium Grid 2" w:semiHidden="0" w:uiPriority="68" w:unhideWhenUsed="0"/>
-    <w:lsdException w:name="Medium Grid 3" w:semiHidden="0" w:uiPriority="69" w:unhideWhenUsed="0"/>
-    <w:lsdException w:name="Dark List" w:semiHidden="0" w:uiPriority="70" w:unhideWhenUsed="0"/>
-    <w:lsdException w:name="Colorful Shading" w:semiHidden="0" w:uiPriority="71" w:unhideWhenUsed="0"/>
-    <w:lsdException w:name="Colorful List" w:semiHidden="0" w:uiPriority="72" w:unhideWhenUsed="0"/>
-    <w:lsdException w:name="Colorful Grid" w:semiHidden="0" w:uiPriority="73" w:unhideWhenUsed="0"/>
-    <w:lsdException w:name="Light Shading Accent 1" w:semiHidden="0" w:uiPriority="60" w:unhideWhenUsed="0"/>
-    <w:lsdException w:name="Light List Accent 1" w:semiHidden="0" w:uiPriority="61" w:unhideWhenUsed="0"/>
-    <w:lsdException w:name="Light Grid Accent 1" w:semiHidden="0" w:uiPriority="62" w:unhideWhenUsed="0"/>
-    <w:lsdException w:name="Medium Shading 1 Accent 1" w:semiHidden="0" w:uiPriority="63" w:unhideWhenUsed="0"/>
-    <w:lsdException w:name="Medium Shading 2 Accent 1" w:semiHidden="0" w:uiPriority="64" w:unhideWhenUsed="0"/>
-    <w:lsdException w:name="Medium List 1 Accent 1" w:semiHidden="0" w:uiPriority="65" w:unhideWhenUsed="0"/>
-    <w:lsdException w:name="Medium List 2 Accent 1" w:semiHidden="0" w:uiPriority="66" w:unhideWhenUsed="0"/>
-    <w:lsdException w:name="Medium Grid 1 Accent 1" w:semiHidden="0" w:uiPriority="67" w:unhideWhenUsed="0"/>
-    <w:lsdException w:name="Medium Grid 2 Accent 1" w:semiHidden="0" w:uiPriority="68" w:unhideWhenUsed="0"/>
-    <w:lsdException w:name="Medium Grid 3 Accent 1" w:semiHidden="0" w:uiPriority="69" w:unhideWhenUsed="0"/>
-    <w:lsdException w:name="Dark List Accent 1" w:semiHidden="0" w:uiPriority="70" w:unhideWhenUsed="0"/>
-    <w:lsdException w:name="Colorful Shading Accent 1" w:semiHidden="0" w:uiPriority="71" w:unhideWhenUsed="0"/>
-    <w:lsdException w:name="Colorful List Accent 1" w:semiHidden="0" w:uiPriority="72" w:unhideWhenUsed="0"/>
-    <w:lsdException w:name="Colorful Grid Accent 1" w:semiHidden="0" w:uiPriority="73" w:unhideWhenUsed="0"/>
-    <w:lsdException w:name="Light Shading Accent 2" w:semiHidden="0" w:uiPriority="60" w:unhideWhenUsed="0"/>
-    <w:lsdException w:name="Light List Accent 2" w:semiHidden="0" w:uiPriority="61" w:unhideWhenUsed="0"/>
-    <w:lsdException w:name="Light Grid Accent 2" w:semiHidden="0" w:uiPriority="62" w:unhideWhenUsed="0"/>
-    <w:lsdException w:name="Medium Shading 1 Accent 2" w:semiHidden="0" w:uiPriority="63" w:unhideWhenUsed="0"/>
-    <w:lsdException w:name="Medium Shading 2 Accent 2" w:semiHidden="0" w:uiPriority="64" w:unhideWhenUsed="0"/>
-    <w:lsdException w:name="Medium List 1 Accent 2" w:semiHidden="0" w:uiPriority="65" w:unhideWhenUsed="0"/>
-    <w:lsdException w:name="Medium List 2 Accent 2" w:semiHidden="0" w:uiPriority="66" w:unhideWhenUsed="0"/>
-    <w:lsdException w:name="Medium Grid 1 Accent 2" w:semiHidden="0" w:uiPriority="67" w:unhideWhenUsed="0"/>
-    <w:lsdException w:name="Medium Grid 2 Accent 2" w:semiHidden="0" w:uiPriority="68" w:unhideWhenUsed="0"/>
-    <w:lsdException w:name="Medium Grid 3 Accent 2" w:semiHidden="0" w:uiPriority="69" w:unhideWhenUsed="0"/>
-    <w:lsdException w:name="Dark List Accent 2" w:semiHidden="0" w:uiPriority="70" w:unhideWhenUsed="0"/>
-    <w:lsdException w:name="Colorful Shading Accent 2" w:semiHidden="0" w:uiPriority="71" w:unhideWhenUsed="0"/>
-    <w:lsdException w:name="Colorful List Accent 2" w:semiHidden="0" w:uiPriority="72" w:unhideWhenUsed="0"/>
-    <w:lsdException w:name="Colorful Grid Accent 2" w:semiHidden="0" w:uiPriority="73" w:unhideWhenUsed="0"/>
-    <w:lsdException w:name="Light Shading Accent 3" w:semiHidden="0" w:uiPriority="60" w:unhideWhenUsed="0"/>
-    <w:lsdException w:name="Light List Accent 3" w:semiHidden="0" w:uiPriority="61" w:unhideWhenUsed="0"/>
-    <w:lsdException w:name="Light Grid Accent 3" w:semiHidden="0" w:uiPriority="62" w:unhideWhenUsed="0"/>
-    <w:lsdException w:name="Medium Shading 1 Accent 3" w:semiHidden="0" w:uiPriority="63" w:unhideWhenUsed="0"/>
-    <w:lsdException w:name="Medium Shading 2 Accent 3" w:semiHidden="0" w:uiPriority="64" w:unhideWhenUsed="0"/>
-    <w:lsdException w:name="Medium List 1 Accent 3" w:semiHidden="0" w:uiPriority="65" w:unhideWhenUsed="0"/>
-    <w:lsdException w:name="Medium List 2 Accent 3" w:semiHidden="0" w:uiPriority="66" w:unhideWhenUsed="0"/>
-    <w:lsdException w:name="Medium Grid 1 Accent 3" w:semiHidden="0" w:uiPriority="67" w:unhideWhenUsed="0"/>
-    <w:lsdException w:name="Medium Grid 2 Accent 3" w:semiHidden="0" w:uiPriority="68" w:unhideWhenUsed="0"/>
-    <w:lsdException w:name="Medium Grid 3 Accent 3" w:semiHidden="0" w:uiPriority="69" w:unhideWhenUsed="0"/>
-    <w:lsdException w:name="Dark List Accent 3" w:semiHidden="0" w:uiPriority="70" w:unhideWhenUsed="0"/>
-    <w:lsdException w:name="Colorful Shading Accent 3" w:semiHidden="0" w:uiPriority="71" w:unhideWhenUsed="0"/>
-    <w:lsdException w:name="Colorful List Accent 3" w:semiHidden="0" w:uiPriority="72" w:unhideWhenUsed="0"/>
-    <w:lsdException w:name="Colorful Grid Accent 3" w:semiHidden="0" w:uiPriority="73" w:unhideWhenUsed="0"/>
-    <w:lsdException w:name="Light Shading Accent 4" w:semiHidden="0" w:uiPriority="60" w:unhideWhenUsed="0"/>
-    <w:lsdException w:name="Light List Accent 4" w:semiHidden="0" w:uiPriority="61" w:unhideWhenUsed="0"/>
-    <w:lsdException w:name="Light Grid Accent 4" w:semiHidden="0" w:uiPriority="62" w:unhideWhenUsed="0"/>
-    <w:lsdException w:name="Medium Shading 1 Accent 4" w:semiHidden="0" w:uiPriority="63" w:unhideWhenUsed="0"/>
-    <w:lsdException w:name="Medium Shading 2 Accent 4" w:semiHidden="0" w:uiPriority="64" w:unhideWhenUsed="0"/>
-    <w:lsdException w:name="Medium List 1 Accent 4" w:semiHidden="0" w:uiPriority="65" w:unhideWhenUsed="0"/>
-    <w:lsdException w:name="Medium List 2 Accent 4" w:semiHidden="0" w:uiPriority="66" w:unhideWhenUsed="0"/>
-    <w:lsdException w:name="Medium Grid 1 Accent 4" w:semiHidden="0" w:uiPriority="67" w:unhideWhenUsed="0"/>
-    <w:lsdException w:name="Medium Grid 2 Accent 4" w:semiHidden="0" w:uiPriority="68" w:unhideWhenUsed="0"/>
-    <w:lsdException w:name="Medium Grid 3 Accent 4" w:semiHidden="0" w:uiPriority="69" w:unhideWhenUsed="0"/>
-    <w:lsdException w:name="Dark List Accent 4" w:semiHidden="0" w:uiPriority="70" w:unhideWhenUsed="0"/>
-    <w:lsdException w:name="Colorful Shading Accent 4" w:semiHidden="0" w:uiPriority="71" w:unhideWhenUsed="0"/>
-    <w:lsdException w:name="Colorful List Accent 4" w:semiHidden="0" w:uiPriority="72" w:unhideWhenUsed="0"/>
-    <w:lsdException w:name="Colorful Grid Accent 4" w:semiHidden="0" w:uiPriority="73" w:unhideWhenUsed="0"/>
-    <w:lsdException w:name="Light Shading Accent 5" w:semiHidden="0" w:uiPriority="60" w:unhideWhenUsed="0"/>
-    <w:lsdException w:name="Light List Accent 5" w:semiHidden="0" w:uiPriority="61" w:unhideWhenUsed="0"/>
-    <w:lsdException w:name="Light Grid Accent 5" w:semiHidden="0" w:uiPriority="62" w:unhideWhenUsed="0"/>
-    <w:lsdException w:name="Medium Shading 1 Accent 5" w:semiHidden="0" w:uiPriority="63" w:unhideWhenUsed="0"/>
-    <w:lsdException w:name="Medium Shading 2 Accent 5" w:semiHidden="0" w:uiPriority="64" w:unhideWhenUsed="0"/>
-    <w:lsdException w:name="Medium List 1 Accent 5" w:semiHidden="0" w:uiPriority="65" w:unhideWhenUsed="0"/>
-    <w:lsdException w:name="Medium List 2 Accent 5" w:semiHidden="0" w:uiPriority="66" w:unhideWhenUsed="0"/>
-    <w:lsdException w:name="Medium Grid 1 Accent 5" w:semiHidden="0" w:uiPriority="67" w:unhideWhenUsed="0"/>
-    <w:lsdException w:name="Medium Grid 2 Accent 5" w:semiHidden="0" w:uiPriority="68" w:unhideWhenUsed="0"/>
-    <w:lsdException w:name="Medium Grid 3 Accent 5" w:semiHidden="0" w:uiPriority="69" w:unhideWhenUsed="0"/>
-    <w:lsdException w:name="Dark List Accent 5" w:semiHidden="0" w:uiPriority="70" w:unhideWhenUsed="0"/>
-    <w:lsdException w:name="Colorful Shading Accent 5" w:semiHidden="0" w:uiPriority="71" w:unhideWhenUsed="0"/>
-    <w:lsdException w:name="Colorful List Accent 5" w:semiHidden="0" w:uiPriority="72" w:unhideWhenUsed="0"/>
-    <w:lsdException w:name="Colorful Grid Accent 5" w:semiHidden="0" w:uiPriority="73" w:unhideWhenUsed="0"/>
-    <w:lsdException w:name="Light Shading Accent 6" w:semiHidden="0" w:uiPriority="60" w:unhideWhenUsed="0"/>
-    <w:lsdException w:name="Light List Accent 6" w:semiHidden="0" w:uiPriority="61" w:unhideWhenUsed="0"/>
-    <w:lsdException w:name="Light Grid Accent 6" w:semiHidden="0" w:uiPriority="62" w:unhideWhenUsed="0"/>
-    <w:lsdException w:name="Medium Shading 1 Accent 6" w:semiHidden="0" w:uiPriority="63" w:unhideWhenUsed="0"/>
-    <w:lsdException w:name="Medium Shading 2 Accent 6" w:semiHidden="0" w:uiPriority="64" w:unhideWhenUsed="0"/>
-    <w:lsdException w:name="Medium List 1 Accent 6" w:semiHidden="0" w:uiPriority="65" w:unhideWhenUsed="0"/>
-    <w:lsdException w:name="Medium List 2 Accent 6" w:semiHidden="0" w:uiPriority="66" w:unhideWhenUsed="0"/>
-    <w:lsdException w:name="Medium Grid 1 Accent 6" w:semiHidden="0" w:uiPriority="67" w:unhideWhenUsed="0"/>
-    <w:lsdException w:name="Medium Grid 2 Accent 6" w:semiHidden="0" w:uiPriority="68" w:unhideWhenUsed="0"/>
-    <w:lsdException w:name="Medium Grid 3 Accent 6" w:semiHidden="0" w:uiPriority="69" w:unhideWhenUsed="0"/>
-    <w:lsdException w:name="Dark List Accent 6" w:semiHidden="0" w:uiPriority="70" w:unhideWhenUsed="0"/>
-    <w:lsdException w:name="Colorful Shading Accent 6" w:semiHidden="0" w:uiPriority="71" w:unhideWhenUsed="0"/>
-    <w:lsdException w:name="Colorful List Accent 6" w:semiHidden="0" w:uiPriority="72" w:unhideWhenUsed="0"/>
-    <w:lsdException w:name="Colorful Grid Accent 6" w:semiHidden="0" w:uiPriority="73" w:unhideWhenUsed="0"/>
+  <w:latentStyles w:count="260" w:defQFormat="0" w:defUnhideWhenUsed="1" w:defSemiHidden="1" w:defUIPriority="99" w:defLockedState="0">
+    <w:lsdException w:qFormat="1" w:unhideWhenUsed="0" w:uiPriority="0" w:semiHidden="0" w:name="Normal"/>
+    <w:lsdException w:qFormat="1" w:unhideWhenUsed="0" w:uiPriority="0" w:semiHidden="0" w:name="heading 1"/>
+    <w:lsdException w:qFormat="1" w:uiPriority="0" w:semiHidden="0" w:name="heading 2"/>
+    <w:lsdException w:qFormat="1" w:uiPriority="0" w:name="heading 3"/>
+    <w:lsdException w:qFormat="1" w:uiPriority="0" w:semiHidden="0" w:name="heading 4"/>
+    <w:lsdException w:qFormat="1" w:uiPriority="0" w:name="heading 5"/>
+    <w:lsdException w:qFormat="1" w:uiPriority="0" w:name="heading 6"/>
+    <w:lsdException w:qFormat="1" w:uiPriority="0" w:name="heading 7"/>
+    <w:lsdException w:qFormat="1" w:uiPriority="0" w:name="heading 8"/>
+    <w:lsdException w:qFormat="1" w:uiPriority="0" w:name="heading 9"/>
+    <w:lsdException w:unhideWhenUsed="0" w:uiPriority="0" w:semiHidden="0" w:name="index 1"/>
+    <w:lsdException w:unhideWhenUsed="0" w:uiPriority="0" w:semiHidden="0" w:name="index 2"/>
+    <w:lsdException w:unhideWhenUsed="0" w:uiPriority="0" w:semiHidden="0" w:name="index 3"/>
+    <w:lsdException w:unhideWhenUsed="0" w:uiPriority="0" w:semiHidden="0" w:name="index 4"/>
+    <w:lsdException w:unhideWhenUsed="0" w:uiPriority="0" w:semiHidden="0" w:name="index 5"/>
+    <w:lsdException w:unhideWhenUsed="0" w:uiPriority="0" w:semiHidden="0" w:name="index 6"/>
+    <w:lsdException w:unhideWhenUsed="0" w:uiPriority="0" w:semiHidden="0" w:name="index 7"/>
+    <w:lsdException w:unhideWhenUsed="0" w:uiPriority="0" w:semiHidden="0" w:name="index 8"/>
+    <w:lsdException w:unhideWhenUsed="0" w:uiPriority="0" w:semiHidden="0" w:name="index 9"/>
+    <w:lsdException w:qFormat="1" w:unhideWhenUsed="0" w:uiPriority="0" w:semiHidden="0" w:name="toc 1"/>
+    <w:lsdException w:qFormat="1" w:unhideWhenUsed="0" w:uiPriority="0" w:semiHidden="0" w:name="toc 2"/>
+    <w:lsdException w:qFormat="1" w:unhideWhenUsed="0" w:uiPriority="0" w:semiHidden="0" w:name="toc 3"/>
+    <w:lsdException w:unhideWhenUsed="0" w:uiPriority="0" w:semiHidden="0" w:name="toc 4"/>
+    <w:lsdException w:unhideWhenUsed="0" w:uiPriority="0" w:semiHidden="0" w:name="toc 5"/>
+    <w:lsdException w:unhideWhenUsed="0" w:uiPriority="0" w:semiHidden="0" w:name="toc 6"/>
+    <w:lsdException w:unhideWhenUsed="0" w:uiPriority="0" w:semiHidden="0" w:name="toc 7"/>
+    <w:lsdException w:unhideWhenUsed="0" w:uiPriority="0" w:semiHidden="0" w:name="toc 8"/>
+    <w:lsdException w:unhideWhenUsed="0" w:uiPriority="0" w:semiHidden="0" w:name="toc 9"/>
+    <w:lsdException w:unhideWhenUsed="0" w:uiPriority="0" w:semiHidden="0" w:name="Normal Indent"/>
+    <w:lsdException w:unhideWhenUsed="0" w:uiPriority="0" w:semiHidden="0" w:name="footnote text"/>
+    <w:lsdException w:qFormat="1" w:unhideWhenUsed="0" w:uiPriority="0" w:semiHidden="0" w:name="annotation text"/>
+    <w:lsdException w:qFormat="1" w:unhideWhenUsed="0" w:uiPriority="0" w:semiHidden="0" w:name="header"/>
+    <w:lsdException w:qFormat="1" w:unhideWhenUsed="0" w:uiPriority="0" w:semiHidden="0" w:name="footer"/>
+    <w:lsdException w:unhideWhenUsed="0" w:uiPriority="0" w:semiHidden="0" w:name="index heading"/>
+    <w:lsdException w:qFormat="1" w:uiPriority="0" w:name="caption"/>
+    <w:lsdException w:unhideWhenUsed="0" w:uiPriority="0" w:semiHidden="0" w:name="table of figures"/>
+    <w:lsdException w:unhideWhenUsed="0" w:uiPriority="0" w:semiHidden="0" w:name="envelope address"/>
+    <w:lsdException w:unhideWhenUsed="0" w:uiPriority="0" w:semiHidden="0" w:name="envelope return"/>
+    <w:lsdException w:unhideWhenUsed="0" w:uiPriority="0" w:semiHidden="0" w:name="footnote reference"/>
+    <w:lsdException w:unhideWhenUsed="0" w:uiPriority="0" w:semiHidden="0" w:name="annotation reference"/>
+    <w:lsdException w:unhideWhenUsed="0" w:uiPriority="0" w:semiHidden="0" w:name="line number"/>
+    <w:lsdException w:unhideWhenUsed="0" w:uiPriority="0" w:semiHidden="0" w:name="page number"/>
+    <w:lsdException w:unhideWhenUsed="0" w:uiPriority="0" w:semiHidden="0" w:name="endnote reference"/>
+    <w:lsdException w:unhideWhenUsed="0" w:uiPriority="0" w:semiHidden="0" w:name="endnote text"/>
+    <w:lsdException w:unhideWhenUsed="0" w:uiPriority="0" w:semiHidden="0" w:name="table of authorities"/>
+    <w:lsdException w:unhideWhenUsed="0" w:uiPriority="0" w:semiHidden="0" w:name="macro"/>
+    <w:lsdException w:unhideWhenUsed="0" w:uiPriority="0" w:semiHidden="0" w:name="toa heading"/>
+    <w:lsdException w:unhideWhenUsed="0" w:uiPriority="0" w:semiHidden="0" w:name="List"/>
+    <w:lsdException w:unhideWhenUsed="0" w:uiPriority="0" w:semiHidden="0" w:name="List Bullet"/>
+    <w:lsdException w:unhideWhenUsed="0" w:uiPriority="0" w:semiHidden="0" w:name="List Number"/>
+    <w:lsdException w:unhideWhenUsed="0" w:uiPriority="0" w:semiHidden="0" w:name="List 2"/>
+    <w:lsdException w:unhideWhenUsed="0" w:uiPriority="0" w:semiHidden="0" w:name="List 3"/>
+    <w:lsdException w:unhideWhenUsed="0" w:uiPriority="0" w:semiHidden="0" w:name="List 4"/>
+    <w:lsdException w:unhideWhenUsed="0" w:uiPriority="0" w:semiHidden="0" w:name="List 5"/>
+    <w:lsdException w:unhideWhenUsed="0" w:uiPriority="0" w:semiHidden="0" w:name="List Bullet 2"/>
+    <w:lsdException w:unhideWhenUsed="0" w:uiPriority="0" w:semiHidden="0" w:name="List Bullet 3"/>
+    <w:lsdException w:unhideWhenUsed="0" w:uiPriority="0" w:semiHidden="0" w:name="List Bullet 4"/>
+    <w:lsdException w:unhideWhenUsed="0" w:uiPriority="0" w:semiHidden="0" w:name="List Bullet 5"/>
+    <w:lsdException w:unhideWhenUsed="0" w:uiPriority="0" w:semiHidden="0" w:name="List Number 2"/>
+    <w:lsdException w:unhideWhenUsed="0" w:uiPriority="0" w:semiHidden="0" w:name="List Number 3"/>
+    <w:lsdException w:unhideWhenUsed="0" w:uiPriority="0" w:semiHidden="0" w:name="List Number 4"/>
+    <w:lsdException w:unhideWhenUsed="0" w:uiPriority="0" w:semiHidden="0" w:name="List Number 5"/>
+    <w:lsdException w:qFormat="1" w:unhideWhenUsed="0" w:uiPriority="0" w:semiHidden="0" w:name="Title"/>
+    <w:lsdException w:unhideWhenUsed="0" w:uiPriority="0" w:semiHidden="0" w:name="Closing"/>
+    <w:lsdException w:unhideWhenUsed="0" w:uiPriority="0" w:semiHidden="0" w:name="Signature"/>
+    <w:lsdException w:qFormat="1" w:unhideWhenUsed="0" w:uiPriority="0" w:name="Default Paragraph Font"/>
+    <w:lsdException w:qFormat="1" w:unhideWhenUsed="0" w:uiPriority="0" w:name="Body Text"/>
+    <w:lsdException w:unhideWhenUsed="0" w:uiPriority="0" w:semiHidden="0" w:name="Body Text Indent"/>
+    <w:lsdException w:unhideWhenUsed="0" w:uiPriority="0" w:semiHidden="0" w:name="List Continue"/>
+    <w:lsdException w:unhideWhenUsed="0" w:uiPriority="0" w:semiHidden="0" w:name="List Continue 2"/>
+    <w:lsdException w:unhideWhenUsed="0" w:uiPriority="0" w:semiHidden="0" w:name="List Continue 3"/>
+    <w:lsdException w:unhideWhenUsed="0" w:uiPriority="0" w:semiHidden="0" w:name="List Continue 4"/>
+    <w:lsdException w:unhideWhenUsed="0" w:uiPriority="0" w:semiHidden="0" w:name="List Continue 5"/>
+    <w:lsdException w:unhideWhenUsed="0" w:uiPriority="0" w:semiHidden="0" w:name="Message Header"/>
+    <w:lsdException w:qFormat="1" w:unhideWhenUsed="0" w:uiPriority="0" w:semiHidden="0" w:name="Subtitle"/>
+    <w:lsdException w:unhideWhenUsed="0" w:uiPriority="0" w:semiHidden="0" w:name="Salutation"/>
+    <w:lsdException w:unhideWhenUsed="0" w:uiPriority="0" w:semiHidden="0" w:name="Date"/>
+    <w:lsdException w:unhideWhenUsed="0" w:uiPriority="0" w:semiHidden="0" w:name="Body Text First Indent"/>
+    <w:lsdException w:unhideWhenUsed="0" w:uiPriority="0" w:semiHidden="0" w:name="Body Text First Indent 2"/>
+    <w:lsdException w:uiPriority="99" w:name="Note Heading"/>
+    <w:lsdException w:unhideWhenUsed="0" w:uiPriority="0" w:semiHidden="0" w:name="Body Text 2"/>
+    <w:lsdException w:unhideWhenUsed="0" w:uiPriority="0" w:semiHidden="0" w:name="Body Text 3"/>
+    <w:lsdException w:unhideWhenUsed="0" w:uiPriority="0" w:semiHidden="0" w:name="Body Text Indent 2"/>
+    <w:lsdException w:unhideWhenUsed="0" w:uiPriority="0" w:semiHidden="0" w:name="Body Text Indent 3"/>
+    <w:lsdException w:unhideWhenUsed="0" w:uiPriority="0" w:semiHidden="0" w:name="Block Text"/>
+    <w:lsdException w:unhideWhenUsed="0" w:uiPriority="0" w:semiHidden="0" w:name="Hyperlink"/>
+    <w:lsdException w:unhideWhenUsed="0" w:uiPriority="0" w:semiHidden="0" w:name="FollowedHyperlink"/>
+    <w:lsdException w:qFormat="1" w:unhideWhenUsed="0" w:uiPriority="0" w:semiHidden="0" w:name="Strong"/>
+    <w:lsdException w:qFormat="1" w:unhideWhenUsed="0" w:uiPriority="0" w:semiHidden="0" w:name="Emphasis"/>
+    <w:lsdException w:unhideWhenUsed="0" w:uiPriority="0" w:semiHidden="0" w:name="Document Map"/>
+    <w:lsdException w:unhideWhenUsed="0" w:uiPriority="0" w:semiHidden="0" w:name="Plain Text"/>
+    <w:lsdException w:unhideWhenUsed="0" w:uiPriority="0" w:semiHidden="0" w:name="E-mail Signature"/>
+    <w:lsdException w:qFormat="1" w:unhideWhenUsed="0" w:uiPriority="0" w:semiHidden="0" w:name="Normal (Web)"/>
+    <w:lsdException w:unhideWhenUsed="0" w:uiPriority="0" w:semiHidden="0" w:name="HTML Acronym"/>
+    <w:lsdException w:unhideWhenUsed="0" w:uiPriority="0" w:semiHidden="0" w:name="HTML Address"/>
+    <w:lsdException w:unhideWhenUsed="0" w:uiPriority="0" w:semiHidden="0" w:name="HTML Cite"/>
+    <w:lsdException w:unhideWhenUsed="0" w:uiPriority="0" w:semiHidden="0" w:name="HTML Code"/>
+    <w:lsdException w:unhideWhenUsed="0" w:uiPriority="0" w:semiHidden="0" w:name="HTML Definition"/>
+    <w:lsdException w:unhideWhenUsed="0" w:uiPriority="0" w:semiHidden="0" w:name="HTML Keyboard"/>
+    <w:lsdException w:unhideWhenUsed="0" w:uiPriority="0" w:semiHidden="0" w:name="HTML Preformatted"/>
+    <w:lsdException w:unhideWhenUsed="0" w:uiPriority="0" w:semiHidden="0" w:name="HTML Sample"/>
+    <w:lsdException w:unhideWhenUsed="0" w:uiPriority="0" w:semiHidden="0" w:name="HTML Typewriter"/>
+    <w:lsdException w:unhideWhenUsed="0" w:uiPriority="0" w:semiHidden="0" w:name="HTML Variable"/>
+    <w:lsdException w:qFormat="1" w:unhideWhenUsed="0" w:uiPriority="0" w:name="Normal Table"/>
+    <w:lsdException w:unhideWhenUsed="0" w:uiPriority="0" w:semiHidden="0" w:name="annotation subject"/>
+    <w:lsdException w:unhideWhenUsed="0" w:uiPriority="0" w:semiHidden="0" w:name="Table Simple 1"/>
+    <w:lsdException w:unhideWhenUsed="0" w:uiPriority="0" w:semiHidden="0" w:name="Table Simple 2"/>
+    <w:lsdException w:unhideWhenUsed="0" w:uiPriority="0" w:semiHidden="0" w:name="Table Simple 3"/>
+    <w:lsdException w:unhideWhenUsed="0" w:uiPriority="0" w:semiHidden="0" w:name="Table Classic 1"/>
+    <w:lsdException w:unhideWhenUsed="0" w:uiPriority="0" w:semiHidden="0" w:name="Table Classic 2"/>
+    <w:lsdException w:unhideWhenUsed="0" w:uiPriority="0" w:semiHidden="0" w:name="Table Classic 3"/>
+    <w:lsdException w:unhideWhenUsed="0" w:uiPriority="0" w:semiHidden="0" w:name="Table Classic 4"/>
+    <w:lsdException w:unhideWhenUsed="0" w:uiPriority="0" w:semiHidden="0" w:name="Table Colorful 1"/>
+    <w:lsdException w:unhideWhenUsed="0" w:uiPriority="0" w:semiHidden="0" w:name="Table Colorful 2"/>
+    <w:lsdException w:unhideWhenUsed="0" w:uiPriority="0" w:semiHidden="0" w:name="Table Colorful 3"/>
+    <w:lsdException w:unhideWhenUsed="0" w:uiPriority="0" w:semiHidden="0" w:name="Table Columns 1"/>
+    <w:lsdException w:unhideWhenUsed="0" w:uiPriority="0" w:semiHidden="0" w:name="Table Columns 2"/>
+    <w:lsdException w:unhideWhenUsed="0" w:uiPriority="0" w:semiHidden="0" w:name="Table Columns 3"/>
+    <w:lsdException w:unhideWhenUsed="0" w:uiPriority="0" w:semiHidden="0" w:name="Table Columns 4"/>
+    <w:lsdException w:unhideWhenUsed="0" w:uiPriority="0" w:semiHidden="0" w:name="Table Columns 5"/>
+    <w:lsdException w:unhideWhenUsed="0" w:uiPriority="0" w:semiHidden="0" w:name="Table Grid 1"/>
+    <w:lsdException w:unhideWhenUsed="0" w:uiPriority="0" w:semiHidden="0" w:name="Table Grid 2"/>
+    <w:lsdException w:unhideWhenUsed="0" w:uiPriority="0" w:semiHidden="0" w:name="Table Grid 3"/>
+    <w:lsdException w:unhideWhenUsed="0" w:uiPriority="0" w:semiHidden="0" w:name="Table Grid 4"/>
+    <w:lsdException w:unhideWhenUsed="0" w:uiPriority="0" w:semiHidden="0" w:name="Table Grid 5"/>
+    <w:lsdException w:unhideWhenUsed="0" w:uiPriority="0" w:semiHidden="0" w:name="Table Grid 6"/>
+    <w:lsdException w:unhideWhenUsed="0" w:uiPriority="0" w:semiHidden="0" w:name="Table Grid 7"/>
+    <w:lsdException w:unhideWhenUsed="0" w:uiPriority="0" w:semiHidden="0" w:name="Table Grid 8"/>
+    <w:lsdException w:unhideWhenUsed="0" w:uiPriority="0" w:semiHidden="0" w:name="Table List 1"/>
+    <w:lsdException w:unhideWhenUsed="0" w:uiPriority="0" w:semiHidden="0" w:name="Table List 2"/>
+    <w:lsdException w:unhideWhenUsed="0" w:uiPriority="0" w:semiHidden="0" w:name="Table List 3"/>
+    <w:lsdException w:unhideWhenUsed="0" w:uiPriority="0" w:semiHidden="0" w:name="Table List 4"/>
+    <w:lsdException w:unhideWhenUsed="0" w:uiPriority="0" w:semiHidden="0" w:name="Table List 5"/>
+    <w:lsdException w:unhideWhenUsed="0" w:uiPriority="0" w:semiHidden="0" w:name="Table List 6"/>
+    <w:lsdException w:unhideWhenUsed="0" w:uiPriority="0" w:semiHidden="0" w:name="Table List 7"/>
+    <w:lsdException w:unhideWhenUsed="0" w:uiPriority="0" w:semiHidden="0" w:name="Table List 8"/>
+    <w:lsdException w:unhideWhenUsed="0" w:uiPriority="0" w:semiHidden="0" w:name="Table 3D effects 1"/>
+    <w:lsdException w:unhideWhenUsed="0" w:uiPriority="0" w:semiHidden="0" w:name="Table 3D effects 2"/>
+    <w:lsdException w:unhideWhenUsed="0" w:uiPriority="0" w:semiHidden="0" w:name="Table 3D effects 3"/>
+    <w:lsdException w:unhideWhenUsed="0" w:uiPriority="0" w:semiHidden="0" w:name="Table Contemporary"/>
+    <w:lsdException w:unhideWhenUsed="0" w:uiPriority="0" w:semiHidden="0" w:name="Table Elegant"/>
+    <w:lsdException w:unhideWhenUsed="0" w:uiPriority="0" w:semiHidden="0" w:name="Table Professional"/>
+    <w:lsdException w:unhideWhenUsed="0" w:uiPriority="0" w:semiHidden="0" w:name="Table Subtle 1"/>
+    <w:lsdException w:unhideWhenUsed="0" w:uiPriority="0" w:semiHidden="0" w:name="Table Subtle 2"/>
+    <w:lsdException w:unhideWhenUsed="0" w:uiPriority="0" w:semiHidden="0" w:name="Table Web 1"/>
+    <w:lsdException w:unhideWhenUsed="0" w:uiPriority="0" w:semiHidden="0" w:name="Table Web 2"/>
+    <w:lsdException w:unhideWhenUsed="0" w:uiPriority="0" w:semiHidden="0" w:name="Table Web 3"/>
+    <w:lsdException w:unhideWhenUsed="0" w:uiPriority="0" w:semiHidden="0" w:name="Balloon Text"/>
+    <w:lsdException w:qFormat="1" w:unhideWhenUsed="0" w:uiPriority="0" w:semiHidden="0" w:name="Table Grid"/>
+    <w:lsdException w:unhideWhenUsed="0" w:uiPriority="0" w:semiHidden="0" w:name="Table Theme"/>
+    <w:lsdException w:unhideWhenUsed="0" w:uiPriority="60" w:semiHidden="0" w:name="Light Shading"/>
+    <w:lsdException w:unhideWhenUsed="0" w:uiPriority="61" w:semiHidden="0" w:name="Light List"/>
+    <w:lsdException w:unhideWhenUsed="0" w:uiPriority="62" w:semiHidden="0" w:name="Light Grid"/>
+    <w:lsdException w:unhideWhenUsed="0" w:uiPriority="63" w:semiHidden="0" w:name="Medium Shading 1"/>
+    <w:lsdException w:unhideWhenUsed="0" w:uiPriority="64" w:semiHidden="0" w:name="Medium Shading 2"/>
+    <w:lsdException w:unhideWhenUsed="0" w:uiPriority="65" w:semiHidden="0" w:name="Medium List 1"/>
+    <w:lsdException w:unhideWhenUsed="0" w:uiPriority="66" w:semiHidden="0" w:name="Medium List 2"/>
+    <w:lsdException w:unhideWhenUsed="0" w:uiPriority="67" w:semiHidden="0" w:name="Medium Grid 1"/>
+    <w:lsdException w:unhideWhenUsed="0" w:uiPriority="68" w:semiHidden="0" w:name="Medium Grid 2"/>
+    <w:lsdException w:unhideWhenUsed="0" w:uiPriority="69" w:semiHidden="0" w:name="Medium Grid 3"/>
+    <w:lsdException w:unhideWhenUsed="0" w:uiPriority="70" w:semiHidden="0" w:name="Dark List"/>
+    <w:lsdException w:unhideWhenUsed="0" w:uiPriority="71" w:semiHidden="0" w:name="Colorful Shading"/>
+    <w:lsdException w:unhideWhenUsed="0" w:uiPriority="72" w:semiHidden="0" w:name="Colorful List"/>
+    <w:lsdException w:unhideWhenUsed="0" w:uiPriority="73" w:semiHidden="0" w:name="Colorful Grid"/>
+    <w:lsdException w:unhideWhenUsed="0" w:uiPriority="60" w:semiHidden="0" w:name="Light Shading Accent 1"/>
+    <w:lsdException w:unhideWhenUsed="0" w:uiPriority="61" w:semiHidden="0" w:name="Light List Accent 1"/>
+    <w:lsdException w:unhideWhenUsed="0" w:uiPriority="62" w:semiHidden="0" w:name="Light Grid Accent 1"/>
+    <w:lsdException w:unhideWhenUsed="0" w:uiPriority="63" w:semiHidden="0" w:name="Medium Shading 1 Accent 1"/>
+    <w:lsdException w:unhideWhenUsed="0" w:uiPriority="64" w:semiHidden="0" w:name="Medium Shading 2 Accent 1"/>
+    <w:lsdException w:unhideWhenUsed="0" w:uiPriority="65" w:semiHidden="0" w:name="Medium List 1 Accent 1"/>
+    <w:lsdException w:unhideWhenUsed="0" w:uiPriority="66" w:semiHidden="0" w:name="Medium List 2 Accent 1"/>
+    <w:lsdException w:unhideWhenUsed="0" w:uiPriority="67" w:semiHidden="0" w:name="Medium Grid 1 Accent 1"/>
+    <w:lsdException w:unhideWhenUsed="0" w:uiPriority="68" w:semiHidden="0" w:name="Medium Grid 2 Accent 1"/>
+    <w:lsdException w:unhideWhenUsed="0" w:uiPriority="69" w:semiHidden="0" w:name="Medium Grid 3 Accent 1"/>
+    <w:lsdException w:unhideWhenUsed="0" w:uiPriority="70" w:semiHidden="0" w:name="Dark List Accent 1"/>
+    <w:lsdException w:unhideWhenUsed="0" w:uiPriority="71" w:semiHidden="0" w:name="Colorful Shading Accent 1"/>
+    <w:lsdException w:unhideWhenUsed="0" w:uiPriority="72" w:semiHidden="0" w:name="Colorful List Accent 1"/>
+    <w:lsdException w:unhideWhenUsed="0" w:uiPriority="73" w:semiHidden="0" w:name="Colorful Grid Accent 1"/>
+    <w:lsdException w:unhideWhenUsed="0" w:uiPriority="60" w:semiHidden="0" w:name="Light Shading Accent 2"/>
+    <w:lsdException w:unhideWhenUsed="0" w:uiPriority="61" w:semiHidden="0" w:name="Light List Accent 2"/>
+    <w:lsdException w:unhideWhenUsed="0" w:uiPriority="62" w:semiHidden="0" w:name="Light Grid Accent 2"/>
+    <w:lsdException w:unhideWhenUsed="0" w:uiPriority="63" w:semiHidden="0" w:name="Medium Shading 1 Accent 2"/>
+    <w:lsdException w:unhideWhenUsed="0" w:uiPriority="64" w:semiHidden="0" w:name="Medium Shading 2 Accent 2"/>
+    <w:lsdException w:unhideWhenUsed="0" w:uiPriority="65" w:semiHidden="0" w:name="Medium List 1 Accent 2"/>
+    <w:lsdException w:unhideWhenUsed="0" w:uiPriority="66" w:semiHidden="0" w:name="Medium List 2 Accent 2"/>
+    <w:lsdException w:unhideWhenUsed="0" w:uiPriority="67" w:semiHidden="0" w:name="Medium Grid 1 Accent 2"/>
+    <w:lsdException w:unhideWhenUsed="0" w:uiPriority="68" w:semiHidden="0" w:name="Medium Grid 2 Accent 2"/>
+    <w:lsdException w:unhideWhenUsed="0" w:uiPriority="69" w:semiHidden="0" w:name="Medium Grid 3 Accent 2"/>
+    <w:lsdException w:unhideWhenUsed="0" w:uiPriority="70" w:semiHidden="0" w:name="Dark List Accent 2"/>
+    <w:lsdException w:unhideWhenUsed="0" w:uiPriority="71" w:semiHidden="0" w:name="Colorful Shading Accent 2"/>
+    <w:lsdException w:unhideWhenUsed="0" w:uiPriority="72" w:semiHidden="0" w:name="Colorful List Accent 2"/>
+    <w:lsdException w:unhideWhenUsed="0" w:uiPriority="73" w:semiHidden="0" w:name="Colorful Grid Accent 2"/>
+    <w:lsdException w:unhideWhenUsed="0" w:uiPriority="60" w:semiHidden="0" w:name="Light Shading Accent 3"/>
+    <w:lsdException w:unhideWhenUsed="0" w:uiPriority="61" w:semiHidden="0" w:name="Light List Accent 3"/>
+    <w:lsdException w:unhideWhenUsed="0" w:uiPriority="62" w:semiHidden="0" w:name="Light Grid Accent 3"/>
+    <w:lsdException w:unhideWhenUsed="0" w:uiPriority="63" w:semiHidden="0" w:name="Medium Shading 1 Accent 3"/>
+    <w:lsdException w:unhideWhenUsed="0" w:uiPriority="64" w:semiHidden="0" w:name="Medium Shading 2 Accent 3"/>
+    <w:lsdException w:unhideWhenUsed="0" w:uiPriority="65" w:semiHidden="0" w:name="Medium List 1 Accent 3"/>
+    <w:lsdException w:unhideWhenUsed="0" w:uiPriority="66" w:semiHidden="0" w:name="Medium List 2 Accent 3"/>
+    <w:lsdException w:unhideWhenUsed="0" w:uiPriority="67" w:semiHidden="0" w:name="Medium Grid 1 Accent 3"/>
+    <w:lsdException w:unhideWhenUsed="0" w:uiPriority="68" w:semiHidden="0" w:name="Medium Grid 2 Accent 3"/>
+    <w:lsdException w:unhideWhenUsed="0" w:uiPriority="69" w:semiHidden="0" w:name="Medium Grid 3 Accent 3"/>
+    <w:lsdException w:unhideWhenUsed="0" w:uiPriority="70" w:semiHidden="0" w:name="Dark List Accent 3"/>
+    <w:lsdException w:unhideWhenUsed="0" w:uiPriority="71" w:semiHidden="0" w:name="Colorful Shading Accent 3"/>
+    <w:lsdException w:unhideWhenUsed="0" w:uiPriority="72" w:semiHidden="0" w:name="Colorful List Accent 3"/>
+    <w:lsdException w:unhideWhenUsed="0" w:uiPriority="73" w:semiHidden="0" w:name="Colorful Grid Accent 3"/>
+    <w:lsdException w:unhideWhenUsed="0" w:uiPriority="60" w:semiHidden="0" w:name="Light Shading Accent 4"/>
+    <w:lsdException w:unhideWhenUsed="0" w:uiPriority="61" w:semiHidden="0" w:name="Light List Accent 4"/>
+    <w:lsdException w:unhideWhenUsed="0" w:uiPriority="62" w:semiHidden="0" w:name="Light Grid Accent 4"/>
+    <w:lsdException w:unhideWhenUsed="0" w:uiPriority="63" w:semiHidden="0" w:name="Medium Shading 1 Accent 4"/>
+    <w:lsdException w:unhideWhenUsed="0" w:uiPriority="64" w:semiHidden="0" w:name="Medium Shading 2 Accent 4"/>
+    <w:lsdException w:unhideWhenUsed="0" w:uiPriority="65" w:semiHidden="0" w:name="Medium List 1 Accent 4"/>
+    <w:lsdException w:unhideWhenUsed="0" w:uiPriority="66" w:semiHidden="0" w:name="Medium List 2 Accent 4"/>
+    <w:lsdException w:unhideWhenUsed="0" w:uiPriority="67" w:semiHidden="0" w:name="Medium Grid 1 Accent 4"/>
+    <w:lsdException w:unhideWhenUsed="0" w:uiPriority="68" w:semiHidden="0" w:name="Medium Grid 2 Accent 4"/>
+    <w:lsdException w:unhideWhenUsed="0" w:uiPriority="69" w:semiHidden="0" w:name="Medium Grid 3 Accent 4"/>
+    <w:lsdException w:unhideWhenUsed="0" w:uiPriority="70" w:semiHidden="0" w:name="Dark List Accent 4"/>
+    <w:lsdException w:unhideWhenUsed="0" w:uiPriority="71" w:semiHidden="0" w:name="Colorful Shading Accent 4"/>
+    <w:lsdException w:unhideWhenUsed="0" w:uiPriority="72" w:semiHidden="0" w:name="Colorful List Accent 4"/>
+    <w:lsdException w:unhideWhenUsed="0" w:uiPriority="73" w:semiHidden="0" w:name="Colorful Grid Accent 4"/>
+    <w:lsdException w:unhideWhenUsed="0" w:uiPriority="60" w:semiHidden="0" w:name="Light Shading Accent 5"/>
+    <w:lsdException w:unhideWhenUsed="0" w:uiPriority="61" w:semiHidden="0" w:name="Light List Accent 5"/>
+    <w:lsdException w:unhideWhenUsed="0" w:uiPriority="62" w:semiHidden="0" w:name="Light Grid Accent 5"/>
+    <w:lsdException w:unhideWhenUsed="0" w:uiPriority="63" w:semiHidden="0" w:name="Medium Shading 1 Accent 5"/>
+    <w:lsdException w:unhideWhenUsed="0" w:uiPriority="64" w:semiHidden="0" w:name="Medium Shading 2 Accent 5"/>
+    <w:lsdException w:unhideWhenUsed="0" w:uiPriority="65" w:semiHidden="0" w:name="Medium List 1 Accent 5"/>
+    <w:lsdException w:unhideWhenUsed="0" w:uiPriority="66" w:semiHidden="0" w:name="Medium List 2 Accent 5"/>
+    <w:lsdException w:unhideWhenUsed="0" w:uiPriority="67" w:semiHidden="0" w:name="Medium Grid 1 Accent 5"/>
+    <w:lsdException w:unhideWhenUsed="0" w:uiPriority="68" w:semiHidden="0" w:name="Medium Grid 2 Accent 5"/>
+    <w:lsdException w:unhideWhenUsed="0" w:uiPriority="69" w:semiHidden="0" w:name="Medium Grid 3 Accent 5"/>
+    <w:lsdException w:unhideWhenUsed="0" w:uiPriority="70" w:semiHidden="0" w:name="Dark List Accent 5"/>
+    <w:lsdException w:unhideWhenUsed="0" w:uiPriority="71" w:semiHidden="0" w:name="Colorful Shading Accent 5"/>
+    <w:lsdException w:unhideWhenUsed="0" w:uiPriority="72" w:semiHidden="0" w:name="Colorful List Accent 5"/>
+    <w:lsdException w:unhideWhenUsed="0" w:uiPriority="73" w:semiHidden="0" w:name="Colorful Grid Accent 5"/>
+    <w:lsdException w:unhideWhenUsed="0" w:uiPriority="60" w:semiHidden="0" w:name="Light Shading Accent 6"/>
+    <w:lsdException w:unhideWhenUsed="0" w:uiPriority="61" w:semiHidden="0" w:name="Light List Accent 6"/>
+    <w:lsdException w:unhideWhenUsed="0" w:uiPriority="62" w:semiHidden="0" w:name="Light Grid Accent 6"/>
+    <w:lsdException w:unhideWhenUsed="0" w:uiPriority="63" w:semiHidden="0" w:name="Medium Shading 1 Accent 6"/>
+    <w:lsdException w:unhideWhenUsed="0" w:uiPriority="64" w:semiHidden="0" w:name="Medium Shading 2 Accent 6"/>
+    <w:lsdException w:unhideWhenUsed="0" w:uiPriority="65" w:semiHidden="0" w:name="Medium List 1 Accent 6"/>
+    <w:lsdException w:unhideWhenUsed="0" w:uiPriority="66" w:semiHidden="0" w:name="Medium List 2 Accent 6"/>
+    <w:lsdException w:unhideWhenUsed="0" w:uiPriority="67" w:semiHidden="0" w:name="Medium Grid 1 Accent 6"/>
+    <w:lsdException w:unhideWhenUsed="0" w:uiPriority="68" w:semiHidden="0" w:name="Medium Grid 2 Accent 6"/>
+    <w:lsdException w:unhideWhenUsed="0" w:uiPriority="69" w:semiHidden="0" w:name="Medium Grid 3 Accent 6"/>
+    <w:lsdException w:unhideWhenUsed="0" w:uiPriority="70" w:semiHidden="0" w:name="Dark List Accent 6"/>
+    <w:lsdException w:unhideWhenUsed="0" w:uiPriority="71" w:semiHidden="0" w:name="Colorful Shading Accent 6"/>
+    <w:lsdException w:unhideWhenUsed="0" w:uiPriority="72" w:semiHidden="0" w:name="Colorful List Accent 6"/>
+    <w:lsdException w:unhideWhenUsed="0" w:uiPriority="73" w:semiHidden="0" w:name="Colorful Grid Accent 6"/>
   </w:latentStyles>
-  <w:style w:type="paragraph" w:default="1" w:styleId="Normal">
+  <w:style w:type="paragraph" w:default="1" w:styleId="1">
     <w:name w:val="Normal"/>
     <w:qFormat/>
+    <w:uiPriority w:val="0"/>
     <w:pPr>
       <w:kinsoku w:val="0"/>
       <w:autoSpaceDE w:val="0"/>
@@ -6125,7 +6239,7 @@
       <w:textAlignment w:val="baseline"/>
     </w:pPr>
     <w:rPr>
-      <w:rFonts w:ascii="Arial" w:eastAsia="宋体" w:hAnsi="Arial" w:cs="Arial"/>
+      <w:rFonts w:ascii="Arial" w:hAnsi="Arial" w:eastAsia="宋体" w:cs="Arial"/>
       <w:snapToGrid w:val="0"/>
       <w:color w:val="000000"/>
       <w:kern w:val="0"/>
@@ -6134,11 +6248,12 @@
       <w:lang w:val="en-US" w:eastAsia="en-US" w:bidi="ar-SA"/>
     </w:rPr>
   </w:style>
-  <w:style w:type="paragraph" w:styleId="Heading1">
+  <w:style w:type="paragraph" w:styleId="2">
     <w:name w:val="heading 1"/>
-    <w:basedOn w:val="Normal"/>
-    <w:next w:val="Normal"/>
+    <w:basedOn w:val="1"/>
+    <w:next w:val="1"/>
     <w:qFormat/>
+    <w:uiPriority w:val="0"/>
     <w:pPr>
       <w:keepNext/>
       <w:keepLines/>
@@ -6156,12 +6271,13 @@
       <w:sz w:val="44"/>
     </w:rPr>
   </w:style>
-  <w:style w:type="paragraph" w:styleId="Heading2">
+  <w:style w:type="paragraph" w:styleId="3">
     <w:name w:val="heading 2"/>
-    <w:basedOn w:val="Normal"/>
-    <w:next w:val="Normal"/>
+    <w:basedOn w:val="1"/>
+    <w:next w:val="1"/>
     <w:unhideWhenUsed/>
     <w:qFormat/>
+    <w:uiPriority w:val="0"/>
     <w:pPr>
       <w:keepNext/>
       <w:keepLines/>
@@ -6174,18 +6290,19 @@
       <w:outlineLvl w:val="1"/>
     </w:pPr>
     <w:rPr>
-      <w:rFonts w:ascii="Arial" w:eastAsia="黑体" w:hAnsi="Arial"/>
+      <w:rFonts w:ascii="Arial" w:hAnsi="Arial" w:eastAsia="黑体"/>
       <w:b/>
       <w:sz w:val="32"/>
     </w:rPr>
   </w:style>
-  <w:style w:type="paragraph" w:styleId="Heading3">
+  <w:style w:type="paragraph" w:styleId="4">
     <w:name w:val="heading 3"/>
-    <w:basedOn w:val="Normal"/>
-    <w:next w:val="Normal"/>
+    <w:basedOn w:val="1"/>
+    <w:next w:val="1"/>
     <w:semiHidden/>
     <w:unhideWhenUsed/>
     <w:qFormat/>
+    <w:uiPriority w:val="0"/>
     <w:pPr>
       <w:keepNext/>
       <w:keepLines/>
@@ -6202,12 +6319,13 @@
       <w:sz w:val="32"/>
     </w:rPr>
   </w:style>
-  <w:style w:type="paragraph" w:styleId="Heading4">
+  <w:style w:type="paragraph" w:styleId="5">
     <w:name w:val="heading 4"/>
-    <w:basedOn w:val="Normal"/>
-    <w:next w:val="Normal"/>
+    <w:basedOn w:val="1"/>
+    <w:next w:val="1"/>
     <w:unhideWhenUsed/>
     <w:qFormat/>
+    <w:uiPriority w:val="0"/>
     <w:pPr>
       <w:keepNext/>
       <w:keepLines/>
@@ -6220,18 +6338,19 @@
       <w:outlineLvl w:val="3"/>
     </w:pPr>
     <w:rPr>
-      <w:rFonts w:ascii="Arial" w:eastAsia="黑体" w:hAnsi="Arial"/>
+      <w:rFonts w:ascii="Arial" w:hAnsi="Arial" w:eastAsia="黑体"/>
       <w:b/>
       <w:sz w:val="28"/>
     </w:rPr>
   </w:style>
-  <w:style w:type="paragraph" w:styleId="Heading5">
+  <w:style w:type="paragraph" w:styleId="6">
     <w:name w:val="heading 5"/>
-    <w:basedOn w:val="Normal"/>
-    <w:next w:val="Normal"/>
+    <w:basedOn w:val="1"/>
+    <w:next w:val="1"/>
     <w:semiHidden/>
     <w:unhideWhenUsed/>
     <w:qFormat/>
+    <w:uiPriority w:val="0"/>
     <w:pPr>
       <w:keepNext/>
       <w:keepLines/>
@@ -6248,13 +6367,14 @@
       <w:sz w:val="28"/>
     </w:rPr>
   </w:style>
-  <w:style w:type="paragraph" w:styleId="Heading6">
+  <w:style w:type="paragraph" w:styleId="7">
     <w:name w:val="heading 6"/>
-    <w:basedOn w:val="Normal"/>
-    <w:next w:val="Normal"/>
+    <w:basedOn w:val="1"/>
+    <w:next w:val="1"/>
     <w:semiHidden/>
     <w:unhideWhenUsed/>
     <w:qFormat/>
+    <w:uiPriority w:val="0"/>
     <w:pPr>
       <w:keepNext/>
       <w:keepLines/>
@@ -6267,18 +6387,19 @@
       <w:outlineLvl w:val="5"/>
     </w:pPr>
     <w:rPr>
-      <w:rFonts w:ascii="Arial" w:eastAsia="黑体" w:hAnsi="Arial"/>
+      <w:rFonts w:ascii="Arial" w:hAnsi="Arial" w:eastAsia="黑体"/>
       <w:b/>
       <w:sz w:val="24"/>
     </w:rPr>
   </w:style>
-  <w:style w:type="paragraph" w:styleId="Heading7">
+  <w:style w:type="paragraph" w:styleId="8">
     <w:name w:val="heading 7"/>
-    <w:basedOn w:val="Normal"/>
-    <w:next w:val="Normal"/>
+    <w:basedOn w:val="1"/>
+    <w:next w:val="1"/>
     <w:semiHidden/>
     <w:unhideWhenUsed/>
     <w:qFormat/>
+    <w:uiPriority w:val="0"/>
     <w:pPr>
       <w:keepNext/>
       <w:keepLines/>
@@ -6295,13 +6416,14 @@
       <w:sz w:val="24"/>
     </w:rPr>
   </w:style>
-  <w:style w:type="paragraph" w:styleId="Heading8">
+  <w:style w:type="paragraph" w:styleId="9">
     <w:name w:val="heading 8"/>
-    <w:basedOn w:val="Normal"/>
-    <w:next w:val="Normal"/>
+    <w:basedOn w:val="1"/>
+    <w:next w:val="1"/>
     <w:semiHidden/>
     <w:unhideWhenUsed/>
     <w:qFormat/>
+    <w:uiPriority w:val="0"/>
     <w:pPr>
       <w:keepNext/>
       <w:keepLines/>
@@ -6314,17 +6436,18 @@
       <w:outlineLvl w:val="7"/>
     </w:pPr>
     <w:rPr>
-      <w:rFonts w:ascii="Arial" w:eastAsia="黑体" w:hAnsi="Arial"/>
+      <w:rFonts w:ascii="Arial" w:hAnsi="Arial" w:eastAsia="黑体"/>
       <w:sz w:val="24"/>
     </w:rPr>
   </w:style>
-  <w:style w:type="paragraph" w:styleId="Heading9">
+  <w:style w:type="paragraph" w:styleId="10">
     <w:name w:val="heading 9"/>
-    <w:basedOn w:val="Normal"/>
-    <w:next w:val="Normal"/>
+    <w:basedOn w:val="1"/>
+    <w:next w:val="1"/>
     <w:semiHidden/>
     <w:unhideWhenUsed/>
     <w:qFormat/>
+    <w:uiPriority w:val="0"/>
     <w:pPr>
       <w:keepNext/>
       <w:keepLines/>
@@ -6337,19 +6460,21 @@
       <w:outlineLvl w:val="8"/>
     </w:pPr>
     <w:rPr>
-      <w:rFonts w:ascii="Arial" w:eastAsia="黑体" w:hAnsi="Arial"/>
+      <w:rFonts w:ascii="Arial" w:hAnsi="Arial" w:eastAsia="黑体"/>
       <w:sz w:val="21"/>
     </w:rPr>
   </w:style>
-  <w:style w:type="character" w:default="1" w:styleId="DefaultParagraphFont">
+  <w:style w:type="character" w:default="1" w:styleId="22">
     <w:name w:val="Default Paragraph Font"/>
     <w:semiHidden/>
     <w:qFormat/>
+    <w:uiPriority w:val="0"/>
   </w:style>
-  <w:style w:type="table" w:default="1" w:styleId="TableNormal">
+  <w:style w:type="table" w:default="1" w:styleId="20">
     <w:name w:val="Normal Table"/>
     <w:semiHidden/>
     <w:qFormat/>
+    <w:uiPriority w:val="0"/>
     <w:tblPr>
       <w:tblCellMar>
         <w:top w:w="0" w:type="dxa"/>
@@ -6359,39 +6484,43 @@
       </w:tblCellMar>
     </w:tblPr>
   </w:style>
-  <w:style w:type="paragraph" w:styleId="CommentText">
+  <w:style w:type="paragraph" w:styleId="11">
     <w:name w:val="annotation text"/>
-    <w:basedOn w:val="Normal"/>
+    <w:basedOn w:val="1"/>
     <w:qFormat/>
+    <w:uiPriority w:val="0"/>
     <w:pPr>
       <w:jc w:val="left"/>
     </w:pPr>
   </w:style>
-  <w:style w:type="paragraph" w:styleId="BodyText">
+  <w:style w:type="paragraph" w:styleId="12">
     <w:name w:val="Body Text"/>
-    <w:basedOn w:val="Normal"/>
+    <w:basedOn w:val="1"/>
     <w:semiHidden/>
     <w:qFormat/>
+    <w:uiPriority w:val="0"/>
     <w:rPr>
-      <w:rFonts w:ascii="Arial" w:eastAsia="Arial" w:hAnsi="Arial" w:cs="Arial"/>
+      <w:rFonts w:ascii="Arial" w:hAnsi="Arial" w:eastAsia="Arial" w:cs="Arial"/>
       <w:sz w:val="21"/>
       <w:szCs w:val="21"/>
       <w:lang w:val="en-US" w:eastAsia="en-US" w:bidi="ar-SA"/>
     </w:rPr>
   </w:style>
-  <w:style w:type="paragraph" w:styleId="TOC3">
+  <w:style w:type="paragraph" w:styleId="13">
     <w:name w:val="toc 3"/>
-    <w:basedOn w:val="Normal"/>
-    <w:next w:val="Normal"/>
+    <w:basedOn w:val="1"/>
+    <w:next w:val="1"/>
     <w:qFormat/>
+    <w:uiPriority w:val="0"/>
     <w:pPr>
       <w:ind w:left="840" w:leftChars="400"/>
     </w:pPr>
   </w:style>
-  <w:style w:type="paragraph" w:styleId="Footer">
+  <w:style w:type="paragraph" w:styleId="14">
     <w:name w:val="footer"/>
-    <w:basedOn w:val="Normal"/>
+    <w:basedOn w:val="1"/>
     <w:qFormat/>
+    <w:uiPriority w:val="0"/>
     <w:pPr>
       <w:tabs>
         <w:tab w:val="center" w:pos="4153"/>
@@ -6404,16 +6533,17 @@
       <w:sz w:val="18"/>
     </w:rPr>
   </w:style>
-  <w:style w:type="paragraph" w:styleId="Header">
+  <w:style w:type="paragraph" w:styleId="15">
     <w:name w:val="header"/>
-    <w:basedOn w:val="Normal"/>
+    <w:basedOn w:val="1"/>
     <w:qFormat/>
+    <w:uiPriority w:val="0"/>
     <w:pPr>
       <w:pBdr>
-        <w:top w:val="nil"/>
-        <w:left w:val="nil"/>
-        <w:bottom w:val="nil"/>
-        <w:right w:val="nil"/>
+        <w:top w:val="none" w:color="auto" w:sz="0" w:space="0"/>
+        <w:left w:val="none" w:color="auto" w:sz="0" w:space="0"/>
+        <w:bottom w:val="none" w:color="auto" w:sz="0" w:space="0"/>
+        <w:right w:val="none" w:color="auto" w:sz="0" w:space="0"/>
       </w:pBdr>
       <w:tabs>
         <w:tab w:val="center" w:pos="4153"/>
@@ -6428,37 +6558,41 @@
       <w:sz w:val="18"/>
     </w:rPr>
   </w:style>
-  <w:style w:type="paragraph" w:styleId="TOC1">
+  <w:style w:type="paragraph" w:styleId="16">
     <w:name w:val="toc 1"/>
-    <w:basedOn w:val="Normal"/>
-    <w:next w:val="Normal"/>
+    <w:basedOn w:val="1"/>
+    <w:next w:val="1"/>
     <w:qFormat/>
+    <w:uiPriority w:val="0"/>
     <w:rPr>
-      <w:rFonts w:ascii="Arial" w:eastAsia="Microsoft JhengHei" w:hAnsi="Arial"/>
+      <w:rFonts w:ascii="Arial" w:hAnsi="Arial" w:eastAsia="Microsoft JhengHei"/>
       <w:sz w:val="24"/>
     </w:rPr>
   </w:style>
-  <w:style w:type="paragraph" w:styleId="TOC2">
+  <w:style w:type="paragraph" w:styleId="17">
     <w:name w:val="toc 2"/>
-    <w:basedOn w:val="Normal"/>
-    <w:next w:val="Normal"/>
+    <w:basedOn w:val="1"/>
+    <w:next w:val="1"/>
     <w:qFormat/>
+    <w:uiPriority w:val="0"/>
     <w:pPr>
       <w:ind w:left="420" w:leftChars="200"/>
     </w:pPr>
   </w:style>
-  <w:style w:type="paragraph" w:styleId="NormalWeb">
+  <w:style w:type="paragraph" w:styleId="18">
     <w:name w:val="Normal (Web)"/>
-    <w:basedOn w:val="Normal"/>
+    <w:basedOn w:val="1"/>
     <w:qFormat/>
+    <w:uiPriority w:val="0"/>
     <w:rPr>
       <w:sz w:val="24"/>
     </w:rPr>
   </w:style>
-  <w:style w:type="paragraph" w:styleId="Title">
+  <w:style w:type="paragraph" w:styleId="19">
     <w:name w:val="Title"/>
-    <w:basedOn w:val="Normal"/>
+    <w:basedOn w:val="1"/>
     <w:qFormat/>
+    <w:uiPriority w:val="0"/>
     <w:pPr>
       <w:spacing w:before="240" w:beforeLines="0" w:beforeAutospacing="0" w:after="60" w:afterLines="0" w:afterAutospacing="0"/>
       <w:jc w:val="center"/>
@@ -6470,38 +6604,41 @@
       <w:sz w:val="32"/>
     </w:rPr>
   </w:style>
-  <w:style w:type="table" w:styleId="TableGrid">
+  <w:style w:type="table" w:styleId="21">
     <w:name w:val="Table Grid"/>
-    <w:basedOn w:val="TableNormal"/>
+    <w:basedOn w:val="20"/>
     <w:qFormat/>
+    <w:uiPriority w:val="0"/>
     <w:pPr>
       <w:widowControl w:val="0"/>
       <w:jc w:val="both"/>
     </w:pPr>
     <w:tblPr>
       <w:tblBorders>
-        <w:top w:val="single" w:sz="4" w:space="0" w:color="auto"/>
-        <w:left w:val="single" w:sz="4" w:space="0" w:color="auto"/>
-        <w:bottom w:val="single" w:sz="4" w:space="0" w:color="auto"/>
-        <w:right w:val="single" w:sz="4" w:space="0" w:color="auto"/>
-        <w:insideH w:val="single" w:sz="4" w:space="0" w:color="auto"/>
-        <w:insideV w:val="single" w:sz="4" w:space="0" w:color="auto"/>
+        <w:top w:val="single" w:color="auto" w:sz="4" w:space="0"/>
+        <w:left w:val="single" w:color="auto" w:sz="4" w:space="0"/>
+        <w:bottom w:val="single" w:color="auto" w:sz="4" w:space="0"/>
+        <w:right w:val="single" w:color="auto" w:sz="4" w:space="0"/>
+        <w:insideH w:val="single" w:color="auto" w:sz="4" w:space="0"/>
+        <w:insideV w:val="single" w:color="auto" w:sz="4" w:space="0"/>
       </w:tblBorders>
     </w:tblPr>
   </w:style>
-  <w:style w:type="character" w:styleId="Strong">
+  <w:style w:type="character" w:styleId="23">
     <w:name w:val="Strong"/>
-    <w:basedOn w:val="DefaultParagraphFont"/>
+    <w:basedOn w:val="22"/>
     <w:qFormat/>
+    <w:uiPriority w:val="0"/>
     <w:rPr>
       <w:b/>
     </w:rPr>
   </w:style>
-  <w:style w:type="table" w:customStyle="1" w:styleId="TableNormal0">
+  <w:style w:type="table" w:customStyle="1" w:styleId="24">
     <w:name w:val="Table Normal_0"/>
     <w:semiHidden/>
     <w:unhideWhenUsed/>
     <w:qFormat/>
+    <w:uiPriority w:val="0"/>
     <w:tblPr>
       <w:tblCellMar>
         <w:top w:w="0" w:type="dxa"/>
@@ -6511,81 +6648,87 @@
       </w:tblCellMar>
     </w:tblPr>
   </w:style>
-  <w:style w:type="paragraph" w:customStyle="1" w:styleId="TableText">
+  <w:style w:type="paragraph" w:customStyle="1" w:styleId="25">
     <w:name w:val="Table Text"/>
-    <w:basedOn w:val="Normal"/>
+    <w:basedOn w:val="1"/>
     <w:semiHidden/>
     <w:qFormat/>
+    <w:uiPriority w:val="0"/>
     <w:rPr>
-      <w:rFonts w:ascii="宋体" w:eastAsia="宋体" w:hAnsi="宋体" w:cs="宋体"/>
+      <w:rFonts w:ascii="宋体" w:hAnsi="宋体" w:eastAsia="宋体" w:cs="宋体"/>
       <w:sz w:val="21"/>
       <w:szCs w:val="21"/>
       <w:lang w:val="en-US" w:eastAsia="en-US" w:bidi="ar-SA"/>
     </w:rPr>
   </w:style>
-  <w:style w:type="paragraph" w:customStyle="1" w:styleId="1">
+  <w:style w:type="paragraph" w:customStyle="1" w:styleId="26">
     <w:name w:val="柴_标题1"/>
-    <w:basedOn w:val="Heading1"/>
-    <w:next w:val="a"/>
-    <w:link w:val="1Char"/>
+    <w:basedOn w:val="2"/>
+    <w:next w:val="27"/>
+    <w:link w:val="38"/>
     <w:qFormat/>
+    <w:uiPriority w:val="0"/>
     <w:pPr>
       <w:spacing w:before="100" w:after="90" w:line="360" w:lineRule="auto"/>
     </w:pPr>
     <w:rPr>
-      <w:rFonts w:ascii="Arial" w:eastAsia="宋体" w:hAnsi="Arial"/>
+      <w:rFonts w:ascii="Arial" w:hAnsi="Arial" w:eastAsia="宋体"/>
       <w:sz w:val="32"/>
     </w:rPr>
   </w:style>
-  <w:style w:type="paragraph" w:customStyle="1" w:styleId="a">
+  <w:style w:type="paragraph" w:customStyle="1" w:styleId="27">
     <w:name w:val="柴_正文"/>
-    <w:basedOn w:val="BodyText"/>
-    <w:link w:val="Char"/>
+    <w:basedOn w:val="12"/>
+    <w:link w:val="41"/>
     <w:qFormat/>
+    <w:uiPriority w:val="0"/>
     <w:pPr>
       <w:spacing w:line="360" w:lineRule="auto"/>
       <w:ind w:firstLine="470" w:firstLineChars="200"/>
     </w:pPr>
     <w:rPr>
-      <w:rFonts w:ascii="Arial" w:eastAsia="宋体" w:hAnsi="Arial"/>
+      <w:rFonts w:ascii="Arial" w:hAnsi="Arial" w:eastAsia="宋体"/>
       <w:sz w:val="24"/>
       <w:lang w:eastAsia="zh-CN"/>
     </w:rPr>
   </w:style>
-  <w:style w:type="paragraph" w:customStyle="1" w:styleId="2">
+  <w:style w:type="paragraph" w:customStyle="1" w:styleId="28">
     <w:name w:val="柴_标题2"/>
-    <w:basedOn w:val="Heading2"/>
-    <w:next w:val="a"/>
+    <w:basedOn w:val="3"/>
+    <w:next w:val="27"/>
     <w:qFormat/>
+    <w:uiPriority w:val="0"/>
     <w:pPr>
       <w:spacing w:line="360" w:lineRule="auto"/>
     </w:pPr>
     <w:rPr>
-      <w:rFonts w:ascii="Arial" w:eastAsia="宋体" w:hAnsi="Arial"/>
+      <w:rFonts w:ascii="Arial" w:hAnsi="Arial" w:eastAsia="宋体"/>
       <w:sz w:val="28"/>
     </w:rPr>
   </w:style>
-  <w:style w:type="paragraph" w:customStyle="1" w:styleId="3">
+  <w:style w:type="paragraph" w:customStyle="1" w:styleId="29">
     <w:name w:val="柴_标题3"/>
-    <w:basedOn w:val="Heading3"/>
-    <w:next w:val="a"/>
+    <w:basedOn w:val="4"/>
+    <w:next w:val="27"/>
     <w:qFormat/>
+    <w:uiPriority w:val="0"/>
     <w:pPr>
       <w:spacing w:line="360" w:lineRule="auto"/>
       <w:ind w:left="0" w:firstLine="472" w:firstLineChars="200"/>
     </w:pPr>
     <w:rPr>
-      <w:rFonts w:ascii="宋体" w:eastAsia="宋体" w:hAnsi="宋体" w:cs="宋体"/>
+      <w:rFonts w:ascii="宋体" w:hAnsi="宋体" w:eastAsia="宋体" w:cs="宋体"/>
       <w:spacing w:val="-2"/>
       <w:sz w:val="24"/>
       <w:szCs w:val="24"/>
     </w:rPr>
   </w:style>
-  <w:style w:type="paragraph" w:customStyle="1" w:styleId="a0">
+  <w:style w:type="paragraph" w:customStyle="1" w:styleId="30">
     <w:name w:val="柴_目录"/>
-    <w:basedOn w:val="Normal"/>
-    <w:next w:val="BodyText"/>
+    <w:basedOn w:val="1"/>
+    <w:next w:val="12"/>
     <w:qFormat/>
+    <w:uiPriority w:val="0"/>
     <w:pPr>
       <w:tabs>
         <w:tab w:val="right" w:leader="dot" w:pos="8442"/>
@@ -6593,89 +6736,96 @@
       <w:ind w:left="0" w:leftChars="0"/>
     </w:pPr>
     <w:rPr>
-      <w:rFonts w:ascii="Arial" w:eastAsia="Microsoft JhengHei" w:hAnsi="Arial"/>
+      <w:rFonts w:ascii="Arial" w:hAnsi="Arial" w:eastAsia="Microsoft JhengHei"/>
       <w:sz w:val="24"/>
     </w:rPr>
   </w:style>
-  <w:style w:type="paragraph" w:customStyle="1" w:styleId="a1">
+  <w:style w:type="paragraph" w:customStyle="1" w:styleId="31">
     <w:name w:val="柴_公司名"/>
-    <w:basedOn w:val="Title"/>
+    <w:basedOn w:val="19"/>
     <w:qFormat/>
+    <w:uiPriority w:val="0"/>
     <w:pPr>
       <w:spacing w:after="600" w:afterLines="600"/>
     </w:pPr>
     <w:rPr>
-      <w:rFonts w:ascii="宋体" w:eastAsia="宋体" w:hAnsi="宋体" w:cs="宋体" w:hint="eastAsia"/>
+      <w:rFonts w:hint="eastAsia" w:ascii="宋体" w:hAnsi="宋体" w:eastAsia="宋体" w:cs="宋体"/>
       <w:bCs/>
       <w:spacing w:val="-6"/>
       <w:sz w:val="52"/>
       <w:szCs w:val="52"/>
     </w:rPr>
   </w:style>
-  <w:style w:type="paragraph" w:customStyle="1" w:styleId="a2">
+  <w:style w:type="paragraph" w:customStyle="1" w:styleId="32">
     <w:name w:val="柴_文档名"/>
-    <w:basedOn w:val="Title"/>
+    <w:basedOn w:val="19"/>
     <w:qFormat/>
+    <w:uiPriority w:val="0"/>
     <w:pPr>
       <w:spacing w:after="900" w:afterLines="900"/>
     </w:pPr>
     <w:rPr>
-      <w:rFonts w:ascii="黑体" w:eastAsia="黑体" w:hAnsi="黑体" w:cs="黑体"/>
+      <w:rFonts w:ascii="黑体" w:hAnsi="黑体" w:eastAsia="黑体" w:cs="黑体"/>
       <w:bCs/>
       <w:spacing w:val="-7"/>
       <w:sz w:val="52"/>
       <w:szCs w:val="52"/>
     </w:rPr>
   </w:style>
-  <w:style w:type="paragraph" w:customStyle="1" w:styleId="WPSOffice1">
+  <w:style w:type="paragraph" w:customStyle="1" w:styleId="33">
     <w:name w:val="WPSOffice手动目录 1"/>
     <w:qFormat/>
+    <w:uiPriority w:val="0"/>
     <w:pPr>
       <w:ind w:leftChars="0"/>
     </w:pPr>
     <w:rPr>
-      <w:rFonts w:ascii="Times New Roman" w:eastAsia="宋体" w:hAnsi="Times New Roman" w:cs="Times New Roman"/>
+      <w:rFonts w:ascii="Times New Roman" w:hAnsi="Times New Roman" w:eastAsia="宋体" w:cs="Times New Roman"/>
       <w:sz w:val="20"/>
       <w:szCs w:val="20"/>
     </w:rPr>
   </w:style>
-  <w:style w:type="paragraph" w:customStyle="1" w:styleId="WPSOffice2">
+  <w:style w:type="paragraph" w:customStyle="1" w:styleId="34">
     <w:name w:val="WPSOffice手动目录 2"/>
     <w:qFormat/>
+    <w:uiPriority w:val="0"/>
     <w:pPr>
       <w:ind w:leftChars="200"/>
     </w:pPr>
     <w:rPr>
-      <w:rFonts w:ascii="Times New Roman" w:eastAsia="宋体" w:hAnsi="Times New Roman" w:cs="Times New Roman"/>
+      <w:rFonts w:ascii="Times New Roman" w:hAnsi="Times New Roman" w:eastAsia="宋体" w:cs="Times New Roman"/>
       <w:sz w:val="20"/>
       <w:szCs w:val="20"/>
     </w:rPr>
   </w:style>
-  <w:style w:type="paragraph" w:customStyle="1" w:styleId="WPSOffice3">
+  <w:style w:type="paragraph" w:customStyle="1" w:styleId="35">
     <w:name w:val="WPSOffice手动目录 3"/>
     <w:qFormat/>
+    <w:uiPriority w:val="0"/>
     <w:pPr>
       <w:ind w:leftChars="400"/>
     </w:pPr>
     <w:rPr>
-      <w:rFonts w:ascii="Times New Roman" w:eastAsia="宋体" w:hAnsi="Times New Roman" w:cs="Times New Roman"/>
+      <w:rFonts w:ascii="Times New Roman" w:hAnsi="Times New Roman" w:eastAsia="宋体" w:cs="Times New Roman"/>
       <w:sz w:val="20"/>
       <w:szCs w:val="20"/>
     </w:rPr>
   </w:style>
-  <w:style w:type="paragraph" w:customStyle="1" w:styleId="Compact">
+  <w:style w:type="paragraph" w:customStyle="1" w:styleId="36">
     <w:name w:val="Compact"/>
-    <w:basedOn w:val="BodyText"/>
+    <w:basedOn w:val="12"/>
     <w:qFormat/>
+    <w:uiPriority w:val="0"/>
     <w:pPr>
       <w:spacing w:before="36" w:after="36"/>
     </w:pPr>
   </w:style>
-  <w:style w:type="table" w:customStyle="1" w:styleId="Table">
+  <w:style w:type="table" w:customStyle="1" w:styleId="37">
     <w:name w:val="Table"/>
     <w:semiHidden/>
     <w:unhideWhenUsed/>
     <w:qFormat/>
+    <w:uiPriority w:val="0"/>
     <w:tblPr>
       <w:tblCellMar>
         <w:top w:w="0" w:type="dxa"/>
@@ -6687,25 +6837,27 @@
     <w:tblStylePr w:type="firstRow">
       <w:tcPr>
         <w:tcBorders>
-          <w:bottom w:val="single" w:sz="0" w:space="0" w:color="auto"/>
+          <w:bottom w:val="single" w:color="auto" w:sz="0" w:space="0"/>
         </w:tcBorders>
         <w:vAlign w:val="bottom"/>
       </w:tcPr>
     </w:tblStylePr>
   </w:style>
-  <w:style w:type="character" w:customStyle="1" w:styleId="1Char">
+  <w:style w:type="character" w:customStyle="1" w:styleId="38">
     <w:name w:val="柴_标题1 Char"/>
-    <w:link w:val="1"/>
+    <w:link w:val="26"/>
     <w:qFormat/>
+    <w:uiPriority w:val="0"/>
     <w:rPr>
-      <w:rFonts w:ascii="Arial" w:eastAsia="宋体" w:hAnsi="Arial"/>
+      <w:rFonts w:ascii="Arial" w:hAnsi="Arial" w:eastAsia="宋体"/>
       <w:sz w:val="32"/>
     </w:rPr>
   </w:style>
-  <w:style w:type="paragraph" w:customStyle="1" w:styleId="a3">
+  <w:style w:type="paragraph" w:customStyle="1" w:styleId="39">
     <w:name w:val="柴_正文_无缩进"/>
-    <w:basedOn w:val="Normal"/>
+    <w:basedOn w:val="1"/>
     <w:qFormat/>
+    <w:uiPriority w:val="0"/>
     <w:pPr>
       <w:ind w:firstLine="0" w:firstLineChars="0"/>
     </w:pPr>
@@ -6715,29 +6867,31 @@
       <w:lang w:eastAsia="zh-CN"/>
     </w:rPr>
   </w:style>
-  <w:style w:type="paragraph" w:customStyle="1" w:styleId="4">
+  <w:style w:type="paragraph" w:customStyle="1" w:styleId="40">
     <w:name w:val="柴_标题4"/>
-    <w:basedOn w:val="Heading4"/>
-    <w:next w:val="Normal"/>
+    <w:basedOn w:val="5"/>
+    <w:next w:val="1"/>
     <w:qFormat/>
+    <w:uiPriority w:val="0"/>
     <w:pPr>
       <w:widowControl w:val="0"/>
       <w:spacing w:before="160" w:line="360" w:lineRule="auto"/>
-      <w:ind w:left="981" w:hanging="862" w:leftChars="300"/>
+      <w:ind w:left="981" w:leftChars="300" w:hanging="862"/>
     </w:pPr>
     <w:rPr>
-      <w:rFonts w:ascii="Calibri" w:eastAsia="宋体" w:hAnsi="Calibri" w:cs="宋体" w:hint="eastAsia"/>
+      <w:rFonts w:hint="eastAsia" w:ascii="Calibri" w:hAnsi="Calibri" w:eastAsia="宋体" w:cs="宋体"/>
       <w:sz w:val="24"/>
       <w:szCs w:val="24"/>
       <w:lang w:eastAsia="zh-CN" w:bidi="zh-CN"/>
     </w:rPr>
   </w:style>
-  <w:style w:type="character" w:customStyle="1" w:styleId="Char">
+  <w:style w:type="character" w:customStyle="1" w:styleId="41">
     <w:name w:val="柴_正文 Char"/>
-    <w:link w:val="a"/>
+    <w:link w:val="27"/>
     <w:qFormat/>
+    <w:uiPriority w:val="0"/>
     <w:rPr>
-      <w:rFonts w:ascii="Arial" w:eastAsia="宋体" w:hAnsi="Arial"/>
+      <w:rFonts w:ascii="Arial" w:hAnsi="Arial" w:eastAsia="宋体"/>
       <w:sz w:val="24"/>
       <w:lang w:eastAsia="zh-CN"/>
     </w:rPr>
@@ -7037,8 +7191,8 @@
     <customSectPr/>
   </customSectProps>
   <customShpExts>
-    <customShpInfo spid="_x0000_s4097"/>
-    <customShpInfo spid="_x0000_s4098"/>
+    <customShpInfo spid="_x0000_s2049"/>
+    <customShpInfo spid="_x0000_s2050"/>
   </customShpExts>
 </s:customData>
 </file>

--- a/4.质量管理/1.流程制度规范类文件/040101-内部审核管理制度.docx
+++ b/4.质量管理/1.流程制度规范类文件/040101-内部审核管理制度.docx
@@ -39,7 +39,7 @@
         <w:snapToGrid w:val="0"/>
         <w:textAlignment w:val="baseline"/>
       </w:pPr>
-      <w:bookmarkStart w:id="0" w:name="_Toc29963"/>
+      <w:bookmarkStart w:id="0" w:name="_Toc6592"/>
       <w:r>
         <w:t>内部审核管理制度</w:t>
       </w:r>
@@ -63,7 +63,7 @@
         <w:snapToGrid w:val="0"/>
         <w:textAlignment w:val="baseline"/>
       </w:pPr>
-      <w:bookmarkStart w:id="1" w:name="_Toc8672"/>
+      <w:bookmarkStart w:id="1" w:name="_Toc869"/>
       <w:r>
         <w:t>中达丰集团有限公司</w:t>
       </w:r>
@@ -157,7 +157,7 @@
           <w:szCs w:val="28"/>
         </w:rPr>
       </w:pPr>
-      <w:bookmarkStart w:id="2" w:name="_Toc6513"/>
+      <w:bookmarkStart w:id="2" w:name="_Toc24987"/>
       <w:r>
         <w:rPr>
           <w:rFonts w:ascii="宋体" w:hAnsi="宋体" w:eastAsia="宋体" w:cs="宋体"/>
@@ -1743,6 +1743,8 @@
               <w:tab w:val="right" w:leader="dot" w:pos="8371"/>
             </w:tabs>
           </w:pPr>
+          <w:bookmarkStart w:id="27" w:name="_GoBack"/>
+          <w:bookmarkEnd w:id="27"/>
           <w:r>
             <w:rPr>
               <w:rFonts w:hint="eastAsia" w:ascii="Microsoft JhengHei" w:hAnsi="Microsoft JhengHei" w:eastAsia="Microsoft JhengHei" w:cs="Microsoft JhengHei"/>
@@ -1779,7 +1781,7 @@
               <w:rFonts w:hint="eastAsia" w:ascii="Microsoft JhengHei" w:hAnsi="Microsoft JhengHei" w:eastAsia="Microsoft JhengHei" w:cs="Microsoft JhengHei"/>
               <w:szCs w:val="24"/>
             </w:rPr>
-            <w:instrText xml:space="preserve"> HYPERLINK \l _Toc29963 </w:instrText>
+            <w:instrText xml:space="preserve"> HYPERLINK \l _Toc6592 </w:instrText>
           </w:r>
           <w:r>
             <w:rPr>
@@ -1798,7 +1800,7 @@
             <w:fldChar w:fldCharType="begin"/>
           </w:r>
           <w:r>
-            <w:instrText xml:space="preserve"> PAGEREF _Toc29963 \h </w:instrText>
+            <w:instrText xml:space="preserve"> PAGEREF _Toc6592 \h </w:instrText>
           </w:r>
           <w:r>
             <w:fldChar w:fldCharType="separate"/>
@@ -1836,7 +1838,7 @@
               <w:rFonts w:hint="eastAsia" w:ascii="Microsoft JhengHei" w:hAnsi="Microsoft JhengHei" w:eastAsia="Microsoft JhengHei" w:cs="Microsoft JhengHei"/>
               <w:szCs w:val="24"/>
             </w:rPr>
-            <w:instrText xml:space="preserve"> HYPERLINK \l _Toc8672 </w:instrText>
+            <w:instrText xml:space="preserve"> HYPERLINK \l _Toc869 </w:instrText>
           </w:r>
           <w:r>
             <w:rPr>
@@ -1855,7 +1857,7 @@
             <w:fldChar w:fldCharType="begin"/>
           </w:r>
           <w:r>
-            <w:instrText xml:space="preserve"> PAGEREF _Toc8672 \h </w:instrText>
+            <w:instrText xml:space="preserve"> PAGEREF _Toc869 \h </w:instrText>
           </w:r>
           <w:r>
             <w:fldChar w:fldCharType="separate"/>
@@ -1893,7 +1895,7 @@
               <w:rFonts w:hint="eastAsia" w:ascii="Microsoft JhengHei" w:hAnsi="Microsoft JhengHei" w:eastAsia="Microsoft JhengHei" w:cs="Microsoft JhengHei"/>
               <w:szCs w:val="24"/>
             </w:rPr>
-            <w:instrText xml:space="preserve"> HYPERLINK \l _Toc6513 </w:instrText>
+            <w:instrText xml:space="preserve"> HYPERLINK \l _Toc24987 </w:instrText>
           </w:r>
           <w:r>
             <w:rPr>
@@ -1917,7 +1919,7 @@
             <w:fldChar w:fldCharType="begin"/>
           </w:r>
           <w:r>
-            <w:instrText xml:space="preserve"> PAGEREF _Toc6513 \h </w:instrText>
+            <w:instrText xml:space="preserve"> PAGEREF _Toc24987 \h </w:instrText>
           </w:r>
           <w:r>
             <w:fldChar w:fldCharType="separate"/>
@@ -1955,7 +1957,7 @@
               <w:rFonts w:hint="eastAsia" w:ascii="Microsoft JhengHei" w:hAnsi="Microsoft JhengHei" w:eastAsia="Microsoft JhengHei" w:cs="Microsoft JhengHei"/>
               <w:szCs w:val="24"/>
             </w:rPr>
-            <w:instrText xml:space="preserve"> HYPERLINK \l _Toc22144 </w:instrText>
+            <w:instrText xml:space="preserve"> HYPERLINK \l _Toc9465 </w:instrText>
           </w:r>
           <w:r>
             <w:rPr>
@@ -1980,7 +1982,7 @@
             <w:fldChar w:fldCharType="begin"/>
           </w:r>
           <w:r>
-            <w:instrText xml:space="preserve"> PAGEREF _Toc22144 \h </w:instrText>
+            <w:instrText xml:space="preserve"> PAGEREF _Toc9465 \h </w:instrText>
           </w:r>
           <w:r>
             <w:fldChar w:fldCharType="separate"/>
@@ -2018,7 +2020,7 @@
               <w:rFonts w:hint="eastAsia" w:ascii="Microsoft JhengHei" w:hAnsi="Microsoft JhengHei" w:eastAsia="Microsoft JhengHei" w:cs="Microsoft JhengHei"/>
               <w:szCs w:val="24"/>
             </w:rPr>
-            <w:instrText xml:space="preserve"> HYPERLINK \l _Toc6712 </w:instrText>
+            <w:instrText xml:space="preserve"> HYPERLINK \l _Toc29326 </w:instrText>
           </w:r>
           <w:r>
             <w:rPr>
@@ -2043,7 +2045,7 @@
             <w:fldChar w:fldCharType="begin"/>
           </w:r>
           <w:r>
-            <w:instrText xml:space="preserve"> PAGEREF _Toc6712 \h </w:instrText>
+            <w:instrText xml:space="preserve"> PAGEREF _Toc29326 \h </w:instrText>
           </w:r>
           <w:r>
             <w:fldChar w:fldCharType="separate"/>
@@ -2081,7 +2083,7 @@
               <w:rFonts w:hint="eastAsia" w:ascii="Microsoft JhengHei" w:hAnsi="Microsoft JhengHei" w:eastAsia="Microsoft JhengHei" w:cs="Microsoft JhengHei"/>
               <w:szCs w:val="24"/>
             </w:rPr>
-            <w:instrText xml:space="preserve"> HYPERLINK \l _Toc27602 </w:instrText>
+            <w:instrText xml:space="preserve"> HYPERLINK \l _Toc28085 </w:instrText>
           </w:r>
           <w:r>
             <w:rPr>
@@ -2106,7 +2108,7 @@
             <w:fldChar w:fldCharType="begin"/>
           </w:r>
           <w:r>
-            <w:instrText xml:space="preserve"> PAGEREF _Toc27602 \h </w:instrText>
+            <w:instrText xml:space="preserve"> PAGEREF _Toc28085 \h </w:instrText>
           </w:r>
           <w:r>
             <w:fldChar w:fldCharType="separate"/>
@@ -2144,7 +2146,7 @@
               <w:rFonts w:hint="eastAsia" w:ascii="Microsoft JhengHei" w:hAnsi="Microsoft JhengHei" w:eastAsia="Microsoft JhengHei" w:cs="Microsoft JhengHei"/>
               <w:szCs w:val="24"/>
             </w:rPr>
-            <w:instrText xml:space="preserve"> HYPERLINK \l _Toc14446 </w:instrText>
+            <w:instrText xml:space="preserve"> HYPERLINK \l _Toc4028 </w:instrText>
           </w:r>
           <w:r>
             <w:rPr>
@@ -2169,7 +2171,7 @@
             <w:fldChar w:fldCharType="begin"/>
           </w:r>
           <w:r>
-            <w:instrText xml:space="preserve"> PAGEREF _Toc14446 \h </w:instrText>
+            <w:instrText xml:space="preserve"> PAGEREF _Toc4028 \h </w:instrText>
           </w:r>
           <w:r>
             <w:fldChar w:fldCharType="separate"/>
@@ -2207,7 +2209,7 @@
               <w:rFonts w:hint="eastAsia" w:ascii="Microsoft JhengHei" w:hAnsi="Microsoft JhengHei" w:eastAsia="Microsoft JhengHei" w:cs="Microsoft JhengHei"/>
               <w:szCs w:val="24"/>
             </w:rPr>
-            <w:instrText xml:space="preserve"> HYPERLINK \l _Toc1871 </w:instrText>
+            <w:instrText xml:space="preserve"> HYPERLINK \l _Toc29086 </w:instrText>
           </w:r>
           <w:r>
             <w:rPr>
@@ -2232,7 +2234,7 @@
             <w:fldChar w:fldCharType="begin"/>
           </w:r>
           <w:r>
-            <w:instrText xml:space="preserve"> PAGEREF _Toc1871 \h </w:instrText>
+            <w:instrText xml:space="preserve"> PAGEREF _Toc29086 \h </w:instrText>
           </w:r>
           <w:r>
             <w:fldChar w:fldCharType="separate"/>
@@ -2270,7 +2272,7 @@
               <w:rFonts w:hint="eastAsia" w:ascii="Microsoft JhengHei" w:hAnsi="Microsoft JhengHei" w:eastAsia="Microsoft JhengHei" w:cs="Microsoft JhengHei"/>
               <w:szCs w:val="24"/>
             </w:rPr>
-            <w:instrText xml:space="preserve"> HYPERLINK \l _Toc20930 </w:instrText>
+            <w:instrText xml:space="preserve"> HYPERLINK \l _Toc11461 </w:instrText>
           </w:r>
           <w:r>
             <w:rPr>
@@ -2295,7 +2297,7 @@
             <w:fldChar w:fldCharType="begin"/>
           </w:r>
           <w:r>
-            <w:instrText xml:space="preserve"> PAGEREF _Toc20930 \h </w:instrText>
+            <w:instrText xml:space="preserve"> PAGEREF _Toc11461 \h </w:instrText>
           </w:r>
           <w:r>
             <w:fldChar w:fldCharType="separate"/>
@@ -2333,7 +2335,7 @@
               <w:rFonts w:hint="eastAsia" w:ascii="Microsoft JhengHei" w:hAnsi="Microsoft JhengHei" w:eastAsia="Microsoft JhengHei" w:cs="Microsoft JhengHei"/>
               <w:szCs w:val="24"/>
             </w:rPr>
-            <w:instrText xml:space="preserve"> HYPERLINK \l _Toc3480 </w:instrText>
+            <w:instrText xml:space="preserve"> HYPERLINK \l _Toc28378 </w:instrText>
           </w:r>
           <w:r>
             <w:rPr>
@@ -2361,7 +2363,7 @@
             <w:fldChar w:fldCharType="begin"/>
           </w:r>
           <w:r>
-            <w:instrText xml:space="preserve"> PAGEREF _Toc3480 \h </w:instrText>
+            <w:instrText xml:space="preserve"> PAGEREF _Toc28378 \h </w:instrText>
           </w:r>
           <w:r>
             <w:fldChar w:fldCharType="separate"/>
@@ -2399,7 +2401,7 @@
               <w:rFonts w:hint="eastAsia" w:ascii="Microsoft JhengHei" w:hAnsi="Microsoft JhengHei" w:eastAsia="Microsoft JhengHei" w:cs="Microsoft JhengHei"/>
               <w:szCs w:val="24"/>
             </w:rPr>
-            <w:instrText xml:space="preserve"> HYPERLINK \l _Toc1846 </w:instrText>
+            <w:instrText xml:space="preserve"> HYPERLINK \l _Toc19501 </w:instrText>
           </w:r>
           <w:r>
             <w:rPr>
@@ -2427,7 +2429,7 @@
             <w:fldChar w:fldCharType="begin"/>
           </w:r>
           <w:r>
-            <w:instrText xml:space="preserve"> PAGEREF _Toc1846 \h </w:instrText>
+            <w:instrText xml:space="preserve"> PAGEREF _Toc19501 \h </w:instrText>
           </w:r>
           <w:r>
             <w:fldChar w:fldCharType="separate"/>
@@ -2465,7 +2467,7 @@
               <w:rFonts w:hint="eastAsia" w:ascii="Microsoft JhengHei" w:hAnsi="Microsoft JhengHei" w:eastAsia="Microsoft JhengHei" w:cs="Microsoft JhengHei"/>
               <w:szCs w:val="24"/>
             </w:rPr>
-            <w:instrText xml:space="preserve"> HYPERLINK \l _Toc22250 </w:instrText>
+            <w:instrText xml:space="preserve"> HYPERLINK \l _Toc3820 </w:instrText>
           </w:r>
           <w:r>
             <w:rPr>
@@ -2493,7 +2495,7 @@
             <w:fldChar w:fldCharType="begin"/>
           </w:r>
           <w:r>
-            <w:instrText xml:space="preserve"> PAGEREF _Toc22250 \h </w:instrText>
+            <w:instrText xml:space="preserve"> PAGEREF _Toc3820 \h </w:instrText>
           </w:r>
           <w:r>
             <w:fldChar w:fldCharType="separate"/>
@@ -2531,7 +2533,7 @@
               <w:rFonts w:hint="eastAsia" w:ascii="Microsoft JhengHei" w:hAnsi="Microsoft JhengHei" w:eastAsia="Microsoft JhengHei" w:cs="Microsoft JhengHei"/>
               <w:szCs w:val="24"/>
             </w:rPr>
-            <w:instrText xml:space="preserve"> HYPERLINK \l _Toc9808 </w:instrText>
+            <w:instrText xml:space="preserve"> HYPERLINK \l _Toc9783 </w:instrText>
           </w:r>
           <w:r>
             <w:rPr>
@@ -2559,7 +2561,7 @@
             <w:fldChar w:fldCharType="begin"/>
           </w:r>
           <w:r>
-            <w:instrText xml:space="preserve"> PAGEREF _Toc9808 \h </w:instrText>
+            <w:instrText xml:space="preserve"> PAGEREF _Toc9783 \h </w:instrText>
           </w:r>
           <w:r>
             <w:fldChar w:fldCharType="separate"/>
@@ -2597,7 +2599,7 @@
               <w:rFonts w:hint="eastAsia" w:ascii="Microsoft JhengHei" w:hAnsi="Microsoft JhengHei" w:eastAsia="Microsoft JhengHei" w:cs="Microsoft JhengHei"/>
               <w:szCs w:val="24"/>
             </w:rPr>
-            <w:instrText xml:space="preserve"> HYPERLINK \l _Toc24585 </w:instrText>
+            <w:instrText xml:space="preserve"> HYPERLINK \l _Toc12976 </w:instrText>
           </w:r>
           <w:r>
             <w:rPr>
@@ -2622,7 +2624,7 @@
             <w:fldChar w:fldCharType="begin"/>
           </w:r>
           <w:r>
-            <w:instrText xml:space="preserve"> PAGEREF _Toc24585 \h </w:instrText>
+            <w:instrText xml:space="preserve"> PAGEREF _Toc12976 \h </w:instrText>
           </w:r>
           <w:r>
             <w:fldChar w:fldCharType="separate"/>
@@ -2660,7 +2662,7 @@
               <w:rFonts w:hint="eastAsia" w:ascii="Microsoft JhengHei" w:hAnsi="Microsoft JhengHei" w:eastAsia="Microsoft JhengHei" w:cs="Microsoft JhengHei"/>
               <w:szCs w:val="24"/>
             </w:rPr>
-            <w:instrText xml:space="preserve"> HYPERLINK \l _Toc20690 </w:instrText>
+            <w:instrText xml:space="preserve"> HYPERLINK \l _Toc872 </w:instrText>
           </w:r>
           <w:r>
             <w:rPr>
@@ -2685,7 +2687,7 @@
             <w:fldChar w:fldCharType="begin"/>
           </w:r>
           <w:r>
-            <w:instrText xml:space="preserve"> PAGEREF _Toc20690 \h </w:instrText>
+            <w:instrText xml:space="preserve"> PAGEREF _Toc872 \h </w:instrText>
           </w:r>
           <w:r>
             <w:fldChar w:fldCharType="separate"/>
@@ -2723,7 +2725,7 @@
               <w:rFonts w:hint="eastAsia" w:ascii="Microsoft JhengHei" w:hAnsi="Microsoft JhengHei" w:eastAsia="Microsoft JhengHei" w:cs="Microsoft JhengHei"/>
               <w:szCs w:val="24"/>
             </w:rPr>
-            <w:instrText xml:space="preserve"> HYPERLINK \l _Toc9101 </w:instrText>
+            <w:instrText xml:space="preserve"> HYPERLINK \l _Toc10054 </w:instrText>
           </w:r>
           <w:r>
             <w:rPr>
@@ -2748,7 +2750,7 @@
             <w:fldChar w:fldCharType="begin"/>
           </w:r>
           <w:r>
-            <w:instrText xml:space="preserve"> PAGEREF _Toc9101 \h </w:instrText>
+            <w:instrText xml:space="preserve"> PAGEREF _Toc10054 \h </w:instrText>
           </w:r>
           <w:r>
             <w:fldChar w:fldCharType="separate"/>
@@ -2786,7 +2788,7 @@
               <w:rFonts w:hint="eastAsia" w:ascii="Microsoft JhengHei" w:hAnsi="Microsoft JhengHei" w:eastAsia="Microsoft JhengHei" w:cs="Microsoft JhengHei"/>
               <w:szCs w:val="24"/>
             </w:rPr>
-            <w:instrText xml:space="preserve"> HYPERLINK \l _Toc32583 </w:instrText>
+            <w:instrText xml:space="preserve"> HYPERLINK \l _Toc20555 </w:instrText>
           </w:r>
           <w:r>
             <w:rPr>
@@ -2811,7 +2813,7 @@
             <w:fldChar w:fldCharType="begin"/>
           </w:r>
           <w:r>
-            <w:instrText xml:space="preserve"> PAGEREF _Toc32583 \h </w:instrText>
+            <w:instrText xml:space="preserve"> PAGEREF _Toc20555 \h </w:instrText>
           </w:r>
           <w:r>
             <w:fldChar w:fldCharType="separate"/>
@@ -2849,7 +2851,7 @@
               <w:rFonts w:hint="eastAsia" w:ascii="Microsoft JhengHei" w:hAnsi="Microsoft JhengHei" w:eastAsia="Microsoft JhengHei" w:cs="Microsoft JhengHei"/>
               <w:szCs w:val="24"/>
             </w:rPr>
-            <w:instrText xml:space="preserve"> HYPERLINK \l _Toc26312 </w:instrText>
+            <w:instrText xml:space="preserve"> HYPERLINK \l _Toc21329 </w:instrText>
           </w:r>
           <w:r>
             <w:rPr>
@@ -2874,7 +2876,7 @@
             <w:fldChar w:fldCharType="begin"/>
           </w:r>
           <w:r>
-            <w:instrText xml:space="preserve"> PAGEREF _Toc26312 \h </w:instrText>
+            <w:instrText xml:space="preserve"> PAGEREF _Toc21329 \h </w:instrText>
           </w:r>
           <w:r>
             <w:fldChar w:fldCharType="separate"/>
@@ -2912,7 +2914,7 @@
               <w:rFonts w:hint="eastAsia" w:ascii="Microsoft JhengHei" w:hAnsi="Microsoft JhengHei" w:eastAsia="Microsoft JhengHei" w:cs="Microsoft JhengHei"/>
               <w:szCs w:val="24"/>
             </w:rPr>
-            <w:instrText xml:space="preserve"> HYPERLINK \l _Toc7399 </w:instrText>
+            <w:instrText xml:space="preserve"> HYPERLINK \l _Toc23599 </w:instrText>
           </w:r>
           <w:r>
             <w:rPr>
@@ -2937,7 +2939,7 @@
             <w:fldChar w:fldCharType="begin"/>
           </w:r>
           <w:r>
-            <w:instrText xml:space="preserve"> PAGEREF _Toc7399 \h </w:instrText>
+            <w:instrText xml:space="preserve"> PAGEREF _Toc23599 \h </w:instrText>
           </w:r>
           <w:r>
             <w:fldChar w:fldCharType="separate"/>
@@ -2975,7 +2977,7 @@
               <w:rFonts w:hint="eastAsia" w:ascii="Microsoft JhengHei" w:hAnsi="Microsoft JhengHei" w:eastAsia="Microsoft JhengHei" w:cs="Microsoft JhengHei"/>
               <w:szCs w:val="24"/>
             </w:rPr>
-            <w:instrText xml:space="preserve"> HYPERLINK \l _Toc24213 </w:instrText>
+            <w:instrText xml:space="preserve"> HYPERLINK \l _Toc10037 </w:instrText>
           </w:r>
           <w:r>
             <w:rPr>
@@ -3000,7 +3002,7 @@
             <w:fldChar w:fldCharType="begin"/>
           </w:r>
           <w:r>
-            <w:instrText xml:space="preserve"> PAGEREF _Toc24213 \h </w:instrText>
+            <w:instrText xml:space="preserve"> PAGEREF _Toc10037 \h </w:instrText>
           </w:r>
           <w:r>
             <w:fldChar w:fldCharType="separate"/>
@@ -3038,7 +3040,7 @@
               <w:rFonts w:hint="eastAsia" w:ascii="Microsoft JhengHei" w:hAnsi="Microsoft JhengHei" w:eastAsia="Microsoft JhengHei" w:cs="Microsoft JhengHei"/>
               <w:szCs w:val="24"/>
             </w:rPr>
-            <w:instrText xml:space="preserve"> HYPERLINK \l _Toc12187 </w:instrText>
+            <w:instrText xml:space="preserve"> HYPERLINK \l _Toc754 </w:instrText>
           </w:r>
           <w:r>
             <w:rPr>
@@ -3063,7 +3065,7 @@
             <w:fldChar w:fldCharType="begin"/>
           </w:r>
           <w:r>
-            <w:instrText xml:space="preserve"> PAGEREF _Toc12187 \h </w:instrText>
+            <w:instrText xml:space="preserve"> PAGEREF _Toc754 \h </w:instrText>
           </w:r>
           <w:r>
             <w:fldChar w:fldCharType="separate"/>
@@ -3101,7 +3103,7 @@
               <w:rFonts w:hint="eastAsia" w:ascii="Microsoft JhengHei" w:hAnsi="Microsoft JhengHei" w:eastAsia="Microsoft JhengHei" w:cs="Microsoft JhengHei"/>
               <w:szCs w:val="24"/>
             </w:rPr>
-            <w:instrText xml:space="preserve"> HYPERLINK \l _Toc29641 </w:instrText>
+            <w:instrText xml:space="preserve"> HYPERLINK \l _Toc12344 </w:instrText>
           </w:r>
           <w:r>
             <w:rPr>
@@ -3131,7 +3133,7 @@
             <w:fldChar w:fldCharType="begin"/>
           </w:r>
           <w:r>
-            <w:instrText xml:space="preserve"> PAGEREF _Toc29641 \h </w:instrText>
+            <w:instrText xml:space="preserve"> PAGEREF _Toc12344 \h </w:instrText>
           </w:r>
           <w:r>
             <w:fldChar w:fldCharType="separate"/>
@@ -3169,7 +3171,7 @@
               <w:rFonts w:hint="eastAsia" w:ascii="Microsoft JhengHei" w:hAnsi="Microsoft JhengHei" w:eastAsia="Microsoft JhengHei" w:cs="Microsoft JhengHei"/>
               <w:szCs w:val="24"/>
             </w:rPr>
-            <w:instrText xml:space="preserve"> HYPERLINK \l _Toc21805 </w:instrText>
+            <w:instrText xml:space="preserve"> HYPERLINK \l _Toc16927 </w:instrText>
           </w:r>
           <w:r>
             <w:rPr>
@@ -3194,7 +3196,7 @@
             <w:fldChar w:fldCharType="begin"/>
           </w:r>
           <w:r>
-            <w:instrText xml:space="preserve"> PAGEREF _Toc21805 \h </w:instrText>
+            <w:instrText xml:space="preserve"> PAGEREF _Toc16927 \h </w:instrText>
           </w:r>
           <w:r>
             <w:fldChar w:fldCharType="separate"/>
@@ -3303,7 +3305,7 @@
         <w:snapToGrid w:val="0"/>
         <w:textAlignment w:val="baseline"/>
       </w:pPr>
-      <w:bookmarkStart w:id="3" w:name="_Toc22144"/>
+      <w:bookmarkStart w:id="3" w:name="_Toc9465"/>
       <w:r>
         <w:t>目的</w:t>
       </w:r>
@@ -3349,7 +3351,7 @@
         <w:snapToGrid w:val="0"/>
         <w:textAlignment w:val="baseline"/>
       </w:pPr>
-      <w:bookmarkStart w:id="4" w:name="_Toc6712"/>
+      <w:bookmarkStart w:id="4" w:name="_Toc29326"/>
       <w:r>
         <w:t>适用范围</w:t>
       </w:r>
@@ -3395,7 +3397,7 @@
         <w:snapToGrid w:val="0"/>
         <w:textAlignment w:val="baseline"/>
       </w:pPr>
-      <w:bookmarkStart w:id="5" w:name="_Toc27602"/>
+      <w:bookmarkStart w:id="5" w:name="_Toc28085"/>
       <w:r>
         <w:t>职责</w:t>
       </w:r>
@@ -3421,7 +3423,7 @@
       </w:pPr>
       <w:bookmarkStart w:id="6" w:name="bookmark21"/>
       <w:bookmarkEnd w:id="6"/>
-      <w:bookmarkStart w:id="7" w:name="_Toc14446"/>
+      <w:bookmarkStart w:id="7" w:name="_Toc4028"/>
       <w:r>
         <w:t>质量部</w:t>
       </w:r>
@@ -3509,7 +3511,7 @@
         <w:snapToGrid w:val="0"/>
         <w:textAlignment w:val="baseline"/>
       </w:pPr>
-      <w:bookmarkStart w:id="8" w:name="_Toc1871"/>
+      <w:bookmarkStart w:id="8" w:name="_Toc29086"/>
       <w:r>
         <w:t>其他相关部门</w:t>
       </w:r>
@@ -3555,7 +3557,7 @@
         <w:snapToGrid w:val="0"/>
         <w:textAlignment w:val="baseline"/>
       </w:pPr>
-      <w:bookmarkStart w:id="9" w:name="_Toc20930"/>
+      <w:bookmarkStart w:id="9" w:name="_Toc11461"/>
       <w:r>
         <w:t>工作程序</w:t>
       </w:r>
@@ -3584,7 +3586,7 @@
       </w:pPr>
       <w:bookmarkStart w:id="10" w:name="bookmark22"/>
       <w:bookmarkEnd w:id="10"/>
-      <w:bookmarkStart w:id="11" w:name="_Toc3480"/>
+      <w:bookmarkStart w:id="11" w:name="_Toc28378"/>
       <w:r>
         <w:rPr>
           <w:rFonts w:hint="eastAsia"/>
@@ -3670,7 +3672,7 @@
       </w:pPr>
       <w:bookmarkStart w:id="12" w:name="bookmark23"/>
       <w:bookmarkEnd w:id="12"/>
-      <w:bookmarkStart w:id="13" w:name="_Toc1846"/>
+      <w:bookmarkStart w:id="13" w:name="_Toc19501"/>
       <w:r>
         <w:rPr>
           <w:rFonts w:hint="eastAsia"/>
@@ -3715,7 +3717,7 @@
           <w:sz w:val="24"/>
           <w:szCs w:val="24"/>
         </w:rPr>
-        <w:t>质量部经理负责将下一次内审的《内审计划》 并发至各部门，在内审前进行策划。</w:t>
+        <w:t>质量部经理负责将下一次内审的《内审计划》并发至各部门，在内审前进行策划。</w:t>
       </w:r>
     </w:p>
     <w:p>
@@ -3778,7 +3780,7 @@
           <w:rFonts w:hint="eastAsia"/>
         </w:rPr>
       </w:pPr>
-      <w:bookmarkStart w:id="14" w:name="_Toc22250"/>
+      <w:bookmarkStart w:id="14" w:name="_Toc3820"/>
       <w:r>
         <w:rPr>
           <w:rFonts w:hint="eastAsia"/>
@@ -3786,28 +3788,6 @@
         <w:t>审核组</w:t>
       </w:r>
       <w:bookmarkEnd w:id="14"/>
-    </w:p>
-    <w:p>
-      <w:pPr>
-        <w:pStyle w:val="40"/>
-        <w:keepNext w:val="0"/>
-        <w:keepLines w:val="0"/>
-        <w:pageBreakBefore w:val="0"/>
-        <w:widowControl w:val="0"/>
-        <w:kinsoku w:val="0"/>
-        <w:wordWrap/>
-        <w:overflowPunct/>
-        <w:topLinePunct w:val="0"/>
-        <w:autoSpaceDE w:val="0"/>
-        <w:autoSpaceDN w:val="0"/>
-        <w:bidi w:val="0"/>
-        <w:adjustRightInd w:val="0"/>
-        <w:snapToGrid w:val="0"/>
-        <w:textAlignment w:val="baseline"/>
-      </w:pPr>
-      <w:r>
-        <w:t>审核组成员</w:t>
-      </w:r>
     </w:p>
     <w:p>
       <w:pPr>
@@ -3829,28 +3809,6 @@
       </w:pPr>
       <w:r>
         <w:t>审核组长由质量部经理或指定人员担任，根据审核特点从本公司的内审员中选定若干名组成审核组。审核组长对最终的审核结论和审核报告负责。</w:t>
-      </w:r>
-    </w:p>
-    <w:p>
-      <w:pPr>
-        <w:pStyle w:val="40"/>
-        <w:keepNext w:val="0"/>
-        <w:keepLines w:val="0"/>
-        <w:pageBreakBefore w:val="0"/>
-        <w:widowControl w:val="0"/>
-        <w:kinsoku w:val="0"/>
-        <w:wordWrap/>
-        <w:overflowPunct/>
-        <w:topLinePunct w:val="0"/>
-        <w:autoSpaceDE w:val="0"/>
-        <w:autoSpaceDN w:val="0"/>
-        <w:bidi w:val="0"/>
-        <w:adjustRightInd w:val="0"/>
-        <w:snapToGrid w:val="0"/>
-        <w:textAlignment w:val="baseline"/>
-      </w:pPr>
-      <w:r>
-        <w:t>审核人员要求</w:t>
       </w:r>
     </w:p>
     <w:p>
@@ -3974,7 +3932,7 @@
         <w:snapToGrid w:val="0"/>
         <w:textAlignment w:val="baseline"/>
       </w:pPr>
-      <w:bookmarkStart w:id="15" w:name="_Toc9808"/>
+      <w:bookmarkStart w:id="15" w:name="_Toc9783"/>
       <w:r>
         <w:rPr>
           <w:rFonts w:hint="eastAsia"/>
@@ -4165,7 +4123,7 @@
         <w:snapToGrid w:val="0"/>
         <w:textAlignment w:val="baseline"/>
       </w:pPr>
-      <w:bookmarkStart w:id="16" w:name="_Toc24585"/>
+      <w:bookmarkStart w:id="16" w:name="_Toc12976"/>
       <w:r>
         <w:t>审核的计划</w:t>
       </w:r>
@@ -4213,7 +4171,7 @@
       </w:pPr>
       <w:bookmarkStart w:id="17" w:name="bookmark1"/>
       <w:bookmarkEnd w:id="17"/>
-      <w:bookmarkStart w:id="18" w:name="_Toc20690"/>
+      <w:bookmarkStart w:id="18" w:name="_Toc872"/>
       <w:r>
         <w:t>审核的准备</w:t>
       </w:r>
@@ -4259,7 +4217,7 @@
         <w:snapToGrid w:val="0"/>
         <w:textAlignment w:val="baseline"/>
       </w:pPr>
-      <w:bookmarkStart w:id="19" w:name="_Toc9101"/>
+      <w:bookmarkStart w:id="19" w:name="_Toc10054"/>
       <w:r>
         <w:t>审核的实施</w:t>
       </w:r>
@@ -4471,7 +4429,17 @@
         <w:textAlignment w:val="baseline"/>
       </w:pPr>
       <w:r>
-        <w:t>严重不符合项：凡是审核中发现明显不符合 ITSS 能力成熟度三级要求标准规定的;  违反法律法规而造成严重质量事故的;   多次出现同一类一般不符合项而造成运维服务管理体系失效的;  对以前提出的不符合项采取纠正措施无效的</w:t>
+        <w:t>严重不符合项：凡是审核中发现明显不符合 ITSS能力成熟度三级要求标准规定的;  违反法律法规而造成严重质量事故的</w:t>
+      </w:r>
+      <w:r>
+        <w:rPr>
+          <w:rFonts w:hint="eastAsia"/>
+          <w:lang w:eastAsia="zh-CN"/>
+        </w:rPr>
+        <w:t>；</w:t>
+      </w:r>
+      <w:r>
+        <w:t>多次出现同一类一般不符合项而造成运维服务管理体系失效的;  对以前提出的不符合项采取纠正措施无效的</w:t>
       </w:r>
       <w:r>
         <w:rPr>
@@ -4508,12 +4476,7 @@
         <w:textAlignment w:val="baseline"/>
       </w:pPr>
       <w:r>
-        <w:t>一般不符合项：</w:t>
-      </w:r>
-      <w:bookmarkStart w:id="27" w:name="_GoBack"/>
-      <w:bookmarkEnd w:id="27"/>
-      <w:r>
-        <w:t>对偶尔人为造成的不符合项且易于纠正，不造成严重后果的，不造成质量管理体系失效的不符合项，判定为一般不符合项。</w:t>
+        <w:t>一般不符合项：对偶尔人为造成的不符合项且易于纠正，不造成严重后果的，不造成质量管理体系失效的不符合项，判定为一般不符合项。</w:t>
       </w:r>
     </w:p>
     <w:p>
@@ -4561,7 +4524,7 @@
         <w:snapToGrid w:val="0"/>
         <w:textAlignment w:val="baseline"/>
       </w:pPr>
-      <w:bookmarkStart w:id="20" w:name="_Toc32583"/>
+      <w:bookmarkStart w:id="20" w:name="_Toc20555"/>
       <w:r>
         <w:t>不符合项报告</w:t>
       </w:r>
@@ -4659,7 +4622,7 @@
         <w:snapToGrid w:val="0"/>
         <w:textAlignment w:val="baseline"/>
       </w:pPr>
-      <w:bookmarkStart w:id="21" w:name="_Toc26312"/>
+      <w:bookmarkStart w:id="21" w:name="_Toc21329"/>
       <w:r>
         <w:t>审核报告</w:t>
       </w:r>
@@ -4692,7 +4655,7 @@
         <w:snapToGrid w:val="0"/>
         <w:textAlignment w:val="baseline"/>
       </w:pPr>
-      <w:bookmarkStart w:id="22" w:name="_Toc7399"/>
+      <w:bookmarkStart w:id="22" w:name="_Toc23599"/>
       <w:r>
         <w:t>总结会议</w:t>
       </w:r>
@@ -4725,7 +4688,7 @@
         <w:snapToGrid w:val="0"/>
         <w:textAlignment w:val="baseline"/>
       </w:pPr>
-      <w:bookmarkStart w:id="23" w:name="_Toc24213"/>
+      <w:bookmarkStart w:id="23" w:name="_Toc10037"/>
       <w:r>
         <w:t>服务改进措施</w:t>
       </w:r>
@@ -4758,7 +4721,7 @@
         <w:snapToGrid w:val="0"/>
         <w:textAlignment w:val="baseline"/>
       </w:pPr>
-      <w:bookmarkStart w:id="24" w:name="_Toc12187"/>
+      <w:bookmarkStart w:id="24" w:name="_Toc754"/>
       <w:r>
         <w:t>跟踪验证</w:t>
       </w:r>
@@ -4795,7 +4758,7 @@
           <w:lang w:val="en-US" w:eastAsia="zh-CN"/>
         </w:rPr>
       </w:pPr>
-      <w:bookmarkStart w:id="25" w:name="_Toc29641"/>
+      <w:bookmarkStart w:id="25" w:name="_Toc12344"/>
       <w:r>
         <w:rPr>
           <w:rFonts w:hint="eastAsia"/>
@@ -5376,7 +5339,7 @@
         <w:snapToGrid w:val="0"/>
         <w:textAlignment w:val="baseline"/>
       </w:pPr>
-      <w:bookmarkStart w:id="26" w:name="_Toc21805"/>
+      <w:bookmarkStart w:id="26" w:name="_Toc16927"/>
       <w:r>
         <w:t>内审记录</w:t>
       </w:r>
@@ -5571,7 +5534,7 @@
     </w:pPr>
     <w:r>
       <w:pict>
-        <v:shape id="_x0000_s2049" o:spid="_x0000_s2049" style="position:absolute;left:0pt;margin-left:88.4pt;margin-top:55.2pt;height:0.5pt;width:418.55pt;mso-position-horizontal-relative:page;mso-position-vertical-relative:page;z-index:251659264;mso-width-relative:page;mso-height-relative:page;" filled="f" stroked="t" coordsize="8370,10" o:allowincell="f" path="m0,5l8370,5e">
+        <v:shape id="_x0000_s4097" o:spid="_x0000_s4097" style="position:absolute;left:0pt;margin-left:88.4pt;margin-top:55.2pt;height:0.5pt;width:418.55pt;mso-position-horizontal-relative:page;mso-position-vertical-relative:page;z-index:251659264;mso-width-relative:page;mso-height-relative:page;" filled="f" stroked="t" coordsize="8370,10" o:allowincell="f" path="m0,5l8370,5e">
           <v:fill on="f" focussize="0,0"/>
           <v:stroke joinstyle="miter"/>
           <v:imagedata o:title=""/>
@@ -5607,7 +5570,7 @@
     </w:pPr>
     <w:r>
       <w:pict>
-        <v:shape id="_x0000_s2050" o:spid="_x0000_s2050" style="position:absolute;left:0pt;margin-left:88.4pt;margin-top:55.2pt;height:0.5pt;width:418.55pt;mso-position-horizontal-relative:page;mso-position-vertical-relative:page;z-index:251660288;mso-width-relative:page;mso-height-relative:page;" filled="f" stroked="t" coordsize="8370,10" o:allowincell="f" path="m0,5l8370,5e">
+        <v:shape id="_x0000_s4098" o:spid="_x0000_s4098" style="position:absolute;left:0pt;margin-left:88.4pt;margin-top:55.2pt;height:0.5pt;width:418.55pt;mso-position-horizontal-relative:page;mso-position-vertical-relative:page;z-index:251660288;mso-width-relative:page;mso-height-relative:page;" filled="f" stroked="t" coordsize="8370,10" o:allowincell="f" path="m0,5l8370,5e">
           <v:fill on="f" focussize="0,0"/>
           <v:stroke joinstyle="miter"/>
           <v:imagedata o:title=""/>
@@ -7191,8 +7154,8 @@
     <customSectPr/>
   </customSectProps>
   <customShpExts>
-    <customShpInfo spid="_x0000_s2049"/>
-    <customShpInfo spid="_x0000_s2050"/>
+    <customShpInfo spid="_x0000_s4097"/>
+    <customShpInfo spid="_x0000_s4098"/>
   </customShpExts>
 </s:customData>
 </file>

--- a/4.质量管理/1.流程制度规范类文件/040101-内部审核管理制度.docx
+++ b/4.质量管理/1.流程制度规范类文件/040101-内部审核管理制度.docx
@@ -39,7 +39,7 @@
         <w:snapToGrid w:val="0"/>
         <w:textAlignment w:val="baseline"/>
       </w:pPr>
-      <w:bookmarkStart w:id="0" w:name="_Toc6592"/>
+      <w:bookmarkStart w:id="0" w:name="_Toc5224"/>
       <w:r>
         <w:t>内部审核管理制度</w:t>
       </w:r>
@@ -63,7 +63,7 @@
         <w:snapToGrid w:val="0"/>
         <w:textAlignment w:val="baseline"/>
       </w:pPr>
-      <w:bookmarkStart w:id="1" w:name="_Toc869"/>
+      <w:bookmarkStart w:id="1" w:name="_Toc27709"/>
       <w:r>
         <w:t>中达丰集团有限公司</w:t>
       </w:r>
@@ -157,7 +157,7 @@
           <w:szCs w:val="28"/>
         </w:rPr>
       </w:pPr>
-      <w:bookmarkStart w:id="2" w:name="_Toc24987"/>
+      <w:bookmarkStart w:id="2" w:name="_Toc30389"/>
       <w:r>
         <w:rPr>
           <w:rFonts w:ascii="宋体" w:hAnsi="宋体" w:eastAsia="宋体" w:cs="宋体"/>
@@ -1743,8 +1743,6 @@
               <w:tab w:val="right" w:leader="dot" w:pos="8371"/>
             </w:tabs>
           </w:pPr>
-          <w:bookmarkStart w:id="27" w:name="_GoBack"/>
-          <w:bookmarkEnd w:id="27"/>
           <w:r>
             <w:rPr>
               <w:rFonts w:hint="eastAsia" w:ascii="Microsoft JhengHei" w:hAnsi="Microsoft JhengHei" w:eastAsia="Microsoft JhengHei" w:cs="Microsoft JhengHei"/>
@@ -1781,7 +1779,7 @@
               <w:rFonts w:hint="eastAsia" w:ascii="Microsoft JhengHei" w:hAnsi="Microsoft JhengHei" w:eastAsia="Microsoft JhengHei" w:cs="Microsoft JhengHei"/>
               <w:szCs w:val="24"/>
             </w:rPr>
-            <w:instrText xml:space="preserve"> HYPERLINK \l _Toc6592 </w:instrText>
+            <w:instrText xml:space="preserve"> HYPERLINK \l _Toc5224 </w:instrText>
           </w:r>
           <w:r>
             <w:rPr>
@@ -1800,7 +1798,7 @@
             <w:fldChar w:fldCharType="begin"/>
           </w:r>
           <w:r>
-            <w:instrText xml:space="preserve"> PAGEREF _Toc6592 \h </w:instrText>
+            <w:instrText xml:space="preserve"> PAGEREF _Toc5224 \h </w:instrText>
           </w:r>
           <w:r>
             <w:fldChar w:fldCharType="separate"/>
@@ -1838,7 +1836,7 @@
               <w:rFonts w:hint="eastAsia" w:ascii="Microsoft JhengHei" w:hAnsi="Microsoft JhengHei" w:eastAsia="Microsoft JhengHei" w:cs="Microsoft JhengHei"/>
               <w:szCs w:val="24"/>
             </w:rPr>
-            <w:instrText xml:space="preserve"> HYPERLINK \l _Toc869 </w:instrText>
+            <w:instrText xml:space="preserve"> HYPERLINK \l _Toc27709 </w:instrText>
           </w:r>
           <w:r>
             <w:rPr>
@@ -1857,7 +1855,7 @@
             <w:fldChar w:fldCharType="begin"/>
           </w:r>
           <w:r>
-            <w:instrText xml:space="preserve"> PAGEREF _Toc869 \h </w:instrText>
+            <w:instrText xml:space="preserve"> PAGEREF _Toc27709 \h </w:instrText>
           </w:r>
           <w:r>
             <w:fldChar w:fldCharType="separate"/>
@@ -1895,7 +1893,7 @@
               <w:rFonts w:hint="eastAsia" w:ascii="Microsoft JhengHei" w:hAnsi="Microsoft JhengHei" w:eastAsia="Microsoft JhengHei" w:cs="Microsoft JhengHei"/>
               <w:szCs w:val="24"/>
             </w:rPr>
-            <w:instrText xml:space="preserve"> HYPERLINK \l _Toc24987 </w:instrText>
+            <w:instrText xml:space="preserve"> HYPERLINK \l _Toc30389 </w:instrText>
           </w:r>
           <w:r>
             <w:rPr>
@@ -1919,7 +1917,7 @@
             <w:fldChar w:fldCharType="begin"/>
           </w:r>
           <w:r>
-            <w:instrText xml:space="preserve"> PAGEREF _Toc24987 \h </w:instrText>
+            <w:instrText xml:space="preserve"> PAGEREF _Toc30389 \h </w:instrText>
           </w:r>
           <w:r>
             <w:fldChar w:fldCharType="separate"/>
@@ -1957,7 +1955,7 @@
               <w:rFonts w:hint="eastAsia" w:ascii="Microsoft JhengHei" w:hAnsi="Microsoft JhengHei" w:eastAsia="Microsoft JhengHei" w:cs="Microsoft JhengHei"/>
               <w:szCs w:val="24"/>
             </w:rPr>
-            <w:instrText xml:space="preserve"> HYPERLINK \l _Toc9465 </w:instrText>
+            <w:instrText xml:space="preserve"> HYPERLINK \l _Toc10387 </w:instrText>
           </w:r>
           <w:r>
             <w:rPr>
@@ -1982,7 +1980,7 @@
             <w:fldChar w:fldCharType="begin"/>
           </w:r>
           <w:r>
-            <w:instrText xml:space="preserve"> PAGEREF _Toc9465 \h </w:instrText>
+            <w:instrText xml:space="preserve"> PAGEREF _Toc10387 \h </w:instrText>
           </w:r>
           <w:r>
             <w:fldChar w:fldCharType="separate"/>
@@ -2020,7 +2018,7 @@
               <w:rFonts w:hint="eastAsia" w:ascii="Microsoft JhengHei" w:hAnsi="Microsoft JhengHei" w:eastAsia="Microsoft JhengHei" w:cs="Microsoft JhengHei"/>
               <w:szCs w:val="24"/>
             </w:rPr>
-            <w:instrText xml:space="preserve"> HYPERLINK \l _Toc29326 </w:instrText>
+            <w:instrText xml:space="preserve"> HYPERLINK \l _Toc18834 </w:instrText>
           </w:r>
           <w:r>
             <w:rPr>
@@ -2045,7 +2043,7 @@
             <w:fldChar w:fldCharType="begin"/>
           </w:r>
           <w:r>
-            <w:instrText xml:space="preserve"> PAGEREF _Toc29326 \h </w:instrText>
+            <w:instrText xml:space="preserve"> PAGEREF _Toc18834 \h </w:instrText>
           </w:r>
           <w:r>
             <w:fldChar w:fldCharType="separate"/>
@@ -2083,7 +2081,7 @@
               <w:rFonts w:hint="eastAsia" w:ascii="Microsoft JhengHei" w:hAnsi="Microsoft JhengHei" w:eastAsia="Microsoft JhengHei" w:cs="Microsoft JhengHei"/>
               <w:szCs w:val="24"/>
             </w:rPr>
-            <w:instrText xml:space="preserve"> HYPERLINK \l _Toc28085 </w:instrText>
+            <w:instrText xml:space="preserve"> HYPERLINK \l _Toc894 </w:instrText>
           </w:r>
           <w:r>
             <w:rPr>
@@ -2108,7 +2106,7 @@
             <w:fldChar w:fldCharType="begin"/>
           </w:r>
           <w:r>
-            <w:instrText xml:space="preserve"> PAGEREF _Toc28085 \h </w:instrText>
+            <w:instrText xml:space="preserve"> PAGEREF _Toc894 \h </w:instrText>
           </w:r>
           <w:r>
             <w:fldChar w:fldCharType="separate"/>
@@ -2146,7 +2144,7 @@
               <w:rFonts w:hint="eastAsia" w:ascii="Microsoft JhengHei" w:hAnsi="Microsoft JhengHei" w:eastAsia="Microsoft JhengHei" w:cs="Microsoft JhengHei"/>
               <w:szCs w:val="24"/>
             </w:rPr>
-            <w:instrText xml:space="preserve"> HYPERLINK \l _Toc4028 </w:instrText>
+            <w:instrText xml:space="preserve"> HYPERLINK \l _Toc31989 </w:instrText>
           </w:r>
           <w:r>
             <w:rPr>
@@ -2171,7 +2169,7 @@
             <w:fldChar w:fldCharType="begin"/>
           </w:r>
           <w:r>
-            <w:instrText xml:space="preserve"> PAGEREF _Toc4028 \h </w:instrText>
+            <w:instrText xml:space="preserve"> PAGEREF _Toc31989 \h </w:instrText>
           </w:r>
           <w:r>
             <w:fldChar w:fldCharType="separate"/>
@@ -2209,7 +2207,7 @@
               <w:rFonts w:hint="eastAsia" w:ascii="Microsoft JhengHei" w:hAnsi="Microsoft JhengHei" w:eastAsia="Microsoft JhengHei" w:cs="Microsoft JhengHei"/>
               <w:szCs w:val="24"/>
             </w:rPr>
-            <w:instrText xml:space="preserve"> HYPERLINK \l _Toc29086 </w:instrText>
+            <w:instrText xml:space="preserve"> HYPERLINK \l _Toc24844 </w:instrText>
           </w:r>
           <w:r>
             <w:rPr>
@@ -2234,7 +2232,7 @@
             <w:fldChar w:fldCharType="begin"/>
           </w:r>
           <w:r>
-            <w:instrText xml:space="preserve"> PAGEREF _Toc29086 \h </w:instrText>
+            <w:instrText xml:space="preserve"> PAGEREF _Toc24844 \h </w:instrText>
           </w:r>
           <w:r>
             <w:fldChar w:fldCharType="separate"/>
@@ -2272,7 +2270,7 @@
               <w:rFonts w:hint="eastAsia" w:ascii="Microsoft JhengHei" w:hAnsi="Microsoft JhengHei" w:eastAsia="Microsoft JhengHei" w:cs="Microsoft JhengHei"/>
               <w:szCs w:val="24"/>
             </w:rPr>
-            <w:instrText xml:space="preserve"> HYPERLINK \l _Toc11461 </w:instrText>
+            <w:instrText xml:space="preserve"> HYPERLINK \l _Toc12482 </w:instrText>
           </w:r>
           <w:r>
             <w:rPr>
@@ -2297,7 +2295,7 @@
             <w:fldChar w:fldCharType="begin"/>
           </w:r>
           <w:r>
-            <w:instrText xml:space="preserve"> PAGEREF _Toc11461 \h </w:instrText>
+            <w:instrText xml:space="preserve"> PAGEREF _Toc12482 \h </w:instrText>
           </w:r>
           <w:r>
             <w:fldChar w:fldCharType="separate"/>
@@ -2335,7 +2333,7 @@
               <w:rFonts w:hint="eastAsia" w:ascii="Microsoft JhengHei" w:hAnsi="Microsoft JhengHei" w:eastAsia="Microsoft JhengHei" w:cs="Microsoft JhengHei"/>
               <w:szCs w:val="24"/>
             </w:rPr>
-            <w:instrText xml:space="preserve"> HYPERLINK \l _Toc28378 </w:instrText>
+            <w:instrText xml:space="preserve"> HYPERLINK \l _Toc17760 </w:instrText>
           </w:r>
           <w:r>
             <w:rPr>
@@ -2363,7 +2361,7 @@
             <w:fldChar w:fldCharType="begin"/>
           </w:r>
           <w:r>
-            <w:instrText xml:space="preserve"> PAGEREF _Toc28378 \h </w:instrText>
+            <w:instrText xml:space="preserve"> PAGEREF _Toc17760 \h </w:instrText>
           </w:r>
           <w:r>
             <w:fldChar w:fldCharType="separate"/>
@@ -2401,7 +2399,7 @@
               <w:rFonts w:hint="eastAsia" w:ascii="Microsoft JhengHei" w:hAnsi="Microsoft JhengHei" w:eastAsia="Microsoft JhengHei" w:cs="Microsoft JhengHei"/>
               <w:szCs w:val="24"/>
             </w:rPr>
-            <w:instrText xml:space="preserve"> HYPERLINK \l _Toc19501 </w:instrText>
+            <w:instrText xml:space="preserve"> HYPERLINK \l _Toc21811 </w:instrText>
           </w:r>
           <w:r>
             <w:rPr>
@@ -2429,7 +2427,7 @@
             <w:fldChar w:fldCharType="begin"/>
           </w:r>
           <w:r>
-            <w:instrText xml:space="preserve"> PAGEREF _Toc19501 \h </w:instrText>
+            <w:instrText xml:space="preserve"> PAGEREF _Toc21811 \h </w:instrText>
           </w:r>
           <w:r>
             <w:fldChar w:fldCharType="separate"/>
@@ -2467,7 +2465,7 @@
               <w:rFonts w:hint="eastAsia" w:ascii="Microsoft JhengHei" w:hAnsi="Microsoft JhengHei" w:eastAsia="Microsoft JhengHei" w:cs="Microsoft JhengHei"/>
               <w:szCs w:val="24"/>
             </w:rPr>
-            <w:instrText xml:space="preserve"> HYPERLINK \l _Toc3820 </w:instrText>
+            <w:instrText xml:space="preserve"> HYPERLINK \l _Toc29159 </w:instrText>
           </w:r>
           <w:r>
             <w:rPr>
@@ -2495,7 +2493,7 @@
             <w:fldChar w:fldCharType="begin"/>
           </w:r>
           <w:r>
-            <w:instrText xml:space="preserve"> PAGEREF _Toc3820 \h </w:instrText>
+            <w:instrText xml:space="preserve"> PAGEREF _Toc29159 \h </w:instrText>
           </w:r>
           <w:r>
             <w:fldChar w:fldCharType="separate"/>
@@ -2533,7 +2531,7 @@
               <w:rFonts w:hint="eastAsia" w:ascii="Microsoft JhengHei" w:hAnsi="Microsoft JhengHei" w:eastAsia="Microsoft JhengHei" w:cs="Microsoft JhengHei"/>
               <w:szCs w:val="24"/>
             </w:rPr>
-            <w:instrText xml:space="preserve"> HYPERLINK \l _Toc9783 </w:instrText>
+            <w:instrText xml:space="preserve"> HYPERLINK \l _Toc22451 </w:instrText>
           </w:r>
           <w:r>
             <w:rPr>
@@ -2561,7 +2559,7 @@
             <w:fldChar w:fldCharType="begin"/>
           </w:r>
           <w:r>
-            <w:instrText xml:space="preserve"> PAGEREF _Toc9783 \h </w:instrText>
+            <w:instrText xml:space="preserve"> PAGEREF _Toc22451 \h </w:instrText>
           </w:r>
           <w:r>
             <w:fldChar w:fldCharType="separate"/>
@@ -2599,7 +2597,7 @@
               <w:rFonts w:hint="eastAsia" w:ascii="Microsoft JhengHei" w:hAnsi="Microsoft JhengHei" w:eastAsia="Microsoft JhengHei" w:cs="Microsoft JhengHei"/>
               <w:szCs w:val="24"/>
             </w:rPr>
-            <w:instrText xml:space="preserve"> HYPERLINK \l _Toc12976 </w:instrText>
+            <w:instrText xml:space="preserve"> HYPERLINK \l _Toc20808 </w:instrText>
           </w:r>
           <w:r>
             <w:rPr>
@@ -2624,7 +2622,7 @@
             <w:fldChar w:fldCharType="begin"/>
           </w:r>
           <w:r>
-            <w:instrText xml:space="preserve"> PAGEREF _Toc12976 \h </w:instrText>
+            <w:instrText xml:space="preserve"> PAGEREF _Toc20808 \h </w:instrText>
           </w:r>
           <w:r>
             <w:fldChar w:fldCharType="separate"/>
@@ -2662,7 +2660,7 @@
               <w:rFonts w:hint="eastAsia" w:ascii="Microsoft JhengHei" w:hAnsi="Microsoft JhengHei" w:eastAsia="Microsoft JhengHei" w:cs="Microsoft JhengHei"/>
               <w:szCs w:val="24"/>
             </w:rPr>
-            <w:instrText xml:space="preserve"> HYPERLINK \l _Toc872 </w:instrText>
+            <w:instrText xml:space="preserve"> HYPERLINK \l _Toc1935 </w:instrText>
           </w:r>
           <w:r>
             <w:rPr>
@@ -2687,7 +2685,7 @@
             <w:fldChar w:fldCharType="begin"/>
           </w:r>
           <w:r>
-            <w:instrText xml:space="preserve"> PAGEREF _Toc872 \h </w:instrText>
+            <w:instrText xml:space="preserve"> PAGEREF _Toc1935 \h </w:instrText>
           </w:r>
           <w:r>
             <w:fldChar w:fldCharType="separate"/>
@@ -2725,7 +2723,7 @@
               <w:rFonts w:hint="eastAsia" w:ascii="Microsoft JhengHei" w:hAnsi="Microsoft JhengHei" w:eastAsia="Microsoft JhengHei" w:cs="Microsoft JhengHei"/>
               <w:szCs w:val="24"/>
             </w:rPr>
-            <w:instrText xml:space="preserve"> HYPERLINK \l _Toc10054 </w:instrText>
+            <w:instrText xml:space="preserve"> HYPERLINK \l _Toc20438 </w:instrText>
           </w:r>
           <w:r>
             <w:rPr>
@@ -2750,7 +2748,7 @@
             <w:fldChar w:fldCharType="begin"/>
           </w:r>
           <w:r>
-            <w:instrText xml:space="preserve"> PAGEREF _Toc10054 \h </w:instrText>
+            <w:instrText xml:space="preserve"> PAGEREF _Toc20438 \h </w:instrText>
           </w:r>
           <w:r>
             <w:fldChar w:fldCharType="separate"/>
@@ -2788,7 +2786,7 @@
               <w:rFonts w:hint="eastAsia" w:ascii="Microsoft JhengHei" w:hAnsi="Microsoft JhengHei" w:eastAsia="Microsoft JhengHei" w:cs="Microsoft JhengHei"/>
               <w:szCs w:val="24"/>
             </w:rPr>
-            <w:instrText xml:space="preserve"> HYPERLINK \l _Toc20555 </w:instrText>
+            <w:instrText xml:space="preserve"> HYPERLINK \l _Toc31011 </w:instrText>
           </w:r>
           <w:r>
             <w:rPr>
@@ -2813,7 +2811,7 @@
             <w:fldChar w:fldCharType="begin"/>
           </w:r>
           <w:r>
-            <w:instrText xml:space="preserve"> PAGEREF _Toc20555 \h </w:instrText>
+            <w:instrText xml:space="preserve"> PAGEREF _Toc31011 \h </w:instrText>
           </w:r>
           <w:r>
             <w:fldChar w:fldCharType="separate"/>
@@ -2851,7 +2849,7 @@
               <w:rFonts w:hint="eastAsia" w:ascii="Microsoft JhengHei" w:hAnsi="Microsoft JhengHei" w:eastAsia="Microsoft JhengHei" w:cs="Microsoft JhengHei"/>
               <w:szCs w:val="24"/>
             </w:rPr>
-            <w:instrText xml:space="preserve"> HYPERLINK \l _Toc21329 </w:instrText>
+            <w:instrText xml:space="preserve"> HYPERLINK \l _Toc27783 </w:instrText>
           </w:r>
           <w:r>
             <w:rPr>
@@ -2876,7 +2874,7 @@
             <w:fldChar w:fldCharType="begin"/>
           </w:r>
           <w:r>
-            <w:instrText xml:space="preserve"> PAGEREF _Toc21329 \h </w:instrText>
+            <w:instrText xml:space="preserve"> PAGEREF _Toc27783 \h </w:instrText>
           </w:r>
           <w:r>
             <w:fldChar w:fldCharType="separate"/>
@@ -2914,7 +2912,7 @@
               <w:rFonts w:hint="eastAsia" w:ascii="Microsoft JhengHei" w:hAnsi="Microsoft JhengHei" w:eastAsia="Microsoft JhengHei" w:cs="Microsoft JhengHei"/>
               <w:szCs w:val="24"/>
             </w:rPr>
-            <w:instrText xml:space="preserve"> HYPERLINK \l _Toc23599 </w:instrText>
+            <w:instrText xml:space="preserve"> HYPERLINK \l _Toc9066 </w:instrText>
           </w:r>
           <w:r>
             <w:rPr>
@@ -2939,7 +2937,7 @@
             <w:fldChar w:fldCharType="begin"/>
           </w:r>
           <w:r>
-            <w:instrText xml:space="preserve"> PAGEREF _Toc23599 \h </w:instrText>
+            <w:instrText xml:space="preserve"> PAGEREF _Toc9066 \h </w:instrText>
           </w:r>
           <w:r>
             <w:fldChar w:fldCharType="separate"/>
@@ -2977,7 +2975,7 @@
               <w:rFonts w:hint="eastAsia" w:ascii="Microsoft JhengHei" w:hAnsi="Microsoft JhengHei" w:eastAsia="Microsoft JhengHei" w:cs="Microsoft JhengHei"/>
               <w:szCs w:val="24"/>
             </w:rPr>
-            <w:instrText xml:space="preserve"> HYPERLINK \l _Toc10037 </w:instrText>
+            <w:instrText xml:space="preserve"> HYPERLINK \l _Toc28355 </w:instrText>
           </w:r>
           <w:r>
             <w:rPr>
@@ -3002,7 +3000,7 @@
             <w:fldChar w:fldCharType="begin"/>
           </w:r>
           <w:r>
-            <w:instrText xml:space="preserve"> PAGEREF _Toc10037 \h </w:instrText>
+            <w:instrText xml:space="preserve"> PAGEREF _Toc28355 \h </w:instrText>
           </w:r>
           <w:r>
             <w:fldChar w:fldCharType="separate"/>
@@ -3040,7 +3038,7 @@
               <w:rFonts w:hint="eastAsia" w:ascii="Microsoft JhengHei" w:hAnsi="Microsoft JhengHei" w:eastAsia="Microsoft JhengHei" w:cs="Microsoft JhengHei"/>
               <w:szCs w:val="24"/>
             </w:rPr>
-            <w:instrText xml:space="preserve"> HYPERLINK \l _Toc754 </w:instrText>
+            <w:instrText xml:space="preserve"> HYPERLINK \l _Toc4894 </w:instrText>
           </w:r>
           <w:r>
             <w:rPr>
@@ -3065,7 +3063,7 @@
             <w:fldChar w:fldCharType="begin"/>
           </w:r>
           <w:r>
-            <w:instrText xml:space="preserve"> PAGEREF _Toc754 \h </w:instrText>
+            <w:instrText xml:space="preserve"> PAGEREF _Toc4894 \h </w:instrText>
           </w:r>
           <w:r>
             <w:fldChar w:fldCharType="separate"/>
@@ -3103,7 +3101,7 @@
               <w:rFonts w:hint="eastAsia" w:ascii="Microsoft JhengHei" w:hAnsi="Microsoft JhengHei" w:eastAsia="Microsoft JhengHei" w:cs="Microsoft JhengHei"/>
               <w:szCs w:val="24"/>
             </w:rPr>
-            <w:instrText xml:space="preserve"> HYPERLINK \l _Toc12344 </w:instrText>
+            <w:instrText xml:space="preserve"> HYPERLINK \l _Toc20361 </w:instrText>
           </w:r>
           <w:r>
             <w:rPr>
@@ -3133,7 +3131,7 @@
             <w:fldChar w:fldCharType="begin"/>
           </w:r>
           <w:r>
-            <w:instrText xml:space="preserve"> PAGEREF _Toc12344 \h </w:instrText>
+            <w:instrText xml:space="preserve"> PAGEREF _Toc20361 \h </w:instrText>
           </w:r>
           <w:r>
             <w:fldChar w:fldCharType="separate"/>
@@ -3171,7 +3169,7 @@
               <w:rFonts w:hint="eastAsia" w:ascii="Microsoft JhengHei" w:hAnsi="Microsoft JhengHei" w:eastAsia="Microsoft JhengHei" w:cs="Microsoft JhengHei"/>
               <w:szCs w:val="24"/>
             </w:rPr>
-            <w:instrText xml:space="preserve"> HYPERLINK \l _Toc16927 </w:instrText>
+            <w:instrText xml:space="preserve"> HYPERLINK \l _Toc10186 </w:instrText>
           </w:r>
           <w:r>
             <w:rPr>
@@ -3196,7 +3194,7 @@
             <w:fldChar w:fldCharType="begin"/>
           </w:r>
           <w:r>
-            <w:instrText xml:space="preserve"> PAGEREF _Toc16927 \h </w:instrText>
+            <w:instrText xml:space="preserve"> PAGEREF _Toc10186 \h </w:instrText>
           </w:r>
           <w:r>
             <w:fldChar w:fldCharType="separate"/>
@@ -3305,7 +3303,7 @@
         <w:snapToGrid w:val="0"/>
         <w:textAlignment w:val="baseline"/>
       </w:pPr>
-      <w:bookmarkStart w:id="3" w:name="_Toc9465"/>
+      <w:bookmarkStart w:id="3" w:name="_Toc10387"/>
       <w:r>
         <w:t>目的</w:t>
       </w:r>
@@ -3351,7 +3349,7 @@
         <w:snapToGrid w:val="0"/>
         <w:textAlignment w:val="baseline"/>
       </w:pPr>
-      <w:bookmarkStart w:id="4" w:name="_Toc29326"/>
+      <w:bookmarkStart w:id="4" w:name="_Toc18834"/>
       <w:r>
         <w:t>适用范围</w:t>
       </w:r>
@@ -3397,7 +3395,7 @@
         <w:snapToGrid w:val="0"/>
         <w:textAlignment w:val="baseline"/>
       </w:pPr>
-      <w:bookmarkStart w:id="5" w:name="_Toc28085"/>
+      <w:bookmarkStart w:id="5" w:name="_Toc894"/>
       <w:r>
         <w:t>职责</w:t>
       </w:r>
@@ -3423,7 +3421,7 @@
       </w:pPr>
       <w:bookmarkStart w:id="6" w:name="bookmark21"/>
       <w:bookmarkEnd w:id="6"/>
-      <w:bookmarkStart w:id="7" w:name="_Toc4028"/>
+      <w:bookmarkStart w:id="7" w:name="_Toc31989"/>
       <w:r>
         <w:t>质量部</w:t>
       </w:r>
@@ -3490,7 +3488,12 @@
         <w:textAlignment w:val="baseline"/>
       </w:pPr>
       <w:r>
-        <w:t>质量部经理或其他指定人员担任审核组长，负责组织编制内部质量体系审核检查表，并组织内审的实施，负责不符合项的跟踪验证。</w:t>
+        <w:t>质量部经理或其他指定人员担任审核</w:t>
+      </w:r>
+      <w:bookmarkStart w:id="27" w:name="_GoBack"/>
+      <w:bookmarkEnd w:id="27"/>
+      <w:r>
+        <w:t>组长，负责组织编制内部质量体系审核检查表，并组织内审的实施，负责不符合项的跟踪验证。</w:t>
       </w:r>
     </w:p>
     <w:p>
@@ -3511,7 +3514,7 @@
         <w:snapToGrid w:val="0"/>
         <w:textAlignment w:val="baseline"/>
       </w:pPr>
-      <w:bookmarkStart w:id="8" w:name="_Toc29086"/>
+      <w:bookmarkStart w:id="8" w:name="_Toc24844"/>
       <w:r>
         <w:t>其他相关部门</w:t>
       </w:r>
@@ -3557,7 +3560,7 @@
         <w:snapToGrid w:val="0"/>
         <w:textAlignment w:val="baseline"/>
       </w:pPr>
-      <w:bookmarkStart w:id="9" w:name="_Toc11461"/>
+      <w:bookmarkStart w:id="9" w:name="_Toc12482"/>
       <w:r>
         <w:t>工作程序</w:t>
       </w:r>
@@ -3586,7 +3589,7 @@
       </w:pPr>
       <w:bookmarkStart w:id="10" w:name="bookmark22"/>
       <w:bookmarkEnd w:id="10"/>
-      <w:bookmarkStart w:id="11" w:name="_Toc28378"/>
+      <w:bookmarkStart w:id="11" w:name="_Toc17760"/>
       <w:r>
         <w:rPr>
           <w:rFonts w:hint="eastAsia"/>
@@ -3672,7 +3675,7 @@
       </w:pPr>
       <w:bookmarkStart w:id="12" w:name="bookmark23"/>
       <w:bookmarkEnd w:id="12"/>
-      <w:bookmarkStart w:id="13" w:name="_Toc19501"/>
+      <w:bookmarkStart w:id="13" w:name="_Toc21811"/>
       <w:r>
         <w:rPr>
           <w:rFonts w:hint="eastAsia"/>
@@ -3780,7 +3783,7 @@
           <w:rFonts w:hint="eastAsia"/>
         </w:rPr>
       </w:pPr>
-      <w:bookmarkStart w:id="14" w:name="_Toc3820"/>
+      <w:bookmarkStart w:id="14" w:name="_Toc29159"/>
       <w:r>
         <w:rPr>
           <w:rFonts w:hint="eastAsia"/>
@@ -3932,7 +3935,7 @@
         <w:snapToGrid w:val="0"/>
         <w:textAlignment w:val="baseline"/>
       </w:pPr>
-      <w:bookmarkStart w:id="15" w:name="_Toc9783"/>
+      <w:bookmarkStart w:id="15" w:name="_Toc22451"/>
       <w:r>
         <w:rPr>
           <w:rFonts w:hint="eastAsia"/>
@@ -4123,7 +4126,7 @@
         <w:snapToGrid w:val="0"/>
         <w:textAlignment w:val="baseline"/>
       </w:pPr>
-      <w:bookmarkStart w:id="16" w:name="_Toc12976"/>
+      <w:bookmarkStart w:id="16" w:name="_Toc20808"/>
       <w:r>
         <w:t>审核的计划</w:t>
       </w:r>
@@ -4171,7 +4174,7 @@
       </w:pPr>
       <w:bookmarkStart w:id="17" w:name="bookmark1"/>
       <w:bookmarkEnd w:id="17"/>
-      <w:bookmarkStart w:id="18" w:name="_Toc872"/>
+      <w:bookmarkStart w:id="18" w:name="_Toc1935"/>
       <w:r>
         <w:t>审核的准备</w:t>
       </w:r>
@@ -4217,7 +4220,7 @@
         <w:snapToGrid w:val="0"/>
         <w:textAlignment w:val="baseline"/>
       </w:pPr>
-      <w:bookmarkStart w:id="19" w:name="_Toc10054"/>
+      <w:bookmarkStart w:id="19" w:name="_Toc20438"/>
       <w:r>
         <w:t>审核的实施</w:t>
       </w:r>
@@ -4524,7 +4527,7 @@
         <w:snapToGrid w:val="0"/>
         <w:textAlignment w:val="baseline"/>
       </w:pPr>
-      <w:bookmarkStart w:id="20" w:name="_Toc20555"/>
+      <w:bookmarkStart w:id="20" w:name="_Toc31011"/>
       <w:r>
         <w:t>不符合项报告</w:t>
       </w:r>
@@ -4622,7 +4625,7 @@
         <w:snapToGrid w:val="0"/>
         <w:textAlignment w:val="baseline"/>
       </w:pPr>
-      <w:bookmarkStart w:id="21" w:name="_Toc21329"/>
+      <w:bookmarkStart w:id="21" w:name="_Toc27783"/>
       <w:r>
         <w:t>审核报告</w:t>
       </w:r>
@@ -4655,7 +4658,7 @@
         <w:snapToGrid w:val="0"/>
         <w:textAlignment w:val="baseline"/>
       </w:pPr>
-      <w:bookmarkStart w:id="22" w:name="_Toc23599"/>
+      <w:bookmarkStart w:id="22" w:name="_Toc9066"/>
       <w:r>
         <w:t>总结会议</w:t>
       </w:r>
@@ -4688,7 +4691,7 @@
         <w:snapToGrid w:val="0"/>
         <w:textAlignment w:val="baseline"/>
       </w:pPr>
-      <w:bookmarkStart w:id="23" w:name="_Toc10037"/>
+      <w:bookmarkStart w:id="23" w:name="_Toc28355"/>
       <w:r>
         <w:t>服务改进措施</w:t>
       </w:r>
@@ -4721,7 +4724,7 @@
         <w:snapToGrid w:val="0"/>
         <w:textAlignment w:val="baseline"/>
       </w:pPr>
-      <w:bookmarkStart w:id="24" w:name="_Toc754"/>
+      <w:bookmarkStart w:id="24" w:name="_Toc4894"/>
       <w:r>
         <w:t>跟踪验证</w:t>
       </w:r>
@@ -4758,7 +4761,7 @@
           <w:lang w:val="en-US" w:eastAsia="zh-CN"/>
         </w:rPr>
       </w:pPr>
-      <w:bookmarkStart w:id="25" w:name="_Toc12344"/>
+      <w:bookmarkStart w:id="25" w:name="_Toc20361"/>
       <w:r>
         <w:rPr>
           <w:rFonts w:hint="eastAsia"/>
@@ -5339,7 +5342,7 @@
         <w:snapToGrid w:val="0"/>
         <w:textAlignment w:val="baseline"/>
       </w:pPr>
-      <w:bookmarkStart w:id="26" w:name="_Toc16927"/>
+      <w:bookmarkStart w:id="26" w:name="_Toc10186"/>
       <w:r>
         <w:t>内审记录</w:t>
       </w:r>

--- a/4.质量管理/1.流程制度规范类文件/040101-内部审核管理制度.docx
+++ b/4.质量管理/1.流程制度规范类文件/040101-内部审核管理制度.docx
@@ -39,7 +39,7 @@
         <w:snapToGrid w:val="0"/>
         <w:textAlignment w:val="baseline"/>
       </w:pPr>
-      <w:bookmarkStart w:id="0" w:name="_Toc5224"/>
+      <w:bookmarkStart w:id="0" w:name="_Toc22463"/>
       <w:r>
         <w:t>内部审核管理制度</w:t>
       </w:r>
@@ -63,7 +63,7 @@
         <w:snapToGrid w:val="0"/>
         <w:textAlignment w:val="baseline"/>
       </w:pPr>
-      <w:bookmarkStart w:id="1" w:name="_Toc27709"/>
+      <w:bookmarkStart w:id="1" w:name="_Toc10638"/>
       <w:r>
         <w:t>中达丰集团有限公司</w:t>
       </w:r>
@@ -157,7 +157,7 @@
           <w:szCs w:val="28"/>
         </w:rPr>
       </w:pPr>
-      <w:bookmarkStart w:id="2" w:name="_Toc30389"/>
+      <w:bookmarkStart w:id="2" w:name="_Toc31618"/>
       <w:r>
         <w:rPr>
           <w:rFonts w:ascii="宋体" w:hAnsi="宋体" w:eastAsia="宋体" w:cs="宋体"/>
@@ -1743,6 +1743,8 @@
               <w:tab w:val="right" w:leader="dot" w:pos="8371"/>
             </w:tabs>
           </w:pPr>
+          <w:bookmarkStart w:id="27" w:name="_GoBack"/>
+          <w:bookmarkEnd w:id="27"/>
           <w:r>
             <w:rPr>
               <w:rFonts w:hint="eastAsia" w:ascii="Microsoft JhengHei" w:hAnsi="Microsoft JhengHei" w:eastAsia="Microsoft JhengHei" w:cs="Microsoft JhengHei"/>
@@ -1779,7 +1781,7 @@
               <w:rFonts w:hint="eastAsia" w:ascii="Microsoft JhengHei" w:hAnsi="Microsoft JhengHei" w:eastAsia="Microsoft JhengHei" w:cs="Microsoft JhengHei"/>
               <w:szCs w:val="24"/>
             </w:rPr>
-            <w:instrText xml:space="preserve"> HYPERLINK \l _Toc5224 </w:instrText>
+            <w:instrText xml:space="preserve"> HYPERLINK \l _Toc22463 </w:instrText>
           </w:r>
           <w:r>
             <w:rPr>
@@ -1798,7 +1800,7 @@
             <w:fldChar w:fldCharType="begin"/>
           </w:r>
           <w:r>
-            <w:instrText xml:space="preserve"> PAGEREF _Toc5224 \h </w:instrText>
+            <w:instrText xml:space="preserve"> PAGEREF _Toc22463 \h </w:instrText>
           </w:r>
           <w:r>
             <w:fldChar w:fldCharType="separate"/>
@@ -1836,7 +1838,7 @@
               <w:rFonts w:hint="eastAsia" w:ascii="Microsoft JhengHei" w:hAnsi="Microsoft JhengHei" w:eastAsia="Microsoft JhengHei" w:cs="Microsoft JhengHei"/>
               <w:szCs w:val="24"/>
             </w:rPr>
-            <w:instrText xml:space="preserve"> HYPERLINK \l _Toc27709 </w:instrText>
+            <w:instrText xml:space="preserve"> HYPERLINK \l _Toc10638 </w:instrText>
           </w:r>
           <w:r>
             <w:rPr>
@@ -1855,7 +1857,7 @@
             <w:fldChar w:fldCharType="begin"/>
           </w:r>
           <w:r>
-            <w:instrText xml:space="preserve"> PAGEREF _Toc27709 \h </w:instrText>
+            <w:instrText xml:space="preserve"> PAGEREF _Toc10638 \h </w:instrText>
           </w:r>
           <w:r>
             <w:fldChar w:fldCharType="separate"/>
@@ -1893,7 +1895,7 @@
               <w:rFonts w:hint="eastAsia" w:ascii="Microsoft JhengHei" w:hAnsi="Microsoft JhengHei" w:eastAsia="Microsoft JhengHei" w:cs="Microsoft JhengHei"/>
               <w:szCs w:val="24"/>
             </w:rPr>
-            <w:instrText xml:space="preserve"> HYPERLINK \l _Toc30389 </w:instrText>
+            <w:instrText xml:space="preserve"> HYPERLINK \l _Toc31618 </w:instrText>
           </w:r>
           <w:r>
             <w:rPr>
@@ -1917,7 +1919,7 @@
             <w:fldChar w:fldCharType="begin"/>
           </w:r>
           <w:r>
-            <w:instrText xml:space="preserve"> PAGEREF _Toc30389 \h </w:instrText>
+            <w:instrText xml:space="preserve"> PAGEREF _Toc31618 \h </w:instrText>
           </w:r>
           <w:r>
             <w:fldChar w:fldCharType="separate"/>
@@ -1955,7 +1957,7 @@
               <w:rFonts w:hint="eastAsia" w:ascii="Microsoft JhengHei" w:hAnsi="Microsoft JhengHei" w:eastAsia="Microsoft JhengHei" w:cs="Microsoft JhengHei"/>
               <w:szCs w:val="24"/>
             </w:rPr>
-            <w:instrText xml:space="preserve"> HYPERLINK \l _Toc10387 </w:instrText>
+            <w:instrText xml:space="preserve"> HYPERLINK \l _Toc27569 </w:instrText>
           </w:r>
           <w:r>
             <w:rPr>
@@ -1980,7 +1982,7 @@
             <w:fldChar w:fldCharType="begin"/>
           </w:r>
           <w:r>
-            <w:instrText xml:space="preserve"> PAGEREF _Toc10387 \h </w:instrText>
+            <w:instrText xml:space="preserve"> PAGEREF _Toc27569 \h </w:instrText>
           </w:r>
           <w:r>
             <w:fldChar w:fldCharType="separate"/>
@@ -2018,7 +2020,7 @@
               <w:rFonts w:hint="eastAsia" w:ascii="Microsoft JhengHei" w:hAnsi="Microsoft JhengHei" w:eastAsia="Microsoft JhengHei" w:cs="Microsoft JhengHei"/>
               <w:szCs w:val="24"/>
             </w:rPr>
-            <w:instrText xml:space="preserve"> HYPERLINK \l _Toc18834 </w:instrText>
+            <w:instrText xml:space="preserve"> HYPERLINK \l _Toc29808 </w:instrText>
           </w:r>
           <w:r>
             <w:rPr>
@@ -2043,7 +2045,7 @@
             <w:fldChar w:fldCharType="begin"/>
           </w:r>
           <w:r>
-            <w:instrText xml:space="preserve"> PAGEREF _Toc18834 \h </w:instrText>
+            <w:instrText xml:space="preserve"> PAGEREF _Toc29808 \h </w:instrText>
           </w:r>
           <w:r>
             <w:fldChar w:fldCharType="separate"/>
@@ -2081,7 +2083,7 @@
               <w:rFonts w:hint="eastAsia" w:ascii="Microsoft JhengHei" w:hAnsi="Microsoft JhengHei" w:eastAsia="Microsoft JhengHei" w:cs="Microsoft JhengHei"/>
               <w:szCs w:val="24"/>
             </w:rPr>
-            <w:instrText xml:space="preserve"> HYPERLINK \l _Toc894 </w:instrText>
+            <w:instrText xml:space="preserve"> HYPERLINK \l _Toc27646 </w:instrText>
           </w:r>
           <w:r>
             <w:rPr>
@@ -2106,7 +2108,7 @@
             <w:fldChar w:fldCharType="begin"/>
           </w:r>
           <w:r>
-            <w:instrText xml:space="preserve"> PAGEREF _Toc894 \h </w:instrText>
+            <w:instrText xml:space="preserve"> PAGEREF _Toc27646 \h </w:instrText>
           </w:r>
           <w:r>
             <w:fldChar w:fldCharType="separate"/>
@@ -2144,7 +2146,7 @@
               <w:rFonts w:hint="eastAsia" w:ascii="Microsoft JhengHei" w:hAnsi="Microsoft JhengHei" w:eastAsia="Microsoft JhengHei" w:cs="Microsoft JhengHei"/>
               <w:szCs w:val="24"/>
             </w:rPr>
-            <w:instrText xml:space="preserve"> HYPERLINK \l _Toc31989 </w:instrText>
+            <w:instrText xml:space="preserve"> HYPERLINK \l _Toc14046 </w:instrText>
           </w:r>
           <w:r>
             <w:rPr>
@@ -2169,7 +2171,7 @@
             <w:fldChar w:fldCharType="begin"/>
           </w:r>
           <w:r>
-            <w:instrText xml:space="preserve"> PAGEREF _Toc31989 \h </w:instrText>
+            <w:instrText xml:space="preserve"> PAGEREF _Toc14046 \h </w:instrText>
           </w:r>
           <w:r>
             <w:fldChar w:fldCharType="separate"/>
@@ -2207,7 +2209,7 @@
               <w:rFonts w:hint="eastAsia" w:ascii="Microsoft JhengHei" w:hAnsi="Microsoft JhengHei" w:eastAsia="Microsoft JhengHei" w:cs="Microsoft JhengHei"/>
               <w:szCs w:val="24"/>
             </w:rPr>
-            <w:instrText xml:space="preserve"> HYPERLINK \l _Toc24844 </w:instrText>
+            <w:instrText xml:space="preserve"> HYPERLINK \l _Toc19668 </w:instrText>
           </w:r>
           <w:r>
             <w:rPr>
@@ -2232,7 +2234,7 @@
             <w:fldChar w:fldCharType="begin"/>
           </w:r>
           <w:r>
-            <w:instrText xml:space="preserve"> PAGEREF _Toc24844 \h </w:instrText>
+            <w:instrText xml:space="preserve"> PAGEREF _Toc19668 \h </w:instrText>
           </w:r>
           <w:r>
             <w:fldChar w:fldCharType="separate"/>
@@ -2270,7 +2272,7 @@
               <w:rFonts w:hint="eastAsia" w:ascii="Microsoft JhengHei" w:hAnsi="Microsoft JhengHei" w:eastAsia="Microsoft JhengHei" w:cs="Microsoft JhengHei"/>
               <w:szCs w:val="24"/>
             </w:rPr>
-            <w:instrText xml:space="preserve"> HYPERLINK \l _Toc12482 </w:instrText>
+            <w:instrText xml:space="preserve"> HYPERLINK \l _Toc17827 </w:instrText>
           </w:r>
           <w:r>
             <w:rPr>
@@ -2295,7 +2297,7 @@
             <w:fldChar w:fldCharType="begin"/>
           </w:r>
           <w:r>
-            <w:instrText xml:space="preserve"> PAGEREF _Toc12482 \h </w:instrText>
+            <w:instrText xml:space="preserve"> PAGEREF _Toc17827 \h </w:instrText>
           </w:r>
           <w:r>
             <w:fldChar w:fldCharType="separate"/>
@@ -2333,7 +2335,7 @@
               <w:rFonts w:hint="eastAsia" w:ascii="Microsoft JhengHei" w:hAnsi="Microsoft JhengHei" w:eastAsia="Microsoft JhengHei" w:cs="Microsoft JhengHei"/>
               <w:szCs w:val="24"/>
             </w:rPr>
-            <w:instrText xml:space="preserve"> HYPERLINK \l _Toc17760 </w:instrText>
+            <w:instrText xml:space="preserve"> HYPERLINK \l _Toc4051 </w:instrText>
           </w:r>
           <w:r>
             <w:rPr>
@@ -2361,7 +2363,7 @@
             <w:fldChar w:fldCharType="begin"/>
           </w:r>
           <w:r>
-            <w:instrText xml:space="preserve"> PAGEREF _Toc17760 \h </w:instrText>
+            <w:instrText xml:space="preserve"> PAGEREF _Toc4051 \h </w:instrText>
           </w:r>
           <w:r>
             <w:fldChar w:fldCharType="separate"/>
@@ -2399,7 +2401,7 @@
               <w:rFonts w:hint="eastAsia" w:ascii="Microsoft JhengHei" w:hAnsi="Microsoft JhengHei" w:eastAsia="Microsoft JhengHei" w:cs="Microsoft JhengHei"/>
               <w:szCs w:val="24"/>
             </w:rPr>
-            <w:instrText xml:space="preserve"> HYPERLINK \l _Toc21811 </w:instrText>
+            <w:instrText xml:space="preserve"> HYPERLINK \l _Toc9568 </w:instrText>
           </w:r>
           <w:r>
             <w:rPr>
@@ -2427,7 +2429,7 @@
             <w:fldChar w:fldCharType="begin"/>
           </w:r>
           <w:r>
-            <w:instrText xml:space="preserve"> PAGEREF _Toc21811 \h </w:instrText>
+            <w:instrText xml:space="preserve"> PAGEREF _Toc9568 \h </w:instrText>
           </w:r>
           <w:r>
             <w:fldChar w:fldCharType="separate"/>
@@ -2465,7 +2467,7 @@
               <w:rFonts w:hint="eastAsia" w:ascii="Microsoft JhengHei" w:hAnsi="Microsoft JhengHei" w:eastAsia="Microsoft JhengHei" w:cs="Microsoft JhengHei"/>
               <w:szCs w:val="24"/>
             </w:rPr>
-            <w:instrText xml:space="preserve"> HYPERLINK \l _Toc29159 </w:instrText>
+            <w:instrText xml:space="preserve"> HYPERLINK \l _Toc4754 </w:instrText>
           </w:r>
           <w:r>
             <w:rPr>
@@ -2493,7 +2495,7 @@
             <w:fldChar w:fldCharType="begin"/>
           </w:r>
           <w:r>
-            <w:instrText xml:space="preserve"> PAGEREF _Toc29159 \h </w:instrText>
+            <w:instrText xml:space="preserve"> PAGEREF _Toc4754 \h </w:instrText>
           </w:r>
           <w:r>
             <w:fldChar w:fldCharType="separate"/>
@@ -2531,7 +2533,7 @@
               <w:rFonts w:hint="eastAsia" w:ascii="Microsoft JhengHei" w:hAnsi="Microsoft JhengHei" w:eastAsia="Microsoft JhengHei" w:cs="Microsoft JhengHei"/>
               <w:szCs w:val="24"/>
             </w:rPr>
-            <w:instrText xml:space="preserve"> HYPERLINK \l _Toc22451 </w:instrText>
+            <w:instrText xml:space="preserve"> HYPERLINK \l _Toc25310 </w:instrText>
           </w:r>
           <w:r>
             <w:rPr>
@@ -2559,7 +2561,7 @@
             <w:fldChar w:fldCharType="begin"/>
           </w:r>
           <w:r>
-            <w:instrText xml:space="preserve"> PAGEREF _Toc22451 \h </w:instrText>
+            <w:instrText xml:space="preserve"> PAGEREF _Toc25310 \h </w:instrText>
           </w:r>
           <w:r>
             <w:fldChar w:fldCharType="separate"/>
@@ -2597,7 +2599,7 @@
               <w:rFonts w:hint="eastAsia" w:ascii="Microsoft JhengHei" w:hAnsi="Microsoft JhengHei" w:eastAsia="Microsoft JhengHei" w:cs="Microsoft JhengHei"/>
               <w:szCs w:val="24"/>
             </w:rPr>
-            <w:instrText xml:space="preserve"> HYPERLINK \l _Toc20808 </w:instrText>
+            <w:instrText xml:space="preserve"> HYPERLINK \l _Toc1537 </w:instrText>
           </w:r>
           <w:r>
             <w:rPr>
@@ -2622,7 +2624,7 @@
             <w:fldChar w:fldCharType="begin"/>
           </w:r>
           <w:r>
-            <w:instrText xml:space="preserve"> PAGEREF _Toc20808 \h </w:instrText>
+            <w:instrText xml:space="preserve"> PAGEREF _Toc1537 \h </w:instrText>
           </w:r>
           <w:r>
             <w:fldChar w:fldCharType="separate"/>
@@ -2660,7 +2662,7 @@
               <w:rFonts w:hint="eastAsia" w:ascii="Microsoft JhengHei" w:hAnsi="Microsoft JhengHei" w:eastAsia="Microsoft JhengHei" w:cs="Microsoft JhengHei"/>
               <w:szCs w:val="24"/>
             </w:rPr>
-            <w:instrText xml:space="preserve"> HYPERLINK \l _Toc1935 </w:instrText>
+            <w:instrText xml:space="preserve"> HYPERLINK \l _Toc3445 </w:instrText>
           </w:r>
           <w:r>
             <w:rPr>
@@ -2685,7 +2687,7 @@
             <w:fldChar w:fldCharType="begin"/>
           </w:r>
           <w:r>
-            <w:instrText xml:space="preserve"> PAGEREF _Toc1935 \h </w:instrText>
+            <w:instrText xml:space="preserve"> PAGEREF _Toc3445 \h </w:instrText>
           </w:r>
           <w:r>
             <w:fldChar w:fldCharType="separate"/>
@@ -2723,7 +2725,7 @@
               <w:rFonts w:hint="eastAsia" w:ascii="Microsoft JhengHei" w:hAnsi="Microsoft JhengHei" w:eastAsia="Microsoft JhengHei" w:cs="Microsoft JhengHei"/>
               <w:szCs w:val="24"/>
             </w:rPr>
-            <w:instrText xml:space="preserve"> HYPERLINK \l _Toc20438 </w:instrText>
+            <w:instrText xml:space="preserve"> HYPERLINK \l _Toc23985 </w:instrText>
           </w:r>
           <w:r>
             <w:rPr>
@@ -2748,7 +2750,7 @@
             <w:fldChar w:fldCharType="begin"/>
           </w:r>
           <w:r>
-            <w:instrText xml:space="preserve"> PAGEREF _Toc20438 \h </w:instrText>
+            <w:instrText xml:space="preserve"> PAGEREF _Toc23985 \h </w:instrText>
           </w:r>
           <w:r>
             <w:fldChar w:fldCharType="separate"/>
@@ -2786,7 +2788,7 @@
               <w:rFonts w:hint="eastAsia" w:ascii="Microsoft JhengHei" w:hAnsi="Microsoft JhengHei" w:eastAsia="Microsoft JhengHei" w:cs="Microsoft JhengHei"/>
               <w:szCs w:val="24"/>
             </w:rPr>
-            <w:instrText xml:space="preserve"> HYPERLINK \l _Toc31011 </w:instrText>
+            <w:instrText xml:space="preserve"> HYPERLINK \l _Toc19870 </w:instrText>
           </w:r>
           <w:r>
             <w:rPr>
@@ -2811,7 +2813,7 @@
             <w:fldChar w:fldCharType="begin"/>
           </w:r>
           <w:r>
-            <w:instrText xml:space="preserve"> PAGEREF _Toc31011 \h </w:instrText>
+            <w:instrText xml:space="preserve"> PAGEREF _Toc19870 \h </w:instrText>
           </w:r>
           <w:r>
             <w:fldChar w:fldCharType="separate"/>
@@ -2849,7 +2851,7 @@
               <w:rFonts w:hint="eastAsia" w:ascii="Microsoft JhengHei" w:hAnsi="Microsoft JhengHei" w:eastAsia="Microsoft JhengHei" w:cs="Microsoft JhengHei"/>
               <w:szCs w:val="24"/>
             </w:rPr>
-            <w:instrText xml:space="preserve"> HYPERLINK \l _Toc27783 </w:instrText>
+            <w:instrText xml:space="preserve"> HYPERLINK \l _Toc24229 </w:instrText>
           </w:r>
           <w:r>
             <w:rPr>
@@ -2874,7 +2876,7 @@
             <w:fldChar w:fldCharType="begin"/>
           </w:r>
           <w:r>
-            <w:instrText xml:space="preserve"> PAGEREF _Toc27783 \h </w:instrText>
+            <w:instrText xml:space="preserve"> PAGEREF _Toc24229 \h </w:instrText>
           </w:r>
           <w:r>
             <w:fldChar w:fldCharType="separate"/>
@@ -2912,7 +2914,7 @@
               <w:rFonts w:hint="eastAsia" w:ascii="Microsoft JhengHei" w:hAnsi="Microsoft JhengHei" w:eastAsia="Microsoft JhengHei" w:cs="Microsoft JhengHei"/>
               <w:szCs w:val="24"/>
             </w:rPr>
-            <w:instrText xml:space="preserve"> HYPERLINK \l _Toc9066 </w:instrText>
+            <w:instrText xml:space="preserve"> HYPERLINK \l _Toc16666 </w:instrText>
           </w:r>
           <w:r>
             <w:rPr>
@@ -2937,7 +2939,7 @@
             <w:fldChar w:fldCharType="begin"/>
           </w:r>
           <w:r>
-            <w:instrText xml:space="preserve"> PAGEREF _Toc9066 \h </w:instrText>
+            <w:instrText xml:space="preserve"> PAGEREF _Toc16666 \h </w:instrText>
           </w:r>
           <w:r>
             <w:fldChar w:fldCharType="separate"/>
@@ -2975,7 +2977,7 @@
               <w:rFonts w:hint="eastAsia" w:ascii="Microsoft JhengHei" w:hAnsi="Microsoft JhengHei" w:eastAsia="Microsoft JhengHei" w:cs="Microsoft JhengHei"/>
               <w:szCs w:val="24"/>
             </w:rPr>
-            <w:instrText xml:space="preserve"> HYPERLINK \l _Toc28355 </w:instrText>
+            <w:instrText xml:space="preserve"> HYPERLINK \l _Toc29009 </w:instrText>
           </w:r>
           <w:r>
             <w:rPr>
@@ -3000,7 +3002,7 @@
             <w:fldChar w:fldCharType="begin"/>
           </w:r>
           <w:r>
-            <w:instrText xml:space="preserve"> PAGEREF _Toc28355 \h </w:instrText>
+            <w:instrText xml:space="preserve"> PAGEREF _Toc29009 \h </w:instrText>
           </w:r>
           <w:r>
             <w:fldChar w:fldCharType="separate"/>
@@ -3038,7 +3040,7 @@
               <w:rFonts w:hint="eastAsia" w:ascii="Microsoft JhengHei" w:hAnsi="Microsoft JhengHei" w:eastAsia="Microsoft JhengHei" w:cs="Microsoft JhengHei"/>
               <w:szCs w:val="24"/>
             </w:rPr>
-            <w:instrText xml:space="preserve"> HYPERLINK \l _Toc4894 </w:instrText>
+            <w:instrText xml:space="preserve"> HYPERLINK \l _Toc20823 </w:instrText>
           </w:r>
           <w:r>
             <w:rPr>
@@ -3063,7 +3065,7 @@
             <w:fldChar w:fldCharType="begin"/>
           </w:r>
           <w:r>
-            <w:instrText xml:space="preserve"> PAGEREF _Toc4894 \h </w:instrText>
+            <w:instrText xml:space="preserve"> PAGEREF _Toc20823 \h </w:instrText>
           </w:r>
           <w:r>
             <w:fldChar w:fldCharType="separate"/>
@@ -3101,7 +3103,7 @@
               <w:rFonts w:hint="eastAsia" w:ascii="Microsoft JhengHei" w:hAnsi="Microsoft JhengHei" w:eastAsia="Microsoft JhengHei" w:cs="Microsoft JhengHei"/>
               <w:szCs w:val="24"/>
             </w:rPr>
-            <w:instrText xml:space="preserve"> HYPERLINK \l _Toc20361 </w:instrText>
+            <w:instrText xml:space="preserve"> HYPERLINK \l _Toc14581 </w:instrText>
           </w:r>
           <w:r>
             <w:rPr>
@@ -3131,7 +3133,7 @@
             <w:fldChar w:fldCharType="begin"/>
           </w:r>
           <w:r>
-            <w:instrText xml:space="preserve"> PAGEREF _Toc20361 \h </w:instrText>
+            <w:instrText xml:space="preserve"> PAGEREF _Toc14581 \h </w:instrText>
           </w:r>
           <w:r>
             <w:fldChar w:fldCharType="separate"/>
@@ -3169,7 +3171,7 @@
               <w:rFonts w:hint="eastAsia" w:ascii="Microsoft JhengHei" w:hAnsi="Microsoft JhengHei" w:eastAsia="Microsoft JhengHei" w:cs="Microsoft JhengHei"/>
               <w:szCs w:val="24"/>
             </w:rPr>
-            <w:instrText xml:space="preserve"> HYPERLINK \l _Toc10186 </w:instrText>
+            <w:instrText xml:space="preserve"> HYPERLINK \l _Toc7674 </w:instrText>
           </w:r>
           <w:r>
             <w:rPr>
@@ -3194,7 +3196,7 @@
             <w:fldChar w:fldCharType="begin"/>
           </w:r>
           <w:r>
-            <w:instrText xml:space="preserve"> PAGEREF _Toc10186 \h </w:instrText>
+            <w:instrText xml:space="preserve"> PAGEREF _Toc7674 \h </w:instrText>
           </w:r>
           <w:r>
             <w:fldChar w:fldCharType="separate"/>
@@ -3303,7 +3305,7 @@
         <w:snapToGrid w:val="0"/>
         <w:textAlignment w:val="baseline"/>
       </w:pPr>
-      <w:bookmarkStart w:id="3" w:name="_Toc10387"/>
+      <w:bookmarkStart w:id="3" w:name="_Toc27569"/>
       <w:r>
         <w:t>目的</w:t>
       </w:r>
@@ -3349,7 +3351,7 @@
         <w:snapToGrid w:val="0"/>
         <w:textAlignment w:val="baseline"/>
       </w:pPr>
-      <w:bookmarkStart w:id="4" w:name="_Toc18834"/>
+      <w:bookmarkStart w:id="4" w:name="_Toc29808"/>
       <w:r>
         <w:t>适用范围</w:t>
       </w:r>
@@ -3395,7 +3397,7 @@
         <w:snapToGrid w:val="0"/>
         <w:textAlignment w:val="baseline"/>
       </w:pPr>
-      <w:bookmarkStart w:id="5" w:name="_Toc894"/>
+      <w:bookmarkStart w:id="5" w:name="_Toc27646"/>
       <w:r>
         <w:t>职责</w:t>
       </w:r>
@@ -3421,7 +3423,7 @@
       </w:pPr>
       <w:bookmarkStart w:id="6" w:name="bookmark21"/>
       <w:bookmarkEnd w:id="6"/>
-      <w:bookmarkStart w:id="7" w:name="_Toc31989"/>
+      <w:bookmarkStart w:id="7" w:name="_Toc14046"/>
       <w:r>
         <w:t>质量部</w:t>
       </w:r>
@@ -3488,12 +3490,7 @@
         <w:textAlignment w:val="baseline"/>
       </w:pPr>
       <w:r>
-        <w:t>质量部经理或其他指定人员担任审核</w:t>
-      </w:r>
-      <w:bookmarkStart w:id="27" w:name="_GoBack"/>
-      <w:bookmarkEnd w:id="27"/>
-      <w:r>
-        <w:t>组长，负责组织编制内部质量体系审核检查表，并组织内审的实施，负责不符合项的跟踪验证。</w:t>
+        <w:t>质量部经理或其他指定人员担任审核组长，负责组织编制内部质量体系审核检查表，并组织内审的实施，负责不符合项的跟踪验证。</w:t>
       </w:r>
     </w:p>
     <w:p>
@@ -3514,7 +3511,7 @@
         <w:snapToGrid w:val="0"/>
         <w:textAlignment w:val="baseline"/>
       </w:pPr>
-      <w:bookmarkStart w:id="8" w:name="_Toc24844"/>
+      <w:bookmarkStart w:id="8" w:name="_Toc19668"/>
       <w:r>
         <w:t>其他相关部门</w:t>
       </w:r>
@@ -3560,7 +3557,7 @@
         <w:snapToGrid w:val="0"/>
         <w:textAlignment w:val="baseline"/>
       </w:pPr>
-      <w:bookmarkStart w:id="9" w:name="_Toc12482"/>
+      <w:bookmarkStart w:id="9" w:name="_Toc17827"/>
       <w:r>
         <w:t>工作程序</w:t>
       </w:r>
@@ -3589,7 +3586,7 @@
       </w:pPr>
       <w:bookmarkStart w:id="10" w:name="bookmark22"/>
       <w:bookmarkEnd w:id="10"/>
-      <w:bookmarkStart w:id="11" w:name="_Toc17760"/>
+      <w:bookmarkStart w:id="11" w:name="_Toc4051"/>
       <w:r>
         <w:rPr>
           <w:rFonts w:hint="eastAsia"/>
@@ -3675,7 +3672,7 @@
       </w:pPr>
       <w:bookmarkStart w:id="12" w:name="bookmark23"/>
       <w:bookmarkEnd w:id="12"/>
-      <w:bookmarkStart w:id="13" w:name="_Toc21811"/>
+      <w:bookmarkStart w:id="13" w:name="_Toc9568"/>
       <w:r>
         <w:rPr>
           <w:rFonts w:hint="eastAsia"/>
@@ -3783,7 +3780,7 @@
           <w:rFonts w:hint="eastAsia"/>
         </w:rPr>
       </w:pPr>
-      <w:bookmarkStart w:id="14" w:name="_Toc29159"/>
+      <w:bookmarkStart w:id="14" w:name="_Toc4754"/>
       <w:r>
         <w:rPr>
           <w:rFonts w:hint="eastAsia"/>
@@ -3935,7 +3932,7 @@
         <w:snapToGrid w:val="0"/>
         <w:textAlignment w:val="baseline"/>
       </w:pPr>
-      <w:bookmarkStart w:id="15" w:name="_Toc22451"/>
+      <w:bookmarkStart w:id="15" w:name="_Toc25310"/>
       <w:r>
         <w:rPr>
           <w:rFonts w:hint="eastAsia"/>
@@ -4126,7 +4123,7 @@
         <w:snapToGrid w:val="0"/>
         <w:textAlignment w:val="baseline"/>
       </w:pPr>
-      <w:bookmarkStart w:id="16" w:name="_Toc20808"/>
+      <w:bookmarkStart w:id="16" w:name="_Toc1537"/>
       <w:r>
         <w:t>审核的计划</w:t>
       </w:r>
@@ -4174,7 +4171,7 @@
       </w:pPr>
       <w:bookmarkStart w:id="17" w:name="bookmark1"/>
       <w:bookmarkEnd w:id="17"/>
-      <w:bookmarkStart w:id="18" w:name="_Toc1935"/>
+      <w:bookmarkStart w:id="18" w:name="_Toc3445"/>
       <w:r>
         <w:t>审核的准备</w:t>
       </w:r>
@@ -4220,7 +4217,7 @@
         <w:snapToGrid w:val="0"/>
         <w:textAlignment w:val="baseline"/>
       </w:pPr>
-      <w:bookmarkStart w:id="19" w:name="_Toc20438"/>
+      <w:bookmarkStart w:id="19" w:name="_Toc23985"/>
       <w:r>
         <w:t>审核的实施</w:t>
       </w:r>
@@ -4527,7 +4524,7 @@
         <w:snapToGrid w:val="0"/>
         <w:textAlignment w:val="baseline"/>
       </w:pPr>
-      <w:bookmarkStart w:id="20" w:name="_Toc31011"/>
+      <w:bookmarkStart w:id="20" w:name="_Toc19870"/>
       <w:r>
         <w:t>不符合项报告</w:t>
       </w:r>
@@ -4625,7 +4622,7 @@
         <w:snapToGrid w:val="0"/>
         <w:textAlignment w:val="baseline"/>
       </w:pPr>
-      <w:bookmarkStart w:id="21" w:name="_Toc27783"/>
+      <w:bookmarkStart w:id="21" w:name="_Toc24229"/>
       <w:r>
         <w:t>审核报告</w:t>
       </w:r>
@@ -4658,7 +4655,7 @@
         <w:snapToGrid w:val="0"/>
         <w:textAlignment w:val="baseline"/>
       </w:pPr>
-      <w:bookmarkStart w:id="22" w:name="_Toc9066"/>
+      <w:bookmarkStart w:id="22" w:name="_Toc16666"/>
       <w:r>
         <w:t>总结会议</w:t>
       </w:r>
@@ -4691,7 +4688,7 @@
         <w:snapToGrid w:val="0"/>
         <w:textAlignment w:val="baseline"/>
       </w:pPr>
-      <w:bookmarkStart w:id="23" w:name="_Toc28355"/>
+      <w:bookmarkStart w:id="23" w:name="_Toc29009"/>
       <w:r>
         <w:t>服务改进措施</w:t>
       </w:r>
@@ -4724,7 +4721,7 @@
         <w:snapToGrid w:val="0"/>
         <w:textAlignment w:val="baseline"/>
       </w:pPr>
-      <w:bookmarkStart w:id="24" w:name="_Toc4894"/>
+      <w:bookmarkStart w:id="24" w:name="_Toc20823"/>
       <w:r>
         <w:t>跟踪验证</w:t>
       </w:r>
@@ -4761,7 +4758,7 @@
           <w:lang w:val="en-US" w:eastAsia="zh-CN"/>
         </w:rPr>
       </w:pPr>
-      <w:bookmarkStart w:id="25" w:name="_Toc20361"/>
+      <w:bookmarkStart w:id="25" w:name="_Toc14581"/>
       <w:r>
         <w:rPr>
           <w:rFonts w:hint="eastAsia"/>
@@ -5342,7 +5339,7 @@
         <w:snapToGrid w:val="0"/>
         <w:textAlignment w:val="baseline"/>
       </w:pPr>
-      <w:bookmarkStart w:id="26" w:name="_Toc10186"/>
+      <w:bookmarkStart w:id="26" w:name="_Toc7674"/>
       <w:r>
         <w:t>内审记录</w:t>
       </w:r>

--- a/4.质量管理/1.流程制度规范类文件/040101-内部审核管理制度.docx
+++ b/4.质量管理/1.流程制度规范类文件/040101-内部审核管理制度.docx
@@ -879,14 +879,16 @@
                 <w:lang w:val="en-US" w:eastAsia="zh-CN"/>
               </w:rPr>
             </w:pPr>
+            <w:bookmarkStart w:id="27" w:name="_GoBack"/>
+            <w:bookmarkEnd w:id="27"/>
             <w:r>
               <w:rPr>
-                <w:rFonts w:hint="eastAsia" w:ascii="宋体" w:hAnsi="宋体" w:eastAsia="宋体" w:cs="宋体"/>
+                <w:rFonts w:hint="eastAsia" w:ascii="宋体" w:hAnsi="宋体" w:cs="宋体"/>
                 <w:sz w:val="21"/>
                 <w:szCs w:val="21"/>
                 <w:lang w:val="en-US" w:eastAsia="zh-CN"/>
               </w:rPr>
-              <w:t>李平</w:t>
+              <w:t>吴广</w:t>
             </w:r>
           </w:p>
         </w:tc>
@@ -1743,8 +1745,6 @@
               <w:tab w:val="right" w:leader="dot" w:pos="8371"/>
             </w:tabs>
           </w:pPr>
-          <w:bookmarkStart w:id="27" w:name="_GoBack"/>
-          <w:bookmarkEnd w:id="27"/>
           <w:r>
             <w:rPr>
               <w:rFonts w:hint="eastAsia" w:ascii="Microsoft JhengHei" w:hAnsi="Microsoft JhengHei" w:eastAsia="Microsoft JhengHei" w:cs="Microsoft JhengHei"/>
